--- a/docs/content/summary_stats/summary_stats_lecture.docx
+++ b/docs/content/summary_stats/summary_stats_lecture.docx
@@ -31,7 +31,7 @@
         <w:pStyle w:val="Date"/>
       </w:pPr>
       <w:r>
-        <w:t xml:space="preserve">2026-09-04</w:t>
+        <w:t xml:space="preserve">2026-09-08</w:t>
       </w:r>
     </w:p>
     <w:bookmarkStart w:id="12" w:name="where-we-left-off-lecture-05-wrangling"/>

--- a/docs/content/summary_stats/summary_stats_lecture.docx
+++ b/docs/content/summary_stats/summary_stats_lecture.docx
@@ -139,7 +139,7 @@
         <w:rPr>
           <w:rStyle w:val="VerbatimChar"/>
         </w:rPr>
-        <w:t xml:space="preserve">tree_df</w:t>
+        <w:t xml:space="preserve">leaf_df</w:t>
       </w:r>
       <w:r>
         <w:t xml:space="preserve"> </w:t>
@@ -154,7 +154,7 @@
         <w:rPr>
           <w:rStyle w:val="VerbatimChar"/>
         </w:rPr>
-        <w:t xml:space="preserve">side</w:t>
+        <w:t xml:space="preserve">shade</w:t>
       </w:r>
       <w:r>
         <w:t xml:space="preserve">,</w:t>
@@ -166,7 +166,7 @@
         <w:rPr>
           <w:rStyle w:val="VerbatimChar"/>
         </w:rPr>
-        <w:t xml:space="preserve">weight_g</w:t>
+        <w:t xml:space="preserve">mass_g</w:t>
       </w:r>
       <w:r>
         <w:t xml:space="preserve">,</w:t>
@@ -178,7 +178,7 @@
         <w:rPr>
           <w:rStyle w:val="VerbatimChar"/>
         </w:rPr>
-        <w:t xml:space="preserve">width_cm</w:t>
+        <w:t xml:space="preserve">petiole_mm</w:t>
       </w:r>
       <w:r>
         <w:t xml:space="preserve">,</w:t>
@@ -190,7 +190,19 @@
         <w:rPr>
           <w:rStyle w:val="VerbatimChar"/>
         </w:rPr>
-        <w:t xml:space="preserve">height_cm</w:t>
+        <w:t xml:space="preserve">thickness_mm</w:t>
+      </w:r>
+      <w:r>
+        <w:t xml:space="preserve">,</w:t>
+      </w:r>
+      <w:r>
+        <w:t xml:space="preserve"> </w:t>
+      </w:r>
+      <w:r>
+        <w:rPr>
+          <w:rStyle w:val="VerbatimChar"/>
+        </w:rPr>
+        <w:t xml:space="preserve">paper_mass_g</w:t>
       </w:r>
     </w:p>
     <w:tbl>
@@ -753,7 +765,7 @@
         <w:t xml:space="preserve">two chunks</w:t>
       </w:r>
       <w:r>
-        <w:t xml:space="preserve">. After each chunk you switch to the activity worksheet and type the code yourself.</w:t>
+        <w:t xml:space="preserve">. After each chunk you switch to the activity and type the code yourself into your R script.</w:t>
       </w:r>
     </w:p>
     <w:p>
@@ -1096,6 +1108,27 @@
         <w:rPr>
           <w:rStyle w:val="NormalTok"/>
         </w:rPr>
+        <w:t xml:space="preserve">(janitor) </w:t>
+      </w:r>
+      <w:r>
+        <w:rPr>
+          <w:rStyle w:val="CommentTok"/>
+        </w:rPr>
+        <w:t xml:space="preserve"># clean_names()</w:t>
+      </w:r>
+      <w:r>
+        <w:br/>
+      </w:r>
+      <w:r>
+        <w:rPr>
+          <w:rStyle w:val="FunctionTok"/>
+        </w:rPr>
+        <w:t xml:space="preserve">library</w:t>
+      </w:r>
+      <w:r>
+        <w:rPr>
+          <w:rStyle w:val="NormalTok"/>
+        </w:rPr>
         <w:t xml:space="preserve">(skimr) </w:t>
       </w:r>
       <w:r>
@@ -1122,7 +1155,7 @@
         <w:rPr>
           <w:rStyle w:val="NormalTok"/>
         </w:rPr>
-        <w:t xml:space="preserve">tree_df </w:t>
+        <w:t xml:space="preserve">leaf_df </w:t>
       </w:r>
       <w:r>
         <w:rPr>
@@ -1152,13 +1185,40 @@
         <w:rPr>
           <w:rStyle w:val="StringTok"/>
         </w:rPr>
-        <w:t xml:space="preserve">"data/2026_06_25_tree_experiment_raw_data.xlsx"</w:t>
-      </w:r>
-      <w:r>
-        <w:rPr>
-          <w:rStyle w:val="NormalTok"/>
-        </w:rPr>
-        <w:t xml:space="preserve">)</w:t>
+        <w:t xml:space="preserve">"data/2026_09_03_data_sci_leaf_area.xlsx"</w:t>
+      </w:r>
+      <w:r>
+        <w:rPr>
+          <w:rStyle w:val="NormalTok"/>
+        </w:rPr>
+        <w:t xml:space="preserve">) </w:t>
+      </w:r>
+      <w:r>
+        <w:rPr>
+          <w:rStyle w:val="SpecialCharTok"/>
+        </w:rPr>
+        <w:t xml:space="preserve">%&gt;%</w:t>
+      </w:r>
+      <w:r>
+        <w:br/>
+      </w:r>
+      <w:r>
+        <w:rPr>
+          <w:rStyle w:val="NormalTok"/>
+        </w:rPr>
+        <w:t xml:space="preserve">  </w:t>
+      </w:r>
+      <w:r>
+        <w:rPr>
+          <w:rStyle w:val="FunctionTok"/>
+        </w:rPr>
+        <w:t xml:space="preserve">clean_names</w:t>
+      </w:r>
+      <w:r>
+        <w:rPr>
+          <w:rStyle w:val="NormalTok"/>
+        </w:rPr>
+        <w:t xml:space="preserve">()</w:t>
       </w:r>
     </w:p>
     <w:tbl>
@@ -1381,7 +1441,7 @@
           <w:b/>
           <w:bCs/>
         </w:rPr>
-        <w:t xml:space="preserve">🛑 After this chunk: Activity Parts 1–3 (mean, median, spread, and the NA problem).</w:t>
+        <w:t xml:space="preserve">🛑 After this chunk: Activity Parts 1–3 (load, the NA problem, and base-R stats).</w:t>
       </w:r>
     </w:p>
     <w:bookmarkEnd w:id="22"/>
@@ -1718,7 +1778,7 @@
         <w:rPr>
           <w:rStyle w:val="NormalTok"/>
         </w:rPr>
-        <w:t xml:space="preserve">sunny_wt </w:t>
+        <w:t xml:space="preserve">sunny_mass </w:t>
       </w:r>
       <w:r>
         <w:rPr>
@@ -1730,7 +1790,7 @@
         <w:rPr>
           <w:rStyle w:val="NormalTok"/>
         </w:rPr>
-        <w:t xml:space="preserve"> tree_df </w:t>
+        <w:t xml:space="preserve"> leaf_df </w:t>
       </w:r>
       <w:r>
         <w:rPr>
@@ -1757,7 +1817,7 @@
         <w:rPr>
           <w:rStyle w:val="NormalTok"/>
         </w:rPr>
-        <w:t xml:space="preserve">(side </w:t>
+        <w:t xml:space="preserve">(shade </w:t>
       </w:r>
       <w:r>
         <w:rPr>
@@ -1808,7 +1868,7 @@
         <w:rPr>
           <w:rStyle w:val="NormalTok"/>
         </w:rPr>
-        <w:t xml:space="preserve">(weight_g)</w:t>
+        <w:t xml:space="preserve">(mass_g)</w:t>
       </w:r>
       <w:r>
         <w:br/>
@@ -1820,7 +1880,7 @@
         <w:rPr>
           <w:rStyle w:val="NormalTok"/>
         </w:rPr>
-        <w:t xml:space="preserve">sunny_wt </w:t>
+        <w:t xml:space="preserve">sunny_mass </w:t>
       </w:r>
       <w:r>
         <w:rPr>
@@ -1837,7 +1897,25 @@
         <w:rPr>
           <w:rStyle w:val="VerbatimChar"/>
         </w:rPr>
-        <w:t xml:space="preserve"> [1] 4 3 5 3 4 3 5 4 3 4</w:t>
+        <w:t xml:space="preserve"> [1] 0.4000 0.4800 0.3400 0.6500 0.2700 0.4300 0.7366 0.4263 0.5682 0.7600</w:t>
+      </w:r>
+      <w:r>
+        <w:br/>
+      </w:r>
+      <w:r>
+        <w:rPr>
+          <w:rStyle w:val="VerbatimChar"/>
+        </w:rPr>
+        <w:t xml:space="preserve">[11] 0.5777 0.1933 0.7912 0.4990 0.6882 0.4162 0.6185 1.0842 0.6649 0.3571</w:t>
+      </w:r>
+      <w:r>
+        <w:br/>
+      </w:r>
+      <w:r>
+        <w:rPr>
+          <w:rStyle w:val="VerbatimChar"/>
+        </w:rPr>
+        <w:t xml:space="preserve">[21] 0.3484 0.5107 0.2303 0.3041 0.2817</w:t>
       </w:r>
     </w:p>
     <w:p>
@@ -1881,7 +1959,7 @@
         <w:rPr>
           <w:rStyle w:val="NormalTok"/>
         </w:rPr>
-        <w:t xml:space="preserve">(sunny_wt, </w:t>
+        <w:t xml:space="preserve">(sunny_mass, </w:t>
       </w:r>
       <w:r>
         <w:rPr>
@@ -1926,7 +2004,7 @@
         <w:rPr>
           <w:rStyle w:val="StringTok"/>
         </w:rPr>
-        <w:t xml:space="preserve">"Mean sunny weight:"</w:t>
+        <w:t xml:space="preserve">"Mean sunny mass:"</w:t>
       </w:r>
       <w:r>
         <w:rPr>
@@ -1950,7 +2028,7 @@
         <w:rPr>
           <w:rStyle w:val="DecValTok"/>
         </w:rPr>
-        <w:t xml:space="preserve">2</w:t>
+        <w:t xml:space="preserve">3</w:t>
       </w:r>
       <w:r>
         <w:rPr>
@@ -1991,7 +2069,7 @@
         <w:rPr>
           <w:rStyle w:val="VerbatimChar"/>
         </w:rPr>
-        <w:t xml:space="preserve">Mean sunny weight: 3.8 g</w:t>
+        <w:t xml:space="preserve">Mean sunny mass: 0.505 g</w:t>
       </w:r>
     </w:p>
     <w:p>
@@ -2006,7 +2084,7 @@
         <w:rPr>
           <w:rStyle w:val="VerbatimChar"/>
         </w:rPr>
-        <w:t xml:space="preserve">filter(side == "sunny")</w:t>
+        <w:t xml:space="preserve">filter(shade == "sunny")</w:t>
       </w:r>
       <w:r>
         <w:t xml:space="preserve"> </w:t>
@@ -2027,7 +2105,7 @@
         <w:rPr>
           <w:rStyle w:val="VerbatimChar"/>
         </w:rPr>
-        <w:t xml:space="preserve">pull(weight_g)</w:t>
+        <w:t xml:space="preserve">pull(mass_g)</w:t>
       </w:r>
       <w:r>
         <w:t xml:space="preserve"> </w:t>
@@ -2410,7 +2488,7 @@
         <w:rPr>
           <w:rStyle w:val="NormalTok"/>
         </w:rPr>
-        <w:t xml:space="preserve">shady_wt </w:t>
+        <w:t xml:space="preserve">shady_mass </w:t>
       </w:r>
       <w:r>
         <w:rPr>
@@ -2422,7 +2500,7 @@
         <w:rPr>
           <w:rStyle w:val="NormalTok"/>
         </w:rPr>
-        <w:t xml:space="preserve"> tree_df </w:t>
+        <w:t xml:space="preserve"> leaf_df </w:t>
       </w:r>
       <w:r>
         <w:rPr>
@@ -2449,7 +2527,7 @@
         <w:rPr>
           <w:rStyle w:val="NormalTok"/>
         </w:rPr>
-        <w:t xml:space="preserve">(side </w:t>
+        <w:t xml:space="preserve">(shade </w:t>
       </w:r>
       <w:r>
         <w:rPr>
@@ -2500,7 +2578,7 @@
         <w:rPr>
           <w:rStyle w:val="NormalTok"/>
         </w:rPr>
-        <w:t xml:space="preserve">(weight_g)</w:t>
+        <w:t xml:space="preserve">(mass_g)</w:t>
       </w:r>
       <w:r>
         <w:br/>
@@ -2536,7 +2614,7 @@
         <w:rPr>
           <w:rStyle w:val="NormalTok"/>
         </w:rPr>
-        <w:t xml:space="preserve">(sunny_wt, </w:t>
+        <w:t xml:space="preserve">(sunny_mass, </w:t>
       </w:r>
       <w:r>
         <w:rPr>
@@ -2593,7 +2671,7 @@
         <w:rPr>
           <w:rStyle w:val="NormalTok"/>
         </w:rPr>
-        <w:t xml:space="preserve">(shady_wt, </w:t>
+        <w:t xml:space="preserve">(shady_mass, </w:t>
       </w:r>
       <w:r>
         <w:rPr>
@@ -2665,7 +2743,7 @@
         <w:rPr>
           <w:rStyle w:val="DecValTok"/>
         </w:rPr>
-        <w:t xml:space="preserve">2</w:t>
+        <w:t xml:space="preserve">3</w:t>
       </w:r>
       <w:r>
         <w:rPr>
@@ -2706,7 +2784,7 @@
         <w:rPr>
           <w:rStyle w:val="VerbatimChar"/>
         </w:rPr>
-        <w:t xml:space="preserve">Median sunny: 4 </w:t>
+        <w:t xml:space="preserve">Median sunny: 0.48 </w:t>
       </w:r>
     </w:p>
     <w:p>
@@ -2753,7 +2831,7 @@
         <w:rPr>
           <w:rStyle w:val="DecValTok"/>
         </w:rPr>
-        <w:t xml:space="preserve">2</w:t>
+        <w:t xml:space="preserve">3</w:t>
       </w:r>
       <w:r>
         <w:rPr>
@@ -2794,7 +2872,7 @@
         <w:rPr>
           <w:rStyle w:val="VerbatimChar"/>
         </w:rPr>
-        <w:t xml:space="preserve">Median shady: 8 </w:t>
+        <w:t xml:space="preserve">Median shady: 0.521 </w:t>
       </w:r>
     </w:p>
     <w:bookmarkEnd w:id="26"/>
@@ -3144,7 +3222,7 @@
         <w:rPr>
           <w:rStyle w:val="NormalTok"/>
         </w:rPr>
-        <w:t xml:space="preserve">(sunny_wt, </w:t>
+        <w:t xml:space="preserve">(sunny_mass, </w:t>
       </w:r>
       <w:r>
         <w:rPr>
@@ -3201,7 +3279,7 @@
         <w:rPr>
           <w:rStyle w:val="NormalTok"/>
         </w:rPr>
-        <w:t xml:space="preserve">(shady_wt, </w:t>
+        <w:t xml:space="preserve">(shady_mass, </w:t>
       </w:r>
       <w:r>
         <w:rPr>
@@ -3273,7 +3351,7 @@
         <w:rPr>
           <w:rStyle w:val="DecValTok"/>
         </w:rPr>
-        <w:t xml:space="preserve">2</w:t>
+        <w:t xml:space="preserve">4</w:t>
       </w:r>
       <w:r>
         <w:rPr>
@@ -3314,7 +3392,7 @@
         <w:rPr>
           <w:rStyle w:val="VerbatimChar"/>
         </w:rPr>
-        <w:t xml:space="preserve">Variance sunny: 0.62 </w:t>
+        <w:t xml:space="preserve">Variance sunny: 0.0442 </w:t>
       </w:r>
     </w:p>
     <w:p>
@@ -3361,7 +3439,7 @@
         <w:rPr>
           <w:rStyle w:val="DecValTok"/>
         </w:rPr>
-        <w:t xml:space="preserve">2</w:t>
+        <w:t xml:space="preserve">4</w:t>
       </w:r>
       <w:r>
         <w:rPr>
@@ -3402,7 +3480,7 @@
         <w:rPr>
           <w:rStyle w:val="VerbatimChar"/>
         </w:rPr>
-        <w:t xml:space="preserve">Variance shady: 1.07 </w:t>
+        <w:t xml:space="preserve">Variance shady: 0.0219 </w:t>
       </w:r>
     </w:p>
     <w:tbl>
@@ -3856,7 +3934,7 @@
         <w:rPr>
           <w:rStyle w:val="NormalTok"/>
         </w:rPr>
-        <w:t xml:space="preserve">(sunny_wt, </w:t>
+        <w:t xml:space="preserve">(sunny_mass, </w:t>
       </w:r>
       <w:r>
         <w:rPr>
@@ -3913,7 +3991,7 @@
         <w:rPr>
           <w:rStyle w:val="NormalTok"/>
         </w:rPr>
-        <w:t xml:space="preserve">(shady_wt, </w:t>
+        <w:t xml:space="preserve">(shady_mass, </w:t>
       </w:r>
       <w:r>
         <w:rPr>
@@ -3985,7 +4063,7 @@
         <w:rPr>
           <w:rStyle w:val="DecValTok"/>
         </w:rPr>
-        <w:t xml:space="preserve">2</w:t>
+        <w:t xml:space="preserve">3</w:t>
       </w:r>
       <w:r>
         <w:rPr>
@@ -4026,7 +4104,7 @@
         <w:rPr>
           <w:rStyle w:val="VerbatimChar"/>
         </w:rPr>
-        <w:t xml:space="preserve">SD sunny: 0.79 g</w:t>
+        <w:t xml:space="preserve">SD sunny: 0.21 g</w:t>
       </w:r>
     </w:p>
     <w:p>
@@ -4073,7 +4151,7 @@
         <w:rPr>
           <w:rStyle w:val="DecValTok"/>
         </w:rPr>
-        <w:t xml:space="preserve">2</w:t>
+        <w:t xml:space="preserve">3</w:t>
       </w:r>
       <w:r>
         <w:rPr>
@@ -4114,7 +4192,7 @@
         <w:rPr>
           <w:rStyle w:val="VerbatimChar"/>
         </w:rPr>
-        <w:t xml:space="preserve">SD shady: 1.03 g</w:t>
+        <w:t xml:space="preserve">SD shady: 0.148 g</w:t>
       </w:r>
     </w:p>
     <w:bookmarkEnd w:id="31"/>
@@ -4464,7 +4542,7 @@
         <w:rPr>
           <w:rStyle w:val="NormalTok"/>
         </w:rPr>
-        <w:t xml:space="preserve">(sunny_wt))</w:t>
+        <w:t xml:space="preserve">(sunny_mass))</w:t>
       </w:r>
       <w:r>
         <w:br/>
@@ -4515,7 +4593,7 @@
         <w:rPr>
           <w:rStyle w:val="NormalTok"/>
         </w:rPr>
-        <w:t xml:space="preserve">(shady_wt))</w:t>
+        <w:t xml:space="preserve">(shady_mass))</w:t>
       </w:r>
       <w:r>
         <w:br/>
@@ -4673,7 +4751,7 @@
         <w:rPr>
           <w:rStyle w:val="VerbatimChar"/>
         </w:rPr>
-        <w:t xml:space="preserve">n sunny  = 10 </w:t>
+        <w:t xml:space="preserve">n sunny  = 25 </w:t>
       </w:r>
     </w:p>
     <w:p>
@@ -4720,7 +4798,7 @@
         <w:rPr>
           <w:rStyle w:val="DecValTok"/>
         </w:rPr>
-        <w:t xml:space="preserve">2</w:t>
+        <w:t xml:space="preserve">3</w:t>
       </w:r>
       <w:r>
         <w:rPr>
@@ -4761,7 +4839,7 @@
         <w:rPr>
           <w:rStyle w:val="VerbatimChar"/>
         </w:rPr>
-        <w:t xml:space="preserve">SE sunny = 0.25 g</w:t>
+        <w:t xml:space="preserve">SE sunny = 0.042 g</w:t>
       </w:r>
     </w:p>
     <w:p>
@@ -4825,7 +4903,7 @@
         <w:rPr>
           <w:rStyle w:val="VerbatimChar"/>
         </w:rPr>
-        <w:t xml:space="preserve">n shady  = 10 </w:t>
+        <w:t xml:space="preserve">n shady  = 28 </w:t>
       </w:r>
     </w:p>
     <w:p>
@@ -4872,7 +4950,7 @@
         <w:rPr>
           <w:rStyle w:val="DecValTok"/>
         </w:rPr>
-        <w:t xml:space="preserve">2</w:t>
+        <w:t xml:space="preserve">3</w:t>
       </w:r>
       <w:r>
         <w:rPr>
@@ -4913,7 +4991,7 @@
         <w:rPr>
           <w:rStyle w:val="VerbatimChar"/>
         </w:rPr>
-        <w:t xml:space="preserve">SE shady = 0.33 g</w:t>
+        <w:t xml:space="preserve">SE shady = 0.028 g</w:t>
       </w:r>
     </w:p>
     <w:bookmarkEnd w:id="32"/>
@@ -5476,6 +5554,33 @@
       </w:r>
       <w:r>
         <w:t xml:space="preserve">— R will not warn you!</w:t>
+      </w:r>
+    </w:p>
+    <w:p>
+      <w:pPr>
+        <w:pStyle w:val="Compact"/>
+        <w:numPr>
+          <w:ilvl w:val="0"/>
+          <w:numId w:val="1015"/>
+        </w:numPr>
+      </w:pPr>
+      <w:r>
+        <w:t xml:space="preserve">Our leaf data has real NAs too: not every leaf got a</w:t>
+      </w:r>
+      <w:r>
+        <w:t xml:space="preserve"> </w:t>
+      </w:r>
+      <w:r>
+        <w:rPr>
+          <w:rStyle w:val="VerbatimChar"/>
+        </w:rPr>
+        <w:t xml:space="preserve">paper_mass_g</w:t>
+      </w:r>
+      <w:r>
+        <w:t xml:space="preserve"> </w:t>
+      </w:r>
+      <w:r>
+        <w:t xml:space="preserve">measurement</w:t>
       </w:r>
     </w:p>
     <w:p>
@@ -5818,7 +5923,7 @@
         <w:rPr>
           <w:rStyle w:val="NormalTok"/>
         </w:rPr>
-        <w:t xml:space="preserve">(sunny_wt))</w:t>
+        <w:t xml:space="preserve">(sunny_mass))</w:t>
       </w:r>
       <w:r>
         <w:br/>
@@ -5839,7 +5944,7 @@
         <w:rPr>
           <w:rStyle w:val="StringTok"/>
         </w:rPr>
-        <w:t xml:space="preserve">"Non-missing sunny weights ="</w:t>
+        <w:t xml:space="preserve">"Non-missing sunny masses ="</w:t>
       </w:r>
       <w:r>
         <w:rPr>
@@ -5880,7 +5985,7 @@
         <w:rPr>
           <w:rStyle w:val="VerbatimChar"/>
         </w:rPr>
-        <w:t xml:space="preserve">Non-missing sunny weights = 10 </w:t>
+        <w:t xml:space="preserve">Non-missing sunny masses = 25 </w:t>
       </w:r>
     </w:p>
     <w:p>
@@ -6251,7 +6356,7 @@
         <w:rPr>
           <w:rStyle w:val="NormalTok"/>
         </w:rPr>
-        <w:t xml:space="preserve">(sunny_wt))</w:t>
+        <w:t xml:space="preserve">(sunny_mass))</w:t>
       </w:r>
       <w:r>
         <w:br/>
@@ -6284,7 +6389,7 @@
         <w:rPr>
           <w:rStyle w:val="NormalTok"/>
         </w:rPr>
-        <w:t xml:space="preserve">(sunny_wt, </w:t>
+        <w:t xml:space="preserve">(sunny_mass, </w:t>
       </w:r>
       <w:r>
         <w:rPr>
@@ -6341,7 +6446,7 @@
         <w:rPr>
           <w:rStyle w:val="NormalTok"/>
         </w:rPr>
-        <w:t xml:space="preserve">(sunny_wt, </w:t>
+        <w:t xml:space="preserve">(sunny_mass, </w:t>
       </w:r>
       <w:r>
         <w:rPr>
@@ -6398,7 +6503,7 @@
         <w:rPr>
           <w:rStyle w:val="NormalTok"/>
         </w:rPr>
-        <w:t xml:space="preserve">(sunny_wt, </w:t>
+        <w:t xml:space="preserve">(sunny_mass, </w:t>
       </w:r>
       <w:r>
         <w:rPr>
@@ -6584,7 +6689,7 @@
         <w:rPr>
           <w:rStyle w:val="VerbatimChar"/>
         </w:rPr>
-        <w:t xml:space="preserve">n      = 10 </w:t>
+        <w:t xml:space="preserve">n      = 25 </w:t>
       </w:r>
     </w:p>
     <w:p>
@@ -6631,7 +6736,7 @@
         <w:rPr>
           <w:rStyle w:val="DecValTok"/>
         </w:rPr>
-        <w:t xml:space="preserve">2</w:t>
+        <w:t xml:space="preserve">3</w:t>
       </w:r>
       <w:r>
         <w:rPr>
@@ -6672,7 +6777,7 @@
         <w:rPr>
           <w:rStyle w:val="VerbatimChar"/>
         </w:rPr>
-        <w:t xml:space="preserve">Mean   = 3.8 </w:t>
+        <w:t xml:space="preserve">Mean   = 0.505 </w:t>
       </w:r>
     </w:p>
     <w:p>
@@ -6719,7 +6824,7 @@
         <w:rPr>
           <w:rStyle w:val="DecValTok"/>
         </w:rPr>
-        <w:t xml:space="preserve">2</w:t>
+        <w:t xml:space="preserve">3</w:t>
       </w:r>
       <w:r>
         <w:rPr>
@@ -6760,7 +6865,7 @@
         <w:rPr>
           <w:rStyle w:val="VerbatimChar"/>
         </w:rPr>
-        <w:t xml:space="preserve">Median = 4 </w:t>
+        <w:t xml:space="preserve">Median = 0.48 </w:t>
       </w:r>
     </w:p>
     <w:p>
@@ -6807,7 +6912,7 @@
         <w:rPr>
           <w:rStyle w:val="DecValTok"/>
         </w:rPr>
-        <w:t xml:space="preserve">2</w:t>
+        <w:t xml:space="preserve">3</w:t>
       </w:r>
       <w:r>
         <w:rPr>
@@ -6848,7 +6953,7 @@
         <w:rPr>
           <w:rStyle w:val="VerbatimChar"/>
         </w:rPr>
-        <w:t xml:space="preserve">SD     = 0.79 </w:t>
+        <w:t xml:space="preserve">SD     = 0.21 </w:t>
       </w:r>
     </w:p>
     <w:p>
@@ -6895,7 +7000,7 @@
         <w:rPr>
           <w:rStyle w:val="DecValTok"/>
         </w:rPr>
-        <w:t xml:space="preserve">2</w:t>
+        <w:t xml:space="preserve">3</w:t>
       </w:r>
       <w:r>
         <w:rPr>
@@ -6936,7 +7041,7 @@
         <w:rPr>
           <w:rStyle w:val="VerbatimChar"/>
         </w:rPr>
-        <w:t xml:space="preserve">SE     = 0.25 </w:t>
+        <w:t xml:space="preserve">SE     = 0.042 </w:t>
       </w:r>
     </w:p>
     <w:p>
@@ -7051,7 +7156,7 @@
         <w:pStyle w:val="BodyText"/>
       </w:pPr>
       <w:r>
-        <w:t xml:space="preserve">Mean, median, spread, and the NA problem. Predict each output, type it, then run it.</w:t>
+        <w:t xml:space="preserve">Load the data, work the NA problem, and compute mean / median / spread in base R. Predict each output, type it, then run it.</w:t>
       </w:r>
     </w:p>
     <w:bookmarkEnd w:id="39"/>
@@ -7332,7 +7437,7 @@
               <w:rPr>
                 <w:rStyle w:val="VerbatimChar"/>
               </w:rPr>
-              <w:t xml:space="preserve">side</w:t>
+              <w:t xml:space="preserve">shade</w:t>
             </w:r>
             <w:r>
               <w:t xml:space="preserve"> </w:t>
@@ -7374,7 +7479,7 @@
         <w:rPr>
           <w:rStyle w:val="NormalTok"/>
         </w:rPr>
-        <w:t xml:space="preserve"> tree_df </w:t>
+        <w:t xml:space="preserve"> leaf_df </w:t>
       </w:r>
       <w:r>
         <w:rPr>
@@ -7401,7 +7506,7 @@
         <w:rPr>
           <w:rStyle w:val="NormalTok"/>
         </w:rPr>
-        <w:t xml:space="preserve">(side) </w:t>
+        <w:t xml:space="preserve">(shade) </w:t>
       </w:r>
       <w:r>
         <w:rPr>
@@ -7479,7 +7584,7 @@
         <w:rPr>
           <w:rStyle w:val="NormalTok"/>
         </w:rPr>
-        <w:t xml:space="preserve">(weight_g)),</w:t>
+        <w:t xml:space="preserve">(mass_g)),</w:t>
       </w:r>
       <w:r>
         <w:br/>
@@ -7494,7 +7599,7 @@
         <w:rPr>
           <w:rStyle w:val="AttributeTok"/>
         </w:rPr>
-        <w:t xml:space="preserve">mean_wt =</w:t>
+        <w:t xml:space="preserve">mean_mass =</w:t>
       </w:r>
       <w:r>
         <w:rPr>
@@ -7524,7 +7629,7 @@
         <w:rPr>
           <w:rStyle w:val="NormalTok"/>
         </w:rPr>
-        <w:t xml:space="preserve">(weight_g, </w:t>
+        <w:t xml:space="preserve">(mass_g, </w:t>
       </w:r>
       <w:r>
         <w:rPr>
@@ -7554,7 +7659,7 @@
         <w:rPr>
           <w:rStyle w:val="DecValTok"/>
         </w:rPr>
-        <w:t xml:space="preserve">2</w:t>
+        <w:t xml:space="preserve">3</w:t>
       </w:r>
       <w:r>
         <w:rPr>
@@ -7575,7 +7680,7 @@
         <w:rPr>
           <w:rStyle w:val="AttributeTok"/>
         </w:rPr>
-        <w:t xml:space="preserve">med_wt =</w:t>
+        <w:t xml:space="preserve">med_mass =</w:t>
       </w:r>
       <w:r>
         <w:rPr>
@@ -7605,7 +7710,7 @@
         <w:rPr>
           <w:rStyle w:val="NormalTok"/>
         </w:rPr>
-        <w:t xml:space="preserve">(weight_g, </w:t>
+        <w:t xml:space="preserve">(mass_g, </w:t>
       </w:r>
       <w:r>
         <w:rPr>
@@ -7635,7 +7740,7 @@
         <w:rPr>
           <w:rStyle w:val="DecValTok"/>
         </w:rPr>
-        <w:t xml:space="preserve">2</w:t>
+        <w:t xml:space="preserve">3</w:t>
       </w:r>
       <w:r>
         <w:rPr>
@@ -7656,7 +7761,7 @@
         <w:rPr>
           <w:rStyle w:val="AttributeTok"/>
         </w:rPr>
-        <w:t xml:space="preserve">sd_wt =</w:t>
+        <w:t xml:space="preserve">sd_mass =</w:t>
       </w:r>
       <w:r>
         <w:rPr>
@@ -7686,7 +7791,7 @@
         <w:rPr>
           <w:rStyle w:val="NormalTok"/>
         </w:rPr>
-        <w:t xml:space="preserve">(weight_g, </w:t>
+        <w:t xml:space="preserve">(mass_g, </w:t>
       </w:r>
       <w:r>
         <w:rPr>
@@ -7716,7 +7821,7 @@
         <w:rPr>
           <w:rStyle w:val="DecValTok"/>
         </w:rPr>
-        <w:t xml:space="preserve">2</w:t>
+        <w:t xml:space="preserve">3</w:t>
       </w:r>
       <w:r>
         <w:rPr>
@@ -7737,7 +7842,7 @@
         <w:rPr>
           <w:rStyle w:val="AttributeTok"/>
         </w:rPr>
-        <w:t xml:space="preserve">se_wt =</w:t>
+        <w:t xml:space="preserve">se_mass =</w:t>
       </w:r>
       <w:r>
         <w:rPr>
@@ -7755,7 +7860,7 @@
         <w:rPr>
           <w:rStyle w:val="NormalTok"/>
         </w:rPr>
-        <w:t xml:space="preserve">(sd_wt </w:t>
+        <w:t xml:space="preserve">(sd_mass </w:t>
       </w:r>
       <w:r>
         <w:rPr>
@@ -7785,7 +7890,7 @@
         <w:rPr>
           <w:rStyle w:val="DecValTok"/>
         </w:rPr>
-        <w:t xml:space="preserve">2</w:t>
+        <w:t xml:space="preserve">3</w:t>
       </w:r>
       <w:r>
         <w:rPr>
@@ -7832,7 +7937,7 @@
         <w:rPr>
           <w:rStyle w:val="VerbatimChar"/>
         </w:rPr>
-        <w:t xml:space="preserve">  side      n mean_wt med_wt sd_wt se_wt</w:t>
+        <w:t xml:space="preserve">  shade     n mean_mass med_mass sd_mass se_mass</w:t>
       </w:r>
       <w:r>
         <w:br/>
@@ -7841,7 +7946,7 @@
         <w:rPr>
           <w:rStyle w:val="VerbatimChar"/>
         </w:rPr>
-        <w:t xml:space="preserve">  &lt;chr&gt; &lt;int&gt;   &lt;dbl&gt;  &lt;dbl&gt; &lt;dbl&gt; &lt;dbl&gt;</w:t>
+        <w:t xml:space="preserve">  &lt;chr&gt; &lt;int&gt;     &lt;dbl&gt;    &lt;dbl&gt;   &lt;dbl&gt;   &lt;dbl&gt;</w:t>
       </w:r>
       <w:r>
         <w:br/>
@@ -7850,7 +7955,7 @@
         <w:rPr>
           <w:rStyle w:val="VerbatimChar"/>
         </w:rPr>
-        <w:t xml:space="preserve">1 shady    10     7.8      8  1.03  0.33</w:t>
+        <w:t xml:space="preserve">1 shady    28     0.523    0.521   0.148   0.028</w:t>
       </w:r>
       <w:r>
         <w:br/>
@@ -7859,7 +7964,7 @@
         <w:rPr>
           <w:rStyle w:val="VerbatimChar"/>
         </w:rPr>
-        <w:t xml:space="preserve">2 sunny    10     3.8      4  0.79  0.25</w:t>
+        <w:t xml:space="preserve">2 sunny    25     0.505    0.48    0.21    0.042</w:t>
       </w:r>
     </w:p>
     <w:p>
@@ -7874,7 +7979,7 @@
         <w:rPr>
           <w:rStyle w:val="VerbatimChar"/>
         </w:rPr>
-        <w:t xml:space="preserve">group_by(side)</w:t>
+        <w:t xml:space="preserve">group_by(shade)</w:t>
       </w:r>
       <w:r>
         <w:t xml:space="preserve"> </w:t>
@@ -7889,7 +7994,7 @@
         <w:rPr>
           <w:rStyle w:val="VerbatimChar"/>
         </w:rPr>
-        <w:t xml:space="preserve">side</w:t>
+        <w:t xml:space="preserve">shade</w:t>
       </w:r>
       <w:r>
         <w:t xml:space="preserve"> </w:t>
@@ -7956,7 +8061,7 @@
         <w:rPr>
           <w:rStyle w:val="VerbatimChar"/>
         </w:rPr>
-        <w:t xml:space="preserve">sd_wt</w:t>
+        <w:t xml:space="preserve">sd_mass</w:t>
       </w:r>
       <w:r>
         <w:t xml:space="preserve"> </w:t>
@@ -7971,7 +8076,7 @@
         <w:rPr>
           <w:rStyle w:val="VerbatimChar"/>
         </w:rPr>
-        <w:t xml:space="preserve">se_wt</w:t>
+        <w:t xml:space="preserve">se_mass</w:t>
       </w:r>
       <w:r>
         <w:t xml:space="preserve">)</w:t>
@@ -8047,7 +8152,7 @@
         <w:rPr>
           <w:rStyle w:val="NormalTok"/>
         </w:rPr>
-        <w:t xml:space="preserve"> tree_df </w:t>
+        <w:t xml:space="preserve"> leaf_df </w:t>
       </w:r>
       <w:r>
         <w:rPr>
@@ -8074,7 +8179,7 @@
         <w:rPr>
           <w:rStyle w:val="NormalTok"/>
         </w:rPr>
-        <w:t xml:space="preserve">(side) </w:t>
+        <w:t xml:space="preserve">(shade) </w:t>
       </w:r>
       <w:r>
         <w:rPr>
@@ -8152,7 +8257,7 @@
         <w:rPr>
           <w:rStyle w:val="NormalTok"/>
         </w:rPr>
-        <w:t xml:space="preserve">(weight_g)),</w:t>
+        <w:t xml:space="preserve">(mass_g)),</w:t>
       </w:r>
       <w:r>
         <w:br/>
@@ -8167,7 +8272,7 @@
         <w:rPr>
           <w:rStyle w:val="AttributeTok"/>
         </w:rPr>
-        <w:t xml:space="preserve">mean_wt =</w:t>
+        <w:t xml:space="preserve">mean_mass =</w:t>
       </w:r>
       <w:r>
         <w:rPr>
@@ -8197,7 +8302,7 @@
         <w:rPr>
           <w:rStyle w:val="NormalTok"/>
         </w:rPr>
-        <w:t xml:space="preserve">(weight_g, </w:t>
+        <w:t xml:space="preserve">(mass_g, </w:t>
       </w:r>
       <w:r>
         <w:rPr>
@@ -8227,7 +8332,7 @@
         <w:rPr>
           <w:rStyle w:val="DecValTok"/>
         </w:rPr>
-        <w:t xml:space="preserve">2</w:t>
+        <w:t xml:space="preserve">3</w:t>
       </w:r>
       <w:r>
         <w:rPr>
@@ -8248,7 +8353,7 @@
         <w:rPr>
           <w:rStyle w:val="AttributeTok"/>
         </w:rPr>
-        <w:t xml:space="preserve">mean_ht =</w:t>
+        <w:t xml:space="preserve">mean_thick =</w:t>
       </w:r>
       <w:r>
         <w:rPr>
@@ -8278,7 +8383,7 @@
         <w:rPr>
           <w:rStyle w:val="NormalTok"/>
         </w:rPr>
-        <w:t xml:space="preserve">(height_cm, </w:t>
+        <w:t xml:space="preserve">(thickness_mm, </w:t>
       </w:r>
       <w:r>
         <w:rPr>
@@ -8308,7 +8413,7 @@
         <w:rPr>
           <w:rStyle w:val="DecValTok"/>
         </w:rPr>
-        <w:t xml:space="preserve">2</w:t>
+        <w:t xml:space="preserve">3</w:t>
       </w:r>
       <w:r>
         <w:rPr>
@@ -8329,7 +8434,7 @@
         <w:rPr>
           <w:rStyle w:val="AttributeTok"/>
         </w:rPr>
-        <w:t xml:space="preserve">mean_wd =</w:t>
+        <w:t xml:space="preserve">mean_pet =</w:t>
       </w:r>
       <w:r>
         <w:rPr>
@@ -8359,7 +8464,7 @@
         <w:rPr>
           <w:rStyle w:val="NormalTok"/>
         </w:rPr>
-        <w:t xml:space="preserve">(width_cm, </w:t>
+        <w:t xml:space="preserve">(petiole_mm, </w:t>
       </w:r>
       <w:r>
         <w:rPr>
@@ -8389,7 +8494,7 @@
         <w:rPr>
           <w:rStyle w:val="DecValTok"/>
         </w:rPr>
-        <w:t xml:space="preserve">2</w:t>
+        <w:t xml:space="preserve">1</w:t>
       </w:r>
       <w:r>
         <w:rPr>
@@ -8436,7 +8541,7 @@
         <w:rPr>
           <w:rStyle w:val="VerbatimChar"/>
         </w:rPr>
-        <w:t xml:space="preserve">  side      n mean_wt mean_ht mean_wd</w:t>
+        <w:t xml:space="preserve">  shade     n mean_mass mean_thick mean_pet</w:t>
       </w:r>
       <w:r>
         <w:br/>
@@ -8445,7 +8550,7 @@
         <w:rPr>
           <w:rStyle w:val="VerbatimChar"/>
         </w:rPr>
-        <w:t xml:space="preserve">  &lt;chr&gt; &lt;int&gt;   &lt;dbl&gt;   &lt;dbl&gt;   &lt;dbl&gt;</w:t>
+        <w:t xml:space="preserve">  &lt;chr&gt; &lt;int&gt;     &lt;dbl&gt;      &lt;dbl&gt;    &lt;dbl&gt;</w:t>
       </w:r>
       <w:r>
         <w:br/>
@@ -8454,7 +8559,7 @@
         <w:rPr>
           <w:rStyle w:val="VerbatimChar"/>
         </w:rPr>
-        <w:t xml:space="preserve">1 shady    10     7.8    27.9    17.3</w:t>
+        <w:t xml:space="preserve">1 shady    28     0.523      0.356     56.7</w:t>
       </w:r>
       <w:r>
         <w:br/>
@@ -8463,7 +8568,7 @@
         <w:rPr>
           <w:rStyle w:val="VerbatimChar"/>
         </w:rPr>
-        <w:t xml:space="preserve">2 sunny    10     3.8    22.3    13.7</w:t>
+        <w:t xml:space="preserve">2 sunny    25     0.505      0.29      54.4</w:t>
       </w:r>
     </w:p>
     <w:p>
@@ -8559,7 +8664,7 @@
         <w:rPr>
           <w:rStyle w:val="VerbatimChar"/>
         </w:rPr>
-        <w:t xml:space="preserve">mean_wt</w:t>
+        <w:t xml:space="preserve">mean_mass</w:t>
       </w:r>
     </w:p>
     <w:p>
@@ -8571,7 +8676,7 @@
         </w:numPr>
       </w:pPr>
       <w:r>
-        <w:t xml:space="preserve">Shady taller? → check</w:t>
+        <w:t xml:space="preserve">Shady leaves thicker? → check</w:t>
       </w:r>
       <w:r>
         <w:t xml:space="preserve"> </w:t>
@@ -8580,7 +8685,7 @@
         <w:rPr>
           <w:rStyle w:val="VerbatimChar"/>
         </w:rPr>
-        <w:t xml:space="preserve">mean_ht</w:t>
+        <w:t xml:space="preserve">mean_thick</w:t>
       </w:r>
     </w:p>
     <w:p>
@@ -8592,7 +8697,7 @@
         </w:numPr>
       </w:pPr>
       <w:r>
-        <w:t xml:space="preserve">Shady wider? → check</w:t>
+        <w:t xml:space="preserve">Shady petioles longer? → check</w:t>
       </w:r>
       <w:r>
         <w:t xml:space="preserve"> </w:t>
@@ -8601,7 +8706,7 @@
         <w:rPr>
           <w:rStyle w:val="VerbatimChar"/>
         </w:rPr>
-        <w:t xml:space="preserve">mean_wd</w:t>
+        <w:t xml:space="preserve">mean_pet</w:t>
       </w:r>
     </w:p>
     <w:bookmarkEnd w:id="45"/>
@@ -8652,7 +8757,7 @@
         <w:rPr>
           <w:rStyle w:val="NormalTok"/>
         </w:rPr>
-        <w:t xml:space="preserve"> tree_df </w:t>
+        <w:t xml:space="preserve"> leaf_df </w:t>
       </w:r>
       <w:r>
         <w:rPr>
@@ -8679,7 +8784,7 @@
         <w:rPr>
           <w:rStyle w:val="NormalTok"/>
         </w:rPr>
-        <w:t xml:space="preserve">(side) </w:t>
+        <w:t xml:space="preserve">(shade) </w:t>
       </w:r>
       <w:r>
         <w:rPr>
@@ -8748,7 +8853,7 @@
         <w:rPr>
           <w:rStyle w:val="NormalTok"/>
         </w:rPr>
-        <w:t xml:space="preserve">(weight_g, width_cm, height_cm),</w:t>
+        <w:t xml:space="preserve">(mass_g, petiole_mm, thickness_mm),</w:t>
       </w:r>
       <w:r>
         <w:br/>
@@ -8823,7 +8928,7 @@
         <w:rPr>
           <w:rStyle w:val="DecValTok"/>
         </w:rPr>
-        <w:t xml:space="preserve">2</w:t>
+        <w:t xml:space="preserve">3</w:t>
       </w:r>
       <w:r>
         <w:rPr>
@@ -8879,7 +8984,7 @@
         <w:rPr>
           <w:rStyle w:val="VerbatimChar"/>
         </w:rPr>
-        <w:t xml:space="preserve">  side  weight_g width_cm height_cm</w:t>
+        <w:t xml:space="preserve">  shade mass_g petiole_mm thickness_mm</w:t>
       </w:r>
       <w:r>
         <w:br/>
@@ -8888,7 +8993,7 @@
         <w:rPr>
           <w:rStyle w:val="VerbatimChar"/>
         </w:rPr>
-        <w:t xml:space="preserve">  &lt;chr&gt;    &lt;dbl&gt;    &lt;dbl&gt;     &lt;dbl&gt;</w:t>
+        <w:t xml:space="preserve">  &lt;chr&gt;  &lt;dbl&gt;      &lt;dbl&gt;        &lt;dbl&gt;</w:t>
       </w:r>
       <w:r>
         <w:br/>
@@ -8897,7 +9002,7 @@
         <w:rPr>
           <w:rStyle w:val="VerbatimChar"/>
         </w:rPr>
-        <w:t xml:space="preserve">1 shady      7.8     17.3      27.9</w:t>
+        <w:t xml:space="preserve">1 shady  0.523       56.7        0.356</w:t>
       </w:r>
       <w:r>
         <w:br/>
@@ -8906,7 +9011,7 @@
         <w:rPr>
           <w:rStyle w:val="VerbatimChar"/>
         </w:rPr>
-        <w:t xml:space="preserve">2 sunny      3.8     13.7      22.3</w:t>
+        <w:t xml:space="preserve">2 sunny  0.505       54.4        0.29 </w:t>
       </w:r>
     </w:p>
     <w:p>
@@ -8991,7 +9096,7 @@
         <w:rPr>
           <w:rStyle w:val="VerbatimChar"/>
         </w:rPr>
-        <w:t xml:space="preserve">mean_wt</w:t>
+        <w:t xml:space="preserve">mean_mass</w:t>
       </w:r>
       <w:r>
         <w:t xml:space="preserve">/</w:t>
@@ -9000,7 +9105,7 @@
         <w:rPr>
           <w:rStyle w:val="VerbatimChar"/>
         </w:rPr>
-        <w:t xml:space="preserve">mean_ht</w:t>
+        <w:t xml:space="preserve">mean_thick</w:t>
       </w:r>
       <w:r>
         <w:t xml:space="preserve">/</w:t>
@@ -9009,7 +9114,7 @@
         <w:rPr>
           <w:rStyle w:val="VerbatimChar"/>
         </w:rPr>
-        <w:t xml:space="preserve">mean_wd</w:t>
+        <w:t xml:space="preserve">mean_pet</w:t>
       </w:r>
       <w:r>
         <w:t xml:space="preserve"> </w:t>
@@ -9176,7 +9281,7 @@
         <w:rPr>
           <w:rStyle w:val="CommentTok"/>
         </w:rPr>
-        <w:t xml:space="preserve"># skim() grouped by side — full column summaries ------</w:t>
+        <w:t xml:space="preserve"># skim() grouped by shade — full column summaries -----</w:t>
       </w:r>
       <w:r>
         <w:br/>
@@ -9185,7 +9290,7 @@
         <w:rPr>
           <w:rStyle w:val="NormalTok"/>
         </w:rPr>
-        <w:t xml:space="preserve">tree_df </w:t>
+        <w:t xml:space="preserve">leaf_df </w:t>
       </w:r>
       <w:r>
         <w:rPr>
@@ -9212,7 +9317,7 @@
         <w:rPr>
           <w:rStyle w:val="NormalTok"/>
         </w:rPr>
-        <w:t xml:space="preserve">(side) </w:t>
+        <w:t xml:space="preserve">(shade) </w:t>
       </w:r>
       <w:r>
         <w:rPr>
@@ -9308,7 +9413,7 @@
               <w:jc w:val="left"/>
             </w:pPr>
             <w:r>
-              <w:t xml:space="preserve">20</w:t>
+              <w:t xml:space="preserve">53</w:t>
             </w:r>
           </w:p>
         </w:tc>
@@ -9334,7 +9439,7 @@
               <w:jc w:val="left"/>
             </w:pPr>
             <w:r>
-              <w:t xml:space="preserve">5</w:t>
+              <w:t xml:space="preserve">8</w:t>
             </w:r>
           </w:p>
         </w:tc>
@@ -9392,7 +9497,7 @@
               <w:jc w:val="left"/>
             </w:pPr>
             <w:r>
-              <w:t xml:space="preserve">numeric</w:t>
+              <w:t xml:space="preserve">character</w:t>
             </w:r>
           </w:p>
         </w:tc>
@@ -9404,7 +9509,7 @@
               <w:jc w:val="left"/>
             </w:pPr>
             <w:r>
-              <w:t xml:space="preserve">4</w:t>
+              <w:t xml:space="preserve">3</w:t>
             </w:r>
           </w:p>
         </w:tc>
@@ -9418,16 +9523,20 @@
               <w:jc w:val="left"/>
             </w:pPr>
             <w:r>
-              <w:t xml:space="preserve">________________________</w:t>
-            </w:r>
-          </w:p>
-        </w:tc>
-        <w:tc>
-          <w:tcPr/>
-          <w:p>
-            <w:pPr>
-              <w:pStyle w:val="Compact"/>
-            </w:pPr>
+              <w:t xml:space="preserve">numeric</w:t>
+            </w:r>
+          </w:p>
+        </w:tc>
+        <w:tc>
+          <w:tcPr/>
+          <w:p>
+            <w:pPr>
+              <w:pStyle w:val="Compact"/>
+              <w:jc w:val="left"/>
+            </w:pPr>
+            <w:r>
+              <w:t xml:space="preserve">4</w:t>
+            </w:r>
           </w:p>
         </w:tc>
       </w:tr>
@@ -9440,6 +9549,28 @@
               <w:jc w:val="left"/>
             </w:pPr>
             <w:r>
+              <w:t xml:space="preserve">________________________</w:t>
+            </w:r>
+          </w:p>
+        </w:tc>
+        <w:tc>
+          <w:tcPr/>
+          <w:p>
+            <w:pPr>
+              <w:pStyle w:val="Compact"/>
+            </w:pPr>
+          </w:p>
+        </w:tc>
+      </w:tr>
+      <w:tr>
+        <w:tc>
+          <w:tcPr/>
+          <w:p>
+            <w:pPr>
+              <w:pStyle w:val="Compact"/>
+              <w:jc w:val="left"/>
+            </w:pPr>
+            <w:r>
               <w:t xml:space="preserve">Group variables</w:t>
             </w:r>
           </w:p>
@@ -9452,7 +9583,7 @@
               <w:jc w:val="left"/>
             </w:pPr>
             <w:r>
-              <w:t xml:space="preserve">side</w:t>
+              <w:t xml:space="preserve">shade</w:t>
             </w:r>
           </w:p>
         </w:tc>
@@ -9467,7 +9598,7 @@
           <w:b/>
           <w:bCs/>
         </w:rPr>
-        <w:t xml:space="preserve">Variable type: numeric</w:t>
+        <w:t xml:space="preserve">Variable type: character</w:t>
       </w:r>
     </w:p>
     <w:tbl>
@@ -9478,18 +9609,15 @@
         <w:tblLook w:firstRow="1" w:lastRow="0" w:firstColumn="0" w:lastColumn="0" w:noHBand="0" w:noVBand="0" w:val="0020"/>
       </w:tblPr>
       <w:tblGrid>
-        <w:gridCol w:w="1304"/>
-        <w:gridCol w:w="559"/>
-        <w:gridCol w:w="931"/>
-        <w:gridCol w:w="1304"/>
-        <w:gridCol w:w="465"/>
-        <w:gridCol w:w="465"/>
-        <w:gridCol w:w="279"/>
-        <w:gridCol w:w="559"/>
-        <w:gridCol w:w="465"/>
-        <w:gridCol w:w="559"/>
-        <w:gridCol w:w="465"/>
-        <w:gridCol w:w="559"/>
+        <w:gridCol w:w="1421"/>
+        <w:gridCol w:w="609"/>
+        <w:gridCol w:w="1015"/>
+        <w:gridCol w:w="1421"/>
+        <w:gridCol w:w="406"/>
+        <w:gridCol w:w="406"/>
+        <w:gridCol w:w="609"/>
+        <w:gridCol w:w="913"/>
+        <w:gridCol w:w="1116"/>
       </w:tblGrid>
       <w:tr>
         <w:trPr>
@@ -9515,7 +9643,7 @@
               <w:jc w:val="left"/>
             </w:pPr>
             <w:r>
-              <w:t xml:space="preserve">side</w:t>
+              <w:t xml:space="preserve">shade</w:t>
             </w:r>
           </w:p>
         </w:tc>
@@ -9551,7 +9679,7 @@
               <w:jc w:val="right"/>
             </w:pPr>
             <w:r>
-              <w:t xml:space="preserve">mean</w:t>
+              <w:t xml:space="preserve">min</w:t>
             </w:r>
           </w:p>
         </w:tc>
@@ -9563,7 +9691,7 @@
               <w:jc w:val="right"/>
             </w:pPr>
             <w:r>
-              <w:t xml:space="preserve">sd</w:t>
+              <w:t xml:space="preserve">max</w:t>
             </w:r>
           </w:p>
         </w:tc>
@@ -9575,7 +9703,7 @@
               <w:jc w:val="right"/>
             </w:pPr>
             <w:r>
-              <w:t xml:space="preserve">p0</w:t>
+              <w:t xml:space="preserve">empty</w:t>
             </w:r>
           </w:p>
         </w:tc>
@@ -9587,7 +9715,7 @@
               <w:jc w:val="right"/>
             </w:pPr>
             <w:r>
-              <w:t xml:space="preserve">p25</w:t>
+              <w:t xml:space="preserve">n_unique</w:t>
             </w:r>
           </w:p>
         </w:tc>
@@ -9599,43 +9727,7 @@
               <w:jc w:val="right"/>
             </w:pPr>
             <w:r>
-              <w:t xml:space="preserve">p50</w:t>
-            </w:r>
-          </w:p>
-        </w:tc>
-        <w:tc>
-          <w:tcPr/>
-          <w:p>
-            <w:pPr>
-              <w:pStyle w:val="Compact"/>
-              <w:jc w:val="right"/>
-            </w:pPr>
-            <w:r>
-              <w:t xml:space="preserve">p75</w:t>
-            </w:r>
-          </w:p>
-        </w:tc>
-        <w:tc>
-          <w:tcPr/>
-          <w:p>
-            <w:pPr>
-              <w:pStyle w:val="Compact"/>
-              <w:jc w:val="right"/>
-            </w:pPr>
-            <w:r>
-              <w:t xml:space="preserve">p100</w:t>
-            </w:r>
-          </w:p>
-        </w:tc>
-        <w:tc>
-          <w:tcPr/>
-          <w:p>
-            <w:pPr>
-              <w:pStyle w:val="Compact"/>
-              <w:jc w:val="left"/>
-            </w:pPr>
-            <w:r>
-              <w:t xml:space="preserve">hist</w:t>
+              <w:t xml:space="preserve">whitespace</w:t>
             </w:r>
           </w:p>
         </w:tc>
@@ -9649,7 +9741,7 @@
               <w:jc w:val="left"/>
             </w:pPr>
             <w:r>
-              <w:t xml:space="preserve">index</w:t>
+              <w:t xml:space="preserve">twig_id</w:t>
             </w:r>
           </w:p>
         </w:tc>
@@ -9673,6 +9765,54 @@
               <w:jc w:val="right"/>
             </w:pPr>
             <w:r>
+              <w:t xml:space="preserve">22</w:t>
+            </w:r>
+          </w:p>
+        </w:tc>
+        <w:tc>
+          <w:tcPr/>
+          <w:p>
+            <w:pPr>
+              <w:pStyle w:val="Compact"/>
+              <w:jc w:val="right"/>
+            </w:pPr>
+            <w:r>
+              <w:t xml:space="preserve">0.21</w:t>
+            </w:r>
+          </w:p>
+        </w:tc>
+        <w:tc>
+          <w:tcPr/>
+          <w:p>
+            <w:pPr>
+              <w:pStyle w:val="Compact"/>
+              <w:jc w:val="right"/>
+            </w:pPr>
+            <w:r>
+              <w:t xml:space="preserve">6</w:t>
+            </w:r>
+          </w:p>
+        </w:tc>
+        <w:tc>
+          <w:tcPr/>
+          <w:p>
+            <w:pPr>
+              <w:pStyle w:val="Compact"/>
+              <w:jc w:val="right"/>
+            </w:pPr>
+            <w:r>
+              <w:t xml:space="preserve">6</w:t>
+            </w:r>
+          </w:p>
+        </w:tc>
+        <w:tc>
+          <w:tcPr/>
+          <w:p>
+            <w:pPr>
+              <w:pStyle w:val="Compact"/>
+              <w:jc w:val="right"/>
+            </w:pPr>
+            <w:r>
               <w:t xml:space="preserve">0</w:t>
             </w:r>
           </w:p>
@@ -9685,7 +9825,7 @@
               <w:jc w:val="right"/>
             </w:pPr>
             <w:r>
-              <w:t xml:space="preserve">1</w:t>
+              <w:t xml:space="preserve">3</w:t>
             </w:r>
           </w:p>
         </w:tc>
@@ -9697,91 +9837,7 @@
               <w:jc w:val="right"/>
             </w:pPr>
             <w:r>
-              <w:t xml:space="preserve">15.5</w:t>
-            </w:r>
-          </w:p>
-        </w:tc>
-        <w:tc>
-          <w:tcPr/>
-          <w:p>
-            <w:pPr>
-              <w:pStyle w:val="Compact"/>
-              <w:jc w:val="right"/>
-            </w:pPr>
-            <w:r>
-              <w:t xml:space="preserve">3.03</w:t>
-            </w:r>
-          </w:p>
-        </w:tc>
-        <w:tc>
-          <w:tcPr/>
-          <w:p>
-            <w:pPr>
-              <w:pStyle w:val="Compact"/>
-              <w:jc w:val="right"/>
-            </w:pPr>
-            <w:r>
-              <w:t xml:space="preserve">11</w:t>
-            </w:r>
-          </w:p>
-        </w:tc>
-        <w:tc>
-          <w:tcPr/>
-          <w:p>
-            <w:pPr>
-              <w:pStyle w:val="Compact"/>
-              <w:jc w:val="right"/>
-            </w:pPr>
-            <w:r>
-              <w:t xml:space="preserve">13.25</w:t>
-            </w:r>
-          </w:p>
-        </w:tc>
-        <w:tc>
-          <w:tcPr/>
-          <w:p>
-            <w:pPr>
-              <w:pStyle w:val="Compact"/>
-              <w:jc w:val="right"/>
-            </w:pPr>
-            <w:r>
-              <w:t xml:space="preserve">15.5</w:t>
-            </w:r>
-          </w:p>
-        </w:tc>
-        <w:tc>
-          <w:tcPr/>
-          <w:p>
-            <w:pPr>
-              <w:pStyle w:val="Compact"/>
-              <w:jc w:val="right"/>
-            </w:pPr>
-            <w:r>
-              <w:t xml:space="preserve">17.75</w:t>
-            </w:r>
-          </w:p>
-        </w:tc>
-        <w:tc>
-          <w:tcPr/>
-          <w:p>
-            <w:pPr>
-              <w:pStyle w:val="Compact"/>
-              <w:jc w:val="right"/>
-            </w:pPr>
-            <w:r>
-              <w:t xml:space="preserve">20</w:t>
-            </w:r>
-          </w:p>
-        </w:tc>
-        <w:tc>
-          <w:tcPr/>
-          <w:p>
-            <w:pPr>
-              <w:pStyle w:val="Compact"/>
-              <w:jc w:val="left"/>
-            </w:pPr>
-            <w:r>
-              <w:t xml:space="preserve">▇▇▇▇▇</w:t>
+              <w:t xml:space="preserve">0</w:t>
             </w:r>
           </w:p>
         </w:tc>
@@ -9795,7 +9851,7 @@
               <w:jc w:val="left"/>
             </w:pPr>
             <w:r>
-              <w:t xml:space="preserve">index</w:t>
+              <w:t xml:space="preserve">twig_id</w:t>
             </w:r>
           </w:p>
         </w:tc>
@@ -9819,6 +9875,54 @@
               <w:jc w:val="right"/>
             </w:pPr>
             <w:r>
+              <w:t xml:space="preserve">19</w:t>
+            </w:r>
+          </w:p>
+        </w:tc>
+        <w:tc>
+          <w:tcPr/>
+          <w:p>
+            <w:pPr>
+              <w:pStyle w:val="Compact"/>
+              <w:jc w:val="right"/>
+            </w:pPr>
+            <w:r>
+              <w:t xml:space="preserve">0.24</w:t>
+            </w:r>
+          </w:p>
+        </w:tc>
+        <w:tc>
+          <w:tcPr/>
+          <w:p>
+            <w:pPr>
+              <w:pStyle w:val="Compact"/>
+              <w:jc w:val="right"/>
+            </w:pPr>
+            <w:r>
+              <w:t xml:space="preserve">6</w:t>
+            </w:r>
+          </w:p>
+        </w:tc>
+        <w:tc>
+          <w:tcPr/>
+          <w:p>
+            <w:pPr>
+              <w:pStyle w:val="Compact"/>
+              <w:jc w:val="right"/>
+            </w:pPr>
+            <w:r>
+              <w:t xml:space="preserve">6</w:t>
+            </w:r>
+          </w:p>
+        </w:tc>
+        <w:tc>
+          <w:tcPr/>
+          <w:p>
+            <w:pPr>
+              <w:pStyle w:val="Compact"/>
+              <w:jc w:val="right"/>
+            </w:pPr>
+            <w:r>
               <w:t xml:space="preserve">0</w:t>
             </w:r>
           </w:p>
@@ -9831,7 +9935,7 @@
               <w:jc w:val="right"/>
             </w:pPr>
             <w:r>
-              <w:t xml:space="preserve">1</w:t>
+              <w:t xml:space="preserve">3</w:t>
             </w:r>
           </w:p>
         </w:tc>
@@ -9843,91 +9947,7 @@
               <w:jc w:val="right"/>
             </w:pPr>
             <w:r>
-              <w:t xml:space="preserve">5.5</w:t>
-            </w:r>
-          </w:p>
-        </w:tc>
-        <w:tc>
-          <w:tcPr/>
-          <w:p>
-            <w:pPr>
-              <w:pStyle w:val="Compact"/>
-              <w:jc w:val="right"/>
-            </w:pPr>
-            <w:r>
-              <w:t xml:space="preserve">3.03</w:t>
-            </w:r>
-          </w:p>
-        </w:tc>
-        <w:tc>
-          <w:tcPr/>
-          <w:p>
-            <w:pPr>
-              <w:pStyle w:val="Compact"/>
-              <w:jc w:val="right"/>
-            </w:pPr>
-            <w:r>
-              <w:t xml:space="preserve">1</w:t>
-            </w:r>
-          </w:p>
-        </w:tc>
-        <w:tc>
-          <w:tcPr/>
-          <w:p>
-            <w:pPr>
-              <w:pStyle w:val="Compact"/>
-              <w:jc w:val="right"/>
-            </w:pPr>
-            <w:r>
-              <w:t xml:space="preserve">3.25</w:t>
-            </w:r>
-          </w:p>
-        </w:tc>
-        <w:tc>
-          <w:tcPr/>
-          <w:p>
-            <w:pPr>
-              <w:pStyle w:val="Compact"/>
-              <w:jc w:val="right"/>
-            </w:pPr>
-            <w:r>
-              <w:t xml:space="preserve">5.5</w:t>
-            </w:r>
-          </w:p>
-        </w:tc>
-        <w:tc>
-          <w:tcPr/>
-          <w:p>
-            <w:pPr>
-              <w:pStyle w:val="Compact"/>
-              <w:jc w:val="right"/>
-            </w:pPr>
-            <w:r>
-              <w:t xml:space="preserve">7.75</w:t>
-            </w:r>
-          </w:p>
-        </w:tc>
-        <w:tc>
-          <w:tcPr/>
-          <w:p>
-            <w:pPr>
-              <w:pStyle w:val="Compact"/>
-              <w:jc w:val="right"/>
-            </w:pPr>
-            <w:r>
-              <w:t xml:space="preserve">10</w:t>
-            </w:r>
-          </w:p>
-        </w:tc>
-        <w:tc>
-          <w:tcPr/>
-          <w:p>
-            <w:pPr>
-              <w:pStyle w:val="Compact"/>
-              <w:jc w:val="left"/>
-            </w:pPr>
-            <w:r>
-              <w:t xml:space="preserve">▇▇▇▇▇</w:t>
+              <w:t xml:space="preserve">0</w:t>
             </w:r>
           </w:p>
         </w:tc>
@@ -9941,7 +9961,7 @@
               <w:jc w:val="left"/>
             </w:pPr>
             <w:r>
-              <w:t xml:space="preserve">weight_g</w:t>
+              <w:t xml:space="preserve">leaf_id</w:t>
             </w:r>
           </w:p>
         </w:tc>
@@ -9965,6 +9985,54 @@
               <w:jc w:val="right"/>
             </w:pPr>
             <w:r>
+              <w:t xml:space="preserve">16</w:t>
+            </w:r>
+          </w:p>
+        </w:tc>
+        <w:tc>
+          <w:tcPr/>
+          <w:p>
+            <w:pPr>
+              <w:pStyle w:val="Compact"/>
+              <w:jc w:val="right"/>
+            </w:pPr>
+            <w:r>
+              <w:t xml:space="preserve">0.43</w:t>
+            </w:r>
+          </w:p>
+        </w:tc>
+        <w:tc>
+          <w:tcPr/>
+          <w:p>
+            <w:pPr>
+              <w:pStyle w:val="Compact"/>
+              <w:jc w:val="right"/>
+            </w:pPr>
+            <w:r>
+              <w:t xml:space="preserve">1</w:t>
+            </w:r>
+          </w:p>
+        </w:tc>
+        <w:tc>
+          <w:tcPr/>
+          <w:p>
+            <w:pPr>
+              <w:pStyle w:val="Compact"/>
+              <w:jc w:val="right"/>
+            </w:pPr>
+            <w:r>
+              <w:t xml:space="preserve">3</w:t>
+            </w:r>
+          </w:p>
+        </w:tc>
+        <w:tc>
+          <w:tcPr/>
+          <w:p>
+            <w:pPr>
+              <w:pStyle w:val="Compact"/>
+              <w:jc w:val="right"/>
+            </w:pPr>
+            <w:r>
               <w:t xml:space="preserve">0</w:t>
             </w:r>
           </w:p>
@@ -9977,7 +10045,7 @@
               <w:jc w:val="right"/>
             </w:pPr>
             <w:r>
-              <w:t xml:space="preserve">1</w:t>
+              <w:t xml:space="preserve">12</w:t>
             </w:r>
           </w:p>
         </w:tc>
@@ -9989,91 +10057,7 @@
               <w:jc w:val="right"/>
             </w:pPr>
             <w:r>
-              <w:t xml:space="preserve">7.8</w:t>
-            </w:r>
-          </w:p>
-        </w:tc>
-        <w:tc>
-          <w:tcPr/>
-          <w:p>
-            <w:pPr>
-              <w:pStyle w:val="Compact"/>
-              <w:jc w:val="right"/>
-            </w:pPr>
-            <w:r>
-              <w:t xml:space="preserve">1.03</w:t>
-            </w:r>
-          </w:p>
-        </w:tc>
-        <w:tc>
-          <w:tcPr/>
-          <w:p>
-            <w:pPr>
-              <w:pStyle w:val="Compact"/>
-              <w:jc w:val="right"/>
-            </w:pPr>
-            <w:r>
-              <w:t xml:space="preserve">6</w:t>
-            </w:r>
-          </w:p>
-        </w:tc>
-        <w:tc>
-          <w:tcPr/>
-          <w:p>
-            <w:pPr>
-              <w:pStyle w:val="Compact"/>
-              <w:jc w:val="right"/>
-            </w:pPr>
-            <w:r>
-              <w:t xml:space="preserve">7.00</w:t>
-            </w:r>
-          </w:p>
-        </w:tc>
-        <w:tc>
-          <w:tcPr/>
-          <w:p>
-            <w:pPr>
-              <w:pStyle w:val="Compact"/>
-              <w:jc w:val="right"/>
-            </w:pPr>
-            <w:r>
-              <w:t xml:space="preserve">8.0</w:t>
-            </w:r>
-          </w:p>
-        </w:tc>
-        <w:tc>
-          <w:tcPr/>
-          <w:p>
-            <w:pPr>
-              <w:pStyle w:val="Compact"/>
-              <w:jc w:val="right"/>
-            </w:pPr>
-            <w:r>
-              <w:t xml:space="preserve">8.75</w:t>
-            </w:r>
-          </w:p>
-        </w:tc>
-        <w:tc>
-          <w:tcPr/>
-          <w:p>
-            <w:pPr>
-              <w:pStyle w:val="Compact"/>
-              <w:jc w:val="right"/>
-            </w:pPr>
-            <w:r>
-              <w:t xml:space="preserve">9</w:t>
-            </w:r>
-          </w:p>
-        </w:tc>
-        <w:tc>
-          <w:tcPr/>
-          <w:p>
-            <w:pPr>
-              <w:pStyle w:val="Compact"/>
-              <w:jc w:val="left"/>
-            </w:pPr>
-            <w:r>
-              <w:t xml:space="preserve">▂▇▁▇▇</w:t>
+              <w:t xml:space="preserve">0</w:t>
             </w:r>
           </w:p>
         </w:tc>
@@ -10087,7 +10071,7 @@
               <w:jc w:val="left"/>
             </w:pPr>
             <w:r>
-              <w:t xml:space="preserve">weight_g</w:t>
+              <w:t xml:space="preserve">leaf_id</w:t>
             </w:r>
           </w:p>
         </w:tc>
@@ -10111,6 +10095,54 @@
               <w:jc w:val="right"/>
             </w:pPr>
             <w:r>
+              <w:t xml:space="preserve">13</w:t>
+            </w:r>
+          </w:p>
+        </w:tc>
+        <w:tc>
+          <w:tcPr/>
+          <w:p>
+            <w:pPr>
+              <w:pStyle w:val="Compact"/>
+              <w:jc w:val="right"/>
+            </w:pPr>
+            <w:r>
+              <w:t xml:space="preserve">0.48</w:t>
+            </w:r>
+          </w:p>
+        </w:tc>
+        <w:tc>
+          <w:tcPr/>
+          <w:p>
+            <w:pPr>
+              <w:pStyle w:val="Compact"/>
+              <w:jc w:val="right"/>
+            </w:pPr>
+            <w:r>
+              <w:t xml:space="preserve">1</w:t>
+            </w:r>
+          </w:p>
+        </w:tc>
+        <w:tc>
+          <w:tcPr/>
+          <w:p>
+            <w:pPr>
+              <w:pStyle w:val="Compact"/>
+              <w:jc w:val="right"/>
+            </w:pPr>
+            <w:r>
+              <w:t xml:space="preserve">3</w:t>
+            </w:r>
+          </w:p>
+        </w:tc>
+        <w:tc>
+          <w:tcPr/>
+          <w:p>
+            <w:pPr>
+              <w:pStyle w:val="Compact"/>
+              <w:jc w:val="right"/>
+            </w:pPr>
+            <w:r>
               <w:t xml:space="preserve">0</w:t>
             </w:r>
           </w:p>
@@ -10123,7 +10155,7 @@
               <w:jc w:val="right"/>
             </w:pPr>
             <w:r>
-              <w:t xml:space="preserve">1</w:t>
+              <w:t xml:space="preserve">12</w:t>
             </w:r>
           </w:p>
         </w:tc>
@@ -10135,91 +10167,7 @@
               <w:jc w:val="right"/>
             </w:pPr>
             <w:r>
-              <w:t xml:space="preserve">3.8</w:t>
-            </w:r>
-          </w:p>
-        </w:tc>
-        <w:tc>
-          <w:tcPr/>
-          <w:p>
-            <w:pPr>
-              <w:pStyle w:val="Compact"/>
-              <w:jc w:val="right"/>
-            </w:pPr>
-            <w:r>
-              <w:t xml:space="preserve">0.79</w:t>
-            </w:r>
-          </w:p>
-        </w:tc>
-        <w:tc>
-          <w:tcPr/>
-          <w:p>
-            <w:pPr>
-              <w:pStyle w:val="Compact"/>
-              <w:jc w:val="right"/>
-            </w:pPr>
-            <w:r>
-              <w:t xml:space="preserve">3</w:t>
-            </w:r>
-          </w:p>
-        </w:tc>
-        <w:tc>
-          <w:tcPr/>
-          <w:p>
-            <w:pPr>
-              <w:pStyle w:val="Compact"/>
-              <w:jc w:val="right"/>
-            </w:pPr>
-            <w:r>
-              <w:t xml:space="preserve">3.00</w:t>
-            </w:r>
-          </w:p>
-        </w:tc>
-        <w:tc>
-          <w:tcPr/>
-          <w:p>
-            <w:pPr>
-              <w:pStyle w:val="Compact"/>
-              <w:jc w:val="right"/>
-            </w:pPr>
-            <w:r>
-              <w:t xml:space="preserve">4.0</w:t>
-            </w:r>
-          </w:p>
-        </w:tc>
-        <w:tc>
-          <w:tcPr/>
-          <w:p>
-            <w:pPr>
-              <w:pStyle w:val="Compact"/>
-              <w:jc w:val="right"/>
-            </w:pPr>
-            <w:r>
-              <w:t xml:space="preserve">4.00</w:t>
-            </w:r>
-          </w:p>
-        </w:tc>
-        <w:tc>
-          <w:tcPr/>
-          <w:p>
-            <w:pPr>
-              <w:pStyle w:val="Compact"/>
-              <w:jc w:val="right"/>
-            </w:pPr>
-            <w:r>
-              <w:t xml:space="preserve">5</w:t>
-            </w:r>
-          </w:p>
-        </w:tc>
-        <w:tc>
-          <w:tcPr/>
-          <w:p>
-            <w:pPr>
-              <w:pStyle w:val="Compact"/>
-              <w:jc w:val="left"/>
-            </w:pPr>
-            <w:r>
-              <w:t xml:space="preserve">▇▁▇▁▃</w:t>
+              <w:t xml:space="preserve">0</w:t>
             </w:r>
           </w:p>
         </w:tc>
@@ -10233,7 +10181,7 @@
               <w:jc w:val="left"/>
             </w:pPr>
             <w:r>
-              <w:t xml:space="preserve">width_cm</w:t>
+              <w:t xml:space="preserve">teams</w:t>
             </w:r>
           </w:p>
         </w:tc>
@@ -10269,7 +10217,7 @@
               <w:jc w:val="right"/>
             </w:pPr>
             <w:r>
-              <w:t xml:space="preserve">1</w:t>
+              <w:t xml:space="preserve">1.00</w:t>
             </w:r>
           </w:p>
         </w:tc>
@@ -10281,7 +10229,7 @@
               <w:jc w:val="right"/>
             </w:pPr>
             <w:r>
-              <w:t xml:space="preserve">17.3</w:t>
+              <w:t xml:space="preserve">5</w:t>
             </w:r>
           </w:p>
         </w:tc>
@@ -10293,7 +10241,7 @@
               <w:jc w:val="right"/>
             </w:pPr>
             <w:r>
-              <w:t xml:space="preserve">3.02</w:t>
+              <w:t xml:space="preserve">18</w:t>
             </w:r>
           </w:p>
         </w:tc>
@@ -10305,7 +10253,7 @@
               <w:jc w:val="right"/>
             </w:pPr>
             <w:r>
-              <w:t xml:space="preserve">9</w:t>
+              <w:t xml:space="preserve">0</w:t>
             </w:r>
           </w:p>
         </w:tc>
@@ -10317,7 +10265,7 @@
               <w:jc w:val="right"/>
             </w:pPr>
             <w:r>
-              <w:t xml:space="preserve">17.25</w:t>
+              <w:t xml:space="preserve">5</w:t>
             </w:r>
           </w:p>
         </w:tc>
@@ -10329,43 +10277,7 @@
               <w:jc w:val="right"/>
             </w:pPr>
             <w:r>
-              <w:t xml:space="preserve">18.0</w:t>
-            </w:r>
-          </w:p>
-        </w:tc>
-        <w:tc>
-          <w:tcPr/>
-          <w:p>
-            <w:pPr>
-              <w:pStyle w:val="Compact"/>
-              <w:jc w:val="right"/>
-            </w:pPr>
-            <w:r>
-              <w:t xml:space="preserve">19.00</w:t>
-            </w:r>
-          </w:p>
-        </w:tc>
-        <w:tc>
-          <w:tcPr/>
-          <w:p>
-            <w:pPr>
-              <w:pStyle w:val="Compact"/>
-              <w:jc w:val="right"/>
-            </w:pPr>
-            <w:r>
-              <w:t xml:space="preserve">19</w:t>
-            </w:r>
-          </w:p>
-        </w:tc>
-        <w:tc>
-          <w:tcPr/>
-          <w:p>
-            <w:pPr>
-              <w:pStyle w:val="Compact"/>
-              <w:jc w:val="left"/>
-            </w:pPr>
-            <w:r>
-              <w:t xml:space="preserve">▁▁▁▂▇</w:t>
+              <w:t xml:space="preserve">0</w:t>
             </w:r>
           </w:p>
         </w:tc>
@@ -10379,7 +10291,7 @@
               <w:jc w:val="left"/>
             </w:pPr>
             <w:r>
-              <w:t xml:space="preserve">width_cm</w:t>
+              <w:t xml:space="preserve">teams</w:t>
             </w:r>
           </w:p>
         </w:tc>
@@ -10415,7 +10327,7 @@
               <w:jc w:val="right"/>
             </w:pPr>
             <w:r>
-              <w:t xml:space="preserve">1</w:t>
+              <w:t xml:space="preserve">1.00</w:t>
             </w:r>
           </w:p>
         </w:tc>
@@ -10427,7 +10339,7 @@
               <w:jc w:val="right"/>
             </w:pPr>
             <w:r>
-              <w:t xml:space="preserve">13.7</w:t>
+              <w:t xml:space="preserve">5</w:t>
             </w:r>
           </w:p>
         </w:tc>
@@ -10439,7 +10351,7 @@
               <w:jc w:val="right"/>
             </w:pPr>
             <w:r>
-              <w:t xml:space="preserve">1.34</w:t>
+              <w:t xml:space="preserve">18</w:t>
             </w:r>
           </w:p>
         </w:tc>
@@ -10451,7 +10363,7 @@
               <w:jc w:val="right"/>
             </w:pPr>
             <w:r>
-              <w:t xml:space="preserve">12</w:t>
+              <w:t xml:space="preserve">0</w:t>
             </w:r>
           </w:p>
         </w:tc>
@@ -10463,7 +10375,7 @@
               <w:jc w:val="right"/>
             </w:pPr>
             <w:r>
-              <w:t xml:space="preserve">13.00</w:t>
+              <w:t xml:space="preserve">5</w:t>
             </w:r>
           </w:p>
         </w:tc>
@@ -10475,7 +10387,70 @@
               <w:jc w:val="right"/>
             </w:pPr>
             <w:r>
-              <w:t xml:space="preserve">13.5</w:t>
+              <w:t xml:space="preserve">0</w:t>
+            </w:r>
+          </w:p>
+        </w:tc>
+      </w:tr>
+    </w:tbl>
+    <w:p>
+      <w:pPr>
+        <w:pStyle w:val="BodyText"/>
+      </w:pPr>
+      <w:r>
+        <w:rPr>
+          <w:b/>
+          <w:bCs/>
+        </w:rPr>
+        <w:t xml:space="preserve">Variable type: numeric</w:t>
+      </w:r>
+    </w:p>
+    <w:tbl>
+      <w:tblPr>
+        <w:tblStyle w:val="Table"/>
+        <w:tblW w:type="pct" w:w="5000"/>
+        <w:tblLayout w:type="fixed"/>
+        <w:tblLook w:firstRow="1" w:lastRow="0" w:firstColumn="0" w:lastColumn="0" w:noHBand="0" w:noVBand="0" w:val="0020"/>
+      </w:tblPr>
+      <w:tblGrid>
+        <w:gridCol w:w="1205"/>
+        <w:gridCol w:w="516"/>
+        <w:gridCol w:w="860"/>
+        <w:gridCol w:w="1205"/>
+        <w:gridCol w:w="516"/>
+        <w:gridCol w:w="516"/>
+        <w:gridCol w:w="516"/>
+        <w:gridCol w:w="516"/>
+        <w:gridCol w:w="516"/>
+        <w:gridCol w:w="516"/>
+        <w:gridCol w:w="516"/>
+        <w:gridCol w:w="516"/>
+      </w:tblGrid>
+      <w:tr>
+        <w:trPr>
+          <w:tblHeader w:val="on"/>
+        </w:trPr>
+        <w:tc>
+          <w:tcPr/>
+          <w:p>
+            <w:pPr>
+              <w:pStyle w:val="Compact"/>
+              <w:jc w:val="left"/>
+            </w:pPr>
+            <w:r>
+              <w:t xml:space="preserve">skim_variable</w:t>
+            </w:r>
+          </w:p>
+        </w:tc>
+        <w:tc>
+          <w:tcPr/>
+          <w:p>
+            <w:pPr>
+              <w:pStyle w:val="Compact"/>
+              <w:jc w:val="left"/>
+            </w:pPr>
+            <w:r>
+              <w:t xml:space="preserve">shade</w:t>
             </w:r>
           </w:p>
         </w:tc>
@@ -10487,7 +10462,7 @@
               <w:jc w:val="right"/>
             </w:pPr>
             <w:r>
-              <w:t xml:space="preserve">14.75</w:t>
+              <w:t xml:space="preserve">n_missing</w:t>
             </w:r>
           </w:p>
         </w:tc>
@@ -10499,7 +10474,91 @@
               <w:jc w:val="right"/>
             </w:pPr>
             <w:r>
-              <w:t xml:space="preserve">16</w:t>
+              <w:t xml:space="preserve">complete_rate</w:t>
+            </w:r>
+          </w:p>
+        </w:tc>
+        <w:tc>
+          <w:tcPr/>
+          <w:p>
+            <w:pPr>
+              <w:pStyle w:val="Compact"/>
+              <w:jc w:val="right"/>
+            </w:pPr>
+            <w:r>
+              <w:t xml:space="preserve">mean</w:t>
+            </w:r>
+          </w:p>
+        </w:tc>
+        <w:tc>
+          <w:tcPr/>
+          <w:p>
+            <w:pPr>
+              <w:pStyle w:val="Compact"/>
+              <w:jc w:val="right"/>
+            </w:pPr>
+            <w:r>
+              <w:t xml:space="preserve">sd</w:t>
+            </w:r>
+          </w:p>
+        </w:tc>
+        <w:tc>
+          <w:tcPr/>
+          <w:p>
+            <w:pPr>
+              <w:pStyle w:val="Compact"/>
+              <w:jc w:val="right"/>
+            </w:pPr>
+            <w:r>
+              <w:t xml:space="preserve">p0</w:t>
+            </w:r>
+          </w:p>
+        </w:tc>
+        <w:tc>
+          <w:tcPr/>
+          <w:p>
+            <w:pPr>
+              <w:pStyle w:val="Compact"/>
+              <w:jc w:val="right"/>
+            </w:pPr>
+            <w:r>
+              <w:t xml:space="preserve">p25</w:t>
+            </w:r>
+          </w:p>
+        </w:tc>
+        <w:tc>
+          <w:tcPr/>
+          <w:p>
+            <w:pPr>
+              <w:pStyle w:val="Compact"/>
+              <w:jc w:val="right"/>
+            </w:pPr>
+            <w:r>
+              <w:t xml:space="preserve">p50</w:t>
+            </w:r>
+          </w:p>
+        </w:tc>
+        <w:tc>
+          <w:tcPr/>
+          <w:p>
+            <w:pPr>
+              <w:pStyle w:val="Compact"/>
+              <w:jc w:val="right"/>
+            </w:pPr>
+            <w:r>
+              <w:t xml:space="preserve">p75</w:t>
+            </w:r>
+          </w:p>
+        </w:tc>
+        <w:tc>
+          <w:tcPr/>
+          <w:p>
+            <w:pPr>
+              <w:pStyle w:val="Compact"/>
+              <w:jc w:val="right"/>
+            </w:pPr>
+            <w:r>
+              <w:t xml:space="preserve">p100</w:t>
             </w:r>
           </w:p>
         </w:tc>
@@ -10511,7 +10570,7 @@
               <w:jc w:val="left"/>
             </w:pPr>
             <w:r>
-              <w:t xml:space="preserve">▅▇▅▅▂</w:t>
+              <w:t xml:space="preserve">hist</w:t>
             </w:r>
           </w:p>
         </w:tc>
@@ -10525,7 +10584,7 @@
               <w:jc w:val="left"/>
             </w:pPr>
             <w:r>
-              <w:t xml:space="preserve">height_cm</w:t>
+              <w:t xml:space="preserve">mass_g</w:t>
             </w:r>
           </w:p>
         </w:tc>
@@ -10561,7 +10620,7 @@
               <w:jc w:val="right"/>
             </w:pPr>
             <w:r>
-              <w:t xml:space="preserve">1</w:t>
+              <w:t xml:space="preserve">1.00</w:t>
             </w:r>
           </w:p>
         </w:tc>
@@ -10573,7 +10632,7 @@
               <w:jc w:val="right"/>
             </w:pPr>
             <w:r>
-              <w:t xml:space="preserve">27.9</w:t>
+              <w:t xml:space="preserve">0.52</w:t>
             </w:r>
           </w:p>
         </w:tc>
@@ -10585,7 +10644,7 @@
               <w:jc w:val="right"/>
             </w:pPr>
             <w:r>
-              <w:t xml:space="preserve">0.88</w:t>
+              <w:t xml:space="preserve">0.15</w:t>
             </w:r>
           </w:p>
         </w:tc>
@@ -10597,7 +10656,7 @@
               <w:jc w:val="right"/>
             </w:pPr>
             <w:r>
-              <w:t xml:space="preserve">27</w:t>
+              <w:t xml:space="preserve">0.34</w:t>
             </w:r>
           </w:p>
         </w:tc>
@@ -10609,7 +10668,7 @@
               <w:jc w:val="right"/>
             </w:pPr>
             <w:r>
-              <w:t xml:space="preserve">27.00</w:t>
+              <w:t xml:space="preserve">0.42</w:t>
             </w:r>
           </w:p>
         </w:tc>
@@ -10621,7 +10680,7 @@
               <w:jc w:val="right"/>
             </w:pPr>
             <w:r>
-              <w:t xml:space="preserve">28.0</w:t>
+              <w:t xml:space="preserve">0.52</w:t>
             </w:r>
           </w:p>
         </w:tc>
@@ -10633,7 +10692,7 @@
               <w:jc w:val="right"/>
             </w:pPr>
             <w:r>
-              <w:t xml:space="preserve">28.75</w:t>
+              <w:t xml:space="preserve">0.59</w:t>
             </w:r>
           </w:p>
         </w:tc>
@@ -10645,7 +10704,7 @@
               <w:jc w:val="right"/>
             </w:pPr>
             <w:r>
-              <w:t xml:space="preserve">29</w:t>
+              <w:t xml:space="preserve">0.92</w:t>
             </w:r>
           </w:p>
         </w:tc>
@@ -10657,7 +10716,7 @@
               <w:jc w:val="left"/>
             </w:pPr>
             <w:r>
-              <w:t xml:space="preserve">▇▁▆▁▆</w:t>
+              <w:t xml:space="preserve">▇▅▃▁▁</w:t>
             </w:r>
           </w:p>
         </w:tc>
@@ -10671,7 +10730,7 @@
               <w:jc w:val="left"/>
             </w:pPr>
             <w:r>
-              <w:t xml:space="preserve">height_cm</w:t>
+              <w:t xml:space="preserve">mass_g</w:t>
             </w:r>
           </w:p>
         </w:tc>
@@ -10707,6 +10766,432 @@
               <w:jc w:val="right"/>
             </w:pPr>
             <w:r>
+              <w:t xml:space="preserve">1.00</w:t>
+            </w:r>
+          </w:p>
+        </w:tc>
+        <w:tc>
+          <w:tcPr/>
+          <w:p>
+            <w:pPr>
+              <w:pStyle w:val="Compact"/>
+              <w:jc w:val="right"/>
+            </w:pPr>
+            <w:r>
+              <w:t xml:space="preserve">0.51</w:t>
+            </w:r>
+          </w:p>
+        </w:tc>
+        <w:tc>
+          <w:tcPr/>
+          <w:p>
+            <w:pPr>
+              <w:pStyle w:val="Compact"/>
+              <w:jc w:val="right"/>
+            </w:pPr>
+            <w:r>
+              <w:t xml:space="preserve">0.21</w:t>
+            </w:r>
+          </w:p>
+        </w:tc>
+        <w:tc>
+          <w:tcPr/>
+          <w:p>
+            <w:pPr>
+              <w:pStyle w:val="Compact"/>
+              <w:jc w:val="right"/>
+            </w:pPr>
+            <w:r>
+              <w:t xml:space="preserve">0.19</w:t>
+            </w:r>
+          </w:p>
+        </w:tc>
+        <w:tc>
+          <w:tcPr/>
+          <w:p>
+            <w:pPr>
+              <w:pStyle w:val="Compact"/>
+              <w:jc w:val="right"/>
+            </w:pPr>
+            <w:r>
+              <w:t xml:space="preserve">0.35</w:t>
+            </w:r>
+          </w:p>
+        </w:tc>
+        <w:tc>
+          <w:tcPr/>
+          <w:p>
+            <w:pPr>
+              <w:pStyle w:val="Compact"/>
+              <w:jc w:val="right"/>
+            </w:pPr>
+            <w:r>
+              <w:t xml:space="preserve">0.48</w:t>
+            </w:r>
+          </w:p>
+        </w:tc>
+        <w:tc>
+          <w:tcPr/>
+          <w:p>
+            <w:pPr>
+              <w:pStyle w:val="Compact"/>
+              <w:jc w:val="right"/>
+            </w:pPr>
+            <w:r>
+              <w:t xml:space="preserve">0.65</w:t>
+            </w:r>
+          </w:p>
+        </w:tc>
+        <w:tc>
+          <w:tcPr/>
+          <w:p>
+            <w:pPr>
+              <w:pStyle w:val="Compact"/>
+              <w:jc w:val="right"/>
+            </w:pPr>
+            <w:r>
+              <w:t xml:space="preserve">1.08</w:t>
+            </w:r>
+          </w:p>
+        </w:tc>
+        <w:tc>
+          <w:tcPr/>
+          <w:p>
+            <w:pPr>
+              <w:pStyle w:val="Compact"/>
+              <w:jc w:val="left"/>
+            </w:pPr>
+            <w:r>
+              <w:t xml:space="preserve">▇▇▆▃▁</w:t>
+            </w:r>
+          </w:p>
+        </w:tc>
+      </w:tr>
+      <w:tr>
+        <w:tc>
+          <w:tcPr/>
+          <w:p>
+            <w:pPr>
+              <w:pStyle w:val="Compact"/>
+              <w:jc w:val="left"/>
+            </w:pPr>
+            <w:r>
+              <w:t xml:space="preserve">petiole_mm</w:t>
+            </w:r>
+          </w:p>
+        </w:tc>
+        <w:tc>
+          <w:tcPr/>
+          <w:p>
+            <w:pPr>
+              <w:pStyle w:val="Compact"/>
+              <w:jc w:val="left"/>
+            </w:pPr>
+            <w:r>
+              <w:t xml:space="preserve">shady</w:t>
+            </w:r>
+          </w:p>
+        </w:tc>
+        <w:tc>
+          <w:tcPr/>
+          <w:p>
+            <w:pPr>
+              <w:pStyle w:val="Compact"/>
+              <w:jc w:val="right"/>
+            </w:pPr>
+            <w:r>
+              <w:t xml:space="preserve">0</w:t>
+            </w:r>
+          </w:p>
+        </w:tc>
+        <w:tc>
+          <w:tcPr/>
+          <w:p>
+            <w:pPr>
+              <w:pStyle w:val="Compact"/>
+              <w:jc w:val="right"/>
+            </w:pPr>
+            <w:r>
+              <w:t xml:space="preserve">1.00</w:t>
+            </w:r>
+          </w:p>
+        </w:tc>
+        <w:tc>
+          <w:tcPr/>
+          <w:p>
+            <w:pPr>
+              <w:pStyle w:val="Compact"/>
+              <w:jc w:val="right"/>
+            </w:pPr>
+            <w:r>
+              <w:t xml:space="preserve">56.66</w:t>
+            </w:r>
+          </w:p>
+        </w:tc>
+        <w:tc>
+          <w:tcPr/>
+          <w:p>
+            <w:pPr>
+              <w:pStyle w:val="Compact"/>
+              <w:jc w:val="right"/>
+            </w:pPr>
+            <w:r>
+              <w:t xml:space="preserve">17.53</w:t>
+            </w:r>
+          </w:p>
+        </w:tc>
+        <w:tc>
+          <w:tcPr/>
+          <w:p>
+            <w:pPr>
+              <w:pStyle w:val="Compact"/>
+              <w:jc w:val="right"/>
+            </w:pPr>
+            <w:r>
+              <w:t xml:space="preserve">0.38</w:t>
+            </w:r>
+          </w:p>
+        </w:tc>
+        <w:tc>
+          <w:tcPr/>
+          <w:p>
+            <w:pPr>
+              <w:pStyle w:val="Compact"/>
+              <w:jc w:val="right"/>
+            </w:pPr>
+            <w:r>
+              <w:t xml:space="preserve">50.28</w:t>
+            </w:r>
+          </w:p>
+        </w:tc>
+        <w:tc>
+          <w:tcPr/>
+          <w:p>
+            <w:pPr>
+              <w:pStyle w:val="Compact"/>
+              <w:jc w:val="right"/>
+            </w:pPr>
+            <w:r>
+              <w:t xml:space="preserve">58.69</w:t>
+            </w:r>
+          </w:p>
+        </w:tc>
+        <w:tc>
+          <w:tcPr/>
+          <w:p>
+            <w:pPr>
+              <w:pStyle w:val="Compact"/>
+              <w:jc w:val="right"/>
+            </w:pPr>
+            <w:r>
+              <w:t xml:space="preserve">66.85</w:t>
+            </w:r>
+          </w:p>
+        </w:tc>
+        <w:tc>
+          <w:tcPr/>
+          <w:p>
+            <w:pPr>
+              <w:pStyle w:val="Compact"/>
+              <w:jc w:val="right"/>
+            </w:pPr>
+            <w:r>
+              <w:t xml:space="preserve">91.00</w:t>
+            </w:r>
+          </w:p>
+        </w:tc>
+        <w:tc>
+          <w:tcPr/>
+          <w:p>
+            <w:pPr>
+              <w:pStyle w:val="Compact"/>
+              <w:jc w:val="left"/>
+            </w:pPr>
+            <w:r>
+              <w:t xml:space="preserve">▁▁▅▇▂</w:t>
+            </w:r>
+          </w:p>
+        </w:tc>
+      </w:tr>
+      <w:tr>
+        <w:tc>
+          <w:tcPr/>
+          <w:p>
+            <w:pPr>
+              <w:pStyle w:val="Compact"/>
+              <w:jc w:val="left"/>
+            </w:pPr>
+            <w:r>
+              <w:t xml:space="preserve">petiole_mm</w:t>
+            </w:r>
+          </w:p>
+        </w:tc>
+        <w:tc>
+          <w:tcPr/>
+          <w:p>
+            <w:pPr>
+              <w:pStyle w:val="Compact"/>
+              <w:jc w:val="left"/>
+            </w:pPr>
+            <w:r>
+              <w:t xml:space="preserve">sunny</w:t>
+            </w:r>
+          </w:p>
+        </w:tc>
+        <w:tc>
+          <w:tcPr/>
+          <w:p>
+            <w:pPr>
+              <w:pStyle w:val="Compact"/>
+              <w:jc w:val="right"/>
+            </w:pPr>
+            <w:r>
+              <w:t xml:space="preserve">0</w:t>
+            </w:r>
+          </w:p>
+        </w:tc>
+        <w:tc>
+          <w:tcPr/>
+          <w:p>
+            <w:pPr>
+              <w:pStyle w:val="Compact"/>
+              <w:jc w:val="right"/>
+            </w:pPr>
+            <w:r>
+              <w:t xml:space="preserve">1.00</w:t>
+            </w:r>
+          </w:p>
+        </w:tc>
+        <w:tc>
+          <w:tcPr/>
+          <w:p>
+            <w:pPr>
+              <w:pStyle w:val="Compact"/>
+              <w:jc w:val="right"/>
+            </w:pPr>
+            <w:r>
+              <w:t xml:space="preserve">54.39</w:t>
+            </w:r>
+          </w:p>
+        </w:tc>
+        <w:tc>
+          <w:tcPr/>
+          <w:p>
+            <w:pPr>
+              <w:pStyle w:val="Compact"/>
+              <w:jc w:val="right"/>
+            </w:pPr>
+            <w:r>
+              <w:t xml:space="preserve">16.92</w:t>
+            </w:r>
+          </w:p>
+        </w:tc>
+        <w:tc>
+          <w:tcPr/>
+          <w:p>
+            <w:pPr>
+              <w:pStyle w:val="Compact"/>
+              <w:jc w:val="right"/>
+            </w:pPr>
+            <w:r>
+              <w:t xml:space="preserve">29.00</w:t>
+            </w:r>
+          </w:p>
+        </w:tc>
+        <w:tc>
+          <w:tcPr/>
+          <w:p>
+            <w:pPr>
+              <w:pStyle w:val="Compact"/>
+              <w:jc w:val="right"/>
+            </w:pPr>
+            <w:r>
+              <w:t xml:space="preserve">44.85</w:t>
+            </w:r>
+          </w:p>
+        </w:tc>
+        <w:tc>
+          <w:tcPr/>
+          <w:p>
+            <w:pPr>
+              <w:pStyle w:val="Compact"/>
+              <w:jc w:val="right"/>
+            </w:pPr>
+            <w:r>
+              <w:t xml:space="preserve">49.00</w:t>
+            </w:r>
+          </w:p>
+        </w:tc>
+        <w:tc>
+          <w:tcPr/>
+          <w:p>
+            <w:pPr>
+              <w:pStyle w:val="Compact"/>
+              <w:jc w:val="right"/>
+            </w:pPr>
+            <w:r>
+              <w:t xml:space="preserve">64.00</w:t>
+            </w:r>
+          </w:p>
+        </w:tc>
+        <w:tc>
+          <w:tcPr/>
+          <w:p>
+            <w:pPr>
+              <w:pStyle w:val="Compact"/>
+              <w:jc w:val="right"/>
+            </w:pPr>
+            <w:r>
+              <w:t xml:space="preserve">85.00</w:t>
+            </w:r>
+          </w:p>
+        </w:tc>
+        <w:tc>
+          <w:tcPr/>
+          <w:p>
+            <w:pPr>
+              <w:pStyle w:val="Compact"/>
+              <w:jc w:val="left"/>
+            </w:pPr>
+            <w:r>
+              <w:t xml:space="preserve">▆▇▂▃▅</w:t>
+            </w:r>
+          </w:p>
+        </w:tc>
+      </w:tr>
+      <w:tr>
+        <w:tc>
+          <w:tcPr/>
+          <w:p>
+            <w:pPr>
+              <w:pStyle w:val="Compact"/>
+              <w:jc w:val="left"/>
+            </w:pPr>
+            <w:r>
+              <w:t xml:space="preserve">thickness_mm</w:t>
+            </w:r>
+          </w:p>
+        </w:tc>
+        <w:tc>
+          <w:tcPr/>
+          <w:p>
+            <w:pPr>
+              <w:pStyle w:val="Compact"/>
+              <w:jc w:val="left"/>
+            </w:pPr>
+            <w:r>
+              <w:t xml:space="preserve">shady</w:t>
+            </w:r>
+          </w:p>
+        </w:tc>
+        <w:tc>
+          <w:tcPr/>
+          <w:p>
+            <w:pPr>
+              <w:pStyle w:val="Compact"/>
+              <w:jc w:val="right"/>
+            </w:pPr>
+            <w:r>
               <w:t xml:space="preserve">1</w:t>
             </w:r>
           </w:p>
@@ -10719,7 +11204,7 @@
               <w:jc w:val="right"/>
             </w:pPr>
             <w:r>
-              <w:t xml:space="preserve">22.3</w:t>
+              <w:t xml:space="preserve">0.96</w:t>
             </w:r>
           </w:p>
         </w:tc>
@@ -10731,7 +11216,7 @@
               <w:jc w:val="right"/>
             </w:pPr>
             <w:r>
-              <w:t xml:space="preserve">1.06</w:t>
+              <w:t xml:space="preserve">0.36</w:t>
             </w:r>
           </w:p>
         </w:tc>
@@ -10743,7 +11228,7 @@
               <w:jc w:val="right"/>
             </w:pPr>
             <w:r>
-              <w:t xml:space="preserve">21</w:t>
+              <w:t xml:space="preserve">0.16</w:t>
             </w:r>
           </w:p>
         </w:tc>
@@ -10755,7 +11240,7 @@
               <w:jc w:val="right"/>
             </w:pPr>
             <w:r>
-              <w:t xml:space="preserve">21.25</w:t>
+              <w:t xml:space="preserve">0.12</w:t>
             </w:r>
           </w:p>
         </w:tc>
@@ -10767,7 +11252,7 @@
               <w:jc w:val="right"/>
             </w:pPr>
             <w:r>
-              <w:t xml:space="preserve">22.5</w:t>
+              <w:t xml:space="preserve">0.23</w:t>
             </w:r>
           </w:p>
         </w:tc>
@@ -10779,7 +11264,7 @@
               <w:jc w:val="right"/>
             </w:pPr>
             <w:r>
-              <w:t xml:space="preserve">23.00</w:t>
+              <w:t xml:space="preserve">0.36</w:t>
             </w:r>
           </w:p>
         </w:tc>
@@ -10791,7 +11276,19 @@
               <w:jc w:val="right"/>
             </w:pPr>
             <w:r>
-              <w:t xml:space="preserve">24</w:t>
+              <w:t xml:space="preserve">0.48</w:t>
+            </w:r>
+          </w:p>
+        </w:tc>
+        <w:tc>
+          <w:tcPr/>
+          <w:p>
+            <w:pPr>
+              <w:pStyle w:val="Compact"/>
+              <w:jc w:val="right"/>
+            </w:pPr>
+            <w:r>
+              <w:t xml:space="preserve">0.67</w:t>
             </w:r>
           </w:p>
         </w:tc>
@@ -10803,7 +11300,445 @@
               <w:jc w:val="left"/>
             </w:pPr>
             <w:r>
-              <w:t xml:space="preserve">▆▃▁▇▂</w:t>
+              <w:t xml:space="preserve">▇▆▃▇▂</w:t>
+            </w:r>
+          </w:p>
+        </w:tc>
+      </w:tr>
+      <w:tr>
+        <w:tc>
+          <w:tcPr/>
+          <w:p>
+            <w:pPr>
+              <w:pStyle w:val="Compact"/>
+              <w:jc w:val="left"/>
+            </w:pPr>
+            <w:r>
+              <w:t xml:space="preserve">thickness_mm</w:t>
+            </w:r>
+          </w:p>
+        </w:tc>
+        <w:tc>
+          <w:tcPr/>
+          <w:p>
+            <w:pPr>
+              <w:pStyle w:val="Compact"/>
+              <w:jc w:val="left"/>
+            </w:pPr>
+            <w:r>
+              <w:t xml:space="preserve">sunny</w:t>
+            </w:r>
+          </w:p>
+        </w:tc>
+        <w:tc>
+          <w:tcPr/>
+          <w:p>
+            <w:pPr>
+              <w:pStyle w:val="Compact"/>
+              <w:jc w:val="right"/>
+            </w:pPr>
+            <w:r>
+              <w:t xml:space="preserve">0</w:t>
+            </w:r>
+          </w:p>
+        </w:tc>
+        <w:tc>
+          <w:tcPr/>
+          <w:p>
+            <w:pPr>
+              <w:pStyle w:val="Compact"/>
+              <w:jc w:val="right"/>
+            </w:pPr>
+            <w:r>
+              <w:t xml:space="preserve">1.00</w:t>
+            </w:r>
+          </w:p>
+        </w:tc>
+        <w:tc>
+          <w:tcPr/>
+          <w:p>
+            <w:pPr>
+              <w:pStyle w:val="Compact"/>
+              <w:jc w:val="right"/>
+            </w:pPr>
+            <w:r>
+              <w:t xml:space="preserve">0.29</w:t>
+            </w:r>
+          </w:p>
+        </w:tc>
+        <w:tc>
+          <w:tcPr/>
+          <w:p>
+            <w:pPr>
+              <w:pStyle w:val="Compact"/>
+              <w:jc w:val="right"/>
+            </w:pPr>
+            <w:r>
+              <w:t xml:space="preserve">0.19</w:t>
+            </w:r>
+          </w:p>
+        </w:tc>
+        <w:tc>
+          <w:tcPr/>
+          <w:p>
+            <w:pPr>
+              <w:pStyle w:val="Compact"/>
+              <w:jc w:val="right"/>
+            </w:pPr>
+            <w:r>
+              <w:t xml:space="preserve">0.10</w:t>
+            </w:r>
+          </w:p>
+        </w:tc>
+        <w:tc>
+          <w:tcPr/>
+          <w:p>
+            <w:pPr>
+              <w:pStyle w:val="Compact"/>
+              <w:jc w:val="right"/>
+            </w:pPr>
+            <w:r>
+              <w:t xml:space="preserve">0.14</w:t>
+            </w:r>
+          </w:p>
+        </w:tc>
+        <w:tc>
+          <w:tcPr/>
+          <w:p>
+            <w:pPr>
+              <w:pStyle w:val="Compact"/>
+              <w:jc w:val="right"/>
+            </w:pPr>
+            <w:r>
+              <w:t xml:space="preserve">0.23</w:t>
+            </w:r>
+          </w:p>
+        </w:tc>
+        <w:tc>
+          <w:tcPr/>
+          <w:p>
+            <w:pPr>
+              <w:pStyle w:val="Compact"/>
+              <w:jc w:val="right"/>
+            </w:pPr>
+            <w:r>
+              <w:t xml:space="preserve">0.40</w:t>
+            </w:r>
+          </w:p>
+        </w:tc>
+        <w:tc>
+          <w:tcPr/>
+          <w:p>
+            <w:pPr>
+              <w:pStyle w:val="Compact"/>
+              <w:jc w:val="right"/>
+            </w:pPr>
+            <w:r>
+              <w:t xml:space="preserve">0.69</w:t>
+            </w:r>
+          </w:p>
+        </w:tc>
+        <w:tc>
+          <w:tcPr/>
+          <w:p>
+            <w:pPr>
+              <w:pStyle w:val="Compact"/>
+              <w:jc w:val="left"/>
+            </w:pPr>
+            <w:r>
+              <w:t xml:space="preserve">▇▂▃▁▂</w:t>
+            </w:r>
+          </w:p>
+        </w:tc>
+      </w:tr>
+      <w:tr>
+        <w:tc>
+          <w:tcPr/>
+          <w:p>
+            <w:pPr>
+              <w:pStyle w:val="Compact"/>
+              <w:jc w:val="left"/>
+            </w:pPr>
+            <w:r>
+              <w:t xml:space="preserve">paper_mass_g</w:t>
+            </w:r>
+          </w:p>
+        </w:tc>
+        <w:tc>
+          <w:tcPr/>
+          <w:p>
+            <w:pPr>
+              <w:pStyle w:val="Compact"/>
+              <w:jc w:val="left"/>
+            </w:pPr>
+            <w:r>
+              <w:t xml:space="preserve">shady</w:t>
+            </w:r>
+          </w:p>
+        </w:tc>
+        <w:tc>
+          <w:tcPr/>
+          <w:p>
+            <w:pPr>
+              <w:pStyle w:val="Compact"/>
+              <w:jc w:val="right"/>
+            </w:pPr>
+            <w:r>
+              <w:t xml:space="preserve">7</w:t>
+            </w:r>
+          </w:p>
+        </w:tc>
+        <w:tc>
+          <w:tcPr/>
+          <w:p>
+            <w:pPr>
+              <w:pStyle w:val="Compact"/>
+              <w:jc w:val="right"/>
+            </w:pPr>
+            <w:r>
+              <w:t xml:space="preserve">0.75</w:t>
+            </w:r>
+          </w:p>
+        </w:tc>
+        <w:tc>
+          <w:tcPr/>
+          <w:p>
+            <w:pPr>
+              <w:pStyle w:val="Compact"/>
+              <w:jc w:val="right"/>
+            </w:pPr>
+            <w:r>
+              <w:t xml:space="preserve">0.28</w:t>
+            </w:r>
+          </w:p>
+        </w:tc>
+        <w:tc>
+          <w:tcPr/>
+          <w:p>
+            <w:pPr>
+              <w:pStyle w:val="Compact"/>
+              <w:jc w:val="right"/>
+            </w:pPr>
+            <w:r>
+              <w:t xml:space="preserve">0.04</w:t>
+            </w:r>
+          </w:p>
+        </w:tc>
+        <w:tc>
+          <w:tcPr/>
+          <w:p>
+            <w:pPr>
+              <w:pStyle w:val="Compact"/>
+              <w:jc w:val="right"/>
+            </w:pPr>
+            <w:r>
+              <w:t xml:space="preserve">0.20</w:t>
+            </w:r>
+          </w:p>
+        </w:tc>
+        <w:tc>
+          <w:tcPr/>
+          <w:p>
+            <w:pPr>
+              <w:pStyle w:val="Compact"/>
+              <w:jc w:val="right"/>
+            </w:pPr>
+            <w:r>
+              <w:t xml:space="preserve">0.25</w:t>
+            </w:r>
+          </w:p>
+        </w:tc>
+        <w:tc>
+          <w:tcPr/>
+          <w:p>
+            <w:pPr>
+              <w:pStyle w:val="Compact"/>
+              <w:jc w:val="right"/>
+            </w:pPr>
+            <w:r>
+              <w:t xml:space="preserve">0.27</w:t>
+            </w:r>
+          </w:p>
+        </w:tc>
+        <w:tc>
+          <w:tcPr/>
+          <w:p>
+            <w:pPr>
+              <w:pStyle w:val="Compact"/>
+              <w:jc w:val="right"/>
+            </w:pPr>
+            <w:r>
+              <w:t xml:space="preserve">0.30</w:t>
+            </w:r>
+          </w:p>
+        </w:tc>
+        <w:tc>
+          <w:tcPr/>
+          <w:p>
+            <w:pPr>
+              <w:pStyle w:val="Compact"/>
+              <w:jc w:val="right"/>
+            </w:pPr>
+            <w:r>
+              <w:t xml:space="preserve">0.36</w:t>
+            </w:r>
+          </w:p>
+        </w:tc>
+        <w:tc>
+          <w:tcPr/>
+          <w:p>
+            <w:pPr>
+              <w:pStyle w:val="Compact"/>
+              <w:jc w:val="left"/>
+            </w:pPr>
+            <w:r>
+              <w:t xml:space="preserve">▁▇▃▂▃</w:t>
+            </w:r>
+          </w:p>
+        </w:tc>
+      </w:tr>
+      <w:tr>
+        <w:tc>
+          <w:tcPr/>
+          <w:p>
+            <w:pPr>
+              <w:pStyle w:val="Compact"/>
+              <w:jc w:val="left"/>
+            </w:pPr>
+            <w:r>
+              <w:t xml:space="preserve">paper_mass_g</w:t>
+            </w:r>
+          </w:p>
+        </w:tc>
+        <w:tc>
+          <w:tcPr/>
+          <w:p>
+            <w:pPr>
+              <w:pStyle w:val="Compact"/>
+              <w:jc w:val="left"/>
+            </w:pPr>
+            <w:r>
+              <w:t xml:space="preserve">sunny</w:t>
+            </w:r>
+          </w:p>
+        </w:tc>
+        <w:tc>
+          <w:tcPr/>
+          <w:p>
+            <w:pPr>
+              <w:pStyle w:val="Compact"/>
+              <w:jc w:val="right"/>
+            </w:pPr>
+            <w:r>
+              <w:t xml:space="preserve">6</w:t>
+            </w:r>
+          </w:p>
+        </w:tc>
+        <w:tc>
+          <w:tcPr/>
+          <w:p>
+            <w:pPr>
+              <w:pStyle w:val="Compact"/>
+              <w:jc w:val="right"/>
+            </w:pPr>
+            <w:r>
+              <w:t xml:space="preserve">0.76</w:t>
+            </w:r>
+          </w:p>
+        </w:tc>
+        <w:tc>
+          <w:tcPr/>
+          <w:p>
+            <w:pPr>
+              <w:pStyle w:val="Compact"/>
+              <w:jc w:val="right"/>
+            </w:pPr>
+            <w:r>
+              <w:t xml:space="preserve">0.27</w:t>
+            </w:r>
+          </w:p>
+        </w:tc>
+        <w:tc>
+          <w:tcPr/>
+          <w:p>
+            <w:pPr>
+              <w:pStyle w:val="Compact"/>
+              <w:jc w:val="right"/>
+            </w:pPr>
+            <w:r>
+              <w:t xml:space="preserve">0.09</w:t>
+            </w:r>
+          </w:p>
+        </w:tc>
+        <w:tc>
+          <w:tcPr/>
+          <w:p>
+            <w:pPr>
+              <w:pStyle w:val="Compact"/>
+              <w:jc w:val="right"/>
+            </w:pPr>
+            <w:r>
+              <w:t xml:space="preserve">0.11</w:t>
+            </w:r>
+          </w:p>
+        </w:tc>
+        <w:tc>
+          <w:tcPr/>
+          <w:p>
+            <w:pPr>
+              <w:pStyle w:val="Compact"/>
+              <w:jc w:val="right"/>
+            </w:pPr>
+            <w:r>
+              <w:t xml:space="preserve">0.21</w:t>
+            </w:r>
+          </w:p>
+        </w:tc>
+        <w:tc>
+          <w:tcPr/>
+          <w:p>
+            <w:pPr>
+              <w:pStyle w:val="Compact"/>
+              <w:jc w:val="right"/>
+            </w:pPr>
+            <w:r>
+              <w:t xml:space="preserve">0.25</w:t>
+            </w:r>
+          </w:p>
+        </w:tc>
+        <w:tc>
+          <w:tcPr/>
+          <w:p>
+            <w:pPr>
+              <w:pStyle w:val="Compact"/>
+              <w:jc w:val="right"/>
+            </w:pPr>
+            <w:r>
+              <w:t xml:space="preserve">0.34</w:t>
+            </w:r>
+          </w:p>
+        </w:tc>
+        <w:tc>
+          <w:tcPr/>
+          <w:p>
+            <w:pPr>
+              <w:pStyle w:val="Compact"/>
+              <w:jc w:val="right"/>
+            </w:pPr>
+            <w:r>
+              <w:t xml:space="preserve">0.43</w:t>
+            </w:r>
+          </w:p>
+        </w:tc>
+        <w:tc>
+          <w:tcPr/>
+          <w:p>
+            <w:pPr>
+              <w:pStyle w:val="Compact"/>
+              <w:jc w:val="left"/>
+            </w:pPr>
+            <w:r>
+              <w:t xml:space="preserve">▂▇▃▅▅</w:t>
             </w:r>
           </w:p>
         </w:tc>

--- a/docs/content/summary_stats/summary_stats_lecture.docx
+++ b/docs/content/summary_stats/summary_stats_lecture.docx
@@ -31,7 +31,7 @@
         <w:pStyle w:val="Date"/>
       </w:pPr>
       <w:r>
-        <w:t xml:space="preserve">2026-09-08</w:t>
+        <w:t xml:space="preserve">2026-09-10</w:t>
       </w:r>
     </w:p>
     <w:bookmarkStart w:id="12" w:name="where-we-left-off-lecture-05-wrangling"/>

--- a/docs/content/summary_stats/summary_stats_lecture.docx
+++ b/docs/content/summary_stats/summary_stats_lecture.docx
@@ -31,7 +31,7 @@
         <w:pStyle w:val="Date"/>
       </w:pPr>
       <w:r>
-        <w:t xml:space="preserve">2026-09-10</w:t>
+        <w:t xml:space="preserve">2026-09-14</w:t>
       </w:r>
     </w:p>
     <w:bookmarkStart w:id="12" w:name="where-we-left-off-lecture-05-wrangling"/>

--- a/docs/content/summary_stats/summary_stats_lecture.docx
+++ b/docs/content/summary_stats/summary_stats_lecture.docx
@@ -13881,7 +13881,6 @@
         <w:bottom w:color="FF0000" w:space="1" w:sz="8" w:val="single"/>
         <w:right w:color="FF0000" w:space="4" w:sz="8" w:val="single"/>
       </w:pBdr>
-      <w:shd w:color="auto" w:fill="auto" w:val="pct15"/>
       <w:spacing w:after="120" w:before="120"/>
       <w:ind w:left="432" w:right="432"/>
     </w:pPr>
@@ -13902,7 +13901,6 @@
         <w:bottom w:color="auto" w:space="1" w:sz="8" w:val="single"/>
         <w:right w:color="auto" w:space="4" w:sz="8" w:val="single"/>
       </w:pBdr>
-      <w:shd w:color="auto" w:fill="auto" w:val="pct15"/>
       <w:spacing w:after="240" w:before="240"/>
       <w:ind w:left="432" w:right="432"/>
     </w:pPr>
@@ -13917,7 +13915,6 @@
     <w:qFormat/>
     <w:rsid w:val="00771E03"/>
     <w:pPr>
-      <w:shd w:color="auto" w:fill="auto" w:val="pct15"/>
       <w:spacing w:after="240" w:before="240"/>
       <w:ind w:left="432" w:right="432"/>
     </w:pPr>

--- a/docs/content/summary_stats/summary_stats_lecture.docx
+++ b/docs/content/summary_stats/summary_stats_lecture.docx
@@ -31,7 +31,7 @@
         <w:pStyle w:val="Date"/>
       </w:pPr>
       <w:r>
-        <w:t xml:space="preserve">2026-09-21</w:t>
+        <w:t xml:space="preserve">2026-09-22</w:t>
       </w:r>
     </w:p>
     <w:bookmarkStart w:id="12" w:name="where-we-left-off-lecture-05-wrangling"/>
@@ -1583,7 +1583,7 @@
         <w:t xml:space="preserve"> </w:t>
       </w:r>
       <w:r>
-        <w:t xml:space="preserve">counting correctly with</w:t>
+        <w:t xml:space="preserve">finding NAs in real data, counting correctly with</w:t>
       </w:r>
       <w:r>
         <w:t xml:space="preserve"> </w:t>
@@ -1595,7 +1595,50 @@
         <w:t xml:space="preserve">sum(!is.na())</w:t>
       </w:r>
       <w:r>
-        <w:t xml:space="preserve">, a reusable</w:t>
+        <w:t xml:space="preserve">, writing the summary</w:t>
+      </w:r>
+      <w:r>
+        <w:t xml:space="preserve"> </w:t>
+      </w:r>
+      <w:r>
+        <w:rPr>
+          <w:b/>
+          <w:bCs/>
+        </w:rPr>
+        <w:t xml:space="preserve">by hand</w:t>
+      </w:r>
+      <w:r>
+        <w:t xml:space="preserve"> </w:t>
+      </w:r>
+      <w:r>
+        <w:t xml:space="preserve">with</w:t>
+      </w:r>
+      <w:r>
+        <w:t xml:space="preserve"> </w:t>
+      </w:r>
+      <w:r>
+        <w:rPr>
+          <w:rStyle w:val="VerbatimChar"/>
+        </w:rPr>
+        <w:t xml:space="preserve">group_by()</w:t>
+      </w:r>
+      <w:r>
+        <w:t xml:space="preserve"> </w:t>
+      </w:r>
+      <w:r>
+        <w:t xml:space="preserve">+</w:t>
+      </w:r>
+      <w:r>
+        <w:t xml:space="preserve"> </w:t>
+      </w:r>
+      <w:r>
+        <w:rPr>
+          <w:rStyle w:val="VerbatimChar"/>
+        </w:rPr>
+        <w:t xml:space="preserve">summarize()</w:t>
+      </w:r>
+      <w:r>
+        <w:t xml:space="preserve">, and only then packaging it into a reusable</w:t>
       </w:r>
       <w:r>
         <w:t xml:space="preserve"> </w:t>
@@ -1610,7 +1653,7 @@
         <w:t xml:space="preserve"> </w:t>
       </w:r>
       <w:r>
-        <w:t xml:space="preserve">helper, and using it one group at a time.</w:t>
+        <w:t xml:space="preserve">helper.</w:t>
       </w:r>
     </w:p>
     <w:bookmarkEnd w:id="26"/>
@@ -2784,22 +2827,7 @@
               <w:t xml:space="preserve"> </w:t>
             </w:r>
             <w:r>
-              <w:t xml:space="preserve">— even when you think there are no NAs. It is exactly what our</w:t>
-            </w:r>
-            <w:r>
-              <w:t xml:space="preserve"> </w:t>
-            </w:r>
-            <w:r>
-              <w:rPr>
-                <w:rStyle w:val="VerbatimChar"/>
-              </w:rPr>
-              <w:t xml:space="preserve">summary_stats()</w:t>
-            </w:r>
-            <w:r>
-              <w:t xml:space="preserve"> </w:t>
-            </w:r>
-            <w:r>
-              <w:t xml:space="preserve">function below uses.</w:t>
+              <w:t xml:space="preserve">— even when you think there are no NAs.</w:t>
             </w:r>
           </w:p>
           <w:p/>
@@ -2807,7 +2835,559 @@
       </w:tr>
     </w:tbl>
     <w:bookmarkEnd w:id="31"/>
-    <w:bookmarkStart w:id="34" w:name="what-is-variance"/>
+    <w:bookmarkStart w:id="32" w:name="finding-the-nas-in-real-data"/>
+    <w:p>
+      <w:pPr>
+        <w:pStyle w:val="Heading1"/>
+      </w:pPr>
+      <w:r>
+        <w:t xml:space="preserve">Finding the NAs in Real Data</w:t>
+      </w:r>
+    </w:p>
+    <w:p>
+      <w:pPr>
+        <w:pStyle w:val="SourceCode"/>
+      </w:pPr>
+      <w:r>
+        <w:rPr>
+          <w:rStyle w:val="CommentTok"/>
+        </w:rPr>
+        <w:t xml:space="preserve"># Which rows are MISSING a paper_mass_g value? ---------</w:t>
+      </w:r>
+      <w:r>
+        <w:br/>
+      </w:r>
+      <w:r>
+        <w:rPr>
+          <w:rStyle w:val="NormalTok"/>
+        </w:rPr>
+        <w:t xml:space="preserve">leaf_df </w:t>
+      </w:r>
+      <w:r>
+        <w:rPr>
+          <w:rStyle w:val="SpecialCharTok"/>
+        </w:rPr>
+        <w:t xml:space="preserve">%&gt;%</w:t>
+      </w:r>
+      <w:r>
+        <w:br/>
+      </w:r>
+      <w:r>
+        <w:rPr>
+          <w:rStyle w:val="NormalTok"/>
+        </w:rPr>
+        <w:t xml:space="preserve">  </w:t>
+      </w:r>
+      <w:r>
+        <w:rPr>
+          <w:rStyle w:val="FunctionTok"/>
+        </w:rPr>
+        <w:t xml:space="preserve">filter</w:t>
+      </w:r>
+      <w:r>
+        <w:rPr>
+          <w:rStyle w:val="NormalTok"/>
+        </w:rPr>
+        <w:t xml:space="preserve">(</w:t>
+      </w:r>
+      <w:r>
+        <w:rPr>
+          <w:rStyle w:val="FunctionTok"/>
+        </w:rPr>
+        <w:t xml:space="preserve">is.na</w:t>
+      </w:r>
+      <w:r>
+        <w:rPr>
+          <w:rStyle w:val="NormalTok"/>
+        </w:rPr>
+        <w:t xml:space="preserve">(paper_mass_g))</w:t>
+      </w:r>
+    </w:p>
+    <w:p>
+      <w:pPr>
+        <w:pStyle w:val="SourceCode"/>
+      </w:pPr>
+      <w:r>
+        <w:rPr>
+          <w:rStyle w:val="VerbatimChar"/>
+        </w:rPr>
+        <w:t xml:space="preserve"># A tibble: 13 × 8</w:t>
+      </w:r>
+      <w:r>
+        <w:br/>
+      </w:r>
+      <w:r>
+        <w:rPr>
+          <w:rStyle w:val="VerbatimChar"/>
+        </w:rPr>
+        <w:t xml:space="preserve">   twig_id leaf_id teams       shade mass_g petiole_mm thickness_mm paper_mass_g</w:t>
+      </w:r>
+      <w:r>
+        <w:br/>
+      </w:r>
+      <w:r>
+        <w:rPr>
+          <w:rStyle w:val="VerbatimChar"/>
+        </w:rPr>
+        <w:t xml:space="preserve">   &lt;chr&gt;   &lt;chr&gt;   &lt;chr&gt;       &lt;chr&gt;  &lt;dbl&gt;      &lt;dbl&gt;        &lt;dbl&gt;        &lt;dbl&gt;</w:t>
+      </w:r>
+      <w:r>
+        <w:br/>
+      </w:r>
+      <w:r>
+        <w:rPr>
+          <w:rStyle w:val="VerbatimChar"/>
+        </w:rPr>
+        <w:t xml:space="preserve"> 1 twig_2  l09     fighting_m… shady  0.920      0.383        NA              NA</w:t>
+      </w:r>
+      <w:r>
+        <w:br/>
+      </w:r>
+      <w:r>
+        <w:rPr>
+          <w:rStyle w:val="VerbatimChar"/>
+        </w:rPr>
+        <w:t xml:space="preserve"> 2 &lt;NA&gt;    1       Oscar_Karl  shady  0.454     53.6           0.36           NA</w:t>
+      </w:r>
+      <w:r>
+        <w:br/>
+      </w:r>
+      <w:r>
+        <w:rPr>
+          <w:rStyle w:val="VerbatimChar"/>
+        </w:rPr>
+        <w:t xml:space="preserve"> 3 &lt;NA&gt;    2       Oscar_Karl  shady  0.371     26.3           0.43           NA</w:t>
+      </w:r>
+      <w:r>
+        <w:br/>
+      </w:r>
+      <w:r>
+        <w:rPr>
+          <w:rStyle w:val="VerbatimChar"/>
+        </w:rPr>
+        <w:t xml:space="preserve"> 4 &lt;NA&gt;    3       Oscar_Karl  shady  0.351     57.8           0.48           NA</w:t>
+      </w:r>
+      <w:r>
+        <w:br/>
+      </w:r>
+      <w:r>
+        <w:rPr>
+          <w:rStyle w:val="VerbatimChar"/>
+        </w:rPr>
+        <w:t xml:space="preserve"> 5 &lt;NA&gt;    4       Oscar_Karl  shady  0.453     51.0           0.41           NA</w:t>
+      </w:r>
+      <w:r>
+        <w:br/>
+      </w:r>
+      <w:r>
+        <w:rPr>
+          <w:rStyle w:val="VerbatimChar"/>
+        </w:rPr>
+        <w:t xml:space="preserve"> 6 &lt;NA&gt;    5       Oscar_Karl  shady  0.344     37.0           0.25           NA</w:t>
+      </w:r>
+      <w:r>
+        <w:br/>
+      </w:r>
+      <w:r>
+        <w:rPr>
+          <w:rStyle w:val="VerbatimChar"/>
+        </w:rPr>
+        <w:t xml:space="preserve"> 7 &lt;NA&gt;    6       Oscar_Karl  shady  0.426     66.3           0.5            NA</w:t>
+      </w:r>
+      <w:r>
+        <w:br/>
+      </w:r>
+      <w:r>
+        <w:rPr>
+          <w:rStyle w:val="VerbatimChar"/>
+        </w:rPr>
+        <w:t xml:space="preserve"> 8 &lt;NA&gt;    1       Oscar_Karl  sunny  0.357     48.7           0.41           NA</w:t>
+      </w:r>
+      <w:r>
+        <w:br/>
+      </w:r>
+      <w:r>
+        <w:rPr>
+          <w:rStyle w:val="VerbatimChar"/>
+        </w:rPr>
+        <w:t xml:space="preserve"> 9 &lt;NA&gt;    2       Oscar_Karl  sunny  0.348     44.8           0.39           NA</w:t>
+      </w:r>
+      <w:r>
+        <w:br/>
+      </w:r>
+      <w:r>
+        <w:rPr>
+          <w:rStyle w:val="VerbatimChar"/>
+        </w:rPr>
+        <w:t xml:space="preserve">10 &lt;NA&gt;    3       Oscar_Karl  sunny  0.511     63.4           0.53           NA</w:t>
+      </w:r>
+      <w:r>
+        <w:br/>
+      </w:r>
+      <w:r>
+        <w:rPr>
+          <w:rStyle w:val="VerbatimChar"/>
+        </w:rPr>
+        <w:t xml:space="preserve">11 &lt;NA&gt;    4       Oscar_Karl  sunny  0.230     35.7           0.36           NA</w:t>
+      </w:r>
+      <w:r>
+        <w:br/>
+      </w:r>
+      <w:r>
+        <w:rPr>
+          <w:rStyle w:val="VerbatimChar"/>
+        </w:rPr>
+        <w:t xml:space="preserve">12 &lt;NA&gt;    5       Oscar_Karl  sunny  0.304     51.3           0.43           NA</w:t>
+      </w:r>
+      <w:r>
+        <w:br/>
+      </w:r>
+      <w:r>
+        <w:rPr>
+          <w:rStyle w:val="VerbatimChar"/>
+        </w:rPr>
+        <w:t xml:space="preserve">13 &lt;NA&gt;    6       Oscar_Karl  sunny  0.282     46.9           0.4            NA</w:t>
+      </w:r>
+    </w:p>
+    <w:p>
+      <w:pPr>
+        <w:pStyle w:val="SourceCode"/>
+      </w:pPr>
+      <w:r>
+        <w:rPr>
+          <w:rStyle w:val="CommentTok"/>
+        </w:rPr>
+        <w:t xml:space="preserve"># Flip it with ! — keep only the rows that HAVE a value</w:t>
+      </w:r>
+      <w:r>
+        <w:br/>
+      </w:r>
+      <w:r>
+        <w:rPr>
+          <w:rStyle w:val="NormalTok"/>
+        </w:rPr>
+        <w:t xml:space="preserve">leaf_df </w:t>
+      </w:r>
+      <w:r>
+        <w:rPr>
+          <w:rStyle w:val="SpecialCharTok"/>
+        </w:rPr>
+        <w:t xml:space="preserve">%&gt;%</w:t>
+      </w:r>
+      <w:r>
+        <w:br/>
+      </w:r>
+      <w:r>
+        <w:rPr>
+          <w:rStyle w:val="NormalTok"/>
+        </w:rPr>
+        <w:t xml:space="preserve">  </w:t>
+      </w:r>
+      <w:r>
+        <w:rPr>
+          <w:rStyle w:val="FunctionTok"/>
+        </w:rPr>
+        <w:t xml:space="preserve">filter</w:t>
+      </w:r>
+      <w:r>
+        <w:rPr>
+          <w:rStyle w:val="NormalTok"/>
+        </w:rPr>
+        <w:t xml:space="preserve">(</w:t>
+      </w:r>
+      <w:r>
+        <w:rPr>
+          <w:rStyle w:val="SpecialCharTok"/>
+        </w:rPr>
+        <w:t xml:space="preserve">!</w:t>
+      </w:r>
+      <w:r>
+        <w:rPr>
+          <w:rStyle w:val="FunctionTok"/>
+        </w:rPr>
+        <w:t xml:space="preserve">is.na</w:t>
+      </w:r>
+      <w:r>
+        <w:rPr>
+          <w:rStyle w:val="NormalTok"/>
+        </w:rPr>
+        <w:t xml:space="preserve">(paper_mass_g))</w:t>
+      </w:r>
+    </w:p>
+    <w:p>
+      <w:pPr>
+        <w:pStyle w:val="SourceCode"/>
+      </w:pPr>
+      <w:r>
+        <w:rPr>
+          <w:rStyle w:val="VerbatimChar"/>
+        </w:rPr>
+        <w:t xml:space="preserve"># A tibble: 40 × 8</w:t>
+      </w:r>
+      <w:r>
+        <w:br/>
+      </w:r>
+      <w:r>
+        <w:rPr>
+          <w:rStyle w:val="VerbatimChar"/>
+        </w:rPr>
+        <w:t xml:space="preserve">   twig_id leaf_id teams shade mass_g petiole_mm thickness_mm paper_mass_g</w:t>
+      </w:r>
+      <w:r>
+        <w:br/>
+      </w:r>
+      <w:r>
+        <w:rPr>
+          <w:rStyle w:val="VerbatimChar"/>
+        </w:rPr>
+        <w:t xml:space="preserve">   &lt;chr&gt;   &lt;chr&gt;   &lt;chr&gt; &lt;chr&gt;  &lt;dbl&gt;      &lt;dbl&gt;        &lt;dbl&gt;        &lt;dbl&gt;</w:t>
+      </w:r>
+      <w:r>
+        <w:br/>
+      </w:r>
+      <w:r>
+        <w:rPr>
+          <w:rStyle w:val="VerbatimChar"/>
+        </w:rPr>
+        <w:t xml:space="preserve"> 1 &lt;NA&gt;    &lt;NA&gt;    12345 sunny   0.4          79         0.15         0.21</w:t>
+      </w:r>
+      <w:r>
+        <w:br/>
+      </w:r>
+      <w:r>
+        <w:rPr>
+          <w:rStyle w:val="VerbatimChar"/>
+        </w:rPr>
+        <w:t xml:space="preserve"> 2 &lt;NA&gt;    &lt;NA&gt;    12345 sunny   0.48         63         0.14         0.21</w:t>
+      </w:r>
+      <w:r>
+        <w:br/>
+      </w:r>
+      <w:r>
+        <w:rPr>
+          <w:rStyle w:val="VerbatimChar"/>
+        </w:rPr>
+        <w:t xml:space="preserve"> 3 &lt;NA&gt;    &lt;NA&gt;    12345 sunny   0.34         68         0.14         0.21</w:t>
+      </w:r>
+      <w:r>
+        <w:br/>
+      </w:r>
+      <w:r>
+        <w:rPr>
+          <w:rStyle w:val="VerbatimChar"/>
+        </w:rPr>
+        <w:t xml:space="preserve"> 4 &lt;NA&gt;    &lt;NA&gt;    12345 sunny   0.65         35         0.15         0.24</w:t>
+      </w:r>
+      <w:r>
+        <w:br/>
+      </w:r>
+      <w:r>
+        <w:rPr>
+          <w:rStyle w:val="VerbatimChar"/>
+        </w:rPr>
+        <w:t xml:space="preserve"> 5 &lt;NA&gt;    &lt;NA&gt;    12345 sunny   0.27         34         0.11         0.15</w:t>
+      </w:r>
+      <w:r>
+        <w:br/>
+      </w:r>
+      <w:r>
+        <w:rPr>
+          <w:rStyle w:val="VerbatimChar"/>
+        </w:rPr>
+        <w:t xml:space="preserve"> 6 &lt;NA&gt;    &lt;NA&gt;    12345 sunny   0.43         40         0.16         0.34</w:t>
+      </w:r>
+      <w:r>
+        <w:br/>
+      </w:r>
+      <w:r>
+        <w:rPr>
+          <w:rStyle w:val="VerbatimChar"/>
+        </w:rPr>
+        <w:t xml:space="preserve"> 7 &lt;NA&gt;    &lt;NA&gt;    12345 shady   0.39         40         0.14         0.29</w:t>
+      </w:r>
+      <w:r>
+        <w:br/>
+      </w:r>
+      <w:r>
+        <w:rPr>
+          <w:rStyle w:val="VerbatimChar"/>
+        </w:rPr>
+        <w:t xml:space="preserve"> 8 &lt;NA&gt;    &lt;NA&gt;    12345 shady   0.45         65         0.15         0.25</w:t>
+      </w:r>
+      <w:r>
+        <w:br/>
+      </w:r>
+      <w:r>
+        <w:rPr>
+          <w:rStyle w:val="VerbatimChar"/>
+        </w:rPr>
+        <w:t xml:space="preserve"> 9 &lt;NA&gt;    &lt;NA&gt;    12345 shady   0.6          68         0.12         0.23</w:t>
+      </w:r>
+      <w:r>
+        <w:br/>
+      </w:r>
+      <w:r>
+        <w:rPr>
+          <w:rStyle w:val="VerbatimChar"/>
+        </w:rPr>
+        <w:t xml:space="preserve">10 &lt;NA&gt;    &lt;NA&gt;    12345 shady   0.57         73         0.14         0.28</w:t>
+      </w:r>
+      <w:r>
+        <w:br/>
+      </w:r>
+      <w:r>
+        <w:rPr>
+          <w:rStyle w:val="VerbatimChar"/>
+        </w:rPr>
+        <w:t xml:space="preserve"># ℹ 30 more rows</w:t>
+      </w:r>
+    </w:p>
+    <w:p>
+      <w:pPr>
+        <w:pStyle w:val="Compact"/>
+        <w:numPr>
+          <w:ilvl w:val="0"/>
+          <w:numId w:val="1012"/>
+        </w:numPr>
+      </w:pPr>
+      <w:r>
+        <w:rPr>
+          <w:rStyle w:val="VerbatimChar"/>
+        </w:rPr>
+        <w:t xml:space="preserve">filter(is.na(paper_mass_g))</w:t>
+      </w:r>
+      <w:r>
+        <w:t xml:space="preserve"> </w:t>
+      </w:r>
+      <w:r>
+        <w:rPr>
+          <w:b/>
+          <w:bCs/>
+        </w:rPr>
+        <w:t xml:space="preserve">shows you the problem</w:t>
+      </w:r>
+      <w:r>
+        <w:t xml:space="preserve"> </w:t>
+      </w:r>
+      <w:r>
+        <w:t xml:space="preserve">— every row where the measurement is missing</w:t>
+      </w:r>
+    </w:p>
+    <w:p>
+      <w:pPr>
+        <w:pStyle w:val="Compact"/>
+        <w:numPr>
+          <w:ilvl w:val="0"/>
+          <w:numId w:val="1012"/>
+        </w:numPr>
+      </w:pPr>
+      <w:r>
+        <w:rPr>
+          <w:rStyle w:val="VerbatimChar"/>
+        </w:rPr>
+        <w:t xml:space="preserve">filter(!is.na(paper_mass_g))</w:t>
+      </w:r>
+      <w:r>
+        <w:t xml:space="preserve"> </w:t>
+      </w:r>
+      <w:r>
+        <w:t xml:space="preserve">keeps the rows with real values — the same</w:t>
+      </w:r>
+      <w:r>
+        <w:t xml:space="preserve"> </w:t>
+      </w:r>
+      <w:r>
+        <w:rPr>
+          <w:rStyle w:val="VerbatimChar"/>
+        </w:rPr>
+        <w:t xml:space="preserve">!</w:t>
+      </w:r>
+      <w:r>
+        <w:t xml:space="preserve"> </w:t>
+      </w:r>
+      <w:r>
+        <w:t xml:space="preserve">idea as</w:t>
+      </w:r>
+      <w:r>
+        <w:t xml:space="preserve"> </w:t>
+      </w:r>
+      <w:r>
+        <w:rPr>
+          <w:rStyle w:val="VerbatimChar"/>
+        </w:rPr>
+        <w:t xml:space="preserve">sum(!is.na())</w:t>
+      </w:r>
+    </w:p>
+    <w:p>
+      <w:pPr>
+        <w:pStyle w:val="Compact"/>
+        <w:numPr>
+          <w:ilvl w:val="0"/>
+          <w:numId w:val="1012"/>
+        </w:numPr>
+      </w:pPr>
+      <w:r>
+        <w:t xml:space="preserve">Look at the row counts: the two tables together add back up to</w:t>
+      </w:r>
+      <w:r>
+        <w:t xml:space="preserve"> </w:t>
+      </w:r>
+      <w:r>
+        <w:rPr>
+          <w:rStyle w:val="VerbatimChar"/>
+        </w:rPr>
+        <w:t xml:space="preserve">nrow(leaf_df)</w:t>
+      </w:r>
+    </w:p>
+    <w:p>
+      <w:pPr>
+        <w:pStyle w:val="Compact"/>
+        <w:numPr>
+          <w:ilvl w:val="0"/>
+          <w:numId w:val="1012"/>
+        </w:numPr>
+      </w:pPr>
+      <w:r>
+        <w:t xml:space="preserve">Do this</w:t>
+      </w:r>
+      <w:r>
+        <w:t xml:space="preserve"> </w:t>
+      </w:r>
+      <w:r>
+        <w:rPr>
+          <w:b/>
+          <w:bCs/>
+        </w:rPr>
+        <w:t xml:space="preserve">before</w:t>
+      </w:r>
+      <w:r>
+        <w:t xml:space="preserve"> </w:t>
+      </w:r>
+      <w:r>
+        <w:t xml:space="preserve">any statistics — you cannot trust a mean until you know what is missing</w:t>
+      </w:r>
+    </w:p>
+    <w:p>
+      <w:pPr>
+        <w:pStyle w:val="FirstParagraph"/>
+      </w:pPr>
+      <w:r>
+        <w:t xml:space="preserve">📖</w:t>
+      </w:r>
+      <w:r>
+        <w:t xml:space="preserve"> </w:t>
+      </w:r>
+      <w:hyperlink r:id="rId14">
+        <w:r>
+          <w:rPr>
+            <w:rStyle w:val="Hyperlink"/>
+          </w:rPr>
+          <w:t xml:space="preserve">R4DS §18 — Missing Values</w:t>
+        </w:r>
+      </w:hyperlink>
+    </w:p>
+    <w:bookmarkEnd w:id="32"/>
+    <w:bookmarkStart w:id="35" w:name="what-is-variance"/>
     <w:p>
       <w:pPr>
         <w:pStyle w:val="Heading1"/>
@@ -2950,7 +3530,7 @@
         <w:pStyle w:val="Compact"/>
         <w:numPr>
           <w:ilvl w:val="0"/>
-          <w:numId w:val="1012"/>
+          <w:numId w:val="1013"/>
         </w:numPr>
       </w:pPr>
       <w:r>
@@ -3007,7 +3587,7 @@
         <w:pStyle w:val="Compact"/>
         <w:numPr>
           <w:ilvl w:val="0"/>
-          <w:numId w:val="1012"/>
+          <w:numId w:val="1013"/>
         </w:numPr>
       </w:pPr>
       <w:r>
@@ -3029,7 +3609,7 @@
         <w:pStyle w:val="Compact"/>
         <w:numPr>
           <w:ilvl w:val="0"/>
-          <w:numId w:val="1012"/>
+          <w:numId w:val="1013"/>
         </w:numPr>
       </w:pPr>
       <w:r>
@@ -3117,12 +3697,12 @@
                 <wp:inline>
                   <wp:extent cx="152400" cy="152400"/>
                   <wp:effectExtent b="0" l="0" r="0" t="0"/>
-                  <wp:docPr descr="" title="" id="32" name="Picture"/>
+                  <wp:docPr descr="" title="" id="33" name="Picture"/>
                   <a:graphic>
                     <a:graphicData uri="http://schemas.openxmlformats.org/drawingml/2006/picture">
                       <pic:pic>
                         <pic:nvPicPr>
-                          <pic:cNvPr descr="/Applications/Positron.app/Contents/Resources/app/quarto/share/formats/docx/note.png" id="33" name="Picture"/>
+                          <pic:cNvPr descr="/Applications/Positron.app/Contents/Resources/app/quarto/share/formats/docx/note.png" id="34" name="Picture"/>
                           <pic:cNvPicPr>
                             <a:picLocks noChangeArrowheads="1" noChangeAspect="1"/>
                           </pic:cNvPicPr>
@@ -3384,8 +3964,8 @@
         </w:tc>
       </w:tr>
     </w:tbl>
-    <w:bookmarkEnd w:id="34"/>
-    <w:bookmarkStart w:id="38" w:name="what-is-standard-deviation"/>
+    <w:bookmarkEnd w:id="35"/>
+    <w:bookmarkStart w:id="39" w:name="what-is-standard-deviation"/>
     <w:p>
       <w:pPr>
         <w:pStyle w:val="Heading1"/>
@@ -3530,7 +4110,7 @@
         <w:pStyle w:val="Compact"/>
         <w:numPr>
           <w:ilvl w:val="0"/>
-          <w:numId w:val="1013"/>
+          <w:numId w:val="1014"/>
         </w:numPr>
       </w:pPr>
       <w:r>
@@ -3558,7 +4138,7 @@
         <w:pStyle w:val="Compact"/>
         <w:numPr>
           <w:ilvl w:val="0"/>
-          <w:numId w:val="1013"/>
+          <w:numId w:val="1014"/>
         </w:numPr>
       </w:pPr>
       <w:r>
@@ -3586,7 +4166,7 @@
         <w:pStyle w:val="Compact"/>
         <w:numPr>
           <w:ilvl w:val="0"/>
-          <w:numId w:val="1013"/>
+          <w:numId w:val="1014"/>
         </w:numPr>
       </w:pPr>
       <w:r>
@@ -3618,18 +4198,18 @@
           <wp:inline>
             <wp:extent cx="2286000" cy="1371600"/>
             <wp:effectExtent b="0" l="0" r="0" t="0"/>
-            <wp:docPr descr="" title="" id="36" name="Picture"/>
+            <wp:docPr descr="" title="" id="37" name="Picture"/>
             <a:graphic>
               <a:graphicData uri="http://schemas.openxmlformats.org/drawingml/2006/picture">
                 <pic:pic>
                   <pic:nvPicPr>
-                    <pic:cNvPr descr="summary_stats_lecture_files/figure-docx/sd-normal-bands-1.jpeg" id="37" name="Picture"/>
+                    <pic:cNvPr descr="summary_stats_lecture_files/figure-docx/sd-normal-bands-1.jpeg" id="38" name="Picture"/>
                     <pic:cNvPicPr>
                       <a:picLocks noChangeArrowheads="1" noChangeAspect="1"/>
                     </pic:cNvPicPr>
                   </pic:nvPicPr>
                   <pic:blipFill>
-                    <a:blip r:embed="rId35"/>
+                    <a:blip r:embed="rId36"/>
                     <a:stretch>
                       <a:fillRect/>
                     </a:stretch>
@@ -3664,8 +4244,8 @@
         <w:t xml:space="preserve">For a normal distribution, each band is a fixed percent of the data — no matter what the mean or SD actually are.</w:t>
       </w:r>
     </w:p>
-    <w:bookmarkEnd w:id="38"/>
-    <w:bookmarkStart w:id="39" w:name="what-is-standard-error"/>
+    <w:bookmarkEnd w:id="39"/>
+    <w:bookmarkStart w:id="40" w:name="what-is-standard-error"/>
     <w:p>
       <w:pPr>
         <w:pStyle w:val="Heading1"/>
@@ -3726,7 +4306,7 @@
         <w:pStyle w:val="Compact"/>
         <w:numPr>
           <w:ilvl w:val="0"/>
-          <w:numId w:val="1014"/>
+          <w:numId w:val="1015"/>
         </w:numPr>
       </w:pPr>
       <w:r>
@@ -3748,7 +4328,7 @@
         <w:pStyle w:val="Compact"/>
         <w:numPr>
           <w:ilvl w:val="0"/>
-          <w:numId w:val="1014"/>
+          <w:numId w:val="1015"/>
         </w:numPr>
       </w:pPr>
       <w:r>
@@ -3770,7 +4350,7 @@
         <w:pStyle w:val="Compact"/>
         <w:numPr>
           <w:ilvl w:val="0"/>
-          <w:numId w:val="1014"/>
+          <w:numId w:val="1015"/>
         </w:numPr>
       </w:pPr>
       <w:r>
@@ -3952,23 +4532,14 @@
         <w:t xml:space="preserve">Estimating with Uncertainty</w:t>
       </w:r>
     </w:p>
-    <w:bookmarkEnd w:id="39"/>
-    <w:bookmarkStart w:id="42" w:name="X07c1d375565a1fd46895dbea9637b5b2688dbd9"/>
+    <w:bookmarkEnd w:id="40"/>
+    <w:bookmarkStart w:id="41" w:name="do-it-by-hand-first-one-group"/>
     <w:p>
       <w:pPr>
         <w:pStyle w:val="Heading1"/>
       </w:pPr>
       <w:r>
-        <w:t xml:space="preserve">One Function, All the Basics —</w:t>
-      </w:r>
-      <w:r>
-        <w:t xml:space="preserve"> </w:t>
-      </w:r>
-      <w:r>
-        <w:rPr>
-          <w:rStyle w:val="VerbatimChar"/>
-        </w:rPr>
-        <w:t xml:space="preserve">summary_stats()</w:t>
+        <w:t xml:space="preserve">Do It By Hand First — One Group</w:t>
       </w:r>
     </w:p>
     <w:p>
@@ -3977,42 +4548,18 @@
       </w:pPr>
       <w:r>
         <w:rPr>
-          <w:rStyle w:val="NormalTok"/>
-        </w:rPr>
-        <w:t xml:space="preserve">summary_stats </w:t>
-      </w:r>
-      <w:r>
-        <w:rPr>
-          <w:rStyle w:val="OtherTok"/>
-        </w:rPr>
-        <w:t xml:space="preserve">&lt;-</w:t>
-      </w:r>
-      <w:r>
-        <w:rPr>
-          <w:rStyle w:val="NormalTok"/>
-        </w:rPr>
-        <w:t xml:space="preserve"> </w:t>
-      </w:r>
-      <w:r>
-        <w:rPr>
-          <w:rStyle w:val="ControlFlowTok"/>
-        </w:rPr>
-        <w:t xml:space="preserve">function</w:t>
-      </w:r>
-      <w:r>
-        <w:rPr>
-          <w:rStyle w:val="NormalTok"/>
-        </w:rPr>
-        <w:t xml:space="preserve">(data, variable) {</w:t>
-      </w:r>
-      <w:r>
-        <w:br/>
-      </w:r>
-      <w:r>
-        <w:rPr>
-          <w:rStyle w:val="NormalTok"/>
-        </w:rPr>
-        <w:t xml:space="preserve">  data </w:t>
+          <w:rStyle w:val="CommentTok"/>
+        </w:rPr>
+        <w:t xml:space="preserve"># Every statistic, written out, for the sunny leaves ----</w:t>
+      </w:r>
+      <w:r>
+        <w:br/>
+      </w:r>
+      <w:r>
+        <w:rPr>
+          <w:rStyle w:val="NormalTok"/>
+        </w:rPr>
+        <w:t xml:space="preserve">leaf_df </w:t>
       </w:r>
       <w:r>
         <w:rPr>
@@ -4027,13 +4574,268 @@
         <w:rPr>
           <w:rStyle w:val="NormalTok"/>
         </w:rPr>
+        <w:t xml:space="preserve">  </w:t>
+      </w:r>
+      <w:r>
+        <w:rPr>
+          <w:rStyle w:val="FunctionTok"/>
+        </w:rPr>
+        <w:t xml:space="preserve">filter</w:t>
+      </w:r>
+      <w:r>
+        <w:rPr>
+          <w:rStyle w:val="NormalTok"/>
+        </w:rPr>
+        <w:t xml:space="preserve">(shade </w:t>
+      </w:r>
+      <w:r>
+        <w:rPr>
+          <w:rStyle w:val="SpecialCharTok"/>
+        </w:rPr>
+        <w:t xml:space="preserve">==</w:t>
+      </w:r>
+      <w:r>
+        <w:rPr>
+          <w:rStyle w:val="NormalTok"/>
+        </w:rPr>
+        <w:t xml:space="preserve"> </w:t>
+      </w:r>
+      <w:r>
+        <w:rPr>
+          <w:rStyle w:val="StringTok"/>
+        </w:rPr>
+        <w:t xml:space="preserve">"sunny"</w:t>
+      </w:r>
+      <w:r>
+        <w:rPr>
+          <w:rStyle w:val="NormalTok"/>
+        </w:rPr>
+        <w:t xml:space="preserve">) </w:t>
+      </w:r>
+      <w:r>
+        <w:rPr>
+          <w:rStyle w:val="SpecialCharTok"/>
+        </w:rPr>
+        <w:t xml:space="preserve">%&gt;%</w:t>
+      </w:r>
+      <w:r>
+        <w:br/>
+      </w:r>
+      <w:r>
+        <w:rPr>
+          <w:rStyle w:val="NormalTok"/>
+        </w:rPr>
+        <w:t xml:space="preserve">  </w:t>
+      </w:r>
+      <w:r>
+        <w:rPr>
+          <w:rStyle w:val="FunctionTok"/>
+        </w:rPr>
+        <w:t xml:space="preserve">summarize</w:t>
+      </w:r>
+      <w:r>
+        <w:rPr>
+          <w:rStyle w:val="NormalTok"/>
+        </w:rPr>
+        <w:t xml:space="preserve">(</w:t>
+      </w:r>
+      <w:r>
+        <w:br/>
+      </w:r>
+      <w:r>
+        <w:rPr>
+          <w:rStyle w:val="NormalTok"/>
+        </w:rPr>
         <w:t xml:space="preserve">    </w:t>
       </w:r>
       <w:r>
         <w:rPr>
+          <w:rStyle w:val="AttributeTok"/>
+        </w:rPr>
+        <w:t xml:space="preserve">mean     =</w:t>
+      </w:r>
+      <w:r>
+        <w:rPr>
+          <w:rStyle w:val="NormalTok"/>
+        </w:rPr>
+        <w:t xml:space="preserve"> </w:t>
+      </w:r>
+      <w:r>
+        <w:rPr>
           <w:rStyle w:val="FunctionTok"/>
         </w:rPr>
-        <w:t xml:space="preserve">summarize</w:t>
+        <w:t xml:space="preserve">mean</w:t>
+      </w:r>
+      <w:r>
+        <w:rPr>
+          <w:rStyle w:val="NormalTok"/>
+        </w:rPr>
+        <w:t xml:space="preserve">(mass_g, </w:t>
+      </w:r>
+      <w:r>
+        <w:rPr>
+          <w:rStyle w:val="AttributeTok"/>
+        </w:rPr>
+        <w:t xml:space="preserve">na.rm =</w:t>
+      </w:r>
+      <w:r>
+        <w:rPr>
+          <w:rStyle w:val="NormalTok"/>
+        </w:rPr>
+        <w:t xml:space="preserve"> </w:t>
+      </w:r>
+      <w:r>
+        <w:rPr>
+          <w:rStyle w:val="ConstantTok"/>
+        </w:rPr>
+        <w:t xml:space="preserve">TRUE</w:t>
+      </w:r>
+      <w:r>
+        <w:rPr>
+          <w:rStyle w:val="NormalTok"/>
+        </w:rPr>
+        <w:t xml:space="preserve">),</w:t>
+      </w:r>
+      <w:r>
+        <w:br/>
+      </w:r>
+      <w:r>
+        <w:rPr>
+          <w:rStyle w:val="NormalTok"/>
+        </w:rPr>
+        <w:t xml:space="preserve">    </w:t>
+      </w:r>
+      <w:r>
+        <w:rPr>
+          <w:rStyle w:val="AttributeTok"/>
+        </w:rPr>
+        <w:t xml:space="preserve">variance =</w:t>
+      </w:r>
+      <w:r>
+        <w:rPr>
+          <w:rStyle w:val="NormalTok"/>
+        </w:rPr>
+        <w:t xml:space="preserve"> </w:t>
+      </w:r>
+      <w:r>
+        <w:rPr>
+          <w:rStyle w:val="FunctionTok"/>
+        </w:rPr>
+        <w:t xml:space="preserve">var</w:t>
+      </w:r>
+      <w:r>
+        <w:rPr>
+          <w:rStyle w:val="NormalTok"/>
+        </w:rPr>
+        <w:t xml:space="preserve">(mass_g, </w:t>
+      </w:r>
+      <w:r>
+        <w:rPr>
+          <w:rStyle w:val="AttributeTok"/>
+        </w:rPr>
+        <w:t xml:space="preserve">na.rm =</w:t>
+      </w:r>
+      <w:r>
+        <w:rPr>
+          <w:rStyle w:val="NormalTok"/>
+        </w:rPr>
+        <w:t xml:space="preserve"> </w:t>
+      </w:r>
+      <w:r>
+        <w:rPr>
+          <w:rStyle w:val="ConstantTok"/>
+        </w:rPr>
+        <w:t xml:space="preserve">TRUE</w:t>
+      </w:r>
+      <w:r>
+        <w:rPr>
+          <w:rStyle w:val="NormalTok"/>
+        </w:rPr>
+        <w:t xml:space="preserve">),</w:t>
+      </w:r>
+      <w:r>
+        <w:br/>
+      </w:r>
+      <w:r>
+        <w:rPr>
+          <w:rStyle w:val="NormalTok"/>
+        </w:rPr>
+        <w:t xml:space="preserve">    </w:t>
+      </w:r>
+      <w:r>
+        <w:rPr>
+          <w:rStyle w:val="AttributeTok"/>
+        </w:rPr>
+        <w:t xml:space="preserve">sd       =</w:t>
+      </w:r>
+      <w:r>
+        <w:rPr>
+          <w:rStyle w:val="NormalTok"/>
+        </w:rPr>
+        <w:t xml:space="preserve"> </w:t>
+      </w:r>
+      <w:r>
+        <w:rPr>
+          <w:rStyle w:val="FunctionTok"/>
+        </w:rPr>
+        <w:t xml:space="preserve">sd</w:t>
+      </w:r>
+      <w:r>
+        <w:rPr>
+          <w:rStyle w:val="NormalTok"/>
+        </w:rPr>
+        <w:t xml:space="preserve">(mass_g, </w:t>
+      </w:r>
+      <w:r>
+        <w:rPr>
+          <w:rStyle w:val="AttributeTok"/>
+        </w:rPr>
+        <w:t xml:space="preserve">na.rm =</w:t>
+      </w:r>
+      <w:r>
+        <w:rPr>
+          <w:rStyle w:val="NormalTok"/>
+        </w:rPr>
+        <w:t xml:space="preserve"> </w:t>
+      </w:r>
+      <w:r>
+        <w:rPr>
+          <w:rStyle w:val="ConstantTok"/>
+        </w:rPr>
+        <w:t xml:space="preserve">TRUE</w:t>
+      </w:r>
+      <w:r>
+        <w:rPr>
+          <w:rStyle w:val="NormalTok"/>
+        </w:rPr>
+        <w:t xml:space="preserve">),</w:t>
+      </w:r>
+      <w:r>
+        <w:br/>
+      </w:r>
+      <w:r>
+        <w:rPr>
+          <w:rStyle w:val="NormalTok"/>
+        </w:rPr>
+        <w:t xml:space="preserve">    </w:t>
+      </w:r>
+      <w:r>
+        <w:rPr>
+          <w:rStyle w:val="AttributeTok"/>
+        </w:rPr>
+        <w:t xml:space="preserve">n        =</w:t>
+      </w:r>
+      <w:r>
+        <w:rPr>
+          <w:rStyle w:val="NormalTok"/>
+        </w:rPr>
+        <w:t xml:space="preserve"> </w:t>
+      </w:r>
+      <w:r>
+        <w:rPr>
+          <w:rStyle w:val="FunctionTok"/>
+        </w:rPr>
+        <w:t xml:space="preserve">sum</w:t>
       </w:r>
       <w:r>
         <w:rPr>
@@ -4042,19 +4844,49 @@
         <w:t xml:space="preserve">(</w:t>
       </w:r>
       <w:r>
-        <w:br/>
-      </w:r>
-      <w:r>
-        <w:rPr>
-          <w:rStyle w:val="NormalTok"/>
-        </w:rPr>
-        <w:t xml:space="preserve">      </w:t>
+        <w:rPr>
+          <w:rStyle w:val="SpecialCharTok"/>
+        </w:rPr>
+        <w:t xml:space="preserve">!</w:t>
+      </w:r>
+      <w:r>
+        <w:rPr>
+          <w:rStyle w:val="FunctionTok"/>
+        </w:rPr>
+        <w:t xml:space="preserve">is.na</w:t>
+      </w:r>
+      <w:r>
+        <w:rPr>
+          <w:rStyle w:val="NormalTok"/>
+        </w:rPr>
+        <w:t xml:space="preserve">(mass_g)),</w:t>
+      </w:r>
+      <w:r>
+        <w:br/>
+      </w:r>
+      <w:r>
+        <w:rPr>
+          <w:rStyle w:val="NormalTok"/>
+        </w:rPr>
+        <w:t xml:space="preserve">    </w:t>
       </w:r>
       <w:r>
         <w:rPr>
           <w:rStyle w:val="AttributeTok"/>
         </w:rPr>
-        <w:t xml:space="preserve">n        =</w:t>
+        <w:t xml:space="preserve">se       =</w:t>
+      </w:r>
+      <w:r>
+        <w:rPr>
+          <w:rStyle w:val="NormalTok"/>
+        </w:rPr>
+        <w:t xml:space="preserve"> sd </w:t>
+      </w:r>
+      <w:r>
+        <w:rPr>
+          <w:rStyle w:val="SpecialCharTok"/>
+        </w:rPr>
+        <w:t xml:space="preserve">/</w:t>
       </w:r>
       <w:r>
         <w:rPr>
@@ -4066,842 +4898,23 @@
         <w:rPr>
           <w:rStyle w:val="FunctionTok"/>
         </w:rPr>
-        <w:t xml:space="preserve">sum</w:t>
-      </w:r>
-      <w:r>
-        <w:rPr>
-          <w:rStyle w:val="NormalTok"/>
-        </w:rPr>
-        <w:t xml:space="preserve">(</w:t>
-      </w:r>
-      <w:r>
-        <w:rPr>
-          <w:rStyle w:val="SpecialCharTok"/>
-        </w:rPr>
-        <w:t xml:space="preserve">!</w:t>
-      </w:r>
-      <w:r>
-        <w:rPr>
-          <w:rStyle w:val="FunctionTok"/>
-        </w:rPr>
-        <w:t xml:space="preserve">is.na</w:t>
-      </w:r>
-      <w:r>
-        <w:rPr>
-          <w:rStyle w:val="NormalTok"/>
-        </w:rPr>
-        <w:t xml:space="preserve">({{ variable }})),</w:t>
-      </w:r>
-      <w:r>
-        <w:br/>
-      </w:r>
-      <w:r>
-        <w:rPr>
-          <w:rStyle w:val="NormalTok"/>
-        </w:rPr>
-        <w:t xml:space="preserve">      </w:t>
-      </w:r>
-      <w:r>
-        <w:rPr>
-          <w:rStyle w:val="AttributeTok"/>
-        </w:rPr>
-        <w:t xml:space="preserve">mean     =</w:t>
-      </w:r>
-      <w:r>
-        <w:rPr>
-          <w:rStyle w:val="NormalTok"/>
-        </w:rPr>
-        <w:t xml:space="preserve"> </w:t>
-      </w:r>
-      <w:r>
-        <w:rPr>
-          <w:rStyle w:val="FunctionTok"/>
-        </w:rPr>
-        <w:t xml:space="preserve">mean</w:t>
-      </w:r>
-      <w:r>
-        <w:rPr>
-          <w:rStyle w:val="NormalTok"/>
-        </w:rPr>
-        <w:t xml:space="preserve">({{ variable }}, </w:t>
-      </w:r>
-      <w:r>
-        <w:rPr>
-          <w:rStyle w:val="AttributeTok"/>
-        </w:rPr>
-        <w:t xml:space="preserve">na.rm =</w:t>
-      </w:r>
-      <w:r>
-        <w:rPr>
-          <w:rStyle w:val="NormalTok"/>
-        </w:rPr>
-        <w:t xml:space="preserve"> </w:t>
-      </w:r>
-      <w:r>
-        <w:rPr>
-          <w:rStyle w:val="ConstantTok"/>
-        </w:rPr>
-        <w:t xml:space="preserve">TRUE</w:t>
-      </w:r>
-      <w:r>
-        <w:rPr>
-          <w:rStyle w:val="NormalTok"/>
-        </w:rPr>
-        <w:t xml:space="preserve">),</w:t>
-      </w:r>
-      <w:r>
-        <w:br/>
-      </w:r>
-      <w:r>
-        <w:rPr>
-          <w:rStyle w:val="NormalTok"/>
-        </w:rPr>
-        <w:t xml:space="preserve">      </w:t>
-      </w:r>
-      <w:r>
-        <w:rPr>
-          <w:rStyle w:val="AttributeTok"/>
-        </w:rPr>
-        <w:t xml:space="preserve">variance =</w:t>
-      </w:r>
-      <w:r>
-        <w:rPr>
-          <w:rStyle w:val="NormalTok"/>
-        </w:rPr>
-        <w:t xml:space="preserve"> </w:t>
-      </w:r>
-      <w:r>
-        <w:rPr>
-          <w:rStyle w:val="FunctionTok"/>
-        </w:rPr>
-        <w:t xml:space="preserve">var</w:t>
-      </w:r>
-      <w:r>
-        <w:rPr>
-          <w:rStyle w:val="NormalTok"/>
-        </w:rPr>
-        <w:t xml:space="preserve">({{ variable }}, </w:t>
-      </w:r>
-      <w:r>
-        <w:rPr>
-          <w:rStyle w:val="AttributeTok"/>
-        </w:rPr>
-        <w:t xml:space="preserve">na.rm =</w:t>
-      </w:r>
-      <w:r>
-        <w:rPr>
-          <w:rStyle w:val="NormalTok"/>
-        </w:rPr>
-        <w:t xml:space="preserve"> </w:t>
-      </w:r>
-      <w:r>
-        <w:rPr>
-          <w:rStyle w:val="ConstantTok"/>
-        </w:rPr>
-        <w:t xml:space="preserve">TRUE</w:t>
-      </w:r>
-      <w:r>
-        <w:rPr>
-          <w:rStyle w:val="NormalTok"/>
-        </w:rPr>
-        <w:t xml:space="preserve">),</w:t>
-      </w:r>
-      <w:r>
-        <w:br/>
-      </w:r>
-      <w:r>
-        <w:rPr>
-          <w:rStyle w:val="NormalTok"/>
-        </w:rPr>
-        <w:t xml:space="preserve">      </w:t>
-      </w:r>
-      <w:r>
-        <w:rPr>
-          <w:rStyle w:val="AttributeTok"/>
-        </w:rPr>
-        <w:t xml:space="preserve">sd       =</w:t>
-      </w:r>
-      <w:r>
-        <w:rPr>
-          <w:rStyle w:val="NormalTok"/>
-        </w:rPr>
-        <w:t xml:space="preserve"> </w:t>
-      </w:r>
-      <w:r>
-        <w:rPr>
-          <w:rStyle w:val="FunctionTok"/>
-        </w:rPr>
-        <w:t xml:space="preserve">sd</w:t>
-      </w:r>
-      <w:r>
-        <w:rPr>
-          <w:rStyle w:val="NormalTok"/>
-        </w:rPr>
-        <w:t xml:space="preserve">({{ variable }}, </w:t>
-      </w:r>
-      <w:r>
-        <w:rPr>
-          <w:rStyle w:val="AttributeTok"/>
-        </w:rPr>
-        <w:t xml:space="preserve">na.rm =</w:t>
-      </w:r>
-      <w:r>
-        <w:rPr>
-          <w:rStyle w:val="NormalTok"/>
-        </w:rPr>
-        <w:t xml:space="preserve"> </w:t>
-      </w:r>
-      <w:r>
-        <w:rPr>
-          <w:rStyle w:val="ConstantTok"/>
-        </w:rPr>
-        <w:t xml:space="preserve">TRUE</w:t>
-      </w:r>
-      <w:r>
-        <w:rPr>
-          <w:rStyle w:val="NormalTok"/>
-        </w:rPr>
-        <w:t xml:space="preserve">),</w:t>
-      </w:r>
-      <w:r>
-        <w:br/>
-      </w:r>
-      <w:r>
-        <w:rPr>
-          <w:rStyle w:val="NormalTok"/>
-        </w:rPr>
-        <w:t xml:space="preserve">      </w:t>
-      </w:r>
-      <w:r>
-        <w:rPr>
-          <w:rStyle w:val="AttributeTok"/>
-        </w:rPr>
-        <w:t xml:space="preserve">se       =</w:t>
-      </w:r>
-      <w:r>
-        <w:rPr>
-          <w:rStyle w:val="NormalTok"/>
-        </w:rPr>
-        <w:t xml:space="preserve"> sd </w:t>
-      </w:r>
-      <w:r>
-        <w:rPr>
-          <w:rStyle w:val="SpecialCharTok"/>
-        </w:rPr>
-        <w:t xml:space="preserve">/</w:t>
-      </w:r>
-      <w:r>
-        <w:rPr>
-          <w:rStyle w:val="NormalTok"/>
-        </w:rPr>
-        <w:t xml:space="preserve"> </w:t>
-      </w:r>
-      <w:r>
-        <w:rPr>
-          <w:rStyle w:val="FunctionTok"/>
-        </w:rPr>
         <w:t xml:space="preserve">sqrt</w:t>
       </w:r>
       <w:r>
         <w:rPr>
           <w:rStyle w:val="NormalTok"/>
         </w:rPr>
-        <w:t xml:space="preserve">(n),</w:t>
-      </w:r>
-      <w:r>
-        <w:br/>
-      </w:r>
-      <w:r>
-        <w:rPr>
-          <w:rStyle w:val="NormalTok"/>
-        </w:rPr>
-        <w:t xml:space="preserve">      </w:t>
-      </w:r>
-      <w:r>
-        <w:rPr>
-          <w:rStyle w:val="AttributeTok"/>
-        </w:rPr>
-        <w:t xml:space="preserve">ci_lower =</w:t>
-      </w:r>
-      <w:r>
-        <w:rPr>
-          <w:rStyle w:val="NormalTok"/>
-        </w:rPr>
-        <w:t xml:space="preserve"> mean </w:t>
-      </w:r>
-      <w:r>
-        <w:rPr>
-          <w:rStyle w:val="SpecialCharTok"/>
-        </w:rPr>
-        <w:t xml:space="preserve">-</w:t>
-      </w:r>
-      <w:r>
-        <w:rPr>
-          <w:rStyle w:val="NormalTok"/>
-        </w:rPr>
-        <w:t xml:space="preserve"> </w:t>
-      </w:r>
-      <w:r>
-        <w:rPr>
-          <w:rStyle w:val="FunctionTok"/>
-        </w:rPr>
-        <w:t xml:space="preserve">qt</w:t>
-      </w:r>
-      <w:r>
-        <w:rPr>
-          <w:rStyle w:val="NormalTok"/>
-        </w:rPr>
-        <w:t xml:space="preserve">(</w:t>
-      </w:r>
-      <w:r>
-        <w:rPr>
-          <w:rStyle w:val="FloatTok"/>
-        </w:rPr>
-        <w:t xml:space="preserve">0.975</w:t>
-      </w:r>
-      <w:r>
-        <w:rPr>
-          <w:rStyle w:val="NormalTok"/>
-        </w:rPr>
-        <w:t xml:space="preserve">, </w:t>
-      </w:r>
-      <w:r>
-        <w:rPr>
-          <w:rStyle w:val="AttributeTok"/>
-        </w:rPr>
-        <w:t xml:space="preserve">df =</w:t>
-      </w:r>
-      <w:r>
-        <w:rPr>
-          <w:rStyle w:val="NormalTok"/>
-        </w:rPr>
-        <w:t xml:space="preserve"> n </w:t>
-      </w:r>
-      <w:r>
-        <w:rPr>
-          <w:rStyle w:val="SpecialCharTok"/>
-        </w:rPr>
-        <w:t xml:space="preserve">-</w:t>
-      </w:r>
-      <w:r>
-        <w:rPr>
-          <w:rStyle w:val="NormalTok"/>
-        </w:rPr>
-        <w:t xml:space="preserve"> </w:t>
-      </w:r>
-      <w:r>
-        <w:rPr>
-          <w:rStyle w:val="DecValTok"/>
-        </w:rPr>
-        <w:t xml:space="preserve">1</w:t>
-      </w:r>
-      <w:r>
-        <w:rPr>
-          <w:rStyle w:val="NormalTok"/>
-        </w:rPr>
-        <w:t xml:space="preserve">) </w:t>
-      </w:r>
-      <w:r>
-        <w:rPr>
-          <w:rStyle w:val="SpecialCharTok"/>
-        </w:rPr>
-        <w:t xml:space="preserve">*</w:t>
-      </w:r>
-      <w:r>
-        <w:rPr>
-          <w:rStyle w:val="NormalTok"/>
-        </w:rPr>
-        <w:t xml:space="preserve"> se,</w:t>
-      </w:r>
-      <w:r>
-        <w:br/>
-      </w:r>
-      <w:r>
-        <w:rPr>
-          <w:rStyle w:val="NormalTok"/>
-        </w:rPr>
-        <w:t xml:space="preserve">      </w:t>
-      </w:r>
-      <w:r>
-        <w:rPr>
-          <w:rStyle w:val="AttributeTok"/>
-        </w:rPr>
-        <w:t xml:space="preserve">ci_upper =</w:t>
-      </w:r>
-      <w:r>
-        <w:rPr>
-          <w:rStyle w:val="NormalTok"/>
-        </w:rPr>
-        <w:t xml:space="preserve"> mean </w:t>
-      </w:r>
-      <w:r>
-        <w:rPr>
-          <w:rStyle w:val="SpecialCharTok"/>
-        </w:rPr>
-        <w:t xml:space="preserve">+</w:t>
-      </w:r>
-      <w:r>
-        <w:rPr>
-          <w:rStyle w:val="NormalTok"/>
-        </w:rPr>
-        <w:t xml:space="preserve"> </w:t>
-      </w:r>
-      <w:r>
-        <w:rPr>
-          <w:rStyle w:val="FunctionTok"/>
-        </w:rPr>
-        <w:t xml:space="preserve">qt</w:t>
-      </w:r>
-      <w:r>
-        <w:rPr>
-          <w:rStyle w:val="NormalTok"/>
-        </w:rPr>
-        <w:t xml:space="preserve">(</w:t>
-      </w:r>
-      <w:r>
-        <w:rPr>
-          <w:rStyle w:val="FloatTok"/>
-        </w:rPr>
-        <w:t xml:space="preserve">0.975</w:t>
-      </w:r>
-      <w:r>
-        <w:rPr>
-          <w:rStyle w:val="NormalTok"/>
-        </w:rPr>
-        <w:t xml:space="preserve">, </w:t>
-      </w:r>
-      <w:r>
-        <w:rPr>
-          <w:rStyle w:val="AttributeTok"/>
-        </w:rPr>
-        <w:t xml:space="preserve">df =</w:t>
-      </w:r>
-      <w:r>
-        <w:rPr>
-          <w:rStyle w:val="NormalTok"/>
-        </w:rPr>
-        <w:t xml:space="preserve"> n </w:t>
-      </w:r>
-      <w:r>
-        <w:rPr>
-          <w:rStyle w:val="SpecialCharTok"/>
-        </w:rPr>
-        <w:t xml:space="preserve">-</w:t>
-      </w:r>
-      <w:r>
-        <w:rPr>
-          <w:rStyle w:val="NormalTok"/>
-        </w:rPr>
-        <w:t xml:space="preserve"> </w:t>
-      </w:r>
-      <w:r>
-        <w:rPr>
-          <w:rStyle w:val="DecValTok"/>
-        </w:rPr>
-        <w:t xml:space="preserve">1</w:t>
-      </w:r>
-      <w:r>
-        <w:rPr>
-          <w:rStyle w:val="NormalTok"/>
-        </w:rPr>
-        <w:t xml:space="preserve">) </w:t>
-      </w:r>
-      <w:r>
-        <w:rPr>
-          <w:rStyle w:val="SpecialCharTok"/>
-        </w:rPr>
-        <w:t xml:space="preserve">*</w:t>
-      </w:r>
-      <w:r>
-        <w:rPr>
-          <w:rStyle w:val="NormalTok"/>
-        </w:rPr>
-        <w:t xml:space="preserve"> se,</w:t>
-      </w:r>
-      <w:r>
-        <w:br/>
-      </w:r>
-      <w:r>
-        <w:rPr>
-          <w:rStyle w:val="NormalTok"/>
-        </w:rPr>
-        <w:t xml:space="preserve">      </w:t>
-      </w:r>
-      <w:r>
-        <w:rPr>
-          <w:rStyle w:val="AttributeTok"/>
-        </w:rPr>
-        <w:t xml:space="preserve">.groups  =</w:t>
-      </w:r>
-      <w:r>
-        <w:rPr>
-          <w:rStyle w:val="NormalTok"/>
-        </w:rPr>
-        <w:t xml:space="preserve"> </w:t>
-      </w:r>
-      <w:r>
-        <w:rPr>
-          <w:rStyle w:val="StringTok"/>
-        </w:rPr>
-        <w:t xml:space="preserve">"drop"</w:t>
-      </w:r>
-      <w:r>
-        <w:br/>
-      </w:r>
-      <w:r>
-        <w:rPr>
-          <w:rStyle w:val="NormalTok"/>
-        </w:rPr>
-        <w:t xml:space="preserve">    ) </w:t>
-      </w:r>
-      <w:r>
-        <w:rPr>
-          <w:rStyle w:val="SpecialCharTok"/>
-        </w:rPr>
-        <w:t xml:space="preserve">%&gt;%</w:t>
-      </w:r>
-      <w:r>
-        <w:br/>
-      </w:r>
-      <w:r>
-        <w:rPr>
-          <w:rStyle w:val="NormalTok"/>
-        </w:rPr>
-        <w:t xml:space="preserve">    </w:t>
-      </w:r>
-      <w:r>
-        <w:rPr>
-          <w:rStyle w:val="FunctionTok"/>
-        </w:rPr>
-        <w:t xml:space="preserve">mutate</w:t>
-      </w:r>
-      <w:r>
-        <w:rPr>
-          <w:rStyle w:val="NormalTok"/>
-        </w:rPr>
-        <w:t xml:space="preserve">(</w:t>
-      </w:r>
-      <w:r>
-        <w:rPr>
-          <w:rStyle w:val="FunctionTok"/>
-        </w:rPr>
-        <w:t xml:space="preserve">across</w:t>
-      </w:r>
-      <w:r>
-        <w:rPr>
-          <w:rStyle w:val="NormalTok"/>
-        </w:rPr>
-        <w:t xml:space="preserve">(</w:t>
-      </w:r>
-      <w:r>
-        <w:rPr>
-          <w:rStyle w:val="FunctionTok"/>
-        </w:rPr>
-        <w:t xml:space="preserve">c</w:t>
-      </w:r>
-      <w:r>
-        <w:rPr>
-          <w:rStyle w:val="NormalTok"/>
-        </w:rPr>
-        <w:t xml:space="preserve">(mean, variance, sd, se, ci_lower, ci_upper),</w:t>
-      </w:r>
-      <w:r>
-        <w:br/>
-      </w:r>
-      <w:r>
-        <w:rPr>
-          <w:rStyle w:val="NormalTok"/>
-        </w:rPr>
-        <w:t xml:space="preserve">                  </w:t>
-      </w:r>
-      <w:r>
-        <w:rPr>
-          <w:rStyle w:val="SpecialCharTok"/>
-        </w:rPr>
-        <w:t xml:space="preserve">~</w:t>
-      </w:r>
-      <w:r>
-        <w:rPr>
-          <w:rStyle w:val="NormalTok"/>
-        </w:rPr>
-        <w:t xml:space="preserve"> </w:t>
-      </w:r>
-      <w:r>
-        <w:rPr>
-          <w:rStyle w:val="FunctionTok"/>
-        </w:rPr>
-        <w:t xml:space="preserve">round_half_up</w:t>
-      </w:r>
-      <w:r>
-        <w:rPr>
-          <w:rStyle w:val="NormalTok"/>
-        </w:rPr>
-        <w:t xml:space="preserve">(.x, </w:t>
-      </w:r>
-      <w:r>
-        <w:rPr>
-          <w:rStyle w:val="DecValTok"/>
-        </w:rPr>
-        <w:t xml:space="preserve">2</w:t>
-      </w:r>
-      <w:r>
-        <w:rPr>
-          <w:rStyle w:val="NormalTok"/>
-        </w:rPr>
-        <w:t xml:space="preserve">)))</w:t>
-      </w:r>
-      <w:r>
-        <w:br/>
-      </w:r>
-      <w:r>
-        <w:rPr>
-          <w:rStyle w:val="NormalTok"/>
-        </w:rPr>
-        <w:t xml:space="preserve">}</w:t>
-      </w:r>
-    </w:p>
-    <w:p>
-      <w:pPr>
-        <w:pStyle w:val="Compact"/>
-        <w:numPr>
-          <w:ilvl w:val="0"/>
-          <w:numId w:val="1015"/>
-        </w:numPr>
-      </w:pPr>
-      <w:r>
-        <w:t xml:space="preserve">One call gives you</w:t>
-      </w:r>
-      <w:r>
-        <w:t xml:space="preserve"> </w:t>
-      </w:r>
-      <w:r>
-        <w:rPr>
-          <w:rStyle w:val="VerbatimChar"/>
-        </w:rPr>
-        <w:t xml:space="preserve">n</w:t>
-      </w:r>
-      <w:r>
-        <w:t xml:space="preserve">,</w:t>
-      </w:r>
-      <w:r>
-        <w:t xml:space="preserve"> </w:t>
-      </w:r>
-      <w:r>
-        <w:rPr>
-          <w:rStyle w:val="VerbatimChar"/>
-        </w:rPr>
-        <w:t xml:space="preserve">mean</w:t>
-      </w:r>
-      <w:r>
-        <w:t xml:space="preserve">,</w:t>
-      </w:r>
-      <w:r>
-        <w:t xml:space="preserve"> </w:t>
-      </w:r>
-      <w:r>
-        <w:rPr>
-          <w:rStyle w:val="VerbatimChar"/>
-        </w:rPr>
-        <w:t xml:space="preserve">variance</w:t>
-      </w:r>
-      <w:r>
-        <w:t xml:space="preserve">,</w:t>
-      </w:r>
-      <w:r>
-        <w:t xml:space="preserve"> </w:t>
-      </w:r>
-      <w:r>
-        <w:rPr>
-          <w:rStyle w:val="VerbatimChar"/>
-        </w:rPr>
-        <w:t xml:space="preserve">sd</w:t>
-      </w:r>
-      <w:r>
-        <w:t xml:space="preserve">,</w:t>
-      </w:r>
-      <w:r>
-        <w:t xml:space="preserve"> </w:t>
-      </w:r>
-      <w:r>
-        <w:rPr>
-          <w:rStyle w:val="VerbatimChar"/>
-        </w:rPr>
-        <w:t xml:space="preserve">se</w:t>
-      </w:r>
-      <w:r>
-        <w:t xml:space="preserve">, and a 95% CI</w:t>
-      </w:r>
-    </w:p>
-    <w:p>
-      <w:pPr>
-        <w:pStyle w:val="Compact"/>
-        <w:numPr>
-          <w:ilvl w:val="0"/>
-          <w:numId w:val="1015"/>
-        </w:numPr>
-      </w:pPr>
-      <w:r>
-        <w:rPr>
-          <w:rStyle w:val="VerbatimChar"/>
-        </w:rPr>
-        <w:t xml:space="preserve">n = sum(!is.na())</w:t>
-      </w:r>
-      <w:r>
-        <w:t xml:space="preserve"> </w:t>
-      </w:r>
-      <w:r>
-        <w:t xml:space="preserve">— no</w:t>
-      </w:r>
-      <w:r>
-        <w:t xml:space="preserve"> </w:t>
-      </w:r>
-      <w:r>
-        <w:rPr>
-          <w:rStyle w:val="VerbatimChar"/>
-        </w:rPr>
-        <w:t xml:space="preserve">length()</w:t>
-      </w:r>
-      <w:r>
-        <w:t xml:space="preserve"> </w:t>
-      </w:r>
-      <w:r>
-        <w:t xml:space="preserve">trap</w:t>
-      </w:r>
-    </w:p>
-    <w:p>
-      <w:pPr>
-        <w:pStyle w:val="Compact"/>
-        <w:numPr>
-          <w:ilvl w:val="0"/>
-          <w:numId w:val="1015"/>
-        </w:numPr>
-      </w:pPr>
-      <w:r>
-        <w:rPr>
-          <w:rStyle w:val="VerbatimChar"/>
-        </w:rPr>
-        <w:t xml:space="preserve">{ variable }</w:t>
-      </w:r>
-      <w:r>
-        <w:t xml:space="preserve"> </w:t>
-      </w:r>
-      <w:r>
-        <w:t xml:space="preserve">lets you pass a bare column name in, like</w:t>
-      </w:r>
-      <w:r>
-        <w:t xml:space="preserve"> </w:t>
-      </w:r>
-      <w:r>
-        <w:rPr>
-          <w:rStyle w:val="VerbatimChar"/>
-        </w:rPr>
-        <w:t xml:space="preserve">mass_g</w:t>
-      </w:r>
-    </w:p>
-    <w:p>
-      <w:pPr>
-        <w:pStyle w:val="Compact"/>
-        <w:numPr>
-          <w:ilvl w:val="0"/>
-          <w:numId w:val="1015"/>
-        </w:numPr>
-      </w:pPr>
-      <w:r>
-        <w:t xml:space="preserve">Works on</w:t>
-      </w:r>
-      <w:r>
-        <w:t xml:space="preserve"> </w:t>
-      </w:r>
-      <w:r>
-        <w:rPr>
-          <w:b/>
-          <w:bCs/>
-        </w:rPr>
-        <w:t xml:space="preserve">one group</w:t>
-      </w:r>
-      <w:r>
-        <w:t xml:space="preserve"> </w:t>
-      </w:r>
-      <w:r>
-        <w:t xml:space="preserve">or, if the data are already</w:t>
-      </w:r>
-      <w:r>
-        <w:t xml:space="preserve"> </w:t>
-      </w:r>
-      <w:r>
-        <w:rPr>
-          <w:rStyle w:val="VerbatimChar"/>
-        </w:rPr>
-        <w:t xml:space="preserve">group_by()</w:t>
-      </w:r>
-      <w:r>
-        <w:t xml:space="preserve">-ed,</w:t>
-      </w:r>
-      <w:r>
-        <w:t xml:space="preserve"> </w:t>
-      </w:r>
-      <w:r>
-        <w:rPr>
-          <w:b/>
-          <w:bCs/>
-        </w:rPr>
-        <w:t xml:space="preserve">every group at once</w:t>
-      </w:r>
-    </w:p>
-    <w:p>
-      <w:pPr>
-        <w:pStyle w:val="Compact"/>
-        <w:numPr>
-          <w:ilvl w:val="0"/>
-          <w:numId w:val="1015"/>
-        </w:numPr>
-      </w:pPr>
-      <w:r>
-        <w:t xml:space="preserve">Source:</w:t>
-      </w:r>
-      <w:r>
-        <w:t xml:space="preserve"> </w:t>
-      </w:r>
-      <w:hyperlink r:id="rId40">
-        <w:r>
-          <w:rPr>
-            <w:rStyle w:val="VerbatimChar"/>
-          </w:rPr>
-          <w:t xml:space="preserve">themes/summary_stats_function.R</w:t>
-        </w:r>
-      </w:hyperlink>
-      <w:r>
-        <w:t xml:space="preserve"> </w:t>
-      </w:r>
-      <w:r>
-        <w:t xml:space="preserve">— same</w:t>
-      </w:r>
-      <w:r>
-        <w:t xml:space="preserve"> </w:t>
-      </w:r>
-      <w:r>
-        <w:rPr>
-          <w:rStyle w:val="VerbatimChar"/>
-        </w:rPr>
-        <w:t xml:space="preserve">themes/</w:t>
-      </w:r>
-      <w:r>
-        <w:t xml:space="preserve"> </w:t>
-      </w:r>
-      <w:r>
-        <w:t xml:space="preserve">folder as your ggplot</w:t>
-      </w:r>
-      <w:r>
-        <w:t xml:space="preserve"> </w:t>
-      </w:r>
-      <w:hyperlink r:id="rId41">
-        <w:r>
-          <w:rPr>
-            <w:rStyle w:val="VerbatimChar"/>
-          </w:rPr>
-          <w:t xml:space="preserve">theme file</w:t>
-        </w:r>
-      </w:hyperlink>
+        <w:t xml:space="preserve">(n)</w:t>
+      </w:r>
+      <w:r>
+        <w:br/>
+      </w:r>
+      <w:r>
+        <w:rPr>
+          <w:rStyle w:val="NormalTok"/>
+        </w:rPr>
+        <w:t xml:space="preserve">  )</w:t>
+      </w:r>
     </w:p>
     <w:p>
       <w:pPr>
@@ -4909,206 +4922,36 @@
       </w:pPr>
       <w:r>
         <w:rPr>
-          <w:rStyle w:val="CommentTok"/>
-        </w:rPr>
-        <w:t xml:space="preserve"># source() loads summary_stats() from another .R file --</w:t>
-      </w:r>
-      <w:r>
-        <w:br/>
-      </w:r>
-      <w:r>
-        <w:rPr>
-          <w:rStyle w:val="FunctionTok"/>
-        </w:rPr>
-        <w:t xml:space="preserve">source</w:t>
-      </w:r>
-      <w:r>
-        <w:rPr>
-          <w:rStyle w:val="NormalTok"/>
-        </w:rPr>
-        <w:t xml:space="preserve">(</w:t>
-      </w:r>
-      <w:r>
-        <w:rPr>
-          <w:rStyle w:val="StringTok"/>
-        </w:rPr>
-        <w:t xml:space="preserve">"themes/summary_stats_function.R"</w:t>
-      </w:r>
-      <w:r>
-        <w:rPr>
-          <w:rStyle w:val="NormalTok"/>
-        </w:rPr>
-        <w:t xml:space="preserve">)</w:t>
-      </w:r>
-    </w:p>
-    <w:bookmarkEnd w:id="42"/>
-    <w:bookmarkStart w:id="44" w:name="one-group-at-a-time-filter-summary_stats"/>
-    <w:p>
-      <w:pPr>
-        <w:pStyle w:val="Heading1"/>
-      </w:pPr>
-      <w:r>
-        <w:t xml:space="preserve">One Group at a Time —</w:t>
-      </w:r>
-      <w:r>
-        <w:t xml:space="preserve"> </w:t>
-      </w:r>
-      <w:r>
-        <w:rPr>
-          <w:rStyle w:val="VerbatimChar"/>
-        </w:rPr>
-        <w:t xml:space="preserve">filter()</w:t>
-      </w:r>
-      <w:r>
-        <w:t xml:space="preserve"> </w:t>
-      </w:r>
-      <w:r>
-        <w:t xml:space="preserve">+</w:t>
-      </w:r>
-      <w:r>
-        <w:t xml:space="preserve"> </w:t>
-      </w:r>
-      <w:r>
-        <w:rPr>
-          <w:rStyle w:val="VerbatimChar"/>
-        </w:rPr>
-        <w:t xml:space="preserve">summary_stats()</w:t>
-      </w:r>
-    </w:p>
-    <w:p>
-      <w:pPr>
-        <w:pStyle w:val="SourceCode"/>
-      </w:pPr>
-      <w:r>
-        <w:rPr>
-          <w:rStyle w:val="CommentTok"/>
-        </w:rPr>
-        <w:t xml:space="preserve"># Filter to one side, then hand it straight to the function</w:t>
-      </w:r>
-      <w:r>
-        <w:br/>
-      </w:r>
-      <w:r>
-        <w:rPr>
-          <w:rStyle w:val="NormalTok"/>
-        </w:rPr>
-        <w:t xml:space="preserve">leaf_df </w:t>
-      </w:r>
-      <w:r>
-        <w:rPr>
-          <w:rStyle w:val="SpecialCharTok"/>
-        </w:rPr>
-        <w:t xml:space="preserve">%&gt;%</w:t>
-      </w:r>
-      <w:r>
-        <w:br/>
-      </w:r>
-      <w:r>
-        <w:rPr>
-          <w:rStyle w:val="NormalTok"/>
-        </w:rPr>
-        <w:t xml:space="preserve">  </w:t>
-      </w:r>
-      <w:r>
-        <w:rPr>
-          <w:rStyle w:val="FunctionTok"/>
-        </w:rPr>
-        <w:t xml:space="preserve">filter</w:t>
-      </w:r>
-      <w:r>
-        <w:rPr>
-          <w:rStyle w:val="NormalTok"/>
-        </w:rPr>
-        <w:t xml:space="preserve">(shade </w:t>
-      </w:r>
-      <w:r>
-        <w:rPr>
-          <w:rStyle w:val="SpecialCharTok"/>
-        </w:rPr>
-        <w:t xml:space="preserve">==</w:t>
-      </w:r>
-      <w:r>
-        <w:rPr>
-          <w:rStyle w:val="NormalTok"/>
-        </w:rPr>
-        <w:t xml:space="preserve"> </w:t>
-      </w:r>
-      <w:r>
-        <w:rPr>
-          <w:rStyle w:val="StringTok"/>
-        </w:rPr>
-        <w:t xml:space="preserve">"sunny"</w:t>
-      </w:r>
-      <w:r>
-        <w:rPr>
-          <w:rStyle w:val="NormalTok"/>
-        </w:rPr>
-        <w:t xml:space="preserve">) </w:t>
-      </w:r>
-      <w:r>
-        <w:rPr>
-          <w:rStyle w:val="SpecialCharTok"/>
-        </w:rPr>
-        <w:t xml:space="preserve">%&gt;%</w:t>
-      </w:r>
-      <w:r>
-        <w:br/>
-      </w:r>
-      <w:r>
-        <w:rPr>
-          <w:rStyle w:val="NormalTok"/>
-        </w:rPr>
-        <w:t xml:space="preserve">  </w:t>
-      </w:r>
-      <w:r>
-        <w:rPr>
-          <w:rStyle w:val="FunctionTok"/>
-        </w:rPr>
-        <w:t xml:space="preserve">summary_stats</w:t>
-      </w:r>
-      <w:r>
-        <w:rPr>
-          <w:rStyle w:val="NormalTok"/>
-        </w:rPr>
-        <w:t xml:space="preserve">(mass_g)</w:t>
-      </w:r>
-    </w:p>
-    <w:p>
-      <w:pPr>
-        <w:pStyle w:val="SourceCode"/>
-      </w:pPr>
-      <w:r>
-        <w:rPr>
-          <w:rStyle w:val="VerbatimChar"/>
-        </w:rPr>
-        <w:t xml:space="preserve"># A tibble: 1 × 7</w:t>
-      </w:r>
-      <w:r>
-        <w:br/>
-      </w:r>
-      <w:r>
-        <w:rPr>
-          <w:rStyle w:val="VerbatimChar"/>
-        </w:rPr>
-        <w:t xml:space="preserve">      n  mean variance    sd    se ci_lower ci_upper</w:t>
-      </w:r>
-      <w:r>
-        <w:br/>
-      </w:r>
-      <w:r>
-        <w:rPr>
-          <w:rStyle w:val="VerbatimChar"/>
-        </w:rPr>
-        <w:t xml:space="preserve">  &lt;int&gt; &lt;dbl&gt;    &lt;dbl&gt; &lt;dbl&gt; &lt;dbl&gt;    &lt;dbl&gt;    &lt;dbl&gt;</w:t>
-      </w:r>
-      <w:r>
-        <w:br/>
-      </w:r>
-      <w:r>
-        <w:rPr>
-          <w:rStyle w:val="VerbatimChar"/>
-        </w:rPr>
-        <w:t xml:space="preserve">1    25  0.51     0.04  0.21  0.04     0.42     0.59</w:t>
+          <w:rStyle w:val="VerbatimChar"/>
+        </w:rPr>
+        <w:t xml:space="preserve"># A tibble: 1 × 5</w:t>
+      </w:r>
+      <w:r>
+        <w:br/>
+      </w:r>
+      <w:r>
+        <w:rPr>
+          <w:rStyle w:val="VerbatimChar"/>
+        </w:rPr>
+        <w:t xml:space="preserve">   mean variance    sd     n     se</w:t>
+      </w:r>
+      <w:r>
+        <w:br/>
+      </w:r>
+      <w:r>
+        <w:rPr>
+          <w:rStyle w:val="VerbatimChar"/>
+        </w:rPr>
+        <w:t xml:space="preserve">  &lt;dbl&gt;    &lt;dbl&gt; &lt;dbl&gt; &lt;int&gt;  &lt;dbl&gt;</w:t>
+      </w:r>
+      <w:r>
+        <w:br/>
+      </w:r>
+      <w:r>
+        <w:rPr>
+          <w:rStyle w:val="VerbatimChar"/>
+        </w:rPr>
+        <w:t xml:space="preserve">1 0.505   0.0442 0.210    25 0.0421</w:t>
       </w:r>
     </w:p>
     <w:p>
@@ -5123,13 +4966,29 @@
         <w:rPr>
           <w:rStyle w:val="VerbatimChar"/>
         </w:rPr>
-        <w:t xml:space="preserve">filter(shade == "sunny")</w:t>
-      </w:r>
-      <w:r>
-        <w:t xml:space="preserve"> </w:t>
-      </w:r>
-      <w:r>
-        <w:t xml:space="preserve">— keeps only sunny rows</w:t>
+        <w:t xml:space="preserve">summarize()</w:t>
+      </w:r>
+      <w:r>
+        <w:t xml:space="preserve"> </w:t>
+      </w:r>
+      <w:r>
+        <w:t xml:space="preserve">collapses many rows down to</w:t>
+      </w:r>
+      <w:r>
+        <w:t xml:space="preserve"> </w:t>
+      </w:r>
+      <w:r>
+        <w:rPr>
+          <w:b/>
+          <w:bCs/>
+        </w:rPr>
+        <w:t xml:space="preserve">one row</w:t>
+      </w:r>
+      <w:r>
+        <w:t xml:space="preserve"> </w:t>
+      </w:r>
+      <w:r>
+        <w:t xml:space="preserve">of statistics</w:t>
       </w:r>
     </w:p>
     <w:p>
@@ -5141,34 +5000,46 @@
         </w:numPr>
       </w:pPr>
       <w:r>
-        <w:t xml:space="preserve">Pipe the filtered data straight into</w:t>
-      </w:r>
-      <w:r>
-        <w:t xml:space="preserve"> </w:t>
-      </w:r>
-      <w:r>
-        <w:rPr>
-          <w:rStyle w:val="VerbatimChar"/>
-        </w:rPr>
-        <w:t xml:space="preserve">summary_stats(mass_g)</w:t>
-      </w:r>
-      <w:r>
-        <w:t xml:space="preserve"> </w:t>
-      </w:r>
-      <w:r>
-        <w:t xml:space="preserve">— no</w:t>
-      </w:r>
-      <w:r>
-        <w:t xml:space="preserve"> </w:t>
-      </w:r>
-      <w:r>
-        <w:rPr>
-          <w:rStyle w:val="VerbatimChar"/>
-        </w:rPr>
-        <w:t xml:space="preserve">pull()</w:t>
-      </w:r>
-      <w:r>
-        <w:t xml:space="preserve">, no vector, no hand-written math</w:t>
+        <w:t xml:space="preserve">Every function gets</w:t>
+      </w:r>
+      <w:r>
+        <w:t xml:space="preserve"> </w:t>
+      </w:r>
+      <w:r>
+        <w:rPr>
+          <w:rStyle w:val="VerbatimChar"/>
+        </w:rPr>
+        <w:t xml:space="preserve">na.rm = TRUE</w:t>
+      </w:r>
+      <w:r>
+        <w:t xml:space="preserve"> </w:t>
+      </w:r>
+      <w:r>
+        <w:t xml:space="preserve">— otherwise one</w:t>
+      </w:r>
+      <w:r>
+        <w:t xml:space="preserve"> </w:t>
+      </w:r>
+      <w:r>
+        <w:rPr>
+          <w:rStyle w:val="VerbatimChar"/>
+        </w:rPr>
+        <w:t xml:space="preserve">NA</w:t>
+      </w:r>
+      <w:r>
+        <w:t xml:space="preserve"> </w:t>
+      </w:r>
+      <w:r>
+        <w:t xml:space="preserve">makes the whole answer</w:t>
+      </w:r>
+      <w:r>
+        <w:t xml:space="preserve"> </w:t>
+      </w:r>
+      <w:r>
+        <w:rPr>
+          <w:rStyle w:val="VerbatimChar"/>
+        </w:rPr>
+        <w:t xml:space="preserve">NA</w:t>
       </w:r>
     </w:p>
     <w:p>
@@ -5180,235 +5051,144 @@
         </w:numPr>
       </w:pPr>
       <w:r>
-        <w:t xml:space="preserve">Swap</w:t>
-      </w:r>
-      <w:r>
-        <w:t xml:space="preserve"> </w:t>
-      </w:r>
-      <w:r>
-        <w:rPr>
-          <w:rStyle w:val="VerbatimChar"/>
-        </w:rPr>
-        <w:t xml:space="preserve">"sunny"</w:t>
-      </w:r>
-      <w:r>
-        <w:t xml:space="preserve"> </w:t>
-      </w:r>
-      <w:r>
-        <w:t xml:space="preserve">for</w:t>
-      </w:r>
-      <w:r>
-        <w:t xml:space="preserve"> </w:t>
-      </w:r>
-      <w:r>
-        <w:rPr>
-          <w:rStyle w:val="VerbatimChar"/>
-        </w:rPr>
-        <w:t xml:space="preserve">"shady"</w:t>
-      </w:r>
-      <w:r>
-        <w:t xml:space="preserve"> </w:t>
-      </w:r>
-      <w:r>
-        <w:t xml:space="preserve">to get the other side</w:t>
-      </w:r>
-    </w:p>
-    <w:p>
-      <w:pPr>
-        <w:pStyle w:val="FirstParagraph"/>
-      </w:pPr>
-      <w:r>
-        <w:t xml:space="preserve">📖</w:t>
-      </w:r>
-      <w:r>
-        <w:t xml:space="preserve"> </w:t>
-      </w:r>
-      <w:hyperlink r:id="rId43">
-        <w:r>
-          <w:rPr>
-            <w:rStyle w:val="Hyperlink"/>
-          </w:rPr>
-          <w:t xml:space="preserve">R4DS §3 — Data Transformation</w:t>
-        </w:r>
-      </w:hyperlink>
-    </w:p>
-    <w:bookmarkEnd w:id="44"/>
-    <w:bookmarkStart w:id="45" w:name="pause-do-activity-parts-13-now"/>
-    <w:p>
-      <w:pPr>
-        <w:pStyle w:val="Heading1"/>
-      </w:pPr>
-      <w:r>
-        <w:t xml:space="preserve">🛑 Pause — Do Activity Parts 1–3 Now</w:t>
-      </w:r>
-    </w:p>
-    <w:p>
-      <w:pPr>
-        <w:pStyle w:val="FirstParagraph"/>
-      </w:pPr>
+        <w:rPr>
+          <w:rStyle w:val="VerbatimChar"/>
+        </w:rPr>
+        <w:t xml:space="preserve">n = sum(!is.na(mass_g))</w:t>
+      </w:r>
+      <w:r>
+        <w:t xml:space="preserve"> </w:t>
+      </w:r>
+      <w:r>
+        <w:t xml:space="preserve">— the correct count, not</w:t>
+      </w:r>
+      <w:r>
+        <w:t xml:space="preserve"> </w:t>
+      </w:r>
+      <w:r>
+        <w:rPr>
+          <w:rStyle w:val="VerbatimChar"/>
+        </w:rPr>
+        <w:t xml:space="preserve">n()</w:t>
+      </w:r>
+    </w:p>
+    <w:p>
+      <w:pPr>
+        <w:pStyle w:val="Compact"/>
+        <w:numPr>
+          <w:ilvl w:val="0"/>
+          <w:numId w:val="1016"/>
+        </w:numPr>
+      </w:pPr>
+      <w:r>
+        <w:rPr>
+          <w:rStyle w:val="VerbatimChar"/>
+        </w:rPr>
+        <w:t xml:space="preserve">se = sd / sqrt(n)</w:t>
+      </w:r>
+      <w:r>
+        <w:t xml:space="preserve"> </w:t>
+      </w:r>
+      <w:r>
+        <w:t xml:space="preserve">— you can reuse</w:t>
+      </w:r>
+      <w:r>
+        <w:t xml:space="preserve"> </w:t>
+      </w:r>
+      <w:r>
+        <w:rPr>
+          <w:rStyle w:val="VerbatimChar"/>
+        </w:rPr>
+        <w:t xml:space="preserve">sd</w:t>
+      </w:r>
+      <w:r>
+        <w:t xml:space="preserve"> </w:t>
+      </w:r>
+      <w:r>
+        <w:t xml:space="preserve">and</w:t>
+      </w:r>
+      <w:r>
+        <w:t xml:space="preserve"> </w:t>
+      </w:r>
+      <w:r>
+        <w:rPr>
+          <w:rStyle w:val="VerbatimChar"/>
+        </w:rPr>
+        <w:t xml:space="preserve">n</w:t>
+      </w:r>
+      <w:r>
+        <w:t xml:space="preserve"> </w:t>
+      </w:r>
       <w:r>
         <w:rPr>
           <w:b/>
           <w:bCs/>
         </w:rPr>
-        <w:t xml:space="preserve">🛑 Do Activity Parts 1–3 now</w:t>
-      </w:r>
-    </w:p>
-    <w:p>
-      <w:pPr>
-        <w:pStyle w:val="BodyText"/>
-      </w:pPr>
-      <w:r>
-        <w:t xml:space="preserve">Load the data, work the NA problem, source</w:t>
-      </w:r>
-      <w:r>
-        <w:t xml:space="preserve"> </w:t>
-      </w:r>
-      <w:r>
-        <w:rPr>
-          <w:rStyle w:val="VerbatimChar"/>
-        </w:rPr>
-        <w:t xml:space="preserve">summary_stats()</w:t>
-      </w:r>
-      <w:r>
-        <w:t xml:space="preserve">, and use it on one group with</w:t>
-      </w:r>
-      <w:r>
-        <w:t xml:space="preserve"> </w:t>
-      </w:r>
-      <w:r>
-        <w:rPr>
-          <w:rStyle w:val="VerbatimChar"/>
-        </w:rPr>
-        <w:t xml:space="preserve">filter()</w:t>
-      </w:r>
-      <w:r>
-        <w:t xml:space="preserve">. Predict each output, type it, then run it.</w:t>
-      </w:r>
-    </w:p>
-    <w:bookmarkEnd w:id="45"/>
-    <w:bookmarkStart w:id="46" w:name="X6dc24228ae421a6a0d45d3b82d26289f9ffd5a8"/>
-    <w:p>
-      <w:pPr>
-        <w:pStyle w:val="Heading1"/>
-      </w:pPr>
-      <w:r>
-        <w:t xml:space="preserve">🧩 Chunk 2 of 2 · Every Group, Every Column, Fast</w:t>
-      </w:r>
-    </w:p>
-    <w:p>
-      <w:pPr>
-        <w:pStyle w:val="FirstParagraph"/>
-      </w:pPr>
+        <w:t xml:space="preserve">later in the same</w:t>
+      </w:r>
       <w:r>
         <w:rPr>
           <w:b/>
           <w:bCs/>
         </w:rPr>
-        <w:t xml:space="preserve">We will cover:</w:t>
-      </w:r>
-      <w:r>
-        <w:t xml:space="preserve"> </w:t>
-      </w:r>
-      <w:r>
-        <w:rPr>
-          <w:rStyle w:val="VerbatimChar"/>
-        </w:rPr>
-        <w:t xml:space="preserve">group_by()</w:t>
-      </w:r>
-      <w:r>
-        <w:t xml:space="preserve"> </w:t>
-      </w:r>
-      <w:r>
-        <w:t xml:space="preserve">+</w:t>
-      </w:r>
-      <w:r>
-        <w:t xml:space="preserve"> </w:t>
-      </w:r>
-      <w:r>
-        <w:rPr>
-          <w:rStyle w:val="VerbatimChar"/>
-        </w:rPr>
-        <w:t xml:space="preserve">summary_stats()</w:t>
-      </w:r>
-      <w:r>
-        <w:t xml:space="preserve"> </w:t>
-      </w:r>
-      <w:r>
-        <w:t xml:space="preserve">for every group at once, fast overviews with</w:t>
-      </w:r>
-      <w:r>
-        <w:t xml:space="preserve"> </w:t>
-      </w:r>
-      <w:r>
-        <w:rPr>
-          <w:rStyle w:val="VerbatimChar"/>
-        </w:rPr>
-        <w:t xml:space="preserve">skimr</w:t>
-      </w:r>
-      <w:r>
-        <w:t xml:space="preserve">, and — if time allows —</w:t>
-      </w:r>
-      <w:r>
-        <w:t xml:space="preserve"> </w:t>
-      </w:r>
-      <w:r>
-        <w:rPr>
-          <w:rStyle w:val="VerbatimChar"/>
-        </w:rPr>
-        <w:t xml:space="preserve">across()</w:t>
-      </w:r>
-      <w:r>
-        <w:t xml:space="preserve"> </w:t>
-      </w:r>
-      <w:r>
-        <w:t xml:space="preserve">for many columns at once.</w:t>
-      </w:r>
-    </w:p>
-    <w:p>
-      <w:pPr>
-        <w:pStyle w:val="BodyText"/>
-      </w:pPr>
-      <w:r>
-        <w:rPr>
+        <w:t xml:space="preserve"> </w:t>
+      </w:r>
+      <w:r>
+        <w:rPr>
+          <w:rStyle w:val="VerbatimChar"/>
           <w:b/>
           <w:bCs/>
         </w:rPr>
-        <w:t xml:space="preserve">🛑 After this chunk: Activity Parts 4–6.</w:t>
-      </w:r>
-    </w:p>
-    <w:bookmarkEnd w:id="46"/>
-    <w:bookmarkStart w:id="50" w:name="X8e12e1a6420207b5941d0799bbe943531ecb525"/>
+        <w:t xml:space="preserve">summarize()</w:t>
+      </w:r>
+      <w:r>
+        <w:t xml:space="preserve">, because they are already columns by then</w:t>
+      </w:r>
+    </w:p>
+    <w:p>
+      <w:pPr>
+        <w:pStyle w:val="Compact"/>
+        <w:numPr>
+          <w:ilvl w:val="0"/>
+          <w:numId w:val="1016"/>
+        </w:numPr>
+      </w:pPr>
+      <w:r>
+        <w:t xml:space="preserve">The result is a data frame, so it pipes onward into</w:t>
+      </w:r>
+      <w:r>
+        <w:t xml:space="preserve"> </w:t>
+      </w:r>
+      <w:r>
+        <w:rPr>
+          <w:rStyle w:val="VerbatimChar"/>
+        </w:rPr>
+        <w:t xml:space="preserve">ggplot()</w:t>
+      </w:r>
+      <w:r>
+        <w:t xml:space="preserve"> </w:t>
+      </w:r>
+      <w:r>
+        <w:t xml:space="preserve">or</w:t>
+      </w:r>
+      <w:r>
+        <w:t xml:space="preserve"> </w:t>
+      </w:r>
+      <w:r>
+        <w:rPr>
+          <w:rStyle w:val="VerbatimChar"/>
+        </w:rPr>
+        <w:t xml:space="preserve">write_csv()</w:t>
+      </w:r>
+    </w:p>
+    <w:bookmarkEnd w:id="41"/>
+    <w:bookmarkStart w:id="46" w:name="do-it-by-hand-every-group-at-once"/>
     <w:p>
       <w:pPr>
         <w:pStyle w:val="Heading1"/>
       </w:pPr>
       <w:r>
-        <w:t xml:space="preserve">Stats the Tidy Way —</w:t>
-      </w:r>
-      <w:r>
-        <w:t xml:space="preserve"> </w:t>
-      </w:r>
-      <w:r>
-        <w:rPr>
-          <w:rStyle w:val="VerbatimChar"/>
-        </w:rPr>
-        <w:t xml:space="preserve">group_by()</w:t>
-      </w:r>
-      <w:r>
-        <w:t xml:space="preserve"> </w:t>
-      </w:r>
-      <w:r>
-        <w:t xml:space="preserve">+</w:t>
-      </w:r>
-      <w:r>
-        <w:t xml:space="preserve"> </w:t>
-      </w:r>
-      <w:r>
-        <w:rPr>
-          <w:rStyle w:val="VerbatimChar"/>
-        </w:rPr>
-        <w:t xml:space="preserve">summary_stats()</w:t>
+        <w:t xml:space="preserve">Do It By Hand — Every Group at Once</w:t>
       </w:r>
     </w:p>
     <w:tbl>
@@ -5452,12 +5232,12 @@
                 <wp:inline>
                   <wp:extent cx="152400" cy="152400"/>
                   <wp:effectExtent b="0" l="0" r="0" t="0"/>
-                  <wp:docPr descr="" title="" id="47" name="Picture"/>
+                  <wp:docPr descr="" title="" id="42" name="Picture"/>
                   <a:graphic>
                     <a:graphicData uri="http://schemas.openxmlformats.org/drawingml/2006/picture">
                       <pic:pic>
                         <pic:nvPicPr>
-                          <pic:cNvPr descr="/Applications/Positron.app/Contents/Resources/app/quarto/share/formats/docx/note.png" id="48" name="Picture"/>
+                          <pic:cNvPr descr="/Applications/Positron.app/Contents/Resources/app/quarto/share/formats/docx/note.png" id="43" name="Picture"/>
                           <pic:cNvPicPr>
                             <a:picLocks noChangeArrowheads="1" noChangeAspect="1"/>
                           </pic:cNvPicPr>
@@ -5561,7 +5341,7 @@
               <w:t xml:space="preserve"> </w:t>
             </w:r>
             <w:r>
-              <w:t xml:space="preserve">take?) Predict the number before you run it.</w:t>
+              <w:t xml:space="preserve">take?)</w:t>
             </w:r>
           </w:p>
           <w:p/>
@@ -5576,28 +5356,16 @@
         <w:rPr>
           <w:rStyle w:val="CommentTok"/>
         </w:rPr>
-        <w:t xml:space="preserve"># Group first, then call the SAME function -------------</w:t>
-      </w:r>
-      <w:r>
-        <w:br/>
-      </w:r>
-      <w:r>
-        <w:rPr>
-          <w:rStyle w:val="NormalTok"/>
-        </w:rPr>
-        <w:t xml:space="preserve">stats_df </w:t>
-      </w:r>
-      <w:r>
-        <w:rPr>
-          <w:rStyle w:val="OtherTok"/>
-        </w:rPr>
-        <w:t xml:space="preserve">&lt;-</w:t>
-      </w:r>
-      <w:r>
-        <w:rPr>
-          <w:rStyle w:val="NormalTok"/>
-        </w:rPr>
-        <w:t xml:space="preserve"> leaf_df </w:t>
+        <w:t xml:space="preserve"># group_by() splits the data; summarize() runs per group</w:t>
+      </w:r>
+      <w:r>
+        <w:br/>
+      </w:r>
+      <w:r>
+        <w:rPr>
+          <w:rStyle w:val="NormalTok"/>
+        </w:rPr>
+        <w:t xml:space="preserve">leaf_df </w:t>
       </w:r>
       <w:r>
         <w:rPr>
@@ -5645,25 +5413,289 @@
         <w:rPr>
           <w:rStyle w:val="FunctionTok"/>
         </w:rPr>
-        <w:t xml:space="preserve">summary_stats</w:t>
-      </w:r>
-      <w:r>
-        <w:rPr>
-          <w:rStyle w:val="NormalTok"/>
-        </w:rPr>
-        <w:t xml:space="preserve">(mass_g)</w:t>
-      </w:r>
-      <w:r>
-        <w:br/>
-      </w:r>
-      <w:r>
-        <w:br/>
-      </w:r>
-      <w:r>
-        <w:rPr>
-          <w:rStyle w:val="NormalTok"/>
-        </w:rPr>
-        <w:t xml:space="preserve">stats_df</w:t>
+        <w:t xml:space="preserve">summarize</w:t>
+      </w:r>
+      <w:r>
+        <w:rPr>
+          <w:rStyle w:val="NormalTok"/>
+        </w:rPr>
+        <w:t xml:space="preserve">(</w:t>
+      </w:r>
+      <w:r>
+        <w:br/>
+      </w:r>
+      <w:r>
+        <w:rPr>
+          <w:rStyle w:val="NormalTok"/>
+        </w:rPr>
+        <w:t xml:space="preserve">    </w:t>
+      </w:r>
+      <w:r>
+        <w:rPr>
+          <w:rStyle w:val="AttributeTok"/>
+        </w:rPr>
+        <w:t xml:space="preserve">mean     =</w:t>
+      </w:r>
+      <w:r>
+        <w:rPr>
+          <w:rStyle w:val="NormalTok"/>
+        </w:rPr>
+        <w:t xml:space="preserve"> </w:t>
+      </w:r>
+      <w:r>
+        <w:rPr>
+          <w:rStyle w:val="FunctionTok"/>
+        </w:rPr>
+        <w:t xml:space="preserve">mean</w:t>
+      </w:r>
+      <w:r>
+        <w:rPr>
+          <w:rStyle w:val="NormalTok"/>
+        </w:rPr>
+        <w:t xml:space="preserve">(mass_g, </w:t>
+      </w:r>
+      <w:r>
+        <w:rPr>
+          <w:rStyle w:val="AttributeTok"/>
+        </w:rPr>
+        <w:t xml:space="preserve">na.rm =</w:t>
+      </w:r>
+      <w:r>
+        <w:rPr>
+          <w:rStyle w:val="NormalTok"/>
+        </w:rPr>
+        <w:t xml:space="preserve"> </w:t>
+      </w:r>
+      <w:r>
+        <w:rPr>
+          <w:rStyle w:val="ConstantTok"/>
+        </w:rPr>
+        <w:t xml:space="preserve">TRUE</w:t>
+      </w:r>
+      <w:r>
+        <w:rPr>
+          <w:rStyle w:val="NormalTok"/>
+        </w:rPr>
+        <w:t xml:space="preserve">),</w:t>
+      </w:r>
+      <w:r>
+        <w:br/>
+      </w:r>
+      <w:r>
+        <w:rPr>
+          <w:rStyle w:val="NormalTok"/>
+        </w:rPr>
+        <w:t xml:space="preserve">    </w:t>
+      </w:r>
+      <w:r>
+        <w:rPr>
+          <w:rStyle w:val="AttributeTok"/>
+        </w:rPr>
+        <w:t xml:space="preserve">variance =</w:t>
+      </w:r>
+      <w:r>
+        <w:rPr>
+          <w:rStyle w:val="NormalTok"/>
+        </w:rPr>
+        <w:t xml:space="preserve"> </w:t>
+      </w:r>
+      <w:r>
+        <w:rPr>
+          <w:rStyle w:val="FunctionTok"/>
+        </w:rPr>
+        <w:t xml:space="preserve">var</w:t>
+      </w:r>
+      <w:r>
+        <w:rPr>
+          <w:rStyle w:val="NormalTok"/>
+        </w:rPr>
+        <w:t xml:space="preserve">(mass_g, </w:t>
+      </w:r>
+      <w:r>
+        <w:rPr>
+          <w:rStyle w:val="AttributeTok"/>
+        </w:rPr>
+        <w:t xml:space="preserve">na.rm =</w:t>
+      </w:r>
+      <w:r>
+        <w:rPr>
+          <w:rStyle w:val="NormalTok"/>
+        </w:rPr>
+        <w:t xml:space="preserve"> </w:t>
+      </w:r>
+      <w:r>
+        <w:rPr>
+          <w:rStyle w:val="ConstantTok"/>
+        </w:rPr>
+        <w:t xml:space="preserve">TRUE</w:t>
+      </w:r>
+      <w:r>
+        <w:rPr>
+          <w:rStyle w:val="NormalTok"/>
+        </w:rPr>
+        <w:t xml:space="preserve">),</w:t>
+      </w:r>
+      <w:r>
+        <w:br/>
+      </w:r>
+      <w:r>
+        <w:rPr>
+          <w:rStyle w:val="NormalTok"/>
+        </w:rPr>
+        <w:t xml:space="preserve">    </w:t>
+      </w:r>
+      <w:r>
+        <w:rPr>
+          <w:rStyle w:val="AttributeTok"/>
+        </w:rPr>
+        <w:t xml:space="preserve">sd       =</w:t>
+      </w:r>
+      <w:r>
+        <w:rPr>
+          <w:rStyle w:val="NormalTok"/>
+        </w:rPr>
+        <w:t xml:space="preserve"> </w:t>
+      </w:r>
+      <w:r>
+        <w:rPr>
+          <w:rStyle w:val="FunctionTok"/>
+        </w:rPr>
+        <w:t xml:space="preserve">sd</w:t>
+      </w:r>
+      <w:r>
+        <w:rPr>
+          <w:rStyle w:val="NormalTok"/>
+        </w:rPr>
+        <w:t xml:space="preserve">(mass_g, </w:t>
+      </w:r>
+      <w:r>
+        <w:rPr>
+          <w:rStyle w:val="AttributeTok"/>
+        </w:rPr>
+        <w:t xml:space="preserve">na.rm =</w:t>
+      </w:r>
+      <w:r>
+        <w:rPr>
+          <w:rStyle w:val="NormalTok"/>
+        </w:rPr>
+        <w:t xml:space="preserve"> </w:t>
+      </w:r>
+      <w:r>
+        <w:rPr>
+          <w:rStyle w:val="ConstantTok"/>
+        </w:rPr>
+        <w:t xml:space="preserve">TRUE</w:t>
+      </w:r>
+      <w:r>
+        <w:rPr>
+          <w:rStyle w:val="NormalTok"/>
+        </w:rPr>
+        <w:t xml:space="preserve">),</w:t>
+      </w:r>
+      <w:r>
+        <w:br/>
+      </w:r>
+      <w:r>
+        <w:rPr>
+          <w:rStyle w:val="NormalTok"/>
+        </w:rPr>
+        <w:t xml:space="preserve">    </w:t>
+      </w:r>
+      <w:r>
+        <w:rPr>
+          <w:rStyle w:val="AttributeTok"/>
+        </w:rPr>
+        <w:t xml:space="preserve">n        =</w:t>
+      </w:r>
+      <w:r>
+        <w:rPr>
+          <w:rStyle w:val="NormalTok"/>
+        </w:rPr>
+        <w:t xml:space="preserve"> </w:t>
+      </w:r>
+      <w:r>
+        <w:rPr>
+          <w:rStyle w:val="FunctionTok"/>
+        </w:rPr>
+        <w:t xml:space="preserve">sum</w:t>
+      </w:r>
+      <w:r>
+        <w:rPr>
+          <w:rStyle w:val="NormalTok"/>
+        </w:rPr>
+        <w:t xml:space="preserve">(</w:t>
+      </w:r>
+      <w:r>
+        <w:rPr>
+          <w:rStyle w:val="SpecialCharTok"/>
+        </w:rPr>
+        <w:t xml:space="preserve">!</w:t>
+      </w:r>
+      <w:r>
+        <w:rPr>
+          <w:rStyle w:val="FunctionTok"/>
+        </w:rPr>
+        <w:t xml:space="preserve">is.na</w:t>
+      </w:r>
+      <w:r>
+        <w:rPr>
+          <w:rStyle w:val="NormalTok"/>
+        </w:rPr>
+        <w:t xml:space="preserve">(mass_g)),</w:t>
+      </w:r>
+      <w:r>
+        <w:br/>
+      </w:r>
+      <w:r>
+        <w:rPr>
+          <w:rStyle w:val="NormalTok"/>
+        </w:rPr>
+        <w:t xml:space="preserve">    </w:t>
+      </w:r>
+      <w:r>
+        <w:rPr>
+          <w:rStyle w:val="AttributeTok"/>
+        </w:rPr>
+        <w:t xml:space="preserve">se       =</w:t>
+      </w:r>
+      <w:r>
+        <w:rPr>
+          <w:rStyle w:val="NormalTok"/>
+        </w:rPr>
+        <w:t xml:space="preserve"> sd </w:t>
+      </w:r>
+      <w:r>
+        <w:rPr>
+          <w:rStyle w:val="SpecialCharTok"/>
+        </w:rPr>
+        <w:t xml:space="preserve">/</w:t>
+      </w:r>
+      <w:r>
+        <w:rPr>
+          <w:rStyle w:val="NormalTok"/>
+        </w:rPr>
+        <w:t xml:space="preserve"> </w:t>
+      </w:r>
+      <w:r>
+        <w:rPr>
+          <w:rStyle w:val="FunctionTok"/>
+        </w:rPr>
+        <w:t xml:space="preserve">sqrt</w:t>
+      </w:r>
+      <w:r>
+        <w:rPr>
+          <w:rStyle w:val="NormalTok"/>
+        </w:rPr>
+        <w:t xml:space="preserve">(n)</w:t>
+      </w:r>
+      <w:r>
+        <w:br/>
+      </w:r>
+      <w:r>
+        <w:rPr>
+          <w:rStyle w:val="NormalTok"/>
+        </w:rPr>
+        <w:t xml:space="preserve">  )</w:t>
       </w:r>
     </w:p>
     <w:p>
@@ -5674,43 +5706,43 @@
         <w:rPr>
           <w:rStyle w:val="VerbatimChar"/>
         </w:rPr>
-        <w:t xml:space="preserve"># A tibble: 2 × 8</w:t>
-      </w:r>
-      <w:r>
-        <w:br/>
-      </w:r>
-      <w:r>
-        <w:rPr>
-          <w:rStyle w:val="VerbatimChar"/>
-        </w:rPr>
-        <w:t xml:space="preserve">  shade     n  mean variance    sd    se ci_lower ci_upper</w:t>
-      </w:r>
-      <w:r>
-        <w:br/>
-      </w:r>
-      <w:r>
-        <w:rPr>
-          <w:rStyle w:val="VerbatimChar"/>
-        </w:rPr>
-        <w:t xml:space="preserve">  &lt;chr&gt; &lt;int&gt; &lt;dbl&gt;    &lt;dbl&gt; &lt;dbl&gt; &lt;dbl&gt;    &lt;dbl&gt;    &lt;dbl&gt;</w:t>
-      </w:r>
-      <w:r>
-        <w:br/>
-      </w:r>
-      <w:r>
-        <w:rPr>
-          <w:rStyle w:val="VerbatimChar"/>
-        </w:rPr>
-        <w:t xml:space="preserve">1 shady    28  0.52     0.02  0.15  0.03     0.47     0.58</w:t>
-      </w:r>
-      <w:r>
-        <w:br/>
-      </w:r>
-      <w:r>
-        <w:rPr>
-          <w:rStyle w:val="VerbatimChar"/>
-        </w:rPr>
-        <w:t xml:space="preserve">2 sunny    25  0.51     0.04  0.21  0.04     0.42     0.59</w:t>
+        <w:t xml:space="preserve"># A tibble: 2 × 6</w:t>
+      </w:r>
+      <w:r>
+        <w:br/>
+      </w:r>
+      <w:r>
+        <w:rPr>
+          <w:rStyle w:val="VerbatimChar"/>
+        </w:rPr>
+        <w:t xml:space="preserve">  shade  mean variance    sd     n     se</w:t>
+      </w:r>
+      <w:r>
+        <w:br/>
+      </w:r>
+      <w:r>
+        <w:rPr>
+          <w:rStyle w:val="VerbatimChar"/>
+        </w:rPr>
+        <w:t xml:space="preserve">  &lt;chr&gt; &lt;dbl&gt;    &lt;dbl&gt; &lt;dbl&gt; &lt;int&gt;  &lt;dbl&gt;</w:t>
+      </w:r>
+      <w:r>
+        <w:br/>
+      </w:r>
+      <w:r>
+        <w:rPr>
+          <w:rStyle w:val="VerbatimChar"/>
+        </w:rPr>
+        <w:t xml:space="preserve">1 shady 0.523   0.0219 0.148    28 0.0280</w:t>
+      </w:r>
+      <w:r>
+        <w:br/>
+      </w:r>
+      <w:r>
+        <w:rPr>
+          <w:rStyle w:val="VerbatimChar"/>
+        </w:rPr>
+        <w:t xml:space="preserve">2 sunny 0.505   0.0442 0.210    25 0.0421</w:t>
       </w:r>
     </w:p>
     <w:p>
@@ -5722,31 +5754,31 @@
         </w:numPr>
       </w:pPr>
       <w:r>
+        <w:t xml:space="preserve">Exactly the same</w:t>
+      </w:r>
+      <w:r>
+        <w:t xml:space="preserve"> </w:t>
+      </w:r>
+      <w:r>
+        <w:rPr>
+          <w:rStyle w:val="VerbatimChar"/>
+        </w:rPr>
+        <w:t xml:space="preserve">summarize()</w:t>
+      </w:r>
+      <w:r>
+        <w:t xml:space="preserve"> </w:t>
+      </w:r>
+      <w:r>
+        <w:t xml:space="preserve">— the only new line is</w:t>
+      </w:r>
+      <w:r>
+        <w:t xml:space="preserve"> </w:t>
+      </w:r>
+      <w:r>
         <w:rPr>
           <w:rStyle w:val="VerbatimChar"/>
         </w:rPr>
         <w:t xml:space="preserve">group_by(shade)</w:t>
-      </w:r>
-      <w:r>
-        <w:t xml:space="preserve"> </w:t>
-      </w:r>
-      <w:r>
-        <w:t xml:space="preserve">splits the data by the</w:t>
-      </w:r>
-      <w:r>
-        <w:t xml:space="preserve"> </w:t>
-      </w:r>
-      <w:r>
-        <w:rPr>
-          <w:rStyle w:val="VerbatimChar"/>
-        </w:rPr>
-        <w:t xml:space="preserve">shade</w:t>
-      </w:r>
-      <w:r>
-        <w:t xml:space="preserve"> </w:t>
-      </w:r>
-      <w:r>
-        <w:t xml:space="preserve">column</w:t>
       </w:r>
     </w:p>
     <w:p>
@@ -5758,16 +5790,23 @@
         </w:numPr>
       </w:pPr>
       <w:r>
-        <w:rPr>
-          <w:rStyle w:val="VerbatimChar"/>
-        </w:rPr>
-        <w:t xml:space="preserve">summary_stats()</w:t>
-      </w:r>
-      <w:r>
-        <w:t xml:space="preserve"> </w:t>
-      </w:r>
-      <w:r>
-        <w:t xml:space="preserve">doesn’t change at all — it runs once per group</w:t>
+        <w:t xml:space="preserve">One row</w:t>
+      </w:r>
+      <w:r>
+        <w:t xml:space="preserve"> </w:t>
+      </w:r>
+      <w:r>
+        <w:rPr>
+          <w:b/>
+          <w:bCs/>
+        </w:rPr>
+        <w:t xml:space="preserve">per group</w:t>
+      </w:r>
+      <w:r>
+        <w:t xml:space="preserve"> </w:t>
+      </w:r>
+      <w:r>
+        <w:t xml:space="preserve">instead of one row overall</w:t>
       </w:r>
     </w:p>
     <w:p>
@@ -5779,16 +5818,1884 @@
         </w:numPr>
       </w:pPr>
       <w:r>
-        <w:t xml:space="preserve">You get</w:t>
-      </w:r>
-      <w:r>
-        <w:t xml:space="preserve"> </w:t>
-      </w:r>
+        <w:t xml:space="preserve">This is the workhorse pattern for the rest of the course</w:t>
+      </w:r>
+    </w:p>
+    <w:tbl>
+      <w:tblPr>
+        <w:tblStyle w:val="Table"/>
+        <w:tblLook w:firstRow="0" w:lastRow="0" w:firstColumn="0" w:lastColumn="0" w:noHBand="0" w:noVBand="0" w:val="0000"/>
+        <w:tblBorders>
+          <w:top w:val="single" w:sz="4" w:space="0" w:color="0758E5"/>
+          <w:left w:val="single" w:sz="24" w:space="0" w:color="0758E5"/>
+          <w:bottom w:val="single" w:sz="4" w:space="0" w:color="0758E5"/>
+          <w:right w:val="single" w:sz="4" w:space="0" w:color="0758E5"/>
+        </w:tblBorders>
+        <w:tblCellMar>
+          <w:left w:w="144" w:type="dxa"/>
+          <w:right w:w="144" w:type="dxa"/>
+        </w:tblCellMar>
+        <w:tblLook w:firstRow="0" w:lastRow="0" w:firstColumn="0" w:lastColumn="0" w:noHBand="0" w:noVBand="0" w:val="0000"/>
+      </w:tblPr>
+      <w:tr>
+        <w:trPr>
+          <w:cantSplit/>
+        </w:trPr>
+        <w:tc>
+          <w:tcPr>
+            <w:shd w:color="auto" w:fill="dae6fb" w:val="clear"/>
+            <w:tcMar>
+              <w:top w:w="92" w:type="dxa"/>
+              <w:bottom w:w="92" w:type="dxa"/>
+            </w:tcMar>
+          </w:tcPr>
+          <w:p>
+            <w:pPr>
+              <w:pStyle w:val="FirstParagraph"/>
+            </w:pPr>
+            <w:pPr>
+              <w:spacing w:before="0" w:after="0"/>
+              <w:textAlignment w:val="center"/>
+            </w:pPr>
+            <w:r>
+              <w:drawing>
+                <wp:inline>
+                  <wp:extent cx="152400" cy="152400"/>
+                  <wp:effectExtent b="0" l="0" r="0" t="0"/>
+                  <wp:docPr descr="" title="" id="44" name="Picture"/>
+                  <a:graphic>
+                    <a:graphicData uri="http://schemas.openxmlformats.org/drawingml/2006/picture">
+                      <pic:pic>
+                        <pic:nvPicPr>
+                          <pic:cNvPr descr="/Applications/Positron.app/Contents/Resources/app/quarto/share/formats/docx/note.png" id="45" name="Picture"/>
+                          <pic:cNvPicPr>
+                            <a:picLocks noChangeArrowheads="1" noChangeAspect="1"/>
+                          </pic:cNvPicPr>
+                        </pic:nvPicPr>
+                        <pic:blipFill>
+                          <a:blip r:embed="rId9"/>
+                          <a:stretch>
+                            <a:fillRect/>
+                          </a:stretch>
+                        </pic:blipFill>
+                        <pic:spPr bwMode="auto">
+                          <a:xfrm>
+                            <a:off x="0" y="0"/>
+                            <a:ext cx="152400" cy="152400"/>
+                          </a:xfrm>
+                          <a:prstGeom prst="rect">
+                            <a:avLst/>
+                          </a:prstGeom>
+                          <a:noFill/>
+                          <a:ln w="9525">
+                            <a:noFill/>
+                            <a:headEnd/>
+                            <a:tailEnd/>
+                          </a:ln>
+                        </pic:spPr>
+                      </pic:pic>
+                    </a:graphicData>
+                  </a:graphic>
+                </wp:inline>
+              </w:drawing>
+            </w:r>
+            <w:r>
+              <w:t xml:space="preserve"> </w:t>
+            </w:r>
+            <w:r>
+              <w:t xml:space="preserve"> </w:t>
+            </w:r>
+            <w:r>
+              <w:t xml:space="preserve">Note</w:t>
+            </w:r>
+          </w:p>
+        </w:tc>
+      </w:tr>
+      <w:tr>
+        <w:trPr>
+          <w:cantSplit/>
+        </w:trPr>
+        <w:tc>
+          <w:tcPr>
+            <w:tcMar>
+              <w:top w:w="108" w:type="dxa"/>
+              <w:bottom w:w="108" w:type="dxa"/>
+            </w:tcMar>
+          </w:tcPr>
+          <w:p>
+            <w:pPr>
+              <w:pStyle w:val="BodyText"/>
+            </w:pPr>
+            <w:pPr>
+              <w:spacing w:before="16"/>
+            </w:pPr>
+            <w:r>
+              <w:rPr>
+                <w:b/>
+                <w:bCs/>
+              </w:rPr>
+              <w:t xml:space="preserve">✅ Key idea</w:t>
+            </w:r>
+          </w:p>
+          <w:p>
+            <w:pPr>
+              <w:pStyle w:val="BodyText"/>
+            </w:pPr>
+            <w:pPr>
+              <w:spacing w:after="16"/>
+            </w:pPr>
+            <w:r>
+              <w:t xml:space="preserve">Running this once for sunny and again for shady is exactly the repetition</w:t>
+            </w:r>
+            <w:r>
+              <w:t xml:space="preserve"> </w:t>
+            </w:r>
+            <w:r>
+              <w:rPr>
+                <w:rStyle w:val="VerbatimChar"/>
+              </w:rPr>
+              <w:t xml:space="preserve">group_by()</w:t>
+            </w:r>
+            <w:r>
+              <w:t xml:space="preserve"> </w:t>
+            </w:r>
+            <w:r>
+              <w:t xml:space="preserve">exists to remove.</w:t>
+            </w:r>
+          </w:p>
+          <w:p/>
+        </w:tc>
+      </w:tr>
+    </w:tbl>
+    <w:bookmarkEnd w:id="46"/>
+    <w:bookmarkStart w:id="49" w:name="now-package-it-summary_stats"/>
+    <w:p>
+      <w:pPr>
+        <w:pStyle w:val="Heading1"/>
+      </w:pPr>
+      <w:r>
+        <w:t xml:space="preserve">Now Package It —</w:t>
+      </w:r>
+      <w:r>
+        <w:t xml:space="preserve"> </w:t>
+      </w:r>
+      <w:r>
+        <w:rPr>
+          <w:rStyle w:val="VerbatimChar"/>
+        </w:rPr>
+        <w:t xml:space="preserve">summary_stats()</w:t>
+      </w:r>
+    </w:p>
+    <w:p>
+      <w:pPr>
+        <w:pStyle w:val="SourceCode"/>
+      </w:pPr>
+      <w:r>
+        <w:rPr>
+          <w:rStyle w:val="NormalTok"/>
+        </w:rPr>
+        <w:t xml:space="preserve">summary_stats </w:t>
+      </w:r>
+      <w:r>
+        <w:rPr>
+          <w:rStyle w:val="OtherTok"/>
+        </w:rPr>
+        <w:t xml:space="preserve">&lt;-</w:t>
+      </w:r>
+      <w:r>
+        <w:rPr>
+          <w:rStyle w:val="NormalTok"/>
+        </w:rPr>
+        <w:t xml:space="preserve"> </w:t>
+      </w:r>
+      <w:r>
+        <w:rPr>
+          <w:rStyle w:val="ControlFlowTok"/>
+        </w:rPr>
+        <w:t xml:space="preserve">function</w:t>
+      </w:r>
+      <w:r>
+        <w:rPr>
+          <w:rStyle w:val="NormalTok"/>
+        </w:rPr>
+        <w:t xml:space="preserve">(data, variable) {</w:t>
+      </w:r>
+      <w:r>
+        <w:br/>
+      </w:r>
+      <w:r>
+        <w:rPr>
+          <w:rStyle w:val="NormalTok"/>
+        </w:rPr>
+        <w:t xml:space="preserve">  data </w:t>
+      </w:r>
+      <w:r>
+        <w:rPr>
+          <w:rStyle w:val="SpecialCharTok"/>
+        </w:rPr>
+        <w:t xml:space="preserve">%&gt;%</w:t>
+      </w:r>
+      <w:r>
+        <w:br/>
+      </w:r>
+      <w:r>
+        <w:rPr>
+          <w:rStyle w:val="NormalTok"/>
+        </w:rPr>
+        <w:t xml:space="preserve">    </w:t>
+      </w:r>
+      <w:r>
+        <w:rPr>
+          <w:rStyle w:val="FunctionTok"/>
+        </w:rPr>
+        <w:t xml:space="preserve">summarize</w:t>
+      </w:r>
+      <w:r>
+        <w:rPr>
+          <w:rStyle w:val="NormalTok"/>
+        </w:rPr>
+        <w:t xml:space="preserve">(</w:t>
+      </w:r>
+      <w:r>
+        <w:br/>
+      </w:r>
+      <w:r>
+        <w:rPr>
+          <w:rStyle w:val="NormalTok"/>
+        </w:rPr>
+        <w:t xml:space="preserve">      </w:t>
+      </w:r>
+      <w:r>
+        <w:rPr>
+          <w:rStyle w:val="AttributeTok"/>
+        </w:rPr>
+        <w:t xml:space="preserve">n        =</w:t>
+      </w:r>
+      <w:r>
+        <w:rPr>
+          <w:rStyle w:val="NormalTok"/>
+        </w:rPr>
+        <w:t xml:space="preserve"> </w:t>
+      </w:r>
+      <w:r>
+        <w:rPr>
+          <w:rStyle w:val="FunctionTok"/>
+        </w:rPr>
+        <w:t xml:space="preserve">sum</w:t>
+      </w:r>
+      <w:r>
+        <w:rPr>
+          <w:rStyle w:val="NormalTok"/>
+        </w:rPr>
+        <w:t xml:space="preserve">(</w:t>
+      </w:r>
+      <w:r>
+        <w:rPr>
+          <w:rStyle w:val="SpecialCharTok"/>
+        </w:rPr>
+        <w:t xml:space="preserve">!</w:t>
+      </w:r>
+      <w:r>
+        <w:rPr>
+          <w:rStyle w:val="FunctionTok"/>
+        </w:rPr>
+        <w:t xml:space="preserve">is.na</w:t>
+      </w:r>
+      <w:r>
+        <w:rPr>
+          <w:rStyle w:val="NormalTok"/>
+        </w:rPr>
+        <w:t xml:space="preserve">({{ variable }})),</w:t>
+      </w:r>
+      <w:r>
+        <w:br/>
+      </w:r>
+      <w:r>
+        <w:rPr>
+          <w:rStyle w:val="NormalTok"/>
+        </w:rPr>
+        <w:t xml:space="preserve">      </w:t>
+      </w:r>
+      <w:r>
+        <w:rPr>
+          <w:rStyle w:val="AttributeTok"/>
+        </w:rPr>
+        <w:t xml:space="preserve">mean     =</w:t>
+      </w:r>
+      <w:r>
+        <w:rPr>
+          <w:rStyle w:val="NormalTok"/>
+        </w:rPr>
+        <w:t xml:space="preserve"> </w:t>
+      </w:r>
+      <w:r>
+        <w:rPr>
+          <w:rStyle w:val="FunctionTok"/>
+        </w:rPr>
+        <w:t xml:space="preserve">mean</w:t>
+      </w:r>
+      <w:r>
+        <w:rPr>
+          <w:rStyle w:val="NormalTok"/>
+        </w:rPr>
+        <w:t xml:space="preserve">({{ variable }}, </w:t>
+      </w:r>
+      <w:r>
+        <w:rPr>
+          <w:rStyle w:val="AttributeTok"/>
+        </w:rPr>
+        <w:t xml:space="preserve">na.rm =</w:t>
+      </w:r>
+      <w:r>
+        <w:rPr>
+          <w:rStyle w:val="NormalTok"/>
+        </w:rPr>
+        <w:t xml:space="preserve"> </w:t>
+      </w:r>
+      <w:r>
+        <w:rPr>
+          <w:rStyle w:val="ConstantTok"/>
+        </w:rPr>
+        <w:t xml:space="preserve">TRUE</w:t>
+      </w:r>
+      <w:r>
+        <w:rPr>
+          <w:rStyle w:val="NormalTok"/>
+        </w:rPr>
+        <w:t xml:space="preserve">),</w:t>
+      </w:r>
+      <w:r>
+        <w:br/>
+      </w:r>
+      <w:r>
+        <w:rPr>
+          <w:rStyle w:val="NormalTok"/>
+        </w:rPr>
+        <w:t xml:space="preserve">      </w:t>
+      </w:r>
+      <w:r>
+        <w:rPr>
+          <w:rStyle w:val="AttributeTok"/>
+        </w:rPr>
+        <w:t xml:space="preserve">variance =</w:t>
+      </w:r>
+      <w:r>
+        <w:rPr>
+          <w:rStyle w:val="NormalTok"/>
+        </w:rPr>
+        <w:t xml:space="preserve"> </w:t>
+      </w:r>
+      <w:r>
+        <w:rPr>
+          <w:rStyle w:val="FunctionTok"/>
+        </w:rPr>
+        <w:t xml:space="preserve">var</w:t>
+      </w:r>
+      <w:r>
+        <w:rPr>
+          <w:rStyle w:val="NormalTok"/>
+        </w:rPr>
+        <w:t xml:space="preserve">({{ variable }}, </w:t>
+      </w:r>
+      <w:r>
+        <w:rPr>
+          <w:rStyle w:val="AttributeTok"/>
+        </w:rPr>
+        <w:t xml:space="preserve">na.rm =</w:t>
+      </w:r>
+      <w:r>
+        <w:rPr>
+          <w:rStyle w:val="NormalTok"/>
+        </w:rPr>
+        <w:t xml:space="preserve"> </w:t>
+      </w:r>
+      <w:r>
+        <w:rPr>
+          <w:rStyle w:val="ConstantTok"/>
+        </w:rPr>
+        <w:t xml:space="preserve">TRUE</w:t>
+      </w:r>
+      <w:r>
+        <w:rPr>
+          <w:rStyle w:val="NormalTok"/>
+        </w:rPr>
+        <w:t xml:space="preserve">),</w:t>
+      </w:r>
+      <w:r>
+        <w:br/>
+      </w:r>
+      <w:r>
+        <w:rPr>
+          <w:rStyle w:val="NormalTok"/>
+        </w:rPr>
+        <w:t xml:space="preserve">      </w:t>
+      </w:r>
+      <w:r>
+        <w:rPr>
+          <w:rStyle w:val="AttributeTok"/>
+        </w:rPr>
+        <w:t xml:space="preserve">sd       =</w:t>
+      </w:r>
+      <w:r>
+        <w:rPr>
+          <w:rStyle w:val="NormalTok"/>
+        </w:rPr>
+        <w:t xml:space="preserve"> </w:t>
+      </w:r>
+      <w:r>
+        <w:rPr>
+          <w:rStyle w:val="FunctionTok"/>
+        </w:rPr>
+        <w:t xml:space="preserve">sd</w:t>
+      </w:r>
+      <w:r>
+        <w:rPr>
+          <w:rStyle w:val="NormalTok"/>
+        </w:rPr>
+        <w:t xml:space="preserve">({{ variable }}, </w:t>
+      </w:r>
+      <w:r>
+        <w:rPr>
+          <w:rStyle w:val="AttributeTok"/>
+        </w:rPr>
+        <w:t xml:space="preserve">na.rm =</w:t>
+      </w:r>
+      <w:r>
+        <w:rPr>
+          <w:rStyle w:val="NormalTok"/>
+        </w:rPr>
+        <w:t xml:space="preserve"> </w:t>
+      </w:r>
+      <w:r>
+        <w:rPr>
+          <w:rStyle w:val="ConstantTok"/>
+        </w:rPr>
+        <w:t xml:space="preserve">TRUE</w:t>
+      </w:r>
+      <w:r>
+        <w:rPr>
+          <w:rStyle w:val="NormalTok"/>
+        </w:rPr>
+        <w:t xml:space="preserve">),</w:t>
+      </w:r>
+      <w:r>
+        <w:br/>
+      </w:r>
+      <w:r>
+        <w:rPr>
+          <w:rStyle w:val="NormalTok"/>
+        </w:rPr>
+        <w:t xml:space="preserve">      </w:t>
+      </w:r>
+      <w:r>
+        <w:rPr>
+          <w:rStyle w:val="AttributeTok"/>
+        </w:rPr>
+        <w:t xml:space="preserve">se       =</w:t>
+      </w:r>
+      <w:r>
+        <w:rPr>
+          <w:rStyle w:val="NormalTok"/>
+        </w:rPr>
+        <w:t xml:space="preserve"> sd </w:t>
+      </w:r>
+      <w:r>
+        <w:rPr>
+          <w:rStyle w:val="SpecialCharTok"/>
+        </w:rPr>
+        <w:t xml:space="preserve">/</w:t>
+      </w:r>
+      <w:r>
+        <w:rPr>
+          <w:rStyle w:val="NormalTok"/>
+        </w:rPr>
+        <w:t xml:space="preserve"> </w:t>
+      </w:r>
+      <w:r>
+        <w:rPr>
+          <w:rStyle w:val="FunctionTok"/>
+        </w:rPr>
+        <w:t xml:space="preserve">sqrt</w:t>
+      </w:r>
+      <w:r>
+        <w:rPr>
+          <w:rStyle w:val="NormalTok"/>
+        </w:rPr>
+        <w:t xml:space="preserve">(n),</w:t>
+      </w:r>
+      <w:r>
+        <w:br/>
+      </w:r>
+      <w:r>
+        <w:rPr>
+          <w:rStyle w:val="NormalTok"/>
+        </w:rPr>
+        <w:t xml:space="preserve">      </w:t>
+      </w:r>
+      <w:r>
+        <w:rPr>
+          <w:rStyle w:val="AttributeTok"/>
+        </w:rPr>
+        <w:t xml:space="preserve">ci_lower =</w:t>
+      </w:r>
+      <w:r>
+        <w:rPr>
+          <w:rStyle w:val="NormalTok"/>
+        </w:rPr>
+        <w:t xml:space="preserve"> mean </w:t>
+      </w:r>
+      <w:r>
+        <w:rPr>
+          <w:rStyle w:val="SpecialCharTok"/>
+        </w:rPr>
+        <w:t xml:space="preserve">-</w:t>
+      </w:r>
+      <w:r>
+        <w:rPr>
+          <w:rStyle w:val="NormalTok"/>
+        </w:rPr>
+        <w:t xml:space="preserve"> </w:t>
+      </w:r>
+      <w:r>
+        <w:rPr>
+          <w:rStyle w:val="FunctionTok"/>
+        </w:rPr>
+        <w:t xml:space="preserve">qt</w:t>
+      </w:r>
+      <w:r>
+        <w:rPr>
+          <w:rStyle w:val="NormalTok"/>
+        </w:rPr>
+        <w:t xml:space="preserve">(</w:t>
+      </w:r>
+      <w:r>
+        <w:rPr>
+          <w:rStyle w:val="FloatTok"/>
+        </w:rPr>
+        <w:t xml:space="preserve">0.975</w:t>
+      </w:r>
+      <w:r>
+        <w:rPr>
+          <w:rStyle w:val="NormalTok"/>
+        </w:rPr>
+        <w:t xml:space="preserve">, </w:t>
+      </w:r>
+      <w:r>
+        <w:rPr>
+          <w:rStyle w:val="AttributeTok"/>
+        </w:rPr>
+        <w:t xml:space="preserve">df =</w:t>
+      </w:r>
+      <w:r>
+        <w:rPr>
+          <w:rStyle w:val="NormalTok"/>
+        </w:rPr>
+        <w:t xml:space="preserve"> n </w:t>
+      </w:r>
+      <w:r>
+        <w:rPr>
+          <w:rStyle w:val="SpecialCharTok"/>
+        </w:rPr>
+        <w:t xml:space="preserve">-</w:t>
+      </w:r>
+      <w:r>
+        <w:rPr>
+          <w:rStyle w:val="NormalTok"/>
+        </w:rPr>
+        <w:t xml:space="preserve"> </w:t>
+      </w:r>
+      <w:r>
+        <w:rPr>
+          <w:rStyle w:val="DecValTok"/>
+        </w:rPr>
+        <w:t xml:space="preserve">1</w:t>
+      </w:r>
+      <w:r>
+        <w:rPr>
+          <w:rStyle w:val="NormalTok"/>
+        </w:rPr>
+        <w:t xml:space="preserve">) </w:t>
+      </w:r>
+      <w:r>
+        <w:rPr>
+          <w:rStyle w:val="SpecialCharTok"/>
+        </w:rPr>
+        <w:t xml:space="preserve">*</w:t>
+      </w:r>
+      <w:r>
+        <w:rPr>
+          <w:rStyle w:val="NormalTok"/>
+        </w:rPr>
+        <w:t xml:space="preserve"> se,</w:t>
+      </w:r>
+      <w:r>
+        <w:br/>
+      </w:r>
+      <w:r>
+        <w:rPr>
+          <w:rStyle w:val="NormalTok"/>
+        </w:rPr>
+        <w:t xml:space="preserve">      </w:t>
+      </w:r>
+      <w:r>
+        <w:rPr>
+          <w:rStyle w:val="AttributeTok"/>
+        </w:rPr>
+        <w:t xml:space="preserve">ci_upper =</w:t>
+      </w:r>
+      <w:r>
+        <w:rPr>
+          <w:rStyle w:val="NormalTok"/>
+        </w:rPr>
+        <w:t xml:space="preserve"> mean </w:t>
+      </w:r>
+      <w:r>
+        <w:rPr>
+          <w:rStyle w:val="SpecialCharTok"/>
+        </w:rPr>
+        <w:t xml:space="preserve">+</w:t>
+      </w:r>
+      <w:r>
+        <w:rPr>
+          <w:rStyle w:val="NormalTok"/>
+        </w:rPr>
+        <w:t xml:space="preserve"> </w:t>
+      </w:r>
+      <w:r>
+        <w:rPr>
+          <w:rStyle w:val="FunctionTok"/>
+        </w:rPr>
+        <w:t xml:space="preserve">qt</w:t>
+      </w:r>
+      <w:r>
+        <w:rPr>
+          <w:rStyle w:val="NormalTok"/>
+        </w:rPr>
+        <w:t xml:space="preserve">(</w:t>
+      </w:r>
+      <w:r>
+        <w:rPr>
+          <w:rStyle w:val="FloatTok"/>
+        </w:rPr>
+        <w:t xml:space="preserve">0.975</w:t>
+      </w:r>
+      <w:r>
+        <w:rPr>
+          <w:rStyle w:val="NormalTok"/>
+        </w:rPr>
+        <w:t xml:space="preserve">, </w:t>
+      </w:r>
+      <w:r>
+        <w:rPr>
+          <w:rStyle w:val="AttributeTok"/>
+        </w:rPr>
+        <w:t xml:space="preserve">df =</w:t>
+      </w:r>
+      <w:r>
+        <w:rPr>
+          <w:rStyle w:val="NormalTok"/>
+        </w:rPr>
+        <w:t xml:space="preserve"> n </w:t>
+      </w:r>
+      <w:r>
+        <w:rPr>
+          <w:rStyle w:val="SpecialCharTok"/>
+        </w:rPr>
+        <w:t xml:space="preserve">-</w:t>
+      </w:r>
+      <w:r>
+        <w:rPr>
+          <w:rStyle w:val="NormalTok"/>
+        </w:rPr>
+        <w:t xml:space="preserve"> </w:t>
+      </w:r>
+      <w:r>
+        <w:rPr>
+          <w:rStyle w:val="DecValTok"/>
+        </w:rPr>
+        <w:t xml:space="preserve">1</w:t>
+      </w:r>
+      <w:r>
+        <w:rPr>
+          <w:rStyle w:val="NormalTok"/>
+        </w:rPr>
+        <w:t xml:space="preserve">) </w:t>
+      </w:r>
+      <w:r>
+        <w:rPr>
+          <w:rStyle w:val="SpecialCharTok"/>
+        </w:rPr>
+        <w:t xml:space="preserve">*</w:t>
+      </w:r>
+      <w:r>
+        <w:rPr>
+          <w:rStyle w:val="NormalTok"/>
+        </w:rPr>
+        <w:t xml:space="preserve"> se,</w:t>
+      </w:r>
+      <w:r>
+        <w:br/>
+      </w:r>
+      <w:r>
+        <w:rPr>
+          <w:rStyle w:val="NormalTok"/>
+        </w:rPr>
+        <w:t xml:space="preserve">      </w:t>
+      </w:r>
+      <w:r>
+        <w:rPr>
+          <w:rStyle w:val="AttributeTok"/>
+        </w:rPr>
+        <w:t xml:space="preserve">.groups  =</w:t>
+      </w:r>
+      <w:r>
+        <w:rPr>
+          <w:rStyle w:val="NormalTok"/>
+        </w:rPr>
+        <w:t xml:space="preserve"> </w:t>
+      </w:r>
+      <w:r>
+        <w:rPr>
+          <w:rStyle w:val="StringTok"/>
+        </w:rPr>
+        <w:t xml:space="preserve">"drop"</w:t>
+      </w:r>
+      <w:r>
+        <w:br/>
+      </w:r>
+      <w:r>
+        <w:rPr>
+          <w:rStyle w:val="NormalTok"/>
+        </w:rPr>
+        <w:t xml:space="preserve">    )</w:t>
+      </w:r>
+      <w:r>
+        <w:br/>
+      </w:r>
+      <w:r>
+        <w:rPr>
+          <w:rStyle w:val="NormalTok"/>
+        </w:rPr>
+        <w:t xml:space="preserve">}</w:t>
+      </w:r>
+    </w:p>
+    <w:p>
+      <w:pPr>
+        <w:pStyle w:val="Compact"/>
+        <w:numPr>
+          <w:ilvl w:val="0"/>
+          <w:numId w:val="1018"/>
+        </w:numPr>
+      </w:pPr>
       <w:r>
         <w:rPr>
           <w:b/>
           <w:bCs/>
         </w:rPr>
+        <w:t xml:space="preserve">It is the same</w:t>
+      </w:r>
+      <w:r>
+        <w:rPr>
+          <w:b/>
+          <w:bCs/>
+        </w:rPr>
+        <w:t xml:space="preserve"> </w:t>
+      </w:r>
+      <w:r>
+        <w:rPr>
+          <w:rStyle w:val="VerbatimChar"/>
+          <w:b/>
+          <w:bCs/>
+        </w:rPr>
+        <w:t xml:space="preserve">summarize()</w:t>
+      </w:r>
+      <w:r>
+        <w:rPr>
+          <w:b/>
+          <w:bCs/>
+        </w:rPr>
+        <w:t xml:space="preserve"> </w:t>
+      </w:r>
+      <w:r>
+        <w:rPr>
+          <w:b/>
+          <w:bCs/>
+        </w:rPr>
+        <w:t xml:space="preserve">you just wrote by hand</w:t>
+      </w:r>
+      <w:r>
+        <w:t xml:space="preserve"> </w:t>
+      </w:r>
+      <w:r>
+        <w:t xml:space="preserve">— wrapped in</w:t>
+      </w:r>
+      <w:r>
+        <w:t xml:space="preserve"> </w:t>
+      </w:r>
+      <w:r>
+        <w:rPr>
+          <w:rStyle w:val="VerbatimChar"/>
+        </w:rPr>
+        <w:t xml:space="preserve">function()</w:t>
+      </w:r>
+      <w:r>
+        <w:t xml:space="preserve"> </w:t>
+      </w:r>
+      <w:r>
+        <w:t xml:space="preserve">so you type it once, not once per variable</w:t>
+      </w:r>
+    </w:p>
+    <w:p>
+      <w:pPr>
+        <w:pStyle w:val="Compact"/>
+        <w:numPr>
+          <w:ilvl w:val="0"/>
+          <w:numId w:val="1018"/>
+        </w:numPr>
+      </w:pPr>
+      <w:r>
+        <w:t xml:space="preserve">Plus a 95% confidence interval for the mean, for free</w:t>
+      </w:r>
+    </w:p>
+    <w:p>
+      <w:pPr>
+        <w:pStyle w:val="Compact"/>
+        <w:numPr>
+          <w:ilvl w:val="0"/>
+          <w:numId w:val="1018"/>
+        </w:numPr>
+      </w:pPr>
+      <w:r>
+        <w:rPr>
+          <w:rStyle w:val="VerbatimChar"/>
+        </w:rPr>
+        <w:t xml:space="preserve">{ variable }</w:t>
+      </w:r>
+      <w:r>
+        <w:t xml:space="preserve"> </w:t>
+      </w:r>
+      <w:r>
+        <w:t xml:space="preserve">lets you pass a bare column name in, like</w:t>
+      </w:r>
+      <w:r>
+        <w:t xml:space="preserve"> </w:t>
+      </w:r>
+      <w:r>
+        <w:rPr>
+          <w:rStyle w:val="VerbatimChar"/>
+        </w:rPr>
+        <w:t xml:space="preserve">mass_g</w:t>
+      </w:r>
+    </w:p>
+    <w:p>
+      <w:pPr>
+        <w:pStyle w:val="Compact"/>
+        <w:numPr>
+          <w:ilvl w:val="0"/>
+          <w:numId w:val="1018"/>
+        </w:numPr>
+      </w:pPr>
+      <w:r>
+        <w:t xml:space="preserve">Works on</w:t>
+      </w:r>
+      <w:r>
+        <w:t xml:space="preserve"> </w:t>
+      </w:r>
+      <w:r>
+        <w:rPr>
+          <w:b/>
+          <w:bCs/>
+        </w:rPr>
+        <w:t xml:space="preserve">one group</w:t>
+      </w:r>
+      <w:r>
+        <w:t xml:space="preserve"> </w:t>
+      </w:r>
+      <w:r>
+        <w:t xml:space="preserve">or, if the data are already</w:t>
+      </w:r>
+      <w:r>
+        <w:t xml:space="preserve"> </w:t>
+      </w:r>
+      <w:r>
+        <w:rPr>
+          <w:rStyle w:val="VerbatimChar"/>
+        </w:rPr>
+        <w:t xml:space="preserve">group_by()</w:t>
+      </w:r>
+      <w:r>
+        <w:t xml:space="preserve">-ed,</w:t>
+      </w:r>
+      <w:r>
+        <w:t xml:space="preserve"> </w:t>
+      </w:r>
+      <w:r>
+        <w:rPr>
+          <w:b/>
+          <w:bCs/>
+        </w:rPr>
+        <w:t xml:space="preserve">every group at once</w:t>
+      </w:r>
+    </w:p>
+    <w:p>
+      <w:pPr>
+        <w:pStyle w:val="Compact"/>
+        <w:numPr>
+          <w:ilvl w:val="0"/>
+          <w:numId w:val="1018"/>
+        </w:numPr>
+      </w:pPr>
+      <w:r>
+        <w:t xml:space="preserve">Source:</w:t>
+      </w:r>
+      <w:r>
+        <w:t xml:space="preserve"> </w:t>
+      </w:r>
+      <w:hyperlink r:id="rId47">
+        <w:r>
+          <w:rPr>
+            <w:rStyle w:val="VerbatimChar"/>
+          </w:rPr>
+          <w:t xml:space="preserve">themes/summary_stats_function.R</w:t>
+        </w:r>
+      </w:hyperlink>
+      <w:r>
+        <w:t xml:space="preserve"> </w:t>
+      </w:r>
+      <w:r>
+        <w:t xml:space="preserve">— same</w:t>
+      </w:r>
+      <w:r>
+        <w:t xml:space="preserve"> </w:t>
+      </w:r>
+      <w:r>
+        <w:rPr>
+          <w:rStyle w:val="VerbatimChar"/>
+        </w:rPr>
+        <w:t xml:space="preserve">themes/</w:t>
+      </w:r>
+      <w:r>
+        <w:t xml:space="preserve"> </w:t>
+      </w:r>
+      <w:r>
+        <w:t xml:space="preserve">folder as your ggplot</w:t>
+      </w:r>
+      <w:r>
+        <w:t xml:space="preserve"> </w:t>
+      </w:r>
+      <w:hyperlink r:id="rId48">
+        <w:r>
+          <w:rPr>
+            <w:rStyle w:val="VerbatimChar"/>
+          </w:rPr>
+          <w:t xml:space="preserve">theme file</w:t>
+        </w:r>
+      </w:hyperlink>
+    </w:p>
+    <w:p>
+      <w:pPr>
+        <w:pStyle w:val="SourceCode"/>
+      </w:pPr>
+      <w:r>
+        <w:rPr>
+          <w:rStyle w:val="CommentTok"/>
+        </w:rPr>
+        <w:t xml:space="preserve"># source() loads summary_stats() from another .R file --</w:t>
+      </w:r>
+      <w:r>
+        <w:br/>
+      </w:r>
+      <w:r>
+        <w:rPr>
+          <w:rStyle w:val="FunctionTok"/>
+        </w:rPr>
+        <w:t xml:space="preserve">source</w:t>
+      </w:r>
+      <w:r>
+        <w:rPr>
+          <w:rStyle w:val="NormalTok"/>
+        </w:rPr>
+        <w:t xml:space="preserve">(</w:t>
+      </w:r>
+      <w:r>
+        <w:rPr>
+          <w:rStyle w:val="StringTok"/>
+        </w:rPr>
+        <w:t xml:space="preserve">"themes/summary_stats_function.R"</w:t>
+      </w:r>
+      <w:r>
+        <w:rPr>
+          <w:rStyle w:val="NormalTok"/>
+        </w:rPr>
+        <w:t xml:space="preserve">)</w:t>
+      </w:r>
+    </w:p>
+    <w:bookmarkEnd w:id="49"/>
+    <w:bookmarkStart w:id="51" w:name="one-group-at-a-time-filter-summary_stats"/>
+    <w:p>
+      <w:pPr>
+        <w:pStyle w:val="Heading1"/>
+      </w:pPr>
+      <w:r>
+        <w:t xml:space="preserve">One Group at a Time —</w:t>
+      </w:r>
+      <w:r>
+        <w:t xml:space="preserve"> </w:t>
+      </w:r>
+      <w:r>
+        <w:rPr>
+          <w:rStyle w:val="VerbatimChar"/>
+        </w:rPr>
+        <w:t xml:space="preserve">filter()</w:t>
+      </w:r>
+      <w:r>
+        <w:t xml:space="preserve"> </w:t>
+      </w:r>
+      <w:r>
+        <w:t xml:space="preserve">+</w:t>
+      </w:r>
+      <w:r>
+        <w:t xml:space="preserve"> </w:t>
+      </w:r>
+      <w:r>
+        <w:rPr>
+          <w:rStyle w:val="VerbatimChar"/>
+        </w:rPr>
+        <w:t xml:space="preserve">summary_stats()</w:t>
+      </w:r>
+    </w:p>
+    <w:p>
+      <w:pPr>
+        <w:pStyle w:val="SourceCode"/>
+      </w:pPr>
+      <w:r>
+        <w:rPr>
+          <w:rStyle w:val="CommentTok"/>
+        </w:rPr>
+        <w:t xml:space="preserve"># Filter to one side, then hand it straight to the function</w:t>
+      </w:r>
+      <w:r>
+        <w:br/>
+      </w:r>
+      <w:r>
+        <w:rPr>
+          <w:rStyle w:val="NormalTok"/>
+        </w:rPr>
+        <w:t xml:space="preserve">leaf_df </w:t>
+      </w:r>
+      <w:r>
+        <w:rPr>
+          <w:rStyle w:val="SpecialCharTok"/>
+        </w:rPr>
+        <w:t xml:space="preserve">%&gt;%</w:t>
+      </w:r>
+      <w:r>
+        <w:br/>
+      </w:r>
+      <w:r>
+        <w:rPr>
+          <w:rStyle w:val="NormalTok"/>
+        </w:rPr>
+        <w:t xml:space="preserve">  </w:t>
+      </w:r>
+      <w:r>
+        <w:rPr>
+          <w:rStyle w:val="FunctionTok"/>
+        </w:rPr>
+        <w:t xml:space="preserve">filter</w:t>
+      </w:r>
+      <w:r>
+        <w:rPr>
+          <w:rStyle w:val="NormalTok"/>
+        </w:rPr>
+        <w:t xml:space="preserve">(shade </w:t>
+      </w:r>
+      <w:r>
+        <w:rPr>
+          <w:rStyle w:val="SpecialCharTok"/>
+        </w:rPr>
+        <w:t xml:space="preserve">==</w:t>
+      </w:r>
+      <w:r>
+        <w:rPr>
+          <w:rStyle w:val="NormalTok"/>
+        </w:rPr>
+        <w:t xml:space="preserve"> </w:t>
+      </w:r>
+      <w:r>
+        <w:rPr>
+          <w:rStyle w:val="StringTok"/>
+        </w:rPr>
+        <w:t xml:space="preserve">"sunny"</w:t>
+      </w:r>
+      <w:r>
+        <w:rPr>
+          <w:rStyle w:val="NormalTok"/>
+        </w:rPr>
+        <w:t xml:space="preserve">) </w:t>
+      </w:r>
+      <w:r>
+        <w:rPr>
+          <w:rStyle w:val="SpecialCharTok"/>
+        </w:rPr>
+        <w:t xml:space="preserve">%&gt;%</w:t>
+      </w:r>
+      <w:r>
+        <w:br/>
+      </w:r>
+      <w:r>
+        <w:rPr>
+          <w:rStyle w:val="NormalTok"/>
+        </w:rPr>
+        <w:t xml:space="preserve">  </w:t>
+      </w:r>
+      <w:r>
+        <w:rPr>
+          <w:rStyle w:val="FunctionTok"/>
+        </w:rPr>
+        <w:t xml:space="preserve">summary_stats</w:t>
+      </w:r>
+      <w:r>
+        <w:rPr>
+          <w:rStyle w:val="NormalTok"/>
+        </w:rPr>
+        <w:t xml:space="preserve">(mass_g)</w:t>
+      </w:r>
+    </w:p>
+    <w:p>
+      <w:pPr>
+        <w:pStyle w:val="SourceCode"/>
+      </w:pPr>
+      <w:r>
+        <w:rPr>
+          <w:rStyle w:val="VerbatimChar"/>
+        </w:rPr>
+        <w:t xml:space="preserve"># A tibble: 1 × 7</w:t>
+      </w:r>
+      <w:r>
+        <w:br/>
+      </w:r>
+      <w:r>
+        <w:rPr>
+          <w:rStyle w:val="VerbatimChar"/>
+        </w:rPr>
+        <w:t xml:space="preserve">      n  mean variance    sd    se ci_lower ci_upper</w:t>
+      </w:r>
+      <w:r>
+        <w:br/>
+      </w:r>
+      <w:r>
+        <w:rPr>
+          <w:rStyle w:val="VerbatimChar"/>
+        </w:rPr>
+        <w:t xml:space="preserve">  &lt;int&gt; &lt;dbl&gt;    &lt;dbl&gt; &lt;dbl&gt; &lt;dbl&gt;    &lt;dbl&gt;    &lt;dbl&gt;</w:t>
+      </w:r>
+      <w:r>
+        <w:br/>
+      </w:r>
+      <w:r>
+        <w:rPr>
+          <w:rStyle w:val="VerbatimChar"/>
+        </w:rPr>
+        <w:t xml:space="preserve">1    25  0.51     0.04  0.21  0.04     0.42     0.59</w:t>
+      </w:r>
+    </w:p>
+    <w:p>
+      <w:pPr>
+        <w:pStyle w:val="Compact"/>
+        <w:numPr>
+          <w:ilvl w:val="0"/>
+          <w:numId w:val="1019"/>
+        </w:numPr>
+      </w:pPr>
+      <w:r>
+        <w:rPr>
+          <w:rStyle w:val="VerbatimChar"/>
+        </w:rPr>
+        <w:t xml:space="preserve">filter(shade == "sunny")</w:t>
+      </w:r>
+      <w:r>
+        <w:t xml:space="preserve"> </w:t>
+      </w:r>
+      <w:r>
+        <w:t xml:space="preserve">— keeps only sunny rows</w:t>
+      </w:r>
+    </w:p>
+    <w:p>
+      <w:pPr>
+        <w:pStyle w:val="Compact"/>
+        <w:numPr>
+          <w:ilvl w:val="0"/>
+          <w:numId w:val="1019"/>
+        </w:numPr>
+      </w:pPr>
+      <w:r>
+        <w:t xml:space="preserve">Pipe the filtered data straight into</w:t>
+      </w:r>
+      <w:r>
+        <w:t xml:space="preserve"> </w:t>
+      </w:r>
+      <w:r>
+        <w:rPr>
+          <w:rStyle w:val="VerbatimChar"/>
+        </w:rPr>
+        <w:t xml:space="preserve">summary_stats(mass_g)</w:t>
+      </w:r>
+      <w:r>
+        <w:t xml:space="preserve"> </w:t>
+      </w:r>
+      <w:r>
+        <w:t xml:space="preserve">— no</w:t>
+      </w:r>
+      <w:r>
+        <w:t xml:space="preserve"> </w:t>
+      </w:r>
+      <w:r>
+        <w:rPr>
+          <w:rStyle w:val="VerbatimChar"/>
+        </w:rPr>
+        <w:t xml:space="preserve">pull()</w:t>
+      </w:r>
+      <w:r>
+        <w:t xml:space="preserve">, no vector, no hand-written math</w:t>
+      </w:r>
+    </w:p>
+    <w:p>
+      <w:pPr>
+        <w:pStyle w:val="Compact"/>
+        <w:numPr>
+          <w:ilvl w:val="0"/>
+          <w:numId w:val="1019"/>
+        </w:numPr>
+      </w:pPr>
+      <w:r>
+        <w:t xml:space="preserve">Swap</w:t>
+      </w:r>
+      <w:r>
+        <w:t xml:space="preserve"> </w:t>
+      </w:r>
+      <w:r>
+        <w:rPr>
+          <w:rStyle w:val="VerbatimChar"/>
+        </w:rPr>
+        <w:t xml:space="preserve">"sunny"</w:t>
+      </w:r>
+      <w:r>
+        <w:t xml:space="preserve"> </w:t>
+      </w:r>
+      <w:r>
+        <w:t xml:space="preserve">for</w:t>
+      </w:r>
+      <w:r>
+        <w:t xml:space="preserve"> </w:t>
+      </w:r>
+      <w:r>
+        <w:rPr>
+          <w:rStyle w:val="VerbatimChar"/>
+        </w:rPr>
+        <w:t xml:space="preserve">"shady"</w:t>
+      </w:r>
+      <w:r>
+        <w:t xml:space="preserve"> </w:t>
+      </w:r>
+      <w:r>
+        <w:t xml:space="preserve">to get the other side</w:t>
+      </w:r>
+    </w:p>
+    <w:p>
+      <w:pPr>
+        <w:pStyle w:val="FirstParagraph"/>
+      </w:pPr>
+      <w:r>
+        <w:t xml:space="preserve">📖</w:t>
+      </w:r>
+      <w:r>
+        <w:t xml:space="preserve"> </w:t>
+      </w:r>
+      <w:hyperlink r:id="rId50">
+        <w:r>
+          <w:rPr>
+            <w:rStyle w:val="Hyperlink"/>
+          </w:rPr>
+          <w:t xml:space="preserve">R4DS §3 — Data Transformation</w:t>
+        </w:r>
+      </w:hyperlink>
+    </w:p>
+    <w:bookmarkEnd w:id="51"/>
+    <w:bookmarkStart w:id="52" w:name="pause-do-activity-parts-13-now"/>
+    <w:p>
+      <w:pPr>
+        <w:pStyle w:val="Heading1"/>
+      </w:pPr>
+      <w:r>
+        <w:t xml:space="preserve">🛑 Pause — Do Activity Parts 1–3 Now</w:t>
+      </w:r>
+    </w:p>
+    <w:p>
+      <w:pPr>
+        <w:pStyle w:val="FirstParagraph"/>
+      </w:pPr>
+      <w:r>
+        <w:rPr>
+          <w:b/>
+          <w:bCs/>
+        </w:rPr>
+        <w:t xml:space="preserve">🛑 Do Activity Parts 1–3 now</w:t>
+      </w:r>
+    </w:p>
+    <w:p>
+      <w:pPr>
+        <w:pStyle w:val="BodyText"/>
+      </w:pPr>
+      <w:r>
+        <w:t xml:space="preserve">Load the data, find the NAs, write the summary by hand with</w:t>
+      </w:r>
+      <w:r>
+        <w:t xml:space="preserve"> </w:t>
+      </w:r>
+      <w:r>
+        <w:rPr>
+          <w:rStyle w:val="VerbatimChar"/>
+        </w:rPr>
+        <w:t xml:space="preserve">group_by()</w:t>
+      </w:r>
+      <w:r>
+        <w:t xml:space="preserve"> </w:t>
+      </w:r>
+      <w:r>
+        <w:t xml:space="preserve">+</w:t>
+      </w:r>
+      <w:r>
+        <w:t xml:space="preserve"> </w:t>
+      </w:r>
+      <w:r>
+        <w:rPr>
+          <w:rStyle w:val="VerbatimChar"/>
+        </w:rPr>
+        <w:t xml:space="preserve">summarize()</w:t>
+      </w:r>
+      <w:r>
+        <w:t xml:space="preserve">, then source</w:t>
+      </w:r>
+      <w:r>
+        <w:t xml:space="preserve"> </w:t>
+      </w:r>
+      <w:r>
+        <w:rPr>
+          <w:rStyle w:val="VerbatimChar"/>
+        </w:rPr>
+        <w:t xml:space="preserve">summary_stats()</w:t>
+      </w:r>
+      <w:r>
+        <w:t xml:space="preserve"> </w:t>
+      </w:r>
+      <w:r>
+        <w:t xml:space="preserve">and use it on one group. Predict each output, type it, then run it.</w:t>
+      </w:r>
+    </w:p>
+    <w:bookmarkEnd w:id="52"/>
+    <w:bookmarkStart w:id="53" w:name="X6dc24228ae421a6a0d45d3b82d26289f9ffd5a8"/>
+    <w:p>
+      <w:pPr>
+        <w:pStyle w:val="Heading1"/>
+      </w:pPr>
+      <w:r>
+        <w:t xml:space="preserve">🧩 Chunk 2 of 2 · Every Group, Every Column, Fast</w:t>
+      </w:r>
+    </w:p>
+    <w:p>
+      <w:pPr>
+        <w:pStyle w:val="FirstParagraph"/>
+      </w:pPr>
+      <w:r>
+        <w:rPr>
+          <w:b/>
+          <w:bCs/>
+        </w:rPr>
+        <w:t xml:space="preserve">We will cover:</w:t>
+      </w:r>
+      <w:r>
+        <w:t xml:space="preserve"> </w:t>
+      </w:r>
+      <w:r>
+        <w:rPr>
+          <w:rStyle w:val="VerbatimChar"/>
+        </w:rPr>
+        <w:t xml:space="preserve">group_by()</w:t>
+      </w:r>
+      <w:r>
+        <w:t xml:space="preserve"> </w:t>
+      </w:r>
+      <w:r>
+        <w:t xml:space="preserve">+</w:t>
+      </w:r>
+      <w:r>
+        <w:t xml:space="preserve"> </w:t>
+      </w:r>
+      <w:r>
+        <w:rPr>
+          <w:rStyle w:val="VerbatimChar"/>
+        </w:rPr>
+        <w:t xml:space="preserve">summary_stats()</w:t>
+      </w:r>
+      <w:r>
+        <w:t xml:space="preserve"> </w:t>
+      </w:r>
+      <w:r>
+        <w:t xml:space="preserve">for every group at once, fast overviews with</w:t>
+      </w:r>
+      <w:r>
+        <w:t xml:space="preserve"> </w:t>
+      </w:r>
+      <w:r>
+        <w:rPr>
+          <w:rStyle w:val="VerbatimChar"/>
+        </w:rPr>
+        <w:t xml:space="preserve">skimr</w:t>
+      </w:r>
+      <w:r>
+        <w:t xml:space="preserve">, and — if time allows —</w:t>
+      </w:r>
+      <w:r>
+        <w:t xml:space="preserve"> </w:t>
+      </w:r>
+      <w:r>
+        <w:rPr>
+          <w:rStyle w:val="VerbatimChar"/>
+        </w:rPr>
+        <w:t xml:space="preserve">across()</w:t>
+      </w:r>
+      <w:r>
+        <w:t xml:space="preserve"> </w:t>
+      </w:r>
+      <w:r>
+        <w:t xml:space="preserve">for many columns at once.</w:t>
+      </w:r>
+    </w:p>
+    <w:p>
+      <w:pPr>
+        <w:pStyle w:val="BodyText"/>
+      </w:pPr>
+      <w:r>
+        <w:rPr>
+          <w:b/>
+          <w:bCs/>
+        </w:rPr>
+        <w:t xml:space="preserve">🛑 After this chunk: Activity Parts 4–6.</w:t>
+      </w:r>
+    </w:p>
+    <w:bookmarkEnd w:id="53"/>
+    <w:bookmarkStart w:id="57" w:name="X8e12e1a6420207b5941d0799bbe943531ecb525"/>
+    <w:p>
+      <w:pPr>
+        <w:pStyle w:val="Heading1"/>
+      </w:pPr>
+      <w:r>
+        <w:t xml:space="preserve">Stats the Tidy Way —</w:t>
+      </w:r>
+      <w:r>
+        <w:t xml:space="preserve"> </w:t>
+      </w:r>
+      <w:r>
+        <w:rPr>
+          <w:rStyle w:val="VerbatimChar"/>
+        </w:rPr>
+        <w:t xml:space="preserve">group_by()</w:t>
+      </w:r>
+      <w:r>
+        <w:t xml:space="preserve"> </w:t>
+      </w:r>
+      <w:r>
+        <w:t xml:space="preserve">+</w:t>
+      </w:r>
+      <w:r>
+        <w:t xml:space="preserve"> </w:t>
+      </w:r>
+      <w:r>
+        <w:rPr>
+          <w:rStyle w:val="VerbatimChar"/>
+        </w:rPr>
+        <w:t xml:space="preserve">summary_stats()</w:t>
+      </w:r>
+    </w:p>
+    <w:tbl>
+      <w:tblPr>
+        <w:tblStyle w:val="Table"/>
+        <w:tblLook w:firstRow="0" w:lastRow="0" w:firstColumn="0" w:lastColumn="0" w:noHBand="0" w:noVBand="0" w:val="0000"/>
+        <w:tblBorders>
+          <w:top w:val="single" w:sz="4" w:space="0" w:color="0758E5"/>
+          <w:left w:val="single" w:sz="24" w:space="0" w:color="0758E5"/>
+          <w:bottom w:val="single" w:sz="4" w:space="0" w:color="0758E5"/>
+          <w:right w:val="single" w:sz="4" w:space="0" w:color="0758E5"/>
+        </w:tblBorders>
+        <w:tblCellMar>
+          <w:left w:w="144" w:type="dxa"/>
+          <w:right w:w="144" w:type="dxa"/>
+        </w:tblCellMar>
+        <w:tblLook w:firstRow="0" w:lastRow="0" w:firstColumn="0" w:lastColumn="0" w:noHBand="0" w:noVBand="0" w:val="0000"/>
+      </w:tblPr>
+      <w:tr>
+        <w:trPr>
+          <w:cantSplit/>
+        </w:trPr>
+        <w:tc>
+          <w:tcPr>
+            <w:shd w:color="auto" w:fill="dae6fb" w:val="clear"/>
+            <w:tcMar>
+              <w:top w:w="92" w:type="dxa"/>
+              <w:bottom w:w="92" w:type="dxa"/>
+            </w:tcMar>
+          </w:tcPr>
+          <w:p>
+            <w:pPr>
+              <w:pStyle w:val="FirstParagraph"/>
+            </w:pPr>
+            <w:pPr>
+              <w:spacing w:before="0" w:after="0"/>
+              <w:textAlignment w:val="center"/>
+            </w:pPr>
+            <w:r>
+              <w:drawing>
+                <wp:inline>
+                  <wp:extent cx="152400" cy="152400"/>
+                  <wp:effectExtent b="0" l="0" r="0" t="0"/>
+                  <wp:docPr descr="" title="" id="54" name="Picture"/>
+                  <a:graphic>
+                    <a:graphicData uri="http://schemas.openxmlformats.org/drawingml/2006/picture">
+                      <pic:pic>
+                        <pic:nvPicPr>
+                          <pic:cNvPr descr="/Applications/Positron.app/Contents/Resources/app/quarto/share/formats/docx/note.png" id="55" name="Picture"/>
+                          <pic:cNvPicPr>
+                            <a:picLocks noChangeArrowheads="1" noChangeAspect="1"/>
+                          </pic:cNvPicPr>
+                        </pic:nvPicPr>
+                        <pic:blipFill>
+                          <a:blip r:embed="rId9"/>
+                          <a:stretch>
+                            <a:fillRect/>
+                          </a:stretch>
+                        </pic:blipFill>
+                        <pic:spPr bwMode="auto">
+                          <a:xfrm>
+                            <a:off x="0" y="0"/>
+                            <a:ext cx="152400" cy="152400"/>
+                          </a:xfrm>
+                          <a:prstGeom prst="rect">
+                            <a:avLst/>
+                          </a:prstGeom>
+                          <a:noFill/>
+                          <a:ln w="9525">
+                            <a:noFill/>
+                            <a:headEnd/>
+                            <a:tailEnd/>
+                          </a:ln>
+                        </pic:spPr>
+                      </pic:pic>
+                    </a:graphicData>
+                  </a:graphic>
+                </wp:inline>
+              </w:drawing>
+            </w:r>
+            <w:r>
+              <w:t xml:space="preserve"> </w:t>
+            </w:r>
+            <w:r>
+              <w:t xml:space="preserve"> </w:t>
+            </w:r>
+            <w:r>
+              <w:t xml:space="preserve">Note</w:t>
+            </w:r>
+          </w:p>
+        </w:tc>
+      </w:tr>
+      <w:tr>
+        <w:trPr>
+          <w:cantSplit/>
+        </w:trPr>
+        <w:tc>
+          <w:tcPr>
+            <w:tcMar>
+              <w:top w:w="108" w:type="dxa"/>
+              <w:bottom w:w="108" w:type="dxa"/>
+            </w:tcMar>
+          </w:tcPr>
+          <w:p>
+            <w:pPr>
+              <w:pStyle w:val="BodyText"/>
+            </w:pPr>
+            <w:pPr>
+              <w:spacing w:before="16" w:after="16"/>
+            </w:pPr>
+            <w:r>
+              <w:rPr>
+                <w:b/>
+                <w:bCs/>
+              </w:rPr>
+              <w:t xml:space="preserve">🔮 Predict first:</w:t>
+            </w:r>
+            <w:r>
+              <w:t xml:space="preserve"> </w:t>
+            </w:r>
+            <w:r>
+              <w:t xml:space="preserve">How many</w:t>
+            </w:r>
+            <w:r>
+              <w:t xml:space="preserve"> </w:t>
+            </w:r>
+            <w:r>
+              <w:rPr>
+                <w:b/>
+                <w:bCs/>
+              </w:rPr>
+              <w:t xml:space="preserve">rows</w:t>
+            </w:r>
+            <w:r>
+              <w:t xml:space="preserve"> </w:t>
+            </w:r>
+            <w:r>
+              <w:t xml:space="preserve">will this return? (Hint: how many values does</w:t>
+            </w:r>
+            <w:r>
+              <w:t xml:space="preserve"> </w:t>
+            </w:r>
+            <w:r>
+              <w:rPr>
+                <w:rStyle w:val="VerbatimChar"/>
+              </w:rPr>
+              <w:t xml:space="preserve">shade</w:t>
+            </w:r>
+            <w:r>
+              <w:t xml:space="preserve"> </w:t>
+            </w:r>
+            <w:r>
+              <w:t xml:space="preserve">take?) Predict the number before you run it.</w:t>
+            </w:r>
+          </w:p>
+          <w:p/>
+        </w:tc>
+      </w:tr>
+    </w:tbl>
+    <w:p>
+      <w:pPr>
+        <w:pStyle w:val="SourceCode"/>
+      </w:pPr>
+      <w:r>
+        <w:rPr>
+          <w:rStyle w:val="CommentTok"/>
+        </w:rPr>
+        <w:t xml:space="preserve"># Group first, then call the SAME function -------------</w:t>
+      </w:r>
+      <w:r>
+        <w:br/>
+      </w:r>
+      <w:r>
+        <w:rPr>
+          <w:rStyle w:val="NormalTok"/>
+        </w:rPr>
+        <w:t xml:space="preserve">stats_df </w:t>
+      </w:r>
+      <w:r>
+        <w:rPr>
+          <w:rStyle w:val="OtherTok"/>
+        </w:rPr>
+        <w:t xml:space="preserve">&lt;-</w:t>
+      </w:r>
+      <w:r>
+        <w:rPr>
+          <w:rStyle w:val="NormalTok"/>
+        </w:rPr>
+        <w:t xml:space="preserve"> leaf_df </w:t>
+      </w:r>
+      <w:r>
+        <w:rPr>
+          <w:rStyle w:val="SpecialCharTok"/>
+        </w:rPr>
+        <w:t xml:space="preserve">%&gt;%</w:t>
+      </w:r>
+      <w:r>
+        <w:br/>
+      </w:r>
+      <w:r>
+        <w:rPr>
+          <w:rStyle w:val="NormalTok"/>
+        </w:rPr>
+        <w:t xml:space="preserve">  </w:t>
+      </w:r>
+      <w:r>
+        <w:rPr>
+          <w:rStyle w:val="FunctionTok"/>
+        </w:rPr>
+        <w:t xml:space="preserve">group_by</w:t>
+      </w:r>
+      <w:r>
+        <w:rPr>
+          <w:rStyle w:val="NormalTok"/>
+        </w:rPr>
+        <w:t xml:space="preserve">(shade) </w:t>
+      </w:r>
+      <w:r>
+        <w:rPr>
+          <w:rStyle w:val="SpecialCharTok"/>
+        </w:rPr>
+        <w:t xml:space="preserve">%&gt;%</w:t>
+      </w:r>
+      <w:r>
+        <w:br/>
+      </w:r>
+      <w:r>
+        <w:rPr>
+          <w:rStyle w:val="NormalTok"/>
+        </w:rPr>
+        <w:t xml:space="preserve">  </w:t>
+      </w:r>
+      <w:r>
+        <w:rPr>
+          <w:rStyle w:val="FunctionTok"/>
+        </w:rPr>
+        <w:t xml:space="preserve">summary_stats</w:t>
+      </w:r>
+      <w:r>
+        <w:rPr>
+          <w:rStyle w:val="NormalTok"/>
+        </w:rPr>
+        <w:t xml:space="preserve">(mass_g)</w:t>
+      </w:r>
+      <w:r>
+        <w:br/>
+      </w:r>
+      <w:r>
+        <w:br/>
+      </w:r>
+      <w:r>
+        <w:rPr>
+          <w:rStyle w:val="NormalTok"/>
+        </w:rPr>
+        <w:t xml:space="preserve">stats_df</w:t>
+      </w:r>
+    </w:p>
+    <w:p>
+      <w:pPr>
+        <w:pStyle w:val="SourceCode"/>
+      </w:pPr>
+      <w:r>
+        <w:rPr>
+          <w:rStyle w:val="VerbatimChar"/>
+        </w:rPr>
+        <w:t xml:space="preserve"># A tibble: 2 × 8</w:t>
+      </w:r>
+      <w:r>
+        <w:br/>
+      </w:r>
+      <w:r>
+        <w:rPr>
+          <w:rStyle w:val="VerbatimChar"/>
+        </w:rPr>
+        <w:t xml:space="preserve">  shade     n  mean variance    sd    se ci_lower ci_upper</w:t>
+      </w:r>
+      <w:r>
+        <w:br/>
+      </w:r>
+      <w:r>
+        <w:rPr>
+          <w:rStyle w:val="VerbatimChar"/>
+        </w:rPr>
+        <w:t xml:space="preserve">  &lt;chr&gt; &lt;int&gt; &lt;dbl&gt;    &lt;dbl&gt; &lt;dbl&gt; &lt;dbl&gt;    &lt;dbl&gt;    &lt;dbl&gt;</w:t>
+      </w:r>
+      <w:r>
+        <w:br/>
+      </w:r>
+      <w:r>
+        <w:rPr>
+          <w:rStyle w:val="VerbatimChar"/>
+        </w:rPr>
+        <w:t xml:space="preserve">1 shady    28  0.52     0.02  0.15  0.03     0.47     0.58</w:t>
+      </w:r>
+      <w:r>
+        <w:br/>
+      </w:r>
+      <w:r>
+        <w:rPr>
+          <w:rStyle w:val="VerbatimChar"/>
+        </w:rPr>
+        <w:t xml:space="preserve">2 sunny    25  0.51     0.04  0.21  0.04     0.42     0.59</w:t>
+      </w:r>
+    </w:p>
+    <w:p>
+      <w:pPr>
+        <w:pStyle w:val="Compact"/>
+        <w:numPr>
+          <w:ilvl w:val="0"/>
+          <w:numId w:val="1020"/>
+        </w:numPr>
+      </w:pPr>
+      <w:r>
+        <w:rPr>
+          <w:rStyle w:val="VerbatimChar"/>
+        </w:rPr>
+        <w:t xml:space="preserve">group_by(shade)</w:t>
+      </w:r>
+      <w:r>
+        <w:t xml:space="preserve"> </w:t>
+      </w:r>
+      <w:r>
+        <w:t xml:space="preserve">splits the data by the</w:t>
+      </w:r>
+      <w:r>
+        <w:t xml:space="preserve"> </w:t>
+      </w:r>
+      <w:r>
+        <w:rPr>
+          <w:rStyle w:val="VerbatimChar"/>
+        </w:rPr>
+        <w:t xml:space="preserve">shade</w:t>
+      </w:r>
+      <w:r>
+        <w:t xml:space="preserve"> </w:t>
+      </w:r>
+      <w:r>
+        <w:t xml:space="preserve">column</w:t>
+      </w:r>
+    </w:p>
+    <w:p>
+      <w:pPr>
+        <w:pStyle w:val="Compact"/>
+        <w:numPr>
+          <w:ilvl w:val="0"/>
+          <w:numId w:val="1020"/>
+        </w:numPr>
+      </w:pPr>
+      <w:r>
+        <w:rPr>
+          <w:rStyle w:val="VerbatimChar"/>
+        </w:rPr>
+        <w:t xml:space="preserve">summary_stats()</w:t>
+      </w:r>
+      <w:r>
+        <w:t xml:space="preserve"> </w:t>
+      </w:r>
+      <w:r>
+        <w:t xml:space="preserve">doesn’t change at all — it runs once per group</w:t>
+      </w:r>
+    </w:p>
+    <w:p>
+      <w:pPr>
+        <w:pStyle w:val="Compact"/>
+        <w:numPr>
+          <w:ilvl w:val="0"/>
+          <w:numId w:val="1020"/>
+        </w:numPr>
+      </w:pPr>
+      <w:r>
+        <w:t xml:space="preserve">You get</w:t>
+      </w:r>
+      <w:r>
+        <w:t xml:space="preserve"> </w:t>
+      </w:r>
+      <w:r>
+        <w:rPr>
+          <w:b/>
+          <w:bCs/>
+        </w:rPr>
         <w:t xml:space="preserve">both groups, every statistic, in one clean table</w:t>
       </w:r>
     </w:p>
@@ -5802,7 +7709,7 @@
       <w:r>
         <w:t xml:space="preserve"> </w:t>
       </w:r>
-      <w:hyperlink r:id="rId49">
+      <w:hyperlink r:id="rId56">
         <w:r>
           <w:rPr>
             <w:rStyle w:val="Hyperlink"/>
@@ -5823,8 +7730,8 @@
         </w:r>
       </w:hyperlink>
     </w:p>
-    <w:bookmarkEnd w:id="50"/>
-    <w:bookmarkStart w:id="51" w:name="multiple-variables-at-once"/>
+    <w:bookmarkEnd w:id="57"/>
+    <w:bookmarkStart w:id="58" w:name="multiple-variables-at-once"/>
     <w:p>
       <w:pPr>
         <w:pStyle w:val="Heading1"/>
@@ -5940,7 +7847,7 @@
         <w:rPr>
           <w:rStyle w:val="AttributeTok"/>
         </w:rPr>
-        <w:t xml:space="preserve">n         =</w:t>
+        <w:t xml:space="preserve">n          =</w:t>
       </w:r>
       <w:r>
         <w:rPr>
@@ -5952,13 +7859,31 @@
         <w:rPr>
           <w:rStyle w:val="FunctionTok"/>
         </w:rPr>
-        <w:t xml:space="preserve">n</w:t>
-      </w:r>
-      <w:r>
-        <w:rPr>
-          <w:rStyle w:val="NormalTok"/>
-        </w:rPr>
-        <w:t xml:space="preserve">(),</w:t>
+        <w:t xml:space="preserve">sum</w:t>
+      </w:r>
+      <w:r>
+        <w:rPr>
+          <w:rStyle w:val="NormalTok"/>
+        </w:rPr>
+        <w:t xml:space="preserve">(</w:t>
+      </w:r>
+      <w:r>
+        <w:rPr>
+          <w:rStyle w:val="SpecialCharTok"/>
+        </w:rPr>
+        <w:t xml:space="preserve">!</w:t>
+      </w:r>
+      <w:r>
+        <w:rPr>
+          <w:rStyle w:val="FunctionTok"/>
+        </w:rPr>
+        <w:t xml:space="preserve">is.na</w:t>
+      </w:r>
+      <w:r>
+        <w:rPr>
+          <w:rStyle w:val="NormalTok"/>
+        </w:rPr>
+        <w:t xml:space="preserve">(mass_g)),</w:t>
       </w:r>
       <w:r>
         <w:br/>
@@ -5973,7 +7898,7 @@
         <w:rPr>
           <w:rStyle w:val="AttributeTok"/>
         </w:rPr>
-        <w:t xml:space="preserve">mean_mass =</w:t>
+        <w:t xml:space="preserve">mean_mass  =</w:t>
       </w:r>
       <w:r>
         <w:rPr>
@@ -5985,13 +7910,58 @@
         <w:rPr>
           <w:rStyle w:val="FunctionTok"/>
         </w:rPr>
-        <w:t xml:space="preserve">round</w:t>
-      </w:r>
-      <w:r>
-        <w:rPr>
-          <w:rStyle w:val="NormalTok"/>
-        </w:rPr>
-        <w:t xml:space="preserve">(</w:t>
+        <w:t xml:space="preserve">mean</w:t>
+      </w:r>
+      <w:r>
+        <w:rPr>
+          <w:rStyle w:val="NormalTok"/>
+        </w:rPr>
+        <w:t xml:space="preserve">(mass_g, </w:t>
+      </w:r>
+      <w:r>
+        <w:rPr>
+          <w:rStyle w:val="AttributeTok"/>
+        </w:rPr>
+        <w:t xml:space="preserve">na.rm =</w:t>
+      </w:r>
+      <w:r>
+        <w:rPr>
+          <w:rStyle w:val="NormalTok"/>
+        </w:rPr>
+        <w:t xml:space="preserve"> </w:t>
+      </w:r>
+      <w:r>
+        <w:rPr>
+          <w:rStyle w:val="ConstantTok"/>
+        </w:rPr>
+        <w:t xml:space="preserve">TRUE</w:t>
+      </w:r>
+      <w:r>
+        <w:rPr>
+          <w:rStyle w:val="NormalTok"/>
+        </w:rPr>
+        <w:t xml:space="preserve">),</w:t>
+      </w:r>
+      <w:r>
+        <w:br/>
+      </w:r>
+      <w:r>
+        <w:rPr>
+          <w:rStyle w:val="NormalTok"/>
+        </w:rPr>
+        <w:t xml:space="preserve">    </w:t>
+      </w:r>
+      <w:r>
+        <w:rPr>
+          <w:rStyle w:val="AttributeTok"/>
+        </w:rPr>
+        <w:t xml:space="preserve">mean_pet   =</w:t>
+      </w:r>
+      <w:r>
+        <w:rPr>
+          <w:rStyle w:val="NormalTok"/>
+        </w:rPr>
+        <w:t xml:space="preserve"> </w:t>
       </w:r>
       <w:r>
         <w:rPr>
@@ -6003,7 +7973,7 @@
         <w:rPr>
           <w:rStyle w:val="NormalTok"/>
         </w:rPr>
-        <w:t xml:space="preserve">(mass_g,       </w:t>
+        <w:t xml:space="preserve">(petiole_mm, </w:t>
       </w:r>
       <w:r>
         <w:rPr>
@@ -6027,18 +7997,6 @@
         <w:rPr>
           <w:rStyle w:val="NormalTok"/>
         </w:rPr>
-        <w:t xml:space="preserve">), </w:t>
-      </w:r>
-      <w:r>
-        <w:rPr>
-          <w:rStyle w:val="DecValTok"/>
-        </w:rPr>
-        <w:t xml:space="preserve">3</w:t>
-      </w:r>
-      <w:r>
-        <w:rPr>
-          <w:rStyle w:val="NormalTok"/>
-        </w:rPr>
         <w:t xml:space="preserve">),</w:t>
       </w:r>
       <w:r>
@@ -6054,7 +8012,7 @@
         <w:rPr>
           <w:rStyle w:val="AttributeTok"/>
         </w:rPr>
-        <w:t xml:space="preserve">mean_pet  =</w:t>
+        <w:t xml:space="preserve">mean_thick =</w:t>
       </w:r>
       <w:r>
         <w:rPr>
@@ -6066,25 +8024,13 @@
         <w:rPr>
           <w:rStyle w:val="FunctionTok"/>
         </w:rPr>
-        <w:t xml:space="preserve">round</w:t>
-      </w:r>
-      <w:r>
-        <w:rPr>
-          <w:rStyle w:val="NormalTok"/>
-        </w:rPr>
-        <w:t xml:space="preserve">(</w:t>
-      </w:r>
-      <w:r>
-        <w:rPr>
-          <w:rStyle w:val="FunctionTok"/>
-        </w:rPr>
         <w:t xml:space="preserve">mean</w:t>
       </w:r>
       <w:r>
         <w:rPr>
           <w:rStyle w:val="NormalTok"/>
         </w:rPr>
-        <w:t xml:space="preserve">(petiole_mm,   </w:t>
+        <w:t xml:space="preserve">(thickness_mm, </w:t>
       </w:r>
       <w:r>
         <w:rPr>
@@ -6108,99 +8054,6 @@
         <w:rPr>
           <w:rStyle w:val="NormalTok"/>
         </w:rPr>
-        <w:t xml:space="preserve">), </w:t>
-      </w:r>
-      <w:r>
-        <w:rPr>
-          <w:rStyle w:val="DecValTok"/>
-        </w:rPr>
-        <w:t xml:space="preserve">1</w:t>
-      </w:r>
-      <w:r>
-        <w:rPr>
-          <w:rStyle w:val="NormalTok"/>
-        </w:rPr>
-        <w:t xml:space="preserve">),</w:t>
-      </w:r>
-      <w:r>
-        <w:br/>
-      </w:r>
-      <w:r>
-        <w:rPr>
-          <w:rStyle w:val="NormalTok"/>
-        </w:rPr>
-        <w:t xml:space="preserve">    </w:t>
-      </w:r>
-      <w:r>
-        <w:rPr>
-          <w:rStyle w:val="AttributeTok"/>
-        </w:rPr>
-        <w:t xml:space="preserve">mean_thick =</w:t>
-      </w:r>
-      <w:r>
-        <w:rPr>
-          <w:rStyle w:val="NormalTok"/>
-        </w:rPr>
-        <w:t xml:space="preserve"> </w:t>
-      </w:r>
-      <w:r>
-        <w:rPr>
-          <w:rStyle w:val="FunctionTok"/>
-        </w:rPr>
-        <w:t xml:space="preserve">round</w:t>
-      </w:r>
-      <w:r>
-        <w:rPr>
-          <w:rStyle w:val="NormalTok"/>
-        </w:rPr>
-        <w:t xml:space="preserve">(</w:t>
-      </w:r>
-      <w:r>
-        <w:rPr>
-          <w:rStyle w:val="FunctionTok"/>
-        </w:rPr>
-        <w:t xml:space="preserve">mean</w:t>
-      </w:r>
-      <w:r>
-        <w:rPr>
-          <w:rStyle w:val="NormalTok"/>
-        </w:rPr>
-        <w:t xml:space="preserve">(thickness_mm, </w:t>
-      </w:r>
-      <w:r>
-        <w:rPr>
-          <w:rStyle w:val="AttributeTok"/>
-        </w:rPr>
-        <w:t xml:space="preserve">na.rm =</w:t>
-      </w:r>
-      <w:r>
-        <w:rPr>
-          <w:rStyle w:val="NormalTok"/>
-        </w:rPr>
-        <w:t xml:space="preserve"> </w:t>
-      </w:r>
-      <w:r>
-        <w:rPr>
-          <w:rStyle w:val="ConstantTok"/>
-        </w:rPr>
-        <w:t xml:space="preserve">TRUE</w:t>
-      </w:r>
-      <w:r>
-        <w:rPr>
-          <w:rStyle w:val="NormalTok"/>
-        </w:rPr>
-        <w:t xml:space="preserve">), </w:t>
-      </w:r>
-      <w:r>
-        <w:rPr>
-          <w:rStyle w:val="DecValTok"/>
-        </w:rPr>
-        <w:t xml:space="preserve">3</w:t>
-      </w:r>
-      <w:r>
-        <w:rPr>
-          <w:rStyle w:val="NormalTok"/>
-        </w:rPr>
         <w:t xml:space="preserve">)</w:t>
       </w:r>
       <w:r>
@@ -6269,7 +8122,7 @@
         <w:rPr>
           <w:rStyle w:val="VerbatimChar"/>
         </w:rPr>
-        <w:t xml:space="preserve">2 sunny    25     0.505     54.4      0.29 </w:t>
+        <w:t xml:space="preserve">2 sunny    25     0.505     54.4      0.290</w:t>
       </w:r>
     </w:p>
     <w:p>
@@ -6289,7 +8142,7 @@
         <w:pStyle w:val="Compact"/>
         <w:numPr>
           <w:ilvl w:val="0"/>
-          <w:numId w:val="1018"/>
+          <w:numId w:val="1021"/>
         </w:numPr>
       </w:pPr>
       <w:r>
@@ -6310,7 +8163,7 @@
         <w:pStyle w:val="Compact"/>
         <w:numPr>
           <w:ilvl w:val="0"/>
-          <w:numId w:val="1018"/>
+          <w:numId w:val="1021"/>
         </w:numPr>
       </w:pPr>
       <w:r>
@@ -6331,7 +8184,7 @@
         <w:pStyle w:val="Compact"/>
         <w:numPr>
           <w:ilvl w:val="0"/>
-          <w:numId w:val="1018"/>
+          <w:numId w:val="1021"/>
         </w:numPr>
       </w:pPr>
       <w:r>
@@ -6347,8 +8200,8 @@
         <w:t xml:space="preserve">mean_pet</w:t>
       </w:r>
     </w:p>
-    <w:bookmarkEnd w:id="51"/>
-    <w:bookmarkStart w:id="52" w:name="fast-summaries-with-skimr"/>
+    <w:bookmarkEnd w:id="58"/>
+    <w:bookmarkStart w:id="59" w:name="fast-summaries-with-skimr"/>
     <w:p>
       <w:pPr>
         <w:pStyle w:val="Heading1"/>
@@ -7203,8 +9056,8 @@
         <w:t xml:space="preserve">, mean, SD, percentiles, and a mini histogram, per group, in one line.</w:t>
       </w:r>
     </w:p>
-    <w:bookmarkEnd w:id="52"/>
-    <w:bookmarkStart w:id="55" w:name="the-fast-way-across"/>
+    <w:bookmarkEnd w:id="59"/>
+    <w:bookmarkStart w:id="62" w:name="the-fast-way-across"/>
     <w:p>
       <w:pPr>
         <w:pStyle w:val="Heading1"/>
@@ -7374,18 +9227,6 @@
         <w:rPr>
           <w:rStyle w:val="FunctionTok"/>
         </w:rPr>
-        <w:t xml:space="preserve">round</w:t>
-      </w:r>
-      <w:r>
-        <w:rPr>
-          <w:rStyle w:val="NormalTok"/>
-        </w:rPr>
-        <w:t xml:space="preserve">(</w:t>
-      </w:r>
-      <w:r>
-        <w:rPr>
-          <w:rStyle w:val="FunctionTok"/>
-        </w:rPr>
         <w:t xml:space="preserve">mean</w:t>
       </w:r>
       <w:r>
@@ -7416,18 +9257,6 @@
         <w:rPr>
           <w:rStyle w:val="NormalTok"/>
         </w:rPr>
-        <w:t xml:space="preserve">), </w:t>
-      </w:r>
-      <w:r>
-        <w:rPr>
-          <w:rStyle w:val="DecValTok"/>
-        </w:rPr>
-        <w:t xml:space="preserve">3</w:t>
-      </w:r>
-      <w:r>
-        <w:rPr>
-          <w:rStyle w:val="NormalTok"/>
-        </w:rPr>
         <w:t xml:space="preserve">)</w:t>
       </w:r>
       <w:r>
@@ -7505,7 +9334,7 @@
         <w:rPr>
           <w:rStyle w:val="VerbatimChar"/>
         </w:rPr>
-        <w:t xml:space="preserve">2 sunny  0.505       54.4        0.29 </w:t>
+        <w:t xml:space="preserve">2 sunny  0.505       54.4        0.290</w:t>
       </w:r>
     </w:p>
     <w:p>
@@ -7513,7 +9342,7 @@
         <w:pStyle w:val="Compact"/>
         <w:numPr>
           <w:ilvl w:val="0"/>
-          <w:numId w:val="1019"/>
+          <w:numId w:val="1022"/>
         </w:numPr>
       </w:pPr>
       <w:r>
@@ -7550,7 +9379,7 @@
         <w:pStyle w:val="Compact"/>
         <w:numPr>
           <w:ilvl w:val="0"/>
-          <w:numId w:val="1019"/>
+          <w:numId w:val="1022"/>
         </w:numPr>
       </w:pPr>
       <w:r>
@@ -7577,7 +9406,7 @@
         <w:pStyle w:val="Compact"/>
         <w:numPr>
           <w:ilvl w:val="0"/>
-          <w:numId w:val="1019"/>
+          <w:numId w:val="1022"/>
         </w:numPr>
       </w:pPr>
       <w:r>
@@ -7658,12 +9487,12 @@
                 <wp:inline>
                   <wp:extent cx="152400" cy="152400"/>
                   <wp:effectExtent b="0" l="0" r="0" t="0"/>
-                  <wp:docPr descr="" title="" id="53" name="Picture"/>
+                  <wp:docPr descr="" title="" id="60" name="Picture"/>
                   <a:graphic>
                     <a:graphicData uri="http://schemas.openxmlformats.org/drawingml/2006/picture">
                       <pic:pic>
                         <pic:nvPicPr>
-                          <pic:cNvPr descr="/Applications/Positron.app/Contents/Resources/app/quarto/share/formats/docx/tip.png" id="54" name="Picture"/>
+                          <pic:cNvPr descr="/Applications/Positron.app/Contents/Resources/app/quarto/share/formats/docx/tip.png" id="61" name="Picture"/>
                           <pic:cNvPicPr>
                             <a:picLocks noChangeArrowheads="1" noChangeAspect="1"/>
                           </pic:cNvPicPr>
@@ -7748,8 +9577,8 @@
         </w:tc>
       </w:tr>
     </w:tbl>
-    <w:bookmarkEnd w:id="55"/>
-    <w:bookmarkStart w:id="56" w:name="activity-6-starts-now"/>
+    <w:bookmarkEnd w:id="62"/>
+    <w:bookmarkStart w:id="63" w:name="activity-6-starts-now"/>
     <w:p>
       <w:pPr>
         <w:pStyle w:val="Heading1"/>
@@ -7778,8 +9607,8 @@
         <w:t xml:space="preserve">Close the slides. Finish Activity Parts 4–6, then Part 7 (review and checkpoint) on your own.</w:t>
       </w:r>
     </w:p>
-    <w:bookmarkEnd w:id="56"/>
-    <w:bookmarkStart w:id="57" w:name="what-we-learned-today"/>
+    <w:bookmarkEnd w:id="63"/>
+    <w:bookmarkStart w:id="64" w:name="what-we-learned-today"/>
     <w:p>
       <w:pPr>
         <w:pStyle w:val="Heading1"/>
@@ -7793,7 +9622,7 @@
         <w:pStyle w:val="Compact"/>
         <w:numPr>
           <w:ilvl w:val="0"/>
-          <w:numId w:val="1020"/>
+          <w:numId w:val="1023"/>
         </w:numPr>
       </w:pPr>
       <w:r>
@@ -7809,7 +9638,7 @@
         <w:pStyle w:val="Compact"/>
         <w:numPr>
           <w:ilvl w:val="1"/>
-          <w:numId w:val="1021"/>
+          <w:numId w:val="1024"/>
         </w:numPr>
       </w:pPr>
       <w:r>
@@ -7831,7 +9660,7 @@
         <w:pStyle w:val="Compact"/>
         <w:numPr>
           <w:ilvl w:val="1"/>
-          <w:numId w:val="1021"/>
+          <w:numId w:val="1024"/>
         </w:numPr>
       </w:pPr>
       <w:r>
@@ -7853,7 +9682,7 @@
         <w:pStyle w:val="Compact"/>
         <w:numPr>
           <w:ilvl w:val="1"/>
-          <w:numId w:val="1021"/>
+          <w:numId w:val="1024"/>
         </w:numPr>
       </w:pPr>
       <w:r>
@@ -7921,7 +9750,7 @@
         <w:pStyle w:val="Compact"/>
         <w:numPr>
           <w:ilvl w:val="1"/>
-          <w:numId w:val="1021"/>
+          <w:numId w:val="1024"/>
         </w:numPr>
       </w:pPr>
       <w:r>
@@ -7936,164 +9765,6 @@
       </w:r>
       <w:r>
         <w:t xml:space="preserve">— precision of the sample mean</w:t>
-      </w:r>
-    </w:p>
-    <w:p>
-      <w:pPr>
-        <w:pStyle w:val="Compact"/>
-        <w:numPr>
-          <w:ilvl w:val="0"/>
-          <w:numId w:val="1020"/>
-        </w:numPr>
-      </w:pPr>
-      <w:r>
-        <w:rPr>
-          <w:b/>
-          <w:bCs/>
-        </w:rPr>
-        <w:t xml:space="preserve">R skills:</w:t>
-      </w:r>
-    </w:p>
-    <w:p>
-      <w:pPr>
-        <w:pStyle w:val="Compact"/>
-        <w:numPr>
-          <w:ilvl w:val="1"/>
-          <w:numId w:val="1022"/>
-        </w:numPr>
-      </w:pPr>
-      <w:r>
-        <w:rPr>
-          <w:rStyle w:val="VerbatimChar"/>
-        </w:rPr>
-        <w:t xml:space="preserve">sum(!is.na())</w:t>
-      </w:r>
-      <w:r>
-        <w:t xml:space="preserve"> </w:t>
-      </w:r>
-      <w:r>
-        <w:t xml:space="preserve">— the right way to count</w:t>
-      </w:r>
-      <w:r>
-        <w:t xml:space="preserve"> </w:t>
-      </w:r>
-      <w:r>
-        <w:rPr>
-          <w:i/>
-          <w:iCs/>
-        </w:rPr>
-        <w:t xml:space="preserve">n</w:t>
-      </w:r>
-    </w:p>
-    <w:p>
-      <w:pPr>
-        <w:pStyle w:val="Compact"/>
-        <w:numPr>
-          <w:ilvl w:val="1"/>
-          <w:numId w:val="1022"/>
-        </w:numPr>
-      </w:pPr>
-      <w:r>
-        <w:t xml:space="preserve">A reusable</w:t>
-      </w:r>
-      <w:r>
-        <w:t xml:space="preserve"> </w:t>
-      </w:r>
-      <w:r>
-        <w:rPr>
-          <w:rStyle w:val="VerbatimChar"/>
-        </w:rPr>
-        <w:t xml:space="preserve">summary_stats()</w:t>
-      </w:r>
-      <w:r>
-        <w:t xml:space="preserve"> </w:t>
-      </w:r>
-      <w:r>
-        <w:t xml:space="preserve">function, sourced from</w:t>
-      </w:r>
-      <w:r>
-        <w:t xml:space="preserve"> </w:t>
-      </w:r>
-      <w:r>
-        <w:rPr>
-          <w:rStyle w:val="VerbatimChar"/>
-        </w:rPr>
-        <w:t xml:space="preserve">themes/</w:t>
-      </w:r>
-    </w:p>
-    <w:p>
-      <w:pPr>
-        <w:pStyle w:val="Compact"/>
-        <w:numPr>
-          <w:ilvl w:val="1"/>
-          <w:numId w:val="1022"/>
-        </w:numPr>
-      </w:pPr>
-      <w:r>
-        <w:rPr>
-          <w:rStyle w:val="VerbatimChar"/>
-        </w:rPr>
-        <w:t xml:space="preserve">group_by()</w:t>
-      </w:r>
-      <w:r>
-        <w:t xml:space="preserve"> </w:t>
-      </w:r>
-      <w:r>
-        <w:t xml:space="preserve">— run the same summary on every group at once</w:t>
-      </w:r>
-    </w:p>
-    <w:p>
-      <w:pPr>
-        <w:pStyle w:val="Compact"/>
-        <w:numPr>
-          <w:ilvl w:val="1"/>
-          <w:numId w:val="1022"/>
-        </w:numPr>
-      </w:pPr>
-      <w:r>
-        <w:rPr>
-          <w:rStyle w:val="VerbatimChar"/>
-        </w:rPr>
-        <w:t xml:space="preserve">skim()</w:t>
-      </w:r>
-      <w:r>
-        <w:t xml:space="preserve"> </w:t>
-      </w:r>
-      <w:r>
-        <w:t xml:space="preserve">— instant full dataset overview</w:t>
-      </w:r>
-    </w:p>
-    <w:p>
-      <w:pPr>
-        <w:pStyle w:val="Compact"/>
-        <w:numPr>
-          <w:ilvl w:val="1"/>
-          <w:numId w:val="1022"/>
-        </w:numPr>
-      </w:pPr>
-      <w:r>
-        <w:rPr>
-          <w:rStyle w:val="VerbatimChar"/>
-        </w:rPr>
-        <w:t xml:space="preserve">across()</w:t>
-      </w:r>
-      <w:r>
-        <w:t xml:space="preserve"> </w:t>
-      </w:r>
-      <w:r>
-        <w:t xml:space="preserve">— one function, many columns</w:t>
-      </w:r>
-    </w:p>
-    <w:p>
-      <w:pPr>
-        <w:pStyle w:val="FirstParagraph"/>
-      </w:pPr>
-      <w:r>
-        <w:rPr>
-          <w:b/>
-          <w:bCs/>
-        </w:rPr>
-        <w:t xml:space="preserve">References:</w:t>
       </w:r>
     </w:p>
     <w:p>
@@ -8105,7 +9776,68 @@
         </w:numPr>
       </w:pPr>
       <w:r>
-        <w:t xml:space="preserve">📖 Whitlock &amp; Schluter, Ch. 3 —</w:t>
+        <w:rPr>
+          <w:b/>
+          <w:bCs/>
+        </w:rPr>
+        <w:t xml:space="preserve">R skills:</w:t>
+      </w:r>
+    </w:p>
+    <w:p>
+      <w:pPr>
+        <w:pStyle w:val="Compact"/>
+        <w:numPr>
+          <w:ilvl w:val="1"/>
+          <w:numId w:val="1025"/>
+        </w:numPr>
+      </w:pPr>
+      <w:r>
+        <w:rPr>
+          <w:rStyle w:val="VerbatimChar"/>
+        </w:rPr>
+        <w:t xml:space="preserve">filter(is.na())</w:t>
+      </w:r>
+      <w:r>
+        <w:t xml:space="preserve"> </w:t>
+      </w:r>
+      <w:r>
+        <w:t xml:space="preserve">/</w:t>
+      </w:r>
+      <w:r>
+        <w:t xml:space="preserve"> </w:t>
+      </w:r>
+      <w:r>
+        <w:rPr>
+          <w:rStyle w:val="VerbatimChar"/>
+        </w:rPr>
+        <w:t xml:space="preserve">filter(!is.na())</w:t>
+      </w:r>
+      <w:r>
+        <w:t xml:space="preserve"> </w:t>
+      </w:r>
+      <w:r>
+        <w:t xml:space="preserve">— see the missing data before you summarize</w:t>
+      </w:r>
+    </w:p>
+    <w:p>
+      <w:pPr>
+        <w:pStyle w:val="Compact"/>
+        <w:numPr>
+          <w:ilvl w:val="1"/>
+          <w:numId w:val="1025"/>
+        </w:numPr>
+      </w:pPr>
+      <w:r>
+        <w:rPr>
+          <w:rStyle w:val="VerbatimChar"/>
+        </w:rPr>
+        <w:t xml:space="preserve">sum(!is.na())</w:t>
+      </w:r>
+      <w:r>
+        <w:t xml:space="preserve"> </w:t>
+      </w:r>
+      <w:r>
+        <w:t xml:space="preserve">— the right way to count</w:t>
       </w:r>
       <w:r>
         <w:t xml:space="preserve"> </w:t>
@@ -8115,7 +9847,154 @@
           <w:i/>
           <w:iCs/>
         </w:rPr>
-        <w:t xml:space="preserve">Describing Data</w:t>
+        <w:t xml:space="preserve">n</w:t>
+      </w:r>
+    </w:p>
+    <w:p>
+      <w:pPr>
+        <w:pStyle w:val="Compact"/>
+        <w:numPr>
+          <w:ilvl w:val="1"/>
+          <w:numId w:val="1025"/>
+        </w:numPr>
+      </w:pPr>
+      <w:r>
+        <w:rPr>
+          <w:rStyle w:val="VerbatimChar"/>
+        </w:rPr>
+        <w:t xml:space="preserve">group_by()</w:t>
+      </w:r>
+      <w:r>
+        <w:t xml:space="preserve"> </w:t>
+      </w:r>
+      <w:r>
+        <w:t xml:space="preserve">+</w:t>
+      </w:r>
+      <w:r>
+        <w:t xml:space="preserve"> </w:t>
+      </w:r>
+      <w:r>
+        <w:rPr>
+          <w:rStyle w:val="VerbatimChar"/>
+        </w:rPr>
+        <w:t xml:space="preserve">summarize()</w:t>
+      </w:r>
+      <w:r>
+        <w:t xml:space="preserve"> </w:t>
+      </w:r>
+      <w:r>
+        <w:t xml:space="preserve">by hand — mean, variance, sd, n, se</w:t>
+      </w:r>
+    </w:p>
+    <w:p>
+      <w:pPr>
+        <w:pStyle w:val="Compact"/>
+        <w:numPr>
+          <w:ilvl w:val="1"/>
+          <w:numId w:val="1025"/>
+        </w:numPr>
+      </w:pPr>
+      <w:r>
+        <w:t xml:space="preserve">The same code packaged as a reusable</w:t>
+      </w:r>
+      <w:r>
+        <w:t xml:space="preserve"> </w:t>
+      </w:r>
+      <w:r>
+        <w:rPr>
+          <w:rStyle w:val="VerbatimChar"/>
+        </w:rPr>
+        <w:t xml:space="preserve">summary_stats()</w:t>
+      </w:r>
+      <w:r>
+        <w:t xml:space="preserve"> </w:t>
+      </w:r>
+      <w:r>
+        <w:t xml:space="preserve">function, sourced from</w:t>
+      </w:r>
+      <w:r>
+        <w:t xml:space="preserve"> </w:t>
+      </w:r>
+      <w:r>
+        <w:rPr>
+          <w:rStyle w:val="VerbatimChar"/>
+        </w:rPr>
+        <w:t xml:space="preserve">themes/</w:t>
+      </w:r>
+    </w:p>
+    <w:p>
+      <w:pPr>
+        <w:pStyle w:val="Compact"/>
+        <w:numPr>
+          <w:ilvl w:val="1"/>
+          <w:numId w:val="1025"/>
+        </w:numPr>
+      </w:pPr>
+      <w:r>
+        <w:rPr>
+          <w:rStyle w:val="VerbatimChar"/>
+        </w:rPr>
+        <w:t xml:space="preserve">group_by()</w:t>
+      </w:r>
+      <w:r>
+        <w:t xml:space="preserve"> </w:t>
+      </w:r>
+      <w:r>
+        <w:t xml:space="preserve">— run the same summary on every group at once</w:t>
+      </w:r>
+    </w:p>
+    <w:p>
+      <w:pPr>
+        <w:pStyle w:val="Compact"/>
+        <w:numPr>
+          <w:ilvl w:val="1"/>
+          <w:numId w:val="1025"/>
+        </w:numPr>
+      </w:pPr>
+      <w:r>
+        <w:rPr>
+          <w:rStyle w:val="VerbatimChar"/>
+        </w:rPr>
+        <w:t xml:space="preserve">skim()</w:t>
+      </w:r>
+      <w:r>
+        <w:t xml:space="preserve"> </w:t>
+      </w:r>
+      <w:r>
+        <w:t xml:space="preserve">— instant full dataset overview</w:t>
+      </w:r>
+    </w:p>
+    <w:p>
+      <w:pPr>
+        <w:pStyle w:val="Compact"/>
+        <w:numPr>
+          <w:ilvl w:val="1"/>
+          <w:numId w:val="1025"/>
+        </w:numPr>
+      </w:pPr>
+      <w:r>
+        <w:rPr>
+          <w:rStyle w:val="VerbatimChar"/>
+        </w:rPr>
+        <w:t xml:space="preserve">across()</w:t>
+      </w:r>
+      <w:r>
+        <w:t xml:space="preserve"> </w:t>
+      </w:r>
+      <w:r>
+        <w:t xml:space="preserve">— one function, many columns</w:t>
+      </w:r>
+    </w:p>
+    <w:p>
+      <w:pPr>
+        <w:pStyle w:val="FirstParagraph"/>
+      </w:pPr>
+      <w:r>
+        <w:rPr>
+          <w:b/>
+          <w:bCs/>
+        </w:rPr>
+        <w:t xml:space="preserve">References:</w:t>
       </w:r>
     </w:p>
     <w:p>
@@ -8123,11 +10002,11 @@
         <w:pStyle w:val="Compact"/>
         <w:numPr>
           <w:ilvl w:val="0"/>
-          <w:numId w:val="1023"/>
+          <w:numId w:val="1026"/>
         </w:numPr>
       </w:pPr>
       <w:r>
-        <w:t xml:space="preserve">📖 Whitlock &amp; Schluter, Ch. 4 —</w:t>
+        <w:t xml:space="preserve">📖 Whitlock &amp; Schluter, Ch. 3 —</w:t>
       </w:r>
       <w:r>
         <w:t xml:space="preserve"> </w:t>
@@ -8137,7 +10016,7 @@
           <w:i/>
           <w:iCs/>
         </w:rPr>
-        <w:t xml:space="preserve">Estimating with Uncertainty</w:t>
+        <w:t xml:space="preserve">Describing Data</w:t>
       </w:r>
     </w:p>
     <w:p>
@@ -8145,7 +10024,29 @@
         <w:pStyle w:val="Compact"/>
         <w:numPr>
           <w:ilvl w:val="0"/>
-          <w:numId w:val="1023"/>
+          <w:numId w:val="1026"/>
+        </w:numPr>
+      </w:pPr>
+      <w:r>
+        <w:t xml:space="preserve">📖 Whitlock &amp; Schluter, Ch. 4 —</w:t>
+      </w:r>
+      <w:r>
+        <w:t xml:space="preserve"> </w:t>
+      </w:r>
+      <w:r>
+        <w:rPr>
+          <w:i/>
+          <w:iCs/>
+        </w:rPr>
+        <w:t xml:space="preserve">Estimating with Uncertainty</w:t>
+      </w:r>
+    </w:p>
+    <w:p>
+      <w:pPr>
+        <w:pStyle w:val="Compact"/>
+        <w:numPr>
+          <w:ilvl w:val="0"/>
+          <w:numId w:val="1026"/>
         </w:numPr>
       </w:pPr>
       <w:r>
@@ -8174,7 +10075,7 @@
         <w:pStyle w:val="Compact"/>
         <w:numPr>
           <w:ilvl w:val="0"/>
-          <w:numId w:val="1023"/>
+          <w:numId w:val="1026"/>
         </w:numPr>
       </w:pPr>
       <w:r>
@@ -8238,7 +10139,7 @@
         <w:pStyle w:val="Compact"/>
         <w:numPr>
           <w:ilvl w:val="0"/>
-          <w:numId w:val="1024"/>
+          <w:numId w:val="1027"/>
         </w:numPr>
       </w:pPr>
       <w:r>
@@ -8250,14 +10151,14 @@
         <w:pStyle w:val="Compact"/>
         <w:numPr>
           <w:ilvl w:val="0"/>
-          <w:numId w:val="1024"/>
+          <w:numId w:val="1027"/>
         </w:numPr>
       </w:pPr>
       <w:r>
         <w:t xml:space="preserve">Mixing prose, code, and results in one document</w:t>
       </w:r>
     </w:p>
-    <w:bookmarkEnd w:id="57"/>
+    <w:bookmarkEnd w:id="64"/>
     <w:sectPr>
       <w:pgSz w:h="15840" w:w="12240"/>
       <w:pgMar w:bottom="1440" w:footer="720" w:gutter="0" w:header="720" w:left="1440" w:right="1440" w:top="1440"/>
@@ -8648,6 +10549,9 @@
     <w:abstractNumId w:val="991"/>
   </w:num>
   <w:num w:numId="1012">
+    <w:abstractNumId w:val="991"/>
+  </w:num>
+  <w:num w:numId="1013">
     <w:abstractNumId w:val="99411"/>
     <w:lvlOverride w:ilvl="0">
       <w:startOverride w:val="1"/>
@@ -8676,9 +10580,6 @@
     <w:lvlOverride w:ilvl="8">
       <w:startOverride w:val="1"/>
     </w:lvlOverride>
-  </w:num>
-  <w:num w:numId="1013">
-    <w:abstractNumId w:val="991"/>
   </w:num>
   <w:num w:numId="1014">
     <w:abstractNumId w:val="991"/>
@@ -8711,6 +10612,15 @@
     <w:abstractNumId w:val="991"/>
   </w:num>
   <w:num w:numId="1024">
+    <w:abstractNumId w:val="991"/>
+  </w:num>
+  <w:num w:numId="1025">
+    <w:abstractNumId w:val="991"/>
+  </w:num>
+  <w:num w:numId="1026">
+    <w:abstractNumId w:val="991"/>
+  </w:num>
+  <w:num w:numId="1027">
     <w:abstractNumId w:val="991"/>
   </w:num>
 </w:numbering>

--- a/docs/content/summary_stats/summary_stats_lecture.docx
+++ b/docs/content/summary_stats/summary_stats_lecture.docx
@@ -31,7 +31,7 @@
         <w:pStyle w:val="Date"/>
       </w:pPr>
       <w:r>
-        <w:t xml:space="preserve">2026-09-22</w:t>
+        <w:t xml:space="preserve">2026-09-23</w:t>
       </w:r>
     </w:p>
     <w:bookmarkStart w:id="12" w:name="where-we-left-off-lecture-05-wrangling"/>
@@ -6979,25 +6979,25 @@
         <w:rPr>
           <w:rStyle w:val="VerbatimChar"/>
         </w:rPr>
-        <w:t xml:space="preserve">      n  mean variance    sd    se ci_lower ci_upper</w:t>
-      </w:r>
-      <w:r>
-        <w:br/>
-      </w:r>
-      <w:r>
-        <w:rPr>
-          <w:rStyle w:val="VerbatimChar"/>
-        </w:rPr>
-        <w:t xml:space="preserve">  &lt;int&gt; &lt;dbl&gt;    &lt;dbl&gt; &lt;dbl&gt; &lt;dbl&gt;    &lt;dbl&gt;    &lt;dbl&gt;</w:t>
-      </w:r>
-      <w:r>
-        <w:br/>
-      </w:r>
-      <w:r>
-        <w:rPr>
-          <w:rStyle w:val="VerbatimChar"/>
-        </w:rPr>
-        <w:t xml:space="preserve">1    25  0.51     0.04  0.21  0.04     0.42     0.59</w:t>
+        <w:t xml:space="preserve">      n  mean variance    sd     se ci_lower ci_upper</w:t>
+      </w:r>
+      <w:r>
+        <w:br/>
+      </w:r>
+      <w:r>
+        <w:rPr>
+          <w:rStyle w:val="VerbatimChar"/>
+        </w:rPr>
+        <w:t xml:space="preserve">  &lt;int&gt; &lt;dbl&gt;    &lt;dbl&gt; &lt;dbl&gt;  &lt;dbl&gt;    &lt;dbl&gt;    &lt;dbl&gt;</w:t>
+      </w:r>
+      <w:r>
+        <w:br/>
+      </w:r>
+      <w:r>
+        <w:rPr>
+          <w:rStyle w:val="VerbatimChar"/>
+        </w:rPr>
+        <w:t xml:space="preserve">1    25 0.505   0.0442 0.210 0.0421    0.418    0.592</w:t>
       </w:r>
     </w:p>
     <w:p>
@@ -7590,34 +7590,34 @@
         <w:rPr>
           <w:rStyle w:val="VerbatimChar"/>
         </w:rPr>
-        <w:t xml:space="preserve">  shade     n  mean variance    sd    se ci_lower ci_upper</w:t>
-      </w:r>
-      <w:r>
-        <w:br/>
-      </w:r>
-      <w:r>
-        <w:rPr>
-          <w:rStyle w:val="VerbatimChar"/>
-        </w:rPr>
-        <w:t xml:space="preserve">  &lt;chr&gt; &lt;int&gt; &lt;dbl&gt;    &lt;dbl&gt; &lt;dbl&gt; &lt;dbl&gt;    &lt;dbl&gt;    &lt;dbl&gt;</w:t>
-      </w:r>
-      <w:r>
-        <w:br/>
-      </w:r>
-      <w:r>
-        <w:rPr>
-          <w:rStyle w:val="VerbatimChar"/>
-        </w:rPr>
-        <w:t xml:space="preserve">1 shady    28  0.52     0.02  0.15  0.03     0.47     0.58</w:t>
-      </w:r>
-      <w:r>
-        <w:br/>
-      </w:r>
-      <w:r>
-        <w:rPr>
-          <w:rStyle w:val="VerbatimChar"/>
-        </w:rPr>
-        <w:t xml:space="preserve">2 sunny    25  0.51     0.04  0.21  0.04     0.42     0.59</w:t>
+        <w:t xml:space="preserve">  shade     n  mean variance    sd     se ci_lower ci_upper</w:t>
+      </w:r>
+      <w:r>
+        <w:br/>
+      </w:r>
+      <w:r>
+        <w:rPr>
+          <w:rStyle w:val="VerbatimChar"/>
+        </w:rPr>
+        <w:t xml:space="preserve">  &lt;chr&gt; &lt;int&gt; &lt;dbl&gt;    &lt;dbl&gt; &lt;dbl&gt;  &lt;dbl&gt;    &lt;dbl&gt;    &lt;dbl&gt;</w:t>
+      </w:r>
+      <w:r>
+        <w:br/>
+      </w:r>
+      <w:r>
+        <w:rPr>
+          <w:rStyle w:val="VerbatimChar"/>
+        </w:rPr>
+        <w:t xml:space="preserve">1 shady    28 0.523   0.0219 0.148 0.0280    0.466    0.580</w:t>
+      </w:r>
+      <w:r>
+        <w:br/>
+      </w:r>
+      <w:r>
+        <w:rPr>
+          <w:rStyle w:val="VerbatimChar"/>
+        </w:rPr>
+        <w:t xml:space="preserve">2 sunny    25 0.505   0.0442 0.210 0.0421    0.418    0.592</w:t>
       </w:r>
     </w:p>
     <w:p>

--- a/docs/content/summary_stats/summary_stats_lecture.docx
+++ b/docs/content/summary_stats/summary_stats_lecture.docx
@@ -11640,6 +11640,252 @@
       <w:spacing w:after="100"/>
     </w:pPr>
   </w:style>
+  <w:style w:styleId="BodyText" w:type="paragraph">
+    <w:name w:val="Body Text"/>
+    <w:basedOn w:val="Normal"/>
+    <w:link w:val="BodyTextChar"/>
+    <w:qFormat/>
+    <w:pPr>
+      <w:spacing w:after="180" w:before="180"/>
+    </w:pPr>
+  </w:style>
+  <w:style w:customStyle="1" w:styleId="FirstParagraph" w:type="paragraph">
+    <w:name w:val="First Paragraph"/>
+    <w:basedOn w:val="BodyText"/>
+    <w:next w:val="BodyText"/>
+    <w:qFormat/>
+  </w:style>
+  <w:style w:customStyle="1" w:styleId="Compact" w:type="paragraph">
+    <w:name w:val="Compact"/>
+    <w:basedOn w:val="BodyText"/>
+    <w:qFormat/>
+    <w:pPr>
+      <w:spacing w:after="36" w:before="36"/>
+    </w:pPr>
+  </w:style>
+  <w:style w:customStyle="1" w:styleId="Author" w:type="paragraph">
+    <w:name w:val="Author"/>
+    <w:basedOn w:val="Title"/>
+    <w:next w:val="BodyText"/>
+    <w:qFormat/>
+    <w:pPr>
+      <w:keepNext/>
+      <w:keepLines/>
+    </w:pPr>
+    <w:rPr>
+      <w:sz w:val="24"/>
+      <w:szCs w:val="24"/>
+    </w:rPr>
+  </w:style>
+  <w:style w:styleId="Date" w:type="paragraph">
+    <w:name w:val="Date"/>
+    <w:basedOn w:val="Title"/>
+    <w:next w:val="BodyText"/>
+    <w:qFormat/>
+    <w:pPr>
+      <w:keepNext/>
+      <w:keepLines/>
+    </w:pPr>
+    <w:rPr>
+      <w:sz w:val="24"/>
+      <w:szCs w:val="24"/>
+    </w:rPr>
+  </w:style>
+  <w:style w:customStyle="1" w:styleId="AbstractTitle" w:type="paragraph">
+    <w:name w:val="Abstract Title"/>
+    <w:basedOn w:val="Normal"/>
+    <w:next w:val="Abstract"/>
+    <w:qFormat/>
+    <w:pPr>
+      <w:keepNext/>
+      <w:keepLines/>
+      <w:spacing w:after="0" w:before="300"/>
+      <w:jc w:val="center"/>
+    </w:pPr>
+    <w:rPr>
+      <w:b/>
+      <w:sz w:val="20"/>
+      <w:szCs w:val="20"/>
+    </w:rPr>
+  </w:style>
+  <w:style w:customStyle="1" w:styleId="Abstract" w:type="paragraph">
+    <w:name w:val="Abstract"/>
+    <w:basedOn w:val="Normal"/>
+    <w:next w:val="BodyText"/>
+    <w:qFormat/>
+    <w:pPr>
+      <w:keepNext/>
+      <w:keepLines/>
+      <w:spacing w:after="300" w:before="100"/>
+    </w:pPr>
+    <w:rPr>
+      <w:sz w:val="20"/>
+      <w:szCs w:val="20"/>
+    </w:rPr>
+  </w:style>
+  <w:style w:styleId="Bibliography" w:type="paragraph">
+    <w:name w:val="Bibliography"/>
+    <w:basedOn w:val="Normal"/>
+    <w:next w:val="Bibliography"/>
+    <w:qFormat/>
+    <w:pPr/>
+    <w:rPr/>
+  </w:style>
+  <w:style w:styleId="BlockText" w:type="paragraph">
+    <w:name w:val="Block Text"/>
+    <w:basedOn w:val="BodyText"/>
+    <w:next w:val="BodyText"/>
+    <w:uiPriority w:val="9"/>
+    <w:unhideWhenUsed/>
+    <w:qFormat/>
+    <w:pPr>
+      <w:spacing w:after="100" w:before="100"/>
+      <w:ind w:firstLine="0" w:left="480" w:right="480"/>
+    </w:pPr>
+  </w:style>
+  <w:style w:styleId="FootnoteText" w:type="paragraph">
+    <w:name w:val="Footnote Text"/>
+    <w:basedOn w:val="Normal"/>
+    <w:next w:val="FootnoteText"/>
+    <w:uiPriority w:val="9"/>
+    <w:unhideWhenUsed/>
+    <w:qFormat/>
+  </w:style>
+  <w:style w:styleId="FootnoteBlockText" w:type="paragraph">
+    <w:name w:val="Footnote Block Text"/>
+    <w:basedOn w:val="FootnoteText"/>
+    <w:next w:val="FootnoteText"/>
+    <w:uiPriority w:val="9"/>
+    <w:unhideWhenUsed/>
+    <w:qFormat/>
+    <w:pPr>
+      <w:spacing w:after="100" w:before="100"/>
+      <w:ind w:firstLine="0" w:left="480" w:right="480"/>
+    </w:pPr>
+  </w:style>
+  <w:style w:styleId="Table" w:type="table">
+    <w:name w:val="Table"/>
+    <w:basedOn w:val="TableNormal"/>
+    <w:semiHidden/>
+    <w:unhideWhenUsed/>
+    <w:qFormat/>
+    <w:tblPr>
+      <w:tblInd w:type="dxa" w:w="0"/>
+      <w:tblCellMar>
+        <w:top w:type="dxa" w:w="0"/>
+        <w:left w:type="dxa" w:w="108"/>
+        <w:bottom w:type="dxa" w:w="0"/>
+        <w:right w:type="dxa" w:w="108"/>
+      </w:tblCellMar>
+    </w:tblPr>
+    <w:tblStylePr w:type="firstRow">
+      <w:tcPr>
+        <w:tcBorders>
+          <w:bottom w:val="single"/>
+        </w:tcBorders>
+        <w:vAlign w:val="bottom"/>
+      </w:tcPr>
+    </w:tblStylePr>
+  </w:style>
+  <w:style w:customStyle="1" w:styleId="DefinitionTerm" w:type="paragraph">
+    <w:name w:val="Definition Term"/>
+    <w:basedOn w:val="Normal"/>
+    <w:next w:val="Definition"/>
+    <w:pPr>
+      <w:keepNext/>
+      <w:keepLines/>
+      <w:spacing w:after="0"/>
+    </w:pPr>
+    <w:rPr>
+      <w:b/>
+    </w:rPr>
+  </w:style>
+  <w:style w:customStyle="1" w:styleId="Definition" w:type="paragraph">
+    <w:name w:val="Definition"/>
+    <w:basedOn w:val="Normal"/>
+  </w:style>
+  <w:style w:styleId="Caption" w:type="paragraph">
+    <w:name w:val="Caption"/>
+    <w:basedOn w:val="Normal"/>
+    <w:link w:val="BodyTextChar"/>
+    <w:pPr>
+      <w:spacing w:after="120" w:before="0"/>
+    </w:pPr>
+    <w:rPr>
+      <w:i/>
+    </w:rPr>
+  </w:style>
+  <w:style w:customStyle="1" w:styleId="TableCaption" w:type="paragraph">
+    <w:name w:val="Table Caption"/>
+    <w:basedOn w:val="Caption"/>
+    <w:pPr>
+      <w:keepNext/>
+    </w:pPr>
+  </w:style>
+  <w:style w:customStyle="1" w:styleId="ImageCaption" w:type="paragraph">
+    <w:name w:val="Image Caption"/>
+    <w:basedOn w:val="Caption"/>
+  </w:style>
+  <w:style w:customStyle="1" w:styleId="Figure" w:type="paragraph">
+    <w:name w:val="Figure"/>
+    <w:basedOn w:val="Normal"/>
+  </w:style>
+  <w:style w:customStyle="1" w:styleId="CaptionedFigure" w:type="paragraph">
+    <w:name w:val="Captioned Figure"/>
+    <w:basedOn w:val="Figure"/>
+    <w:pPr>
+      <w:keepNext/>
+    </w:pPr>
+  </w:style>
+  <w:style w:customStyle="1" w:styleId="BodyTextChar" w:type="character">
+    <w:name w:val="Body Text Char"/>
+    <w:basedOn w:val="DefaultParagraphFont"/>
+    <w:link w:val="BodyText"/>
+  </w:style>
+  <w:style w:customStyle="1" w:styleId="VerbatimChar" w:type="character">
+    <w:name w:val="Verbatim Char"/>
+    <w:basedOn w:val="BodyTextChar"/>
+    <w:rPr>
+      <w:rFonts w:ascii="Consolas" w:hAnsi="Consolas"/>
+      <w:sz w:val="22"/>
+    </w:rPr>
+  </w:style>
+  <w:style w:customStyle="1" w:styleId="SectionNumber" w:type="character">
+    <w:name w:val="Section Number"/>
+    <w:basedOn w:val="BodyTextChar"/>
+  </w:style>
+  <w:style w:styleId="FootnoteReference" w:type="character">
+    <w:name w:val="Footnote Reference"/>
+    <w:basedOn w:val="BodyTextChar"/>
+    <w:rPr>
+      <w:vertAlign w:val="superscript"/>
+    </w:rPr>
+  </w:style>
+  <w:style w:styleId="Hyperlink" w:type="character">
+    <w:name w:val="Hyperlink"/>
+    <w:basedOn w:val="BodyTextChar"/>
+    <w:rPr>
+      <w:color w:themeColor="accent1" w:val="4F81BD"/>
+    </w:rPr>
+  </w:style>
+  <w:style w:styleId="TOCHeading" w:type="paragraph">
+    <w:name w:val="TOC Heading"/>
+    <w:basedOn w:val="Heading1"/>
+    <w:next w:val="BodyText"/>
+    <w:uiPriority w:val="39"/>
+    <w:unhideWhenUsed/>
+    <w:qFormat/>
+    <w:pPr>
+      <w:spacing w:before="240" w:line="259" w:lineRule="auto"/>
+      <w:outlineLvl w:val="9"/>
+    </w:pPr>
+    <w:rPr>
+      <w:rFonts w:asciiTheme="majorHAnsi" w:cstheme="majorBidi" w:eastAsiaTheme="majorEastAsia" w:hAnsiTheme="majorHAnsi"/>
+      <w:b w:val="0"/>
+      <w:bCs w:val="0"/>
+      <w:color w:themeColor="accent1" w:themeShade="BF" w:val="365F91"/>
+    </w:rPr>
+  </w:style>
   <w:style w:type="character" w:customStyle="1" w:styleId="KeywordTok">
     <w:name w:val="KeywordTok"/>
     <w:basedOn w:val="VerbatimChar"/>

--- a/docs/content/summary_stats/summary_stats_lecture.docx
+++ b/docs/content/summary_stats/summary_stats_lecture.docx
@@ -10161,7 +10161,7 @@
     <w:bookmarkEnd w:id="64"/>
     <w:sectPr>
       <w:pgSz w:h="15840" w:w="12240"/>
-      <w:pgMar w:bottom="1440" w:footer="720" w:gutter="0" w:header="720" w:left="1440" w:right="1440" w:top="1440"/>
+      <w:pgMar w:bottom="720" w:footer="432" w:gutter="0" w:header="432" w:left="720" w:right="1008" w:top="720"/>
       <w:cols w:space="720"/>
       <w:docGrid w:linePitch="360"/>
     </w:sectPr>
@@ -10639,7 +10639,11 @@
         <w14:ligatures w14:val="standardContextual"/>
       </w:rPr>
     </w:rPrDefault>
-    <w:pPrDefault/>
+    <w:pPrDefault>
+      <w:pPr>
+        <w:spacing w:after="0" w:before="0" w:line="240" w:lineRule="auto"/>
+      </w:pPr>
+    </w:pPrDefault>
   </w:docDefaults>
   <w:latentStyles w:count="376" w:defLockedState="0" w:defQFormat="0" w:defSemiHidden="0" w:defUIPriority="99" w:defUnhideWhenUsed="0">
     <w:lsdException w:name="Normal" w:qFormat="1" w:uiPriority="0"/>
@@ -11439,7 +11443,7 @@
     <w:qFormat/>
     <w:rsid w:val="00AF5CF1"/>
     <w:pPr>
-      <w:spacing w:after="160" w:before="160"/>
+      <w:spacing w:after="0" w:before="0"/>
       <w:jc w:val="center"/>
     </w:pPr>
     <w:rPr>
@@ -11557,7 +11561,7 @@
         <w:bottom w:color="FF0000" w:space="1" w:sz="8" w:val="single"/>
         <w:right w:color="FF0000" w:space="4" w:sz="8" w:val="single"/>
       </w:pBdr>
-      <w:spacing w:after="120" w:before="120"/>
+      <w:spacing w:after="40" w:before="40"/>
       <w:ind w:left="432" w:right="432"/>
     </w:pPr>
     <w:rPr>
@@ -11577,7 +11581,7 @@
         <w:bottom w:color="auto" w:space="1" w:sz="8" w:val="single"/>
         <w:right w:color="auto" w:space="4" w:sz="8" w:val="single"/>
       </w:pBdr>
-      <w:spacing w:after="240" w:before="240"/>
+      <w:spacing w:after="40" w:before="40"/>
       <w:ind w:left="432" w:right="432"/>
     </w:pPr>
     <w:rPr>
@@ -11591,7 +11595,7 @@
     <w:qFormat/>
     <w:rsid w:val="00771E03"/>
     <w:pPr>
-      <w:spacing w:after="240" w:before="240"/>
+      <w:spacing w:after="40" w:before="40"/>
       <w:ind w:left="432" w:right="432"/>
     </w:pPr>
     <w:rPr>
@@ -11637,7 +11641,7 @@
     <w:unhideWhenUsed/>
     <w:rsid w:val="00322D32"/>
     <w:pPr>
-      <w:spacing w:after="100"/>
+      <w:spacing w:after="0" w:before="0"/>
     </w:pPr>
   </w:style>
   <w:style w:styleId="BodyText" w:type="paragraph">
@@ -11646,7 +11650,7 @@
     <w:link w:val="BodyTextChar"/>
     <w:qFormat/>
     <w:pPr>
-      <w:spacing w:after="180" w:before="180"/>
+      <w:spacing w:after="0" w:before="0"/>
     </w:pPr>
   </w:style>
   <w:style w:customStyle="1" w:styleId="FirstParagraph" w:type="paragraph">
@@ -11654,13 +11658,16 @@
     <w:basedOn w:val="BodyText"/>
     <w:next w:val="BodyText"/>
     <w:qFormat/>
+    <w:pPr>
+      <w:spacing w:after="0" w:before="0"/>
+    </w:pPr>
   </w:style>
   <w:style w:customStyle="1" w:styleId="Compact" w:type="paragraph">
     <w:name w:val="Compact"/>
     <w:basedOn w:val="BodyText"/>
     <w:qFormat/>
     <w:pPr>
-      <w:spacing w:after="36" w:before="36"/>
+      <w:spacing w:after="0" w:before="0"/>
     </w:pPr>
   </w:style>
   <w:style w:customStyle="1" w:styleId="Author" w:type="paragraph">
@@ -11739,7 +11746,7 @@
     <w:unhideWhenUsed/>
     <w:qFormat/>
     <w:pPr>
-      <w:spacing w:after="100" w:before="100"/>
+      <w:spacing w:after="0" w:before="0"/>
       <w:ind w:firstLine="0" w:left="480" w:right="480"/>
     </w:pPr>
   </w:style>
@@ -11809,7 +11816,7 @@
     <w:basedOn w:val="Normal"/>
     <w:link w:val="BodyTextChar"/>
     <w:pPr>
-      <w:spacing w:after="120" w:before="0"/>
+      <w:spacing w:after="0" w:before="0"/>
     </w:pPr>
     <w:rPr>
       <w:i/>
@@ -11819,21 +11826,29 @@
     <w:name w:val="Table Caption"/>
     <w:basedOn w:val="Caption"/>
     <w:pPr>
+      <w:spacing w:after="0" w:before="0"/>
       <w:keepNext/>
     </w:pPr>
   </w:style>
   <w:style w:customStyle="1" w:styleId="ImageCaption" w:type="paragraph">
     <w:name w:val="Image Caption"/>
     <w:basedOn w:val="Caption"/>
+    <w:pPr>
+      <w:spacing w:after="0" w:before="0"/>
+    </w:pPr>
   </w:style>
   <w:style w:customStyle="1" w:styleId="Figure" w:type="paragraph">
     <w:name w:val="Figure"/>
     <w:basedOn w:val="Normal"/>
+    <w:pPr>
+      <w:spacing w:after="0" w:before="0"/>
+    </w:pPr>
   </w:style>
   <w:style w:customStyle="1" w:styleId="CaptionedFigure" w:type="paragraph">
     <w:name w:val="Captioned Figure"/>
     <w:basedOn w:val="Figure"/>
     <w:pPr>
+      <w:spacing w:after="0" w:before="0"/>
       <w:keepNext/>
     </w:pPr>
   </w:style>
@@ -11846,8 +11861,8 @@
     <w:name w:val="Verbatim Char"/>
     <w:basedOn w:val="BodyTextChar"/>
     <w:rPr>
-      <w:rFonts w:ascii="Consolas" w:hAnsi="Consolas"/>
-      <w:sz w:val="22"/>
+      <w:rFonts w:ascii="Courier New" w:cs="Courier New" w:hAnsi="Courier New"/>
+      <w:sz w:val="20"/>
     </w:rPr>
   </w:style>
   <w:style w:customStyle="1" w:styleId="SectionNumber" w:type="character">

--- a/docs/content/summary_stats/summary_stats_lecture.docx
+++ b/docs/content/summary_stats/summary_stats_lecture.docx
@@ -1164,10 +1164,13 @@
         <w:t xml:space="preserve">&lt;-</w:t>
       </w:r>
       <w:r>
-        <w:rPr>
-          <w:rStyle w:val="NormalTok"/>
-        </w:rPr>
-        <w:t xml:space="preserve"> </w:t>
+        <w:br/>
+      </w:r>
+      <w:r>
+        <w:rPr>
+          <w:rStyle w:val="NormalTok"/>
+        </w:rPr>
+        <w:t xml:space="preserve">  </w:t>
       </w:r>
       <w:r>
         <w:rPr>
@@ -2920,133 +2923,142 @@
         <w:rPr>
           <w:rStyle w:val="VerbatimChar"/>
         </w:rPr>
-        <w:t xml:space="preserve">   twig_id leaf_id teams       shade mass_g petiole_mm thickness_mm paper_mass_g</w:t>
-      </w:r>
-      <w:r>
-        <w:br/>
-      </w:r>
-      <w:r>
-        <w:rPr>
-          <w:rStyle w:val="VerbatimChar"/>
-        </w:rPr>
-        <w:t xml:space="preserve">   &lt;chr&gt;   &lt;chr&gt;   &lt;chr&gt;       &lt;chr&gt;  &lt;dbl&gt;      &lt;dbl&gt;        &lt;dbl&gt;        &lt;dbl&gt;</w:t>
-      </w:r>
-      <w:r>
-        <w:br/>
-      </w:r>
-      <w:r>
-        <w:rPr>
-          <w:rStyle w:val="VerbatimChar"/>
-        </w:rPr>
-        <w:t xml:space="preserve"> 1 twig_2  l09     fighting_m… shady  0.920      0.383        NA              NA</w:t>
-      </w:r>
-      <w:r>
-        <w:br/>
-      </w:r>
-      <w:r>
-        <w:rPr>
-          <w:rStyle w:val="VerbatimChar"/>
-        </w:rPr>
-        <w:t xml:space="preserve"> 2 &lt;NA&gt;    1       Oscar_Karl  shady  0.454     53.6           0.36           NA</w:t>
-      </w:r>
-      <w:r>
-        <w:br/>
-      </w:r>
-      <w:r>
-        <w:rPr>
-          <w:rStyle w:val="VerbatimChar"/>
-        </w:rPr>
-        <w:t xml:space="preserve"> 3 &lt;NA&gt;    2       Oscar_Karl  shady  0.371     26.3           0.43           NA</w:t>
-      </w:r>
-      <w:r>
-        <w:br/>
-      </w:r>
-      <w:r>
-        <w:rPr>
-          <w:rStyle w:val="VerbatimChar"/>
-        </w:rPr>
-        <w:t xml:space="preserve"> 4 &lt;NA&gt;    3       Oscar_Karl  shady  0.351     57.8           0.48           NA</w:t>
-      </w:r>
-      <w:r>
-        <w:br/>
-      </w:r>
-      <w:r>
-        <w:rPr>
-          <w:rStyle w:val="VerbatimChar"/>
-        </w:rPr>
-        <w:t xml:space="preserve"> 5 &lt;NA&gt;    4       Oscar_Karl  shady  0.453     51.0           0.41           NA</w:t>
-      </w:r>
-      <w:r>
-        <w:br/>
-      </w:r>
-      <w:r>
-        <w:rPr>
-          <w:rStyle w:val="VerbatimChar"/>
-        </w:rPr>
-        <w:t xml:space="preserve"> 6 &lt;NA&gt;    5       Oscar_Karl  shady  0.344     37.0           0.25           NA</w:t>
-      </w:r>
-      <w:r>
-        <w:br/>
-      </w:r>
-      <w:r>
-        <w:rPr>
-          <w:rStyle w:val="VerbatimChar"/>
-        </w:rPr>
-        <w:t xml:space="preserve"> 7 &lt;NA&gt;    6       Oscar_Karl  shady  0.426     66.3           0.5            NA</w:t>
-      </w:r>
-      <w:r>
-        <w:br/>
-      </w:r>
-      <w:r>
-        <w:rPr>
-          <w:rStyle w:val="VerbatimChar"/>
-        </w:rPr>
-        <w:t xml:space="preserve"> 8 &lt;NA&gt;    1       Oscar_Karl  sunny  0.357     48.7           0.41           NA</w:t>
-      </w:r>
-      <w:r>
-        <w:br/>
-      </w:r>
-      <w:r>
-        <w:rPr>
-          <w:rStyle w:val="VerbatimChar"/>
-        </w:rPr>
-        <w:t xml:space="preserve"> 9 &lt;NA&gt;    2       Oscar_Karl  sunny  0.348     44.8           0.39           NA</w:t>
-      </w:r>
-      <w:r>
-        <w:br/>
-      </w:r>
-      <w:r>
-        <w:rPr>
-          <w:rStyle w:val="VerbatimChar"/>
-        </w:rPr>
-        <w:t xml:space="preserve">10 &lt;NA&gt;    3       Oscar_Karl  sunny  0.511     63.4           0.53           NA</w:t>
-      </w:r>
-      <w:r>
-        <w:br/>
-      </w:r>
-      <w:r>
-        <w:rPr>
-          <w:rStyle w:val="VerbatimChar"/>
-        </w:rPr>
-        <w:t xml:space="preserve">11 &lt;NA&gt;    4       Oscar_Karl  sunny  0.230     35.7           0.36           NA</w:t>
-      </w:r>
-      <w:r>
-        <w:br/>
-      </w:r>
-      <w:r>
-        <w:rPr>
-          <w:rStyle w:val="VerbatimChar"/>
-        </w:rPr>
-        <w:t xml:space="preserve">12 &lt;NA&gt;    5       Oscar_Karl  sunny  0.304     51.3           0.43           NA</w:t>
-      </w:r>
-      <w:r>
-        <w:br/>
-      </w:r>
-      <w:r>
-        <w:rPr>
-          <w:rStyle w:val="VerbatimChar"/>
-        </w:rPr>
-        <w:t xml:space="preserve">13 &lt;NA&gt;    6       Oscar_Karl  sunny  0.282     46.9           0.4            NA</w:t>
+        <w:t xml:space="preserve">   twig_id leaf_id teams     shade mass_g petiole_mm thickness_mm</w:t>
+      </w:r>
+      <w:r>
+        <w:br/>
+      </w:r>
+      <w:r>
+        <w:rPr>
+          <w:rStyle w:val="VerbatimChar"/>
+        </w:rPr>
+        <w:t xml:space="preserve">   &lt;chr&gt;   &lt;chr&gt;   &lt;chr&gt;     &lt;chr&gt;  &lt;dbl&gt;      &lt;dbl&gt;        &lt;dbl&gt;</w:t>
+      </w:r>
+      <w:r>
+        <w:br/>
+      </w:r>
+      <w:r>
+        <w:rPr>
+          <w:rStyle w:val="VerbatimChar"/>
+        </w:rPr>
+        <w:t xml:space="preserve"> 1 twig_2  l09     fighting… shady  0.920      0.383        NA   </w:t>
+      </w:r>
+      <w:r>
+        <w:br/>
+      </w:r>
+      <w:r>
+        <w:rPr>
+          <w:rStyle w:val="VerbatimChar"/>
+        </w:rPr>
+        <w:t xml:space="preserve"> 2 &lt;NA&gt;    1       Oscar_Ka… shady  0.454     53.6           0.36</w:t>
+      </w:r>
+      <w:r>
+        <w:br/>
+      </w:r>
+      <w:r>
+        <w:rPr>
+          <w:rStyle w:val="VerbatimChar"/>
+        </w:rPr>
+        <w:t xml:space="preserve"> 3 &lt;NA&gt;    2       Oscar_Ka… shady  0.371     26.3           0.43</w:t>
+      </w:r>
+      <w:r>
+        <w:br/>
+      </w:r>
+      <w:r>
+        <w:rPr>
+          <w:rStyle w:val="VerbatimChar"/>
+        </w:rPr>
+        <w:t xml:space="preserve"> 4 &lt;NA&gt;    3       Oscar_Ka… shady  0.351     57.8           0.48</w:t>
+      </w:r>
+      <w:r>
+        <w:br/>
+      </w:r>
+      <w:r>
+        <w:rPr>
+          <w:rStyle w:val="VerbatimChar"/>
+        </w:rPr>
+        <w:t xml:space="preserve"> 5 &lt;NA&gt;    4       Oscar_Ka… shady  0.453     51.0           0.41</w:t>
+      </w:r>
+      <w:r>
+        <w:br/>
+      </w:r>
+      <w:r>
+        <w:rPr>
+          <w:rStyle w:val="VerbatimChar"/>
+        </w:rPr>
+        <w:t xml:space="preserve"> 6 &lt;NA&gt;    5       Oscar_Ka… shady  0.344     37.0           0.25</w:t>
+      </w:r>
+      <w:r>
+        <w:br/>
+      </w:r>
+      <w:r>
+        <w:rPr>
+          <w:rStyle w:val="VerbatimChar"/>
+        </w:rPr>
+        <w:t xml:space="preserve"> 7 &lt;NA&gt;    6       Oscar_Ka… shady  0.426     66.3           0.5 </w:t>
+      </w:r>
+      <w:r>
+        <w:br/>
+      </w:r>
+      <w:r>
+        <w:rPr>
+          <w:rStyle w:val="VerbatimChar"/>
+        </w:rPr>
+        <w:t xml:space="preserve"> 8 &lt;NA&gt;    1       Oscar_Ka… sunny  0.357     48.7           0.41</w:t>
+      </w:r>
+      <w:r>
+        <w:br/>
+      </w:r>
+      <w:r>
+        <w:rPr>
+          <w:rStyle w:val="VerbatimChar"/>
+        </w:rPr>
+        <w:t xml:space="preserve"> 9 &lt;NA&gt;    2       Oscar_Ka… sunny  0.348     44.8           0.39</w:t>
+      </w:r>
+      <w:r>
+        <w:br/>
+      </w:r>
+      <w:r>
+        <w:rPr>
+          <w:rStyle w:val="VerbatimChar"/>
+        </w:rPr>
+        <w:t xml:space="preserve">10 &lt;NA&gt;    3       Oscar_Ka… sunny  0.511     63.4           0.53</w:t>
+      </w:r>
+      <w:r>
+        <w:br/>
+      </w:r>
+      <w:r>
+        <w:rPr>
+          <w:rStyle w:val="VerbatimChar"/>
+        </w:rPr>
+        <w:t xml:space="preserve">11 &lt;NA&gt;    4       Oscar_Ka… sunny  0.230     35.7           0.36</w:t>
+      </w:r>
+      <w:r>
+        <w:br/>
+      </w:r>
+      <w:r>
+        <w:rPr>
+          <w:rStyle w:val="VerbatimChar"/>
+        </w:rPr>
+        <w:t xml:space="preserve">12 &lt;NA&gt;    5       Oscar_Ka… sunny  0.304     51.3           0.43</w:t>
+      </w:r>
+      <w:r>
+        <w:br/>
+      </w:r>
+      <w:r>
+        <w:rPr>
+          <w:rStyle w:val="VerbatimChar"/>
+        </w:rPr>
+        <w:t xml:space="preserve">13 &lt;NA&gt;    6       Oscar_Ka… sunny  0.282     46.9           0.4 </w:t>
+      </w:r>
+      <w:r>
+        <w:br/>
+      </w:r>
+      <w:r>
+        <w:rPr>
+          <w:rStyle w:val="VerbatimChar"/>
+        </w:rPr>
+        <w:t xml:space="preserve"># ℹ 1 more variable: paper_mass_g &lt;dbl&gt;</w:t>
       </w:r>
     </w:p>
     <w:p>
@@ -3131,106 +3143,106 @@
         <w:rPr>
           <w:rStyle w:val="VerbatimChar"/>
         </w:rPr>
-        <w:t xml:space="preserve">   twig_id leaf_id teams shade mass_g petiole_mm thickness_mm paper_mass_g</w:t>
-      </w:r>
-      <w:r>
-        <w:br/>
-      </w:r>
-      <w:r>
-        <w:rPr>
-          <w:rStyle w:val="VerbatimChar"/>
-        </w:rPr>
-        <w:t xml:space="preserve">   &lt;chr&gt;   &lt;chr&gt;   &lt;chr&gt; &lt;chr&gt;  &lt;dbl&gt;      &lt;dbl&gt;        &lt;dbl&gt;        &lt;dbl&gt;</w:t>
-      </w:r>
-      <w:r>
-        <w:br/>
-      </w:r>
-      <w:r>
-        <w:rPr>
-          <w:rStyle w:val="VerbatimChar"/>
-        </w:rPr>
-        <w:t xml:space="preserve"> 1 &lt;NA&gt;    &lt;NA&gt;    12345 sunny   0.4          79         0.15         0.21</w:t>
-      </w:r>
-      <w:r>
-        <w:br/>
-      </w:r>
-      <w:r>
-        <w:rPr>
-          <w:rStyle w:val="VerbatimChar"/>
-        </w:rPr>
-        <w:t xml:space="preserve"> 2 &lt;NA&gt;    &lt;NA&gt;    12345 sunny   0.48         63         0.14         0.21</w:t>
-      </w:r>
-      <w:r>
-        <w:br/>
-      </w:r>
-      <w:r>
-        <w:rPr>
-          <w:rStyle w:val="VerbatimChar"/>
-        </w:rPr>
-        <w:t xml:space="preserve"> 3 &lt;NA&gt;    &lt;NA&gt;    12345 sunny   0.34         68         0.14         0.21</w:t>
-      </w:r>
-      <w:r>
-        <w:br/>
-      </w:r>
-      <w:r>
-        <w:rPr>
-          <w:rStyle w:val="VerbatimChar"/>
-        </w:rPr>
-        <w:t xml:space="preserve"> 4 &lt;NA&gt;    &lt;NA&gt;    12345 sunny   0.65         35         0.15         0.24</w:t>
-      </w:r>
-      <w:r>
-        <w:br/>
-      </w:r>
-      <w:r>
-        <w:rPr>
-          <w:rStyle w:val="VerbatimChar"/>
-        </w:rPr>
-        <w:t xml:space="preserve"> 5 &lt;NA&gt;    &lt;NA&gt;    12345 sunny   0.27         34         0.11         0.15</w:t>
-      </w:r>
-      <w:r>
-        <w:br/>
-      </w:r>
-      <w:r>
-        <w:rPr>
-          <w:rStyle w:val="VerbatimChar"/>
-        </w:rPr>
-        <w:t xml:space="preserve"> 6 &lt;NA&gt;    &lt;NA&gt;    12345 sunny   0.43         40         0.16         0.34</w:t>
-      </w:r>
-      <w:r>
-        <w:br/>
-      </w:r>
-      <w:r>
-        <w:rPr>
-          <w:rStyle w:val="VerbatimChar"/>
-        </w:rPr>
-        <w:t xml:space="preserve"> 7 &lt;NA&gt;    &lt;NA&gt;    12345 shady   0.39         40         0.14         0.29</w:t>
-      </w:r>
-      <w:r>
-        <w:br/>
-      </w:r>
-      <w:r>
-        <w:rPr>
-          <w:rStyle w:val="VerbatimChar"/>
-        </w:rPr>
-        <w:t xml:space="preserve"> 8 &lt;NA&gt;    &lt;NA&gt;    12345 shady   0.45         65         0.15         0.25</w:t>
-      </w:r>
-      <w:r>
-        <w:br/>
-      </w:r>
-      <w:r>
-        <w:rPr>
-          <w:rStyle w:val="VerbatimChar"/>
-        </w:rPr>
-        <w:t xml:space="preserve"> 9 &lt;NA&gt;    &lt;NA&gt;    12345 shady   0.6          68         0.12         0.23</w:t>
-      </w:r>
-      <w:r>
-        <w:br/>
-      </w:r>
-      <w:r>
-        <w:rPr>
-          <w:rStyle w:val="VerbatimChar"/>
-        </w:rPr>
-        <w:t xml:space="preserve">10 &lt;NA&gt;    &lt;NA&gt;    12345 shady   0.57         73         0.14         0.28</w:t>
+        <w:t xml:space="preserve">   twig_id leaf_id teams shade mass_g petiole_mm thickness_mm</w:t>
+      </w:r>
+      <w:r>
+        <w:br/>
+      </w:r>
+      <w:r>
+        <w:rPr>
+          <w:rStyle w:val="VerbatimChar"/>
+        </w:rPr>
+        <w:t xml:space="preserve">   &lt;chr&gt;   &lt;chr&gt;   &lt;chr&gt; &lt;chr&gt;  &lt;dbl&gt;      &lt;dbl&gt;        &lt;dbl&gt;</w:t>
+      </w:r>
+      <w:r>
+        <w:br/>
+      </w:r>
+      <w:r>
+        <w:rPr>
+          <w:rStyle w:val="VerbatimChar"/>
+        </w:rPr>
+        <w:t xml:space="preserve"> 1 &lt;NA&gt;    &lt;NA&gt;    12345 sunny   0.4          79         0.15</w:t>
+      </w:r>
+      <w:r>
+        <w:br/>
+      </w:r>
+      <w:r>
+        <w:rPr>
+          <w:rStyle w:val="VerbatimChar"/>
+        </w:rPr>
+        <w:t xml:space="preserve"> 2 &lt;NA&gt;    &lt;NA&gt;    12345 sunny   0.48         63         0.14</w:t>
+      </w:r>
+      <w:r>
+        <w:br/>
+      </w:r>
+      <w:r>
+        <w:rPr>
+          <w:rStyle w:val="VerbatimChar"/>
+        </w:rPr>
+        <w:t xml:space="preserve"> 3 &lt;NA&gt;    &lt;NA&gt;    12345 sunny   0.34         68         0.14</w:t>
+      </w:r>
+      <w:r>
+        <w:br/>
+      </w:r>
+      <w:r>
+        <w:rPr>
+          <w:rStyle w:val="VerbatimChar"/>
+        </w:rPr>
+        <w:t xml:space="preserve"> 4 &lt;NA&gt;    &lt;NA&gt;    12345 sunny   0.65         35         0.15</w:t>
+      </w:r>
+      <w:r>
+        <w:br/>
+      </w:r>
+      <w:r>
+        <w:rPr>
+          <w:rStyle w:val="VerbatimChar"/>
+        </w:rPr>
+        <w:t xml:space="preserve"> 5 &lt;NA&gt;    &lt;NA&gt;    12345 sunny   0.27         34         0.11</w:t>
+      </w:r>
+      <w:r>
+        <w:br/>
+      </w:r>
+      <w:r>
+        <w:rPr>
+          <w:rStyle w:val="VerbatimChar"/>
+        </w:rPr>
+        <w:t xml:space="preserve"> 6 &lt;NA&gt;    &lt;NA&gt;    12345 sunny   0.43         40         0.16</w:t>
+      </w:r>
+      <w:r>
+        <w:br/>
+      </w:r>
+      <w:r>
+        <w:rPr>
+          <w:rStyle w:val="VerbatimChar"/>
+        </w:rPr>
+        <w:t xml:space="preserve"> 7 &lt;NA&gt;    &lt;NA&gt;    12345 shady   0.39         40         0.14</w:t>
+      </w:r>
+      <w:r>
+        <w:br/>
+      </w:r>
+      <w:r>
+        <w:rPr>
+          <w:rStyle w:val="VerbatimChar"/>
+        </w:rPr>
+        <w:t xml:space="preserve"> 8 &lt;NA&gt;    &lt;NA&gt;    12345 shady   0.45         65         0.15</w:t>
+      </w:r>
+      <w:r>
+        <w:br/>
+      </w:r>
+      <w:r>
+        <w:rPr>
+          <w:rStyle w:val="VerbatimChar"/>
+        </w:rPr>
+        <w:t xml:space="preserve"> 9 &lt;NA&gt;    &lt;NA&gt;    12345 shady   0.6          68         0.12</w:t>
+      </w:r>
+      <w:r>
+        <w:br/>
+      </w:r>
+      <w:r>
+        <w:rPr>
+          <w:rStyle w:val="VerbatimChar"/>
+        </w:rPr>
+        <w:t xml:space="preserve">10 &lt;NA&gt;    &lt;NA&gt;    12345 shady   0.57         73         0.14</w:t>
       </w:r>
       <w:r>
         <w:br/>
@@ -3240,6 +3252,15 @@
           <w:rStyle w:val="VerbatimChar"/>
         </w:rPr>
         <w:t xml:space="preserve"># ℹ 30 more rows</w:t>
+      </w:r>
+      <w:r>
+        <w:br/>
+      </w:r>
+      <w:r>
+        <w:rPr>
+          <w:rStyle w:val="VerbatimChar"/>
+        </w:rPr>
+        <w:t xml:space="preserve"># ℹ 1 more variable: paper_mass_g &lt;dbl&gt;</w:t>
       </w:r>
     </w:p>
     <w:p>

--- a/docs/content/summary_stats/summary_stats_lecture.docx
+++ b/docs/content/summary_stats/summary_stats_lecture.docx
@@ -31,7 +31,7 @@
         <w:pStyle w:val="Date"/>
       </w:pPr>
       <w:r>
-        <w:t xml:space="preserve">2026-09-23</w:t>
+        <w:t xml:space="preserve">2026-09-24</w:t>
       </w:r>
     </w:p>
     <w:bookmarkStart w:id="12" w:name="where-we-left-off-lecture-05-wrangling"/>

--- a/docs/content/summary_stats/summary_stats_lecture.docx
+++ b/docs/content/summary_stats/summary_stats_lecture.docx
@@ -31,7 +31,7 @@
         <w:pStyle w:val="Date"/>
       </w:pPr>
       <w:r>
-        <w:t xml:space="preserve">2026-09-24</w:t>
+        <w:t xml:space="preserve">2026-09-29</w:t>
       </w:r>
     </w:p>
     <w:bookmarkStart w:id="12" w:name="where-we-left-off-lecture-05-wrangling"/>

--- a/docs/content/summary_stats/summary_stats_lecture.docx
+++ b/docs/content/summary_stats/summary_stats_lecture.docx
@@ -31,7 +31,7 @@
         <w:pStyle w:val="Date"/>
       </w:pPr>
       <w:r>
-        <w:t xml:space="preserve">2026-09-29</w:t>
+        <w:t xml:space="preserve">2026-10-01</w:t>
       </w:r>
     </w:p>
     <w:bookmarkStart w:id="12" w:name="where-we-left-off-lecture-05-wrangling"/>

--- a/docs/content/summary_stats/summary_stats_lecture.docx
+++ b/docs/content/summary_stats/summary_stats_lecture.docx
@@ -31,7 +31,7 @@
         <w:pStyle w:val="Date"/>
       </w:pPr>
       <w:r>
-        <w:t xml:space="preserve">2026-10-01</w:t>
+        <w:t xml:space="preserve">2026-10-05</w:t>
       </w:r>
     </w:p>
     <w:bookmarkStart w:id="12" w:name="where-we-left-off-lecture-05-wrangling"/>
@@ -251,7 +251,7 @@
                     <a:graphicData uri="http://schemas.openxmlformats.org/drawingml/2006/picture">
                       <pic:pic>
                         <pic:nvPicPr>
-                          <pic:cNvPr descr="/Applications/Positron.app/Contents/Resources/app/quarto/share/formats/docx/note.png" id="11" name="Picture"/>
+                          <pic:cNvPr descr="/opt/quarto/share/formats/docx/note.png" id="11" name="Picture"/>
                           <pic:cNvPicPr>
                             <a:picLocks noChangeArrowheads="1" noChangeAspect="1"/>
                           </pic:cNvPicPr>
@@ -892,7 +892,7 @@
                     <a:graphicData uri="http://schemas.openxmlformats.org/drawingml/2006/picture">
                       <pic:pic>
                         <pic:nvPicPr>
-                          <pic:cNvPr descr="/Applications/Positron.app/Contents/Resources/app/quarto/share/formats/docx/note.png" id="17" name="Picture"/>
+                          <pic:cNvPr descr="/opt/quarto/share/formats/docx/note.png" id="17" name="Picture"/>
                           <pic:cNvPicPr>
                             <a:picLocks noChangeArrowheads="1" noChangeAspect="1"/>
                           </pic:cNvPicPr>
@@ -1270,7 +1270,7 @@
                     <a:graphicData uri="http://schemas.openxmlformats.org/drawingml/2006/picture">
                       <pic:pic>
                         <pic:nvPicPr>
-                          <pic:cNvPr descr="/Applications/Positron.app/Contents/Resources/app/quarto/share/formats/docx/note.png" id="20" name="Picture"/>
+                          <pic:cNvPr descr="/opt/quarto/share/formats/docx/note.png" id="20" name="Picture"/>
                           <pic:cNvPicPr>
                             <a:picLocks noChangeArrowheads="1" noChangeAspect="1"/>
                           </pic:cNvPicPr>
@@ -1446,7 +1446,7 @@
                     <a:graphicData uri="http://schemas.openxmlformats.org/drawingml/2006/picture">
                       <pic:pic>
                         <pic:nvPicPr>
-                          <pic:cNvPr descr="/Applications/Positron.app/Contents/Resources/app/quarto/share/formats/docx/tip.png" id="23" name="Picture"/>
+                          <pic:cNvPr descr="/opt/quarto/share/formats/docx/tip.png" id="23" name="Picture"/>
                           <pic:cNvPicPr>
                             <a:picLocks noChangeArrowheads="1" noChangeAspect="1"/>
                           </pic:cNvPicPr>
@@ -2726,7 +2726,7 @@
                     <a:graphicData uri="http://schemas.openxmlformats.org/drawingml/2006/picture">
                       <pic:pic>
                         <pic:nvPicPr>
-                          <pic:cNvPr descr="/Applications/Positron.app/Contents/Resources/app/quarto/share/formats/docx/tip.png" id="30" name="Picture"/>
+                          <pic:cNvPr descr="/opt/quarto/share/formats/docx/tip.png" id="30" name="Picture"/>
                           <pic:cNvPicPr>
                             <a:picLocks noChangeArrowheads="1" noChangeAspect="1"/>
                           </pic:cNvPicPr>
@@ -2903,7 +2903,34 @@
         <w:rPr>
           <w:rStyle w:val="NormalTok"/>
         </w:rPr>
-        <w:t xml:space="preserve">(paper_mass_g))</w:t>
+        <w:t xml:space="preserve">(paper_mass_g)) </w:t>
+      </w:r>
+      <w:r>
+        <w:rPr>
+          <w:rStyle w:val="SpecialCharTok"/>
+        </w:rPr>
+        <w:t xml:space="preserve">%&gt;%</w:t>
+      </w:r>
+      <w:r>
+        <w:br/>
+      </w:r>
+      <w:r>
+        <w:rPr>
+          <w:rStyle w:val="NormalTok"/>
+        </w:rPr>
+        <w:t xml:space="preserve">  </w:t>
+      </w:r>
+      <w:r>
+        <w:rPr>
+          <w:rStyle w:val="FunctionTok"/>
+        </w:rPr>
+        <w:t xml:space="preserve">select</w:t>
+      </w:r>
+      <w:r>
+        <w:rPr>
+          <w:rStyle w:val="NormalTok"/>
+        </w:rPr>
+        <w:t xml:space="preserve">(teams, shade, mass_g, paper_mass_g)</w:t>
       </w:r>
     </w:p>
     <w:p>
@@ -2914,7 +2941,7 @@
         <w:rPr>
           <w:rStyle w:val="VerbatimChar"/>
         </w:rPr>
-        <w:t xml:space="preserve"># A tibble: 13 × 8</w:t>
+        <w:t xml:space="preserve"># A tibble: 13 × 4</w:t>
       </w:r>
       <w:r>
         <w:br/>
@@ -2923,7 +2950,7 @@
         <w:rPr>
           <w:rStyle w:val="VerbatimChar"/>
         </w:rPr>
-        <w:t xml:space="preserve">   twig_id leaf_id teams     shade mass_g petiole_mm thickness_mm</w:t>
+        <w:t xml:space="preserve">   teams              shade mass_g paper_mass_g</w:t>
       </w:r>
       <w:r>
         <w:br/>
@@ -2932,7 +2959,7 @@
         <w:rPr>
           <w:rStyle w:val="VerbatimChar"/>
         </w:rPr>
-        <w:t xml:space="preserve">   &lt;chr&gt;   &lt;chr&gt;   &lt;chr&gt;     &lt;chr&gt;  &lt;dbl&gt;      &lt;dbl&gt;        &lt;dbl&gt;</w:t>
+        <w:t xml:space="preserve">   &lt;chr&gt;              &lt;chr&gt;  &lt;dbl&gt;        &lt;dbl&gt;</w:t>
       </w:r>
       <w:r>
         <w:br/>
@@ -2941,7 +2968,7 @@
         <w:rPr>
           <w:rStyle w:val="VerbatimChar"/>
         </w:rPr>
-        <w:t xml:space="preserve"> 1 twig_2  l09     fighting… shady  0.920      0.383        NA   </w:t>
+        <w:t xml:space="preserve"> 1 fighting_mongooses shady  0.920           NA</w:t>
       </w:r>
       <w:r>
         <w:br/>
@@ -2950,7 +2977,7 @@
         <w:rPr>
           <w:rStyle w:val="VerbatimChar"/>
         </w:rPr>
-        <w:t xml:space="preserve"> 2 &lt;NA&gt;    1       Oscar_Ka… shady  0.454     53.6           0.36</w:t>
+        <w:t xml:space="preserve"> 2 Oscar_Karl         shady  0.454           NA</w:t>
       </w:r>
       <w:r>
         <w:br/>
@@ -2959,7 +2986,7 @@
         <w:rPr>
           <w:rStyle w:val="VerbatimChar"/>
         </w:rPr>
-        <w:t xml:space="preserve"> 3 &lt;NA&gt;    2       Oscar_Ka… shady  0.371     26.3           0.43</w:t>
+        <w:t xml:space="preserve"> 3 Oscar_Karl         shady  0.371           NA</w:t>
       </w:r>
       <w:r>
         <w:br/>
@@ -2968,7 +2995,7 @@
         <w:rPr>
           <w:rStyle w:val="VerbatimChar"/>
         </w:rPr>
-        <w:t xml:space="preserve"> 4 &lt;NA&gt;    3       Oscar_Ka… shady  0.351     57.8           0.48</w:t>
+        <w:t xml:space="preserve"> 4 Oscar_Karl         shady  0.351           NA</w:t>
       </w:r>
       <w:r>
         <w:br/>
@@ -2977,7 +3004,7 @@
         <w:rPr>
           <w:rStyle w:val="VerbatimChar"/>
         </w:rPr>
-        <w:t xml:space="preserve"> 5 &lt;NA&gt;    4       Oscar_Ka… shady  0.453     51.0           0.41</w:t>
+        <w:t xml:space="preserve"> 5 Oscar_Karl         shady  0.453           NA</w:t>
       </w:r>
       <w:r>
         <w:br/>
@@ -2986,7 +3013,7 @@
         <w:rPr>
           <w:rStyle w:val="VerbatimChar"/>
         </w:rPr>
-        <w:t xml:space="preserve"> 6 &lt;NA&gt;    5       Oscar_Ka… shady  0.344     37.0           0.25</w:t>
+        <w:t xml:space="preserve"> 6 Oscar_Karl         shady  0.344           NA</w:t>
       </w:r>
       <w:r>
         <w:br/>
@@ -2995,7 +3022,7 @@
         <w:rPr>
           <w:rStyle w:val="VerbatimChar"/>
         </w:rPr>
-        <w:t xml:space="preserve"> 7 &lt;NA&gt;    6       Oscar_Ka… shady  0.426     66.3           0.5 </w:t>
+        <w:t xml:space="preserve"> 7 Oscar_Karl         shady  0.426           NA</w:t>
       </w:r>
       <w:r>
         <w:br/>
@@ -3004,7 +3031,7 @@
         <w:rPr>
           <w:rStyle w:val="VerbatimChar"/>
         </w:rPr>
-        <w:t xml:space="preserve"> 8 &lt;NA&gt;    1       Oscar_Ka… sunny  0.357     48.7           0.41</w:t>
+        <w:t xml:space="preserve"> 8 Oscar_Karl         sunny  0.357           NA</w:t>
       </w:r>
       <w:r>
         <w:br/>
@@ -3013,7 +3040,7 @@
         <w:rPr>
           <w:rStyle w:val="VerbatimChar"/>
         </w:rPr>
-        <w:t xml:space="preserve"> 9 &lt;NA&gt;    2       Oscar_Ka… sunny  0.348     44.8           0.39</w:t>
+        <w:t xml:space="preserve"> 9 Oscar_Karl         sunny  0.348           NA</w:t>
       </w:r>
       <w:r>
         <w:br/>
@@ -3022,7 +3049,7 @@
         <w:rPr>
           <w:rStyle w:val="VerbatimChar"/>
         </w:rPr>
-        <w:t xml:space="preserve">10 &lt;NA&gt;    3       Oscar_Ka… sunny  0.511     63.4           0.53</w:t>
+        <w:t xml:space="preserve">10 Oscar_Karl         sunny  0.511           NA</w:t>
       </w:r>
       <w:r>
         <w:br/>
@@ -3031,7 +3058,7 @@
         <w:rPr>
           <w:rStyle w:val="VerbatimChar"/>
         </w:rPr>
-        <w:t xml:space="preserve">11 &lt;NA&gt;    4       Oscar_Ka… sunny  0.230     35.7           0.36</w:t>
+        <w:t xml:space="preserve">11 Oscar_Karl         sunny  0.230           NA</w:t>
       </w:r>
       <w:r>
         <w:br/>
@@ -3040,7 +3067,7 @@
         <w:rPr>
           <w:rStyle w:val="VerbatimChar"/>
         </w:rPr>
-        <w:t xml:space="preserve">12 &lt;NA&gt;    5       Oscar_Ka… sunny  0.304     51.3           0.43</w:t>
+        <w:t xml:space="preserve">12 Oscar_Karl         sunny  0.304           NA</w:t>
       </w:r>
       <w:r>
         <w:br/>
@@ -3049,16 +3076,99 @@
         <w:rPr>
           <w:rStyle w:val="VerbatimChar"/>
         </w:rPr>
-        <w:t xml:space="preserve">13 &lt;NA&gt;    6       Oscar_Ka… sunny  0.282     46.9           0.4 </w:t>
+        <w:t xml:space="preserve">13 Oscar_Karl         sunny  0.282           NA</w:t>
+      </w:r>
+    </w:p>
+    <w:p>
+      <w:pPr>
+        <w:pStyle w:val="SourceCode"/>
+      </w:pPr>
+      <w:r>
+        <w:rPr>
+          <w:rStyle w:val="CommentTok"/>
+        </w:rPr>
+        <w:t xml:space="preserve"># Flip it with ! — keep only rows that HAVE a value ----</w:t>
       </w:r>
       <w:r>
         <w:br/>
       </w:r>
       <w:r>
         <w:rPr>
-          <w:rStyle w:val="VerbatimChar"/>
-        </w:rPr>
-        <w:t xml:space="preserve"># ℹ 1 more variable: paper_mass_g &lt;dbl&gt;</w:t>
+          <w:rStyle w:val="NormalTok"/>
+        </w:rPr>
+        <w:t xml:space="preserve">leaf_df </w:t>
+      </w:r>
+      <w:r>
+        <w:rPr>
+          <w:rStyle w:val="SpecialCharTok"/>
+        </w:rPr>
+        <w:t xml:space="preserve">%&gt;%</w:t>
+      </w:r>
+      <w:r>
+        <w:br/>
+      </w:r>
+      <w:r>
+        <w:rPr>
+          <w:rStyle w:val="NormalTok"/>
+        </w:rPr>
+        <w:t xml:space="preserve">  </w:t>
+      </w:r>
+      <w:r>
+        <w:rPr>
+          <w:rStyle w:val="FunctionTok"/>
+        </w:rPr>
+        <w:t xml:space="preserve">filter</w:t>
+      </w:r>
+      <w:r>
+        <w:rPr>
+          <w:rStyle w:val="NormalTok"/>
+        </w:rPr>
+        <w:t xml:space="preserve">(</w:t>
+      </w:r>
+      <w:r>
+        <w:rPr>
+          <w:rStyle w:val="SpecialCharTok"/>
+        </w:rPr>
+        <w:t xml:space="preserve">!</w:t>
+      </w:r>
+      <w:r>
+        <w:rPr>
+          <w:rStyle w:val="FunctionTok"/>
+        </w:rPr>
+        <w:t xml:space="preserve">is.na</w:t>
+      </w:r>
+      <w:r>
+        <w:rPr>
+          <w:rStyle w:val="NormalTok"/>
+        </w:rPr>
+        <w:t xml:space="preserve">(paper_mass_g)) </w:t>
+      </w:r>
+      <w:r>
+        <w:rPr>
+          <w:rStyle w:val="SpecialCharTok"/>
+        </w:rPr>
+        <w:t xml:space="preserve">%&gt;%</w:t>
+      </w:r>
+      <w:r>
+        <w:br/>
+      </w:r>
+      <w:r>
+        <w:rPr>
+          <w:rStyle w:val="NormalTok"/>
+        </w:rPr>
+        <w:t xml:space="preserve">  </w:t>
+      </w:r>
+      <w:r>
+        <w:rPr>
+          <w:rStyle w:val="FunctionTok"/>
+        </w:rPr>
+        <w:t xml:space="preserve">nrow</w:t>
+      </w:r>
+      <w:r>
+        <w:rPr>
+          <w:rStyle w:val="NormalTok"/>
+        </w:rPr>
+        <w:t xml:space="preserve">()</w:t>
       </w:r>
     </w:p>
     <w:p>
@@ -3067,200 +3177,9 @@
       </w:pPr>
       <w:r>
         <w:rPr>
-          <w:rStyle w:val="CommentTok"/>
-        </w:rPr>
-        <w:t xml:space="preserve"># Flip it with ! — keep only the rows that HAVE a value</w:t>
-      </w:r>
-      <w:r>
-        <w:br/>
-      </w:r>
-      <w:r>
-        <w:rPr>
-          <w:rStyle w:val="NormalTok"/>
-        </w:rPr>
-        <w:t xml:space="preserve">leaf_df </w:t>
-      </w:r>
-      <w:r>
-        <w:rPr>
-          <w:rStyle w:val="SpecialCharTok"/>
-        </w:rPr>
-        <w:t xml:space="preserve">%&gt;%</w:t>
-      </w:r>
-      <w:r>
-        <w:br/>
-      </w:r>
-      <w:r>
-        <w:rPr>
-          <w:rStyle w:val="NormalTok"/>
-        </w:rPr>
-        <w:t xml:space="preserve">  </w:t>
-      </w:r>
-      <w:r>
-        <w:rPr>
-          <w:rStyle w:val="FunctionTok"/>
-        </w:rPr>
-        <w:t xml:space="preserve">filter</w:t>
-      </w:r>
-      <w:r>
-        <w:rPr>
-          <w:rStyle w:val="NormalTok"/>
-        </w:rPr>
-        <w:t xml:space="preserve">(</w:t>
-      </w:r>
-      <w:r>
-        <w:rPr>
-          <w:rStyle w:val="SpecialCharTok"/>
-        </w:rPr>
-        <w:t xml:space="preserve">!</w:t>
-      </w:r>
-      <w:r>
-        <w:rPr>
-          <w:rStyle w:val="FunctionTok"/>
-        </w:rPr>
-        <w:t xml:space="preserve">is.na</w:t>
-      </w:r>
-      <w:r>
-        <w:rPr>
-          <w:rStyle w:val="NormalTok"/>
-        </w:rPr>
-        <w:t xml:space="preserve">(paper_mass_g))</w:t>
-      </w:r>
-    </w:p>
-    <w:p>
-      <w:pPr>
-        <w:pStyle w:val="SourceCode"/>
-      </w:pPr>
-      <w:r>
-        <w:rPr>
-          <w:rStyle w:val="VerbatimChar"/>
-        </w:rPr>
-        <w:t xml:space="preserve"># A tibble: 40 × 8</w:t>
-      </w:r>
-      <w:r>
-        <w:br/>
-      </w:r>
-      <w:r>
-        <w:rPr>
-          <w:rStyle w:val="VerbatimChar"/>
-        </w:rPr>
-        <w:t xml:space="preserve">   twig_id leaf_id teams shade mass_g petiole_mm thickness_mm</w:t>
-      </w:r>
-      <w:r>
-        <w:br/>
-      </w:r>
-      <w:r>
-        <w:rPr>
-          <w:rStyle w:val="VerbatimChar"/>
-        </w:rPr>
-        <w:t xml:space="preserve">   &lt;chr&gt;   &lt;chr&gt;   &lt;chr&gt; &lt;chr&gt;  &lt;dbl&gt;      &lt;dbl&gt;        &lt;dbl&gt;</w:t>
-      </w:r>
-      <w:r>
-        <w:br/>
-      </w:r>
-      <w:r>
-        <w:rPr>
-          <w:rStyle w:val="VerbatimChar"/>
-        </w:rPr>
-        <w:t xml:space="preserve"> 1 &lt;NA&gt;    &lt;NA&gt;    12345 sunny   0.4          79         0.15</w:t>
-      </w:r>
-      <w:r>
-        <w:br/>
-      </w:r>
-      <w:r>
-        <w:rPr>
-          <w:rStyle w:val="VerbatimChar"/>
-        </w:rPr>
-        <w:t xml:space="preserve"> 2 &lt;NA&gt;    &lt;NA&gt;    12345 sunny   0.48         63         0.14</w:t>
-      </w:r>
-      <w:r>
-        <w:br/>
-      </w:r>
-      <w:r>
-        <w:rPr>
-          <w:rStyle w:val="VerbatimChar"/>
-        </w:rPr>
-        <w:t xml:space="preserve"> 3 &lt;NA&gt;    &lt;NA&gt;    12345 sunny   0.34         68         0.14</w:t>
-      </w:r>
-      <w:r>
-        <w:br/>
-      </w:r>
-      <w:r>
-        <w:rPr>
-          <w:rStyle w:val="VerbatimChar"/>
-        </w:rPr>
-        <w:t xml:space="preserve"> 4 &lt;NA&gt;    &lt;NA&gt;    12345 sunny   0.65         35         0.15</w:t>
-      </w:r>
-      <w:r>
-        <w:br/>
-      </w:r>
-      <w:r>
-        <w:rPr>
-          <w:rStyle w:val="VerbatimChar"/>
-        </w:rPr>
-        <w:t xml:space="preserve"> 5 &lt;NA&gt;    &lt;NA&gt;    12345 sunny   0.27         34         0.11</w:t>
-      </w:r>
-      <w:r>
-        <w:br/>
-      </w:r>
-      <w:r>
-        <w:rPr>
-          <w:rStyle w:val="VerbatimChar"/>
-        </w:rPr>
-        <w:t xml:space="preserve"> 6 &lt;NA&gt;    &lt;NA&gt;    12345 sunny   0.43         40         0.16</w:t>
-      </w:r>
-      <w:r>
-        <w:br/>
-      </w:r>
-      <w:r>
-        <w:rPr>
-          <w:rStyle w:val="VerbatimChar"/>
-        </w:rPr>
-        <w:t xml:space="preserve"> 7 &lt;NA&gt;    &lt;NA&gt;    12345 shady   0.39         40         0.14</w:t>
-      </w:r>
-      <w:r>
-        <w:br/>
-      </w:r>
-      <w:r>
-        <w:rPr>
-          <w:rStyle w:val="VerbatimChar"/>
-        </w:rPr>
-        <w:t xml:space="preserve"> 8 &lt;NA&gt;    &lt;NA&gt;    12345 shady   0.45         65         0.15</w:t>
-      </w:r>
-      <w:r>
-        <w:br/>
-      </w:r>
-      <w:r>
-        <w:rPr>
-          <w:rStyle w:val="VerbatimChar"/>
-        </w:rPr>
-        <w:t xml:space="preserve"> 9 &lt;NA&gt;    &lt;NA&gt;    12345 shady   0.6          68         0.12</w:t>
-      </w:r>
-      <w:r>
-        <w:br/>
-      </w:r>
-      <w:r>
-        <w:rPr>
-          <w:rStyle w:val="VerbatimChar"/>
-        </w:rPr>
-        <w:t xml:space="preserve">10 &lt;NA&gt;    &lt;NA&gt;    12345 shady   0.57         73         0.14</w:t>
-      </w:r>
-      <w:r>
-        <w:br/>
-      </w:r>
-      <w:r>
-        <w:rPr>
-          <w:rStyle w:val="VerbatimChar"/>
-        </w:rPr>
-        <w:t xml:space="preserve"># ℹ 30 more rows</w:t>
-      </w:r>
-      <w:r>
-        <w:br/>
-      </w:r>
-      <w:r>
-        <w:rPr>
-          <w:rStyle w:val="VerbatimChar"/>
-        </w:rPr>
-        <w:t xml:space="preserve"># ℹ 1 more variable: paper_mass_g &lt;dbl&gt;</w:t>
+          <w:rStyle w:val="VerbatimChar"/>
+        </w:rPr>
+        <w:t xml:space="preserve">[1] 40</w:t>
       </w:r>
     </w:p>
     <w:p>
@@ -3348,7 +3267,7 @@
         </w:numPr>
       </w:pPr>
       <w:r>
-        <w:t xml:space="preserve">Look at the row counts: the two tables together add back up to</w:t>
+        <w:t xml:space="preserve">The two counts add back up to</w:t>
       </w:r>
       <w:r>
         <w:t xml:space="preserve"> </w:t>
@@ -3723,7 +3642,7 @@
                     <a:graphicData uri="http://schemas.openxmlformats.org/drawingml/2006/picture">
                       <pic:pic>
                         <pic:nvPicPr>
-                          <pic:cNvPr descr="/Applications/Positron.app/Contents/Resources/app/quarto/share/formats/docx/note.png" id="34" name="Picture"/>
+                          <pic:cNvPr descr="/opt/quarto/share/formats/docx/note.png" id="34" name="Picture"/>
                           <pic:cNvPicPr>
                             <a:picLocks noChangeArrowheads="1" noChangeAspect="1"/>
                           </pic:cNvPicPr>
@@ -5258,7 +5177,7 @@
                     <a:graphicData uri="http://schemas.openxmlformats.org/drawingml/2006/picture">
                       <pic:pic>
                         <pic:nvPicPr>
-                          <pic:cNvPr descr="/Applications/Positron.app/Contents/Resources/app/quarto/share/formats/docx/note.png" id="43" name="Picture"/>
+                          <pic:cNvPr descr="/opt/quarto/share/formats/docx/note.png" id="43" name="Picture"/>
                           <pic:cNvPicPr>
                             <a:picLocks noChangeArrowheads="1" noChangeAspect="1"/>
                           </pic:cNvPicPr>
@@ -5888,7 +5807,7 @@
                     <a:graphicData uri="http://schemas.openxmlformats.org/drawingml/2006/picture">
                       <pic:pic>
                         <pic:nvPicPr>
-                          <pic:cNvPr descr="/Applications/Positron.app/Contents/Resources/app/quarto/share/formats/docx/note.png" id="45" name="Picture"/>
+                          <pic:cNvPr descr="/opt/quarto/share/formats/docx/note.png" id="45" name="Picture"/>
                           <pic:cNvPicPr>
                             <a:picLocks noChangeArrowheads="1" noChangeAspect="1"/>
                           </pic:cNvPicPr>
@@ -7385,7 +7304,7 @@
                     <a:graphicData uri="http://schemas.openxmlformats.org/drawingml/2006/picture">
                       <pic:pic>
                         <pic:nvPicPr>
-                          <pic:cNvPr descr="/Applications/Positron.app/Contents/Resources/app/quarto/share/formats/docx/note.png" id="55" name="Picture"/>
+                          <pic:cNvPr descr="/opt/quarto/share/formats/docx/note.png" id="55" name="Picture"/>
                           <pic:cNvPicPr>
                             <a:picLocks noChangeArrowheads="1" noChangeAspect="1"/>
                           </pic:cNvPicPr>
@@ -9513,7 +9432,7 @@
                     <a:graphicData uri="http://schemas.openxmlformats.org/drawingml/2006/picture">
                       <pic:pic>
                         <pic:nvPicPr>
-                          <pic:cNvPr descr="/Applications/Positron.app/Contents/Resources/app/quarto/share/formats/docx/tip.png" id="61" name="Picture"/>
+                          <pic:cNvPr descr="/opt/quarto/share/formats/docx/tip.png" id="61" name="Picture"/>
                           <pic:cNvPicPr>
                             <a:picLocks noChangeArrowheads="1" noChangeAspect="1"/>
                           </pic:cNvPicPr>

--- a/docs/content/summary_stats/summary_stats_lecture.docx
+++ b/docs/content/summary_stats/summary_stats_lecture.docx
@@ -31,7 +31,7 @@
         <w:pStyle w:val="Date"/>
       </w:pPr>
       <w:r>
-        <w:t xml:space="preserve">2026-10-05</w:t>
+        <w:t xml:space="preserve">2026-10-08</w:t>
       </w:r>
     </w:p>
     <w:bookmarkStart w:id="12" w:name="where-we-left-off-lecture-05-wrangling"/>
@@ -251,7 +251,7 @@
                     <a:graphicData uri="http://schemas.openxmlformats.org/drawingml/2006/picture">
                       <pic:pic>
                         <pic:nvPicPr>
-                          <pic:cNvPr descr="/opt/quarto/share/formats/docx/note.png" id="11" name="Picture"/>
+                          <pic:cNvPr descr="/Applications/Positron.app/Contents/Resources/app/quarto/share/formats/docx/note.png" id="11" name="Picture"/>
                           <pic:cNvPicPr>
                             <a:picLocks noChangeArrowheads="1" noChangeAspect="1"/>
                           </pic:cNvPicPr>
@@ -892,7 +892,7 @@
                     <a:graphicData uri="http://schemas.openxmlformats.org/drawingml/2006/picture">
                       <pic:pic>
                         <pic:nvPicPr>
-                          <pic:cNvPr descr="/opt/quarto/share/formats/docx/note.png" id="17" name="Picture"/>
+                          <pic:cNvPr descr="/Applications/Positron.app/Contents/Resources/app/quarto/share/formats/docx/note.png" id="17" name="Picture"/>
                           <pic:cNvPicPr>
                             <a:picLocks noChangeArrowheads="1" noChangeAspect="1"/>
                           </pic:cNvPicPr>
@@ -1270,7 +1270,7 @@
                     <a:graphicData uri="http://schemas.openxmlformats.org/drawingml/2006/picture">
                       <pic:pic>
                         <pic:nvPicPr>
-                          <pic:cNvPr descr="/opt/quarto/share/formats/docx/note.png" id="20" name="Picture"/>
+                          <pic:cNvPr descr="/Applications/Positron.app/Contents/Resources/app/quarto/share/formats/docx/note.png" id="20" name="Picture"/>
                           <pic:cNvPicPr>
                             <a:picLocks noChangeArrowheads="1" noChangeAspect="1"/>
                           </pic:cNvPicPr>
@@ -1446,7 +1446,7 @@
                     <a:graphicData uri="http://schemas.openxmlformats.org/drawingml/2006/picture">
                       <pic:pic>
                         <pic:nvPicPr>
-                          <pic:cNvPr descr="/opt/quarto/share/formats/docx/tip.png" id="23" name="Picture"/>
+                          <pic:cNvPr descr="/Applications/Positron.app/Contents/Resources/app/quarto/share/formats/docx/tip.png" id="23" name="Picture"/>
                           <pic:cNvPicPr>
                             <a:picLocks noChangeArrowheads="1" noChangeAspect="1"/>
                           </pic:cNvPicPr>
@@ -2726,7 +2726,7 @@
                     <a:graphicData uri="http://schemas.openxmlformats.org/drawingml/2006/picture">
                       <pic:pic>
                         <pic:nvPicPr>
-                          <pic:cNvPr descr="/opt/quarto/share/formats/docx/tip.png" id="30" name="Picture"/>
+                          <pic:cNvPr descr="/Applications/Positron.app/Contents/Resources/app/quarto/share/formats/docx/tip.png" id="30" name="Picture"/>
                           <pic:cNvPicPr>
                             <a:picLocks noChangeArrowheads="1" noChangeAspect="1"/>
                           </pic:cNvPicPr>
@@ -3642,7 +3642,7 @@
                     <a:graphicData uri="http://schemas.openxmlformats.org/drawingml/2006/picture">
                       <pic:pic>
                         <pic:nvPicPr>
-                          <pic:cNvPr descr="/opt/quarto/share/formats/docx/note.png" id="34" name="Picture"/>
+                          <pic:cNvPr descr="/Applications/Positron.app/Contents/Resources/app/quarto/share/formats/docx/note.png" id="34" name="Picture"/>
                           <pic:cNvPicPr>
                             <a:picLocks noChangeArrowheads="1" noChangeAspect="1"/>
                           </pic:cNvPicPr>
@@ -5177,7 +5177,7 @@
                     <a:graphicData uri="http://schemas.openxmlformats.org/drawingml/2006/picture">
                       <pic:pic>
                         <pic:nvPicPr>
-                          <pic:cNvPr descr="/opt/quarto/share/formats/docx/note.png" id="43" name="Picture"/>
+                          <pic:cNvPr descr="/Applications/Positron.app/Contents/Resources/app/quarto/share/formats/docx/note.png" id="43" name="Picture"/>
                           <pic:cNvPicPr>
                             <a:picLocks noChangeArrowheads="1" noChangeAspect="1"/>
                           </pic:cNvPicPr>
@@ -5807,7 +5807,7 @@
                     <a:graphicData uri="http://schemas.openxmlformats.org/drawingml/2006/picture">
                       <pic:pic>
                         <pic:nvPicPr>
-                          <pic:cNvPr descr="/opt/quarto/share/formats/docx/note.png" id="45" name="Picture"/>
+                          <pic:cNvPr descr="/Applications/Positron.app/Contents/Resources/app/quarto/share/formats/docx/note.png" id="45" name="Picture"/>
                           <pic:cNvPicPr>
                             <a:picLocks noChangeArrowheads="1" noChangeAspect="1"/>
                           </pic:cNvPicPr>
@@ -7304,7 +7304,7 @@
                     <a:graphicData uri="http://schemas.openxmlformats.org/drawingml/2006/picture">
                       <pic:pic>
                         <pic:nvPicPr>
-                          <pic:cNvPr descr="/opt/quarto/share/formats/docx/note.png" id="55" name="Picture"/>
+                          <pic:cNvPr descr="/Applications/Positron.app/Contents/Resources/app/quarto/share/formats/docx/note.png" id="55" name="Picture"/>
                           <pic:cNvPicPr>
                             <a:picLocks noChangeArrowheads="1" noChangeAspect="1"/>
                           </pic:cNvPicPr>
@@ -9432,7 +9432,7 @@
                     <a:graphicData uri="http://schemas.openxmlformats.org/drawingml/2006/picture">
                       <pic:pic>
                         <pic:nvPicPr>
-                          <pic:cNvPr descr="/opt/quarto/share/formats/docx/tip.png" id="61" name="Picture"/>
+                          <pic:cNvPr descr="/Applications/Positron.app/Contents/Resources/app/quarto/share/formats/docx/tip.png" id="61" name="Picture"/>
                           <pic:cNvPicPr>
                             <a:picLocks noChangeArrowheads="1" noChangeAspect="1"/>
                           </pic:cNvPicPr>

--- a/docs/content/summary_stats/summary_stats_lecture.docx
+++ b/docs/content/summary_stats/summary_stats_lecture.docx
@@ -31,7 +31,7 @@
         <w:pStyle w:val="Date"/>
       </w:pPr>
       <w:r>
-        <w:t xml:space="preserve">2026-10-08</w:t>
+        <w:t xml:space="preserve">2026-10-09</w:t>
       </w:r>
     </w:p>
     <w:bookmarkStart w:id="12" w:name="where-we-left-off-lecture-05-wrangling"/>

--- a/docs/content/summary_stats/summary_stats_lecture.docx
+++ b/docs/content/summary_stats/summary_stats_lecture.docx
@@ -31,7 +31,7 @@
         <w:pStyle w:val="Date"/>
       </w:pPr>
       <w:r>
-        <w:t xml:space="preserve">2026-10-09</w:t>
+        <w:t xml:space="preserve">2026-10-19</w:t>
       </w:r>
     </w:p>
     <w:bookmarkStart w:id="12" w:name="where-we-left-off-lecture-05-wrangling"/>

--- a/docs/content/summary_stats/summary_stats_lecture.docx
+++ b/docs/content/summary_stats/summary_stats_lecture.docx
@@ -31,7 +31,7 @@
         <w:pStyle w:val="Date"/>
       </w:pPr>
       <w:r>
-        <w:t xml:space="preserve">2026-10-19</w:t>
+        <w:t xml:space="preserve">2026-10-22</w:t>
       </w:r>
     </w:p>
     <w:bookmarkStart w:id="12" w:name="where-we-left-off-lecture-05-wrangling"/>
